--- a/OkostoltoRendszer/Documents/Okostöltő specifikáció.docx
+++ b/OkostoltoRendszer/Documents/Okostöltő specifikáció.docx
@@ -1,6 +1,6 @@
 
 <file path=word/document.xml><?xml version="1.0" encoding="utf-8"?>
-<w:document xmlns:wpc="http://schemas.microsoft.com/office/word/2010/wordprocessingCanvas" xmlns:cx="http://schemas.microsoft.com/office/drawing/2014/chartex" xmlns:cx1="http://schemas.microsoft.com/office/drawing/2015/9/8/chartex" xmlns:cx2="http://schemas.microsoft.com/office/drawing/2015/10/21/chartex" xmlns:cx3="http://schemas.microsoft.com/office/drawing/2016/5/9/chartex" xmlns:cx4="http://schemas.microsoft.com/office/drawing/2016/5/10/chartex" xmlns:cx5="http://schemas.microsoft.com/office/drawing/2016/5/11/chartex" xmlns:cx6="http://schemas.microsoft.com/office/drawing/2016/5/12/chartex" xmlns:cx7="http://schemas.microsoft.com/office/drawing/2016/5/13/chartex" xmlns:cx8="http://schemas.microsoft.com/office/drawing/2016/5/14/chartex" xmlns:mc="http://schemas.openxmlformats.org/markup-compatibility/2006" xmlns:aink="http://schemas.microsoft.com/office/drawing/2016/ink" xmlns:am3d="http://schemas.microsoft.com/office/drawing/2017/model3d" xmlns:o="urn:schemas-microsoft-com:office:office" xmlns:oel="http://schemas.microsoft.com/office/2019/extlst" xmlns:r="http://schemas.openxmlformats.org/officeDocument/2006/relationships" xmlns:m="http://schemas.openxmlformats.org/officeDocument/2006/math" xmlns:v="urn:schemas-microsoft-com:vml" xmlns:wp14="http://schemas.microsoft.com/office/word/2010/wordprocessingDrawing" xmlns:wp="http://schemas.openxmlformats.org/drawingml/2006/wordprocessingDrawing" xmlns:w10="urn:schemas-microsoft-com:office:word" xmlns:w="http://schemas.openxmlformats.org/wordprocessingml/2006/main" xmlns:w14="http://schemas.microsoft.com/office/word/2010/wordml" xmlns:w15="http://schemas.microsoft.com/office/word/2012/wordml" xmlns:w16cex="http://schemas.microsoft.com/office/word/2018/wordml/cex" xmlns:w16cid="http://schemas.microsoft.com/office/word/2016/wordml/cid" xmlns:w16="http://schemas.microsoft.com/office/word/2018/wordml" xmlns:w16du="http://schemas.microsoft.com/office/word/2023/wordml/word16du" xmlns:w16sdtdh="http://schemas.microsoft.com/office/word/2020/wordml/sdtdatahash" xmlns:w16sdtfl="http://schemas.microsoft.com/office/word/2024/wordml/sdtformatlock" xmlns:w16se="http://schemas.microsoft.com/office/word/2015/wordml/symex" xmlns:wpg="http://schemas.microsoft.com/office/word/2010/wordprocessingGroup" xmlns:wpi="http://schemas.microsoft.com/office/word/2010/wordprocessingInk" xmlns:wne="http://schemas.microsoft.com/office/word/2006/wordml" xmlns:wps="http://schemas.microsoft.com/office/word/2010/wordprocessingShape" mc:Ignorable="w14 w15 w16se w16cid w16 w16cex w16sdtdh w16sdtfl w16du wp14">
+<w:document xmlns:wpc="http://schemas.microsoft.com/office/word/2010/wordprocessingCanvas" xmlns:cx="http://schemas.microsoft.com/office/drawing/2014/chartex" xmlns:cx1="http://schemas.microsoft.com/office/drawing/2015/9/8/chartex" xmlns:cx2="http://schemas.microsoft.com/office/drawing/2015/10/21/chartex" xmlns:cx3="http://schemas.microsoft.com/office/drawing/2016/5/9/chartex" xmlns:cx4="http://schemas.microsoft.com/office/drawing/2016/5/10/chartex" xmlns:cx5="http://schemas.microsoft.com/office/drawing/2016/5/11/chartex" xmlns:cx6="http://schemas.microsoft.com/office/drawing/2016/5/12/chartex" xmlns:cx7="http://schemas.microsoft.com/office/drawing/2016/5/13/chartex" xmlns:cx8="http://schemas.microsoft.com/office/drawing/2016/5/14/chartex" xmlns:mc="http://schemas.openxmlformats.org/markup-compatibility/2006" xmlns:aink="http://schemas.microsoft.com/office/drawing/2016/ink" xmlns:am3d="http://schemas.microsoft.com/office/drawing/2017/model3d" xmlns:o="urn:schemas-microsoft-com:office:office" xmlns:r="http://schemas.openxmlformats.org/officeDocument/2006/relationships" xmlns:m="http://schemas.openxmlformats.org/officeDocument/2006/math" xmlns:v="urn:schemas-microsoft-com:vml" xmlns:wp14="http://schemas.microsoft.com/office/word/2010/wordprocessingDrawing" xmlns:wp="http://schemas.openxmlformats.org/drawingml/2006/wordprocessingDrawing" xmlns:w10="urn:schemas-microsoft-com:office:word" xmlns:w="http://schemas.openxmlformats.org/wordprocessingml/2006/main" xmlns:w14="http://schemas.microsoft.com/office/word/2010/wordml" xmlns:w15="http://schemas.microsoft.com/office/word/2012/wordml" xmlns:w16cid="http://schemas.microsoft.com/office/word/2016/wordml/cid" xmlns:w16se="http://schemas.microsoft.com/office/word/2015/wordml/symex" xmlns:wpg="http://schemas.microsoft.com/office/word/2010/wordprocessingGroup" xmlns:wpi="http://schemas.microsoft.com/office/word/2010/wordprocessingInk" xmlns:wne="http://schemas.microsoft.com/office/word/2006/wordml" xmlns:wps="http://schemas.microsoft.com/office/word/2010/wordprocessingShape" mc:Ignorable="w14 w15 w16se w16cid wp14">
   <w:body>
     <w:p>
       <w:pPr>
@@ -1235,7 +1235,15 @@
           <w:sz w:val="28"/>
           <w:szCs w:val="40"/>
         </w:rPr>
-        <w:t>Amennyiben a port nem foglalt, a program megnézi a felhasználó autóját</w:t>
+        <w:t>Amennyiben a port nem foglalt, a program megnézi a felhasználó autójá</w:t>
+      </w:r>
+      <w:r>
+        <w:rPr>
+          <w:rFonts w:eastAsia="Yu Gothic UI Semibold" w:cstheme="minorHAnsi"/>
+          <w:sz w:val="28"/>
+          <w:szCs w:val="40"/>
+        </w:rPr>
+        <w:t>nak márkáját</w:t>
       </w:r>
     </w:p>
     <w:p>
@@ -1246,78 +1254,30 @@
           <w:numId w:val="6"/>
         </w:numPr>
         <w:rPr>
-          <w:rFonts w:eastAsia="Yu Gothic UI Semibold" w:cstheme="minorHAnsi"/>
-          <w:sz w:val="28"/>
-          <w:szCs w:val="40"/>
-        </w:rPr>
-      </w:pPr>
-      <w:r>
-        <w:rPr>
-          <w:rFonts w:eastAsia="Yu Gothic UI Semibold" w:cstheme="minorHAnsi"/>
-          <w:sz w:val="28"/>
-          <w:szCs w:val="40"/>
-        </w:rPr>
-        <w:t xml:space="preserve">Amennyiben a </w:t>
-      </w:r>
-      <w:proofErr w:type="gramStart"/>
-      <w:r>
-        <w:rPr>
-          <w:rFonts w:eastAsia="Yu Gothic UI Semibold" w:cstheme="minorHAnsi"/>
-          <w:sz w:val="28"/>
-          <w:szCs w:val="40"/>
-        </w:rPr>
-        <w:t xml:space="preserve">felhasználó,  </w:t>
-      </w:r>
-      <w:r>
-        <w:rPr>
-          <w:rFonts w:eastAsia="Yu Gothic UI Semibold" w:cstheme="minorHAnsi"/>
-          <w:b/>
-          <w:sz w:val="28"/>
-          <w:szCs w:val="40"/>
-        </w:rPr>
-        <w:t>nem</w:t>
-      </w:r>
-      <w:proofErr w:type="gramEnd"/>
-      <w:r>
-        <w:rPr>
-          <w:rFonts w:eastAsia="Yu Gothic UI Semibold" w:cstheme="minorHAnsi"/>
-          <w:b/>
-          <w:sz w:val="28"/>
-          <w:szCs w:val="40"/>
-        </w:rPr>
-        <w:t xml:space="preserve"> rendelkezik</w:t>
-      </w:r>
-      <w:r>
-        <w:rPr>
-          <w:rFonts w:eastAsia="Yu Gothic UI Semibold" w:cstheme="minorHAnsi"/>
-          <w:sz w:val="28"/>
-          <w:szCs w:val="40"/>
-        </w:rPr>
-        <w:t xml:space="preserve"> kedvezményre jogosult </w:t>
-      </w:r>
-      <w:r>
-        <w:rPr>
-          <w:rFonts w:eastAsia="Yu Gothic UI Semibold" w:cstheme="minorHAnsi"/>
-          <w:sz w:val="28"/>
-          <w:szCs w:val="40"/>
-        </w:rPr>
-        <w:t xml:space="preserve">autóval: </w:t>
-      </w:r>
-      <w:r>
-        <w:rPr>
-          <w:rFonts w:eastAsia="Yu Gothic UI Semibold" w:cstheme="minorHAnsi"/>
-          <w:sz w:val="28"/>
-          <w:szCs w:val="40"/>
-          <w:bdr w:val="single" w:sz="8" w:space="0" w:color="CC0000"/>
-        </w:rPr>
-        <w:t>töltött órák*töltési ár</w:t>
+          <w:sz w:val="28"/>
+          <w:szCs w:val="28"/>
+        </w:rPr>
+      </w:pPr>
+      <w:r>
+        <w:rPr>
+          <w:sz w:val="28"/>
+          <w:szCs w:val="28"/>
+        </w:rPr>
+        <w:t>Alapá</w:t>
+      </w:r>
+      <w:r>
+        <w:rPr>
+          <w:sz w:val="28"/>
+          <w:szCs w:val="28"/>
+        </w:rPr>
+        <w:t>r = (töltési idő percben / 60) * óradíj</w:t>
       </w:r>
     </w:p>
     <w:p>
       <w:pPr>
         <w:pStyle w:val="Listaszerbekezds"/>
         <w:numPr>
-          <w:ilvl w:val="0"/>
+          <w:ilvl w:val="1"/>
           <w:numId w:val="6"/>
         </w:numPr>
         <w:rPr>
@@ -1332,49 +1292,32 @@
           <w:sz w:val="28"/>
           <w:szCs w:val="40"/>
         </w:rPr>
-        <w:t>Amennyiben a felhasználó,</w:t>
-      </w:r>
-      <w:r>
-        <w:rPr>
-          <w:rFonts w:eastAsia="Yu Gothic UI Semibold" w:cstheme="minorHAnsi"/>
-          <w:sz w:val="28"/>
-          <w:szCs w:val="40"/>
-        </w:rPr>
-        <w:t xml:space="preserve"> </w:t>
-      </w:r>
-      <w:r>
-        <w:rPr>
-          <w:rFonts w:eastAsia="Yu Gothic UI Semibold" w:cstheme="minorHAnsi"/>
-          <w:sz w:val="28"/>
-          <w:szCs w:val="40"/>
-        </w:rPr>
-        <w:t>kedvezményre jogosult autóval</w:t>
-      </w:r>
-      <w:r>
-        <w:rPr>
-          <w:rFonts w:eastAsia="Yu Gothic UI Semibold" w:cstheme="minorHAnsi"/>
-          <w:sz w:val="28"/>
-          <w:szCs w:val="40"/>
-        </w:rPr>
-        <w:t xml:space="preserve"> </w:t>
-      </w:r>
-      <w:proofErr w:type="gramStart"/>
-      <w:r>
-        <w:rPr>
-          <w:rFonts w:eastAsia="Yu Gothic UI Semibold" w:cstheme="minorHAnsi"/>
-          <w:b/>
-          <w:sz w:val="28"/>
-          <w:szCs w:val="40"/>
-        </w:rPr>
-        <w:t>rendelkezik</w:t>
-      </w:r>
-      <w:r>
-        <w:rPr>
-          <w:rFonts w:eastAsia="Yu Gothic UI Semibold" w:cstheme="minorHAnsi"/>
-          <w:sz w:val="28"/>
-          <w:szCs w:val="40"/>
-        </w:rPr>
-        <w:t xml:space="preserve">:  </w:t>
+        <w:t xml:space="preserve">Amennyiben a felhasználó,  </w:t>
+      </w:r>
+      <w:r>
+        <w:rPr>
+          <w:rFonts w:eastAsia="Yu Gothic UI Semibold" w:cstheme="minorHAnsi"/>
+          <w:b/>
+          <w:sz w:val="28"/>
+          <w:szCs w:val="40"/>
+        </w:rPr>
+        <w:t>nem rendelkezik</w:t>
+      </w:r>
+      <w:r>
+        <w:rPr>
+          <w:rFonts w:eastAsia="Yu Gothic UI Semibold" w:cstheme="minorHAnsi"/>
+          <w:sz w:val="28"/>
+          <w:szCs w:val="40"/>
+        </w:rPr>
+        <w:t xml:space="preserve"> kedvezményre jogosult </w:t>
+      </w:r>
+      <w:r>
+        <w:rPr>
+          <w:rFonts w:eastAsia="Yu Gothic UI Semibold" w:cstheme="minorHAnsi"/>
+          <w:sz w:val="28"/>
+          <w:szCs w:val="40"/>
+        </w:rPr>
+        <w:t xml:space="preserve">autóval: </w:t>
       </w:r>
       <w:r>
         <w:rPr>
@@ -1383,57 +1326,79 @@
           <w:szCs w:val="40"/>
           <w:bdr w:val="single" w:sz="8" w:space="0" w:color="CC0000"/>
         </w:rPr>
-        <w:t>(</w:t>
-      </w:r>
-      <w:proofErr w:type="gramEnd"/>
-      <w:r>
-        <w:rPr>
-          <w:rFonts w:eastAsia="Yu Gothic UI Semibold" w:cstheme="minorHAnsi"/>
-          <w:sz w:val="28"/>
-          <w:szCs w:val="40"/>
-          <w:bdr w:val="single" w:sz="8" w:space="0" w:color="CC0000"/>
-        </w:rPr>
-        <w:t xml:space="preserve">töltött órák*töltési </w:t>
-      </w:r>
-      <w:proofErr w:type="gramStart"/>
-      <w:r>
-        <w:rPr>
-          <w:rFonts w:eastAsia="Yu Gothic UI Semibold" w:cstheme="minorHAnsi"/>
-          <w:sz w:val="28"/>
-          <w:szCs w:val="40"/>
-          <w:bdr w:val="single" w:sz="8" w:space="0" w:color="CC0000"/>
-        </w:rPr>
-        <w:t>költség)*</w:t>
-      </w:r>
-      <w:proofErr w:type="gramEnd"/>
-      <w:r>
-        <w:rPr>
-          <w:rFonts w:eastAsia="Yu Gothic UI Semibold" w:cstheme="minorHAnsi"/>
-          <w:sz w:val="28"/>
-          <w:szCs w:val="40"/>
-          <w:bdr w:val="single" w:sz="8" w:space="0" w:color="CC0000"/>
-        </w:rPr>
-        <w:t>0,8</w:t>
+        <w:t>töltött órák*töltési ár</w:t>
       </w:r>
     </w:p>
     <w:p>
       <w:pPr>
         <w:pStyle w:val="Listaszerbekezds"/>
         <w:numPr>
-          <w:ilvl w:val="0"/>
+          <w:ilvl w:val="1"/>
           <w:numId w:val="6"/>
         </w:numPr>
         <w:rPr>
-          <w:sz w:val="28"/>
-          <w:szCs w:val="28"/>
-        </w:rPr>
-      </w:pPr>
-      <w:r>
-        <w:rPr>
-          <w:sz w:val="28"/>
-          <w:szCs w:val="28"/>
-        </w:rPr>
-        <w:t>Ár = (töltési idő percben / 60) * óradíj</w:t>
+          <w:rFonts w:eastAsia="Yu Gothic UI Semibold" w:cstheme="minorHAnsi"/>
+          <w:sz w:val="28"/>
+          <w:szCs w:val="40"/>
+        </w:rPr>
+      </w:pPr>
+      <w:r>
+        <w:rPr>
+          <w:rFonts w:eastAsia="Yu Gothic UI Semibold" w:cstheme="minorHAnsi"/>
+          <w:sz w:val="28"/>
+          <w:szCs w:val="40"/>
+        </w:rPr>
+        <w:t>Amennyiben a felhasználó,</w:t>
+      </w:r>
+      <w:r>
+        <w:rPr>
+          <w:rFonts w:eastAsia="Yu Gothic UI Semibold" w:cstheme="minorHAnsi"/>
+          <w:sz w:val="28"/>
+          <w:szCs w:val="40"/>
+        </w:rPr>
+        <w:t xml:space="preserve"> </w:t>
+      </w:r>
+      <w:r>
+        <w:rPr>
+          <w:rFonts w:eastAsia="Yu Gothic UI Semibold" w:cstheme="minorHAnsi"/>
+          <w:sz w:val="28"/>
+          <w:szCs w:val="40"/>
+        </w:rPr>
+        <w:t>kedvezményre jogosult autóval</w:t>
+      </w:r>
+      <w:r>
+        <w:rPr>
+          <w:rFonts w:eastAsia="Yu Gothic UI Semibold" w:cstheme="minorHAnsi"/>
+          <w:sz w:val="28"/>
+          <w:szCs w:val="40"/>
+        </w:rPr>
+        <w:t xml:space="preserve"> </w:t>
+      </w:r>
+      <w:r>
+        <w:rPr>
+          <w:rFonts w:eastAsia="Yu Gothic UI Semibold" w:cstheme="minorHAnsi"/>
+          <w:b/>
+          <w:sz w:val="28"/>
+          <w:szCs w:val="40"/>
+        </w:rPr>
+        <w:t>rendelkezik</w:t>
+      </w:r>
+      <w:r>
+        <w:rPr>
+          <w:rFonts w:eastAsia="Yu Gothic UI Semibold" w:cstheme="minorHAnsi"/>
+          <w:sz w:val="28"/>
+          <w:szCs w:val="40"/>
+        </w:rPr>
+        <w:t xml:space="preserve">:  </w:t>
+      </w:r>
+      <w:r>
+        <w:rPr>
+          <w:rFonts w:eastAsia="Yu Gothic UI Semibold" w:cstheme="minorHAnsi"/>
+          <w:sz w:val="28"/>
+          <w:szCs w:val="40"/>
+          <w:bdr w:val="single" w:sz="8" w:space="0" w:color="CC0000"/>
+        </w:rPr>
+        <w:t>(töltött órák*töltési költség)*0,8</w:t>
       </w:r>
     </w:p>
     <w:p>
@@ -1456,14 +1421,34 @@
           <w:docGrid w:linePitch="360"/>
         </w:sectPr>
       </w:pPr>
-    </w:p>
-    <w:p>
-      <w:pPr>
-        <w:pStyle w:val="Listaszerbekezds"/>
-        <w:numPr>
-          <w:ilvl w:val="0"/>
-          <w:numId w:val="6"/>
-        </w:numPr>
+      <w:r>
+        <w:rPr>
+          <w:rFonts w:eastAsia="Yu Gothic UI Semibold" w:cstheme="minorHAnsi"/>
+          <w:sz w:val="28"/>
+          <w:szCs w:val="40"/>
+        </w:rPr>
+        <w:t>A</w:t>
+      </w:r>
+      <w:r>
+        <w:rPr>
+          <w:rFonts w:eastAsia="Yu Gothic UI Semibold" w:cstheme="minorHAnsi"/>
+          <w:sz w:val="28"/>
+          <w:szCs w:val="40"/>
+        </w:rPr>
+        <w:t>mennyiben az ár nem</w:t>
+      </w:r>
+      <w:r>
+        <w:rPr>
+          <w:rFonts w:eastAsia="Yu Gothic UI Semibold" w:cstheme="minorHAnsi"/>
+          <w:sz w:val="28"/>
+          <w:szCs w:val="40"/>
+        </w:rPr>
+        <w:t xml:space="preserve"> kerek összeg, a matematika szabályainak megfelelően, a program kerekíti az összeget   </w:t>
+      </w:r>
+    </w:p>
+    <w:p>
+      <w:pPr>
+        <w:ind w:left="360"/>
         <w:rPr>
           <w:rFonts w:eastAsia="Yu Gothic UI Semibold" w:cstheme="minorHAnsi"/>
           <w:sz w:val="28"/>
@@ -1550,6 +1535,7 @@
           <w:sz w:val="28"/>
           <w:szCs w:val="40"/>
         </w:rPr>
+        <w:lastRenderedPageBreak/>
         <w:t xml:space="preserve">Szerződött márkák: </w:t>
       </w:r>
       <w:r>
@@ -1620,7 +1606,6 @@
           <w:sz w:val="28"/>
           <w:szCs w:val="40"/>
         </w:rPr>
-        <w:lastRenderedPageBreak/>
         <w:t>Töltési idő:</w:t>
       </w:r>
       <w:r>
@@ -1796,7 +1781,6 @@
     </w:p>
     <w:p>
       <w:pPr>
-        <w:pageBreakBefore/>
         <w:rPr>
           <w:rFonts w:eastAsia="Yu Gothic UI Semibold" w:cstheme="minorHAnsi"/>
           <w:b/>
@@ -1811,7 +1795,6 @@
           <w:sz w:val="32"/>
           <w:szCs w:val="40"/>
         </w:rPr>
-        <w:lastRenderedPageBreak/>
         <w:t>Portok részletes specifikációja (tábla):</w:t>
       </w:r>
     </w:p>
@@ -1869,6 +1852,14 @@
               </w:rPr>
               <w:t>400 Ft/óra</w:t>
             </w:r>
+            <w:r>
+              <w:rPr>
+                <w:rFonts w:eastAsia="Yu Gothic UI Semibold" w:cstheme="minorHAnsi"/>
+                <w:sz w:val="32"/>
+                <w:szCs w:val="40"/>
+              </w:rPr>
+              <w:t xml:space="preserve"> (6,66 Ft/perc)</w:t>
+            </w:r>
           </w:p>
         </w:tc>
       </w:tr>
@@ -1915,6 +1906,14 @@
                 <w:szCs w:val="40"/>
               </w:rPr>
               <w:t>800 Ft/óra</w:t>
+            </w:r>
+            <w:r>
+              <w:rPr>
+                <w:rFonts w:eastAsia="Yu Gothic UI Semibold" w:cstheme="minorHAnsi"/>
+                <w:sz w:val="32"/>
+                <w:szCs w:val="40"/>
+              </w:rPr>
+              <w:t xml:space="preserve"> (13,33 Ft/perc)</w:t>
             </w:r>
           </w:p>
         </w:tc>
@@ -1963,6 +1962,14 @@
               </w:rPr>
               <w:t>1500 Ft/óra</w:t>
             </w:r>
+            <w:r>
+              <w:rPr>
+                <w:rFonts w:eastAsia="Yu Gothic UI Semibold" w:cstheme="minorHAnsi"/>
+                <w:sz w:val="32"/>
+                <w:szCs w:val="40"/>
+              </w:rPr>
+              <w:t xml:space="preserve"> (25 Ft/perc)</w:t>
+            </w:r>
           </w:p>
         </w:tc>
       </w:tr>
@@ -2010,6 +2017,14 @@
               </w:rPr>
               <w:t>2000 Ft/óra</w:t>
             </w:r>
+            <w:r>
+              <w:rPr>
+                <w:rFonts w:eastAsia="Yu Gothic UI Semibold" w:cstheme="minorHAnsi"/>
+                <w:sz w:val="32"/>
+                <w:szCs w:val="40"/>
+              </w:rPr>
+              <w:t xml:space="preserve"> (33,33 Ft/perc)</w:t>
+            </w:r>
           </w:p>
         </w:tc>
       </w:tr>
@@ -2022,24 +2037,6 @@
           <w:szCs w:val="40"/>
         </w:rPr>
       </w:pPr>
-    </w:p>
-    <w:p>
-      <w:pPr>
-        <w:rPr>
-          <w:rFonts w:eastAsia="Yu Gothic UI Semibold" w:cstheme="minorHAnsi"/>
-          <w:sz w:val="28"/>
-          <w:szCs w:val="40"/>
-        </w:rPr>
-      </w:pPr>
-    </w:p>
-    <w:p>
-      <w:pPr>
-        <w:rPr>
-          <w:rFonts w:eastAsia="Yu Gothic UI Semibold" w:cstheme="minorHAnsi"/>
-          <w:sz w:val="28"/>
-          <w:szCs w:val="40"/>
-        </w:rPr>
-      </w:pPr>
       <w:r>
         <w:rPr>
           <w:rFonts w:eastAsia="Yu Gothic UI Semibold" w:cstheme="minorHAnsi"/>
@@ -2048,7 +2045,7 @@
           <w:sz w:val="32"/>
           <w:szCs w:val="40"/>
         </w:rPr>
-        <w:t xml:space="preserve"> Márka megadása és validáció</w:t>
+        <w:t>Márka megadása és validáció</w:t>
       </w:r>
     </w:p>
     <w:p>
@@ -2089,12 +2086,43 @@
       </w:pPr>
       <w:r>
         <w:rPr>
-          <w:rFonts w:eastAsia="Yu Gothic UI Semibold" w:cstheme="minorHAnsi"/>
+          <w:rFonts w:eastAsia="Times New Roman" w:cstheme="minorHAnsi"/>
+          <w:b/>
           <w:bCs/>
           <w:sz w:val="28"/>
           <w:szCs w:val="28"/>
-        </w:rPr>
-        <w:t>Csak előre definiált listából fogadható el</w:t>
+          <w:lang w:eastAsia="hu-HU"/>
+        </w:rPr>
+        <w:t>Kis- és nagybetű érzéketlen</w:t>
+      </w:r>
+      <w:r>
+        <w:rPr>
+          <w:rFonts w:eastAsia="Times New Roman" w:cstheme="minorHAnsi"/>
+          <w:sz w:val="28"/>
+          <w:szCs w:val="28"/>
+          <w:lang w:eastAsia="hu-HU"/>
+        </w:rPr>
+        <w:t xml:space="preserve"> (pl. Tesla, </w:t>
+      </w:r>
+      <w:proofErr w:type="spellStart"/>
+      <w:r>
+        <w:rPr>
+          <w:rFonts w:eastAsia="Times New Roman" w:cstheme="minorHAnsi"/>
+          <w:sz w:val="28"/>
+          <w:szCs w:val="28"/>
+          <w:lang w:eastAsia="hu-HU"/>
+        </w:rPr>
+        <w:t>tesla</w:t>
+      </w:r>
+      <w:proofErr w:type="spellEnd"/>
+      <w:r>
+        <w:rPr>
+          <w:rFonts w:eastAsia="Times New Roman" w:cstheme="minorHAnsi"/>
+          <w:sz w:val="28"/>
+          <w:szCs w:val="28"/>
+          <w:lang w:eastAsia="hu-HU"/>
+        </w:rPr>
+        <w:t>, TESLA azonos)</w:t>
       </w:r>
     </w:p>
     <w:p>
@@ -2191,8 +2219,9 @@
         <w:rPr>
           <w:rFonts w:eastAsia="Yu Gothic UI Semibold" w:cstheme="minorHAnsi"/>
           <w:b/>
+          <w:bCs/>
           <w:sz w:val="32"/>
-          <w:szCs w:val="40"/>
+          <w:szCs w:val="28"/>
         </w:rPr>
       </w:pPr>
       <w:r>
@@ -2201,6 +2230,435 @@
           <w:b/>
           <w:bCs/>
           <w:sz w:val="32"/>
+          <w:szCs w:val="28"/>
+        </w:rPr>
+        <w:t>Időkezelés:</w:t>
+      </w:r>
+    </w:p>
+    <w:p>
+      <w:pPr>
+        <w:pStyle w:val="Listaszerbekezds"/>
+        <w:numPr>
+          <w:ilvl w:val="0"/>
+          <w:numId w:val="25"/>
+        </w:numPr>
+        <w:rPr>
+          <w:rFonts w:eastAsia="Yu Gothic UI Semibold" w:cstheme="minorHAnsi"/>
+          <w:b/>
+          <w:bCs/>
+          <w:sz w:val="32"/>
+          <w:szCs w:val="28"/>
+        </w:rPr>
+      </w:pPr>
+      <w:r>
+        <w:rPr>
+          <w:rFonts w:eastAsia="Yu Gothic UI Semibold" w:cstheme="minorHAnsi"/>
+          <w:bCs/>
+          <w:sz w:val="28"/>
+          <w:szCs w:val="28"/>
+        </w:rPr>
+        <w:t>A program nem kezel külön időzónákat</w:t>
+      </w:r>
+    </w:p>
+    <w:p>
+      <w:pPr>
+        <w:pStyle w:val="Listaszerbekezds"/>
+        <w:numPr>
+          <w:ilvl w:val="0"/>
+          <w:numId w:val="25"/>
+        </w:numPr>
+        <w:rPr>
+          <w:rFonts w:eastAsia="Yu Gothic UI Semibold" w:cstheme="minorHAnsi"/>
+          <w:b/>
+          <w:bCs/>
+          <w:sz w:val="32"/>
+          <w:szCs w:val="28"/>
+        </w:rPr>
+      </w:pPr>
+      <w:r>
+        <w:rPr>
+          <w:rFonts w:eastAsia="Yu Gothic UI Semibold" w:cstheme="minorHAnsi"/>
+          <w:bCs/>
+          <w:sz w:val="28"/>
+          <w:szCs w:val="28"/>
+        </w:rPr>
+        <w:t xml:space="preserve">Az időt ebben a formátumban kéri és kezeli a program: év-hónap-nap </w:t>
+      </w:r>
+      <w:proofErr w:type="spellStart"/>
+      <w:r>
+        <w:rPr>
+          <w:rFonts w:eastAsia="Yu Gothic UI Semibold" w:cstheme="minorHAnsi"/>
+          <w:bCs/>
+          <w:sz w:val="28"/>
+          <w:szCs w:val="28"/>
+        </w:rPr>
+        <w:t>óra:perc</w:t>
+      </w:r>
+      <w:proofErr w:type="spellEnd"/>
+    </w:p>
+    <w:p>
+      <w:pPr>
+        <w:pStyle w:val="Listaszerbekezds"/>
+        <w:numPr>
+          <w:ilvl w:val="0"/>
+          <w:numId w:val="25"/>
+        </w:numPr>
+        <w:rPr>
+          <w:rFonts w:eastAsia="Yu Gothic UI Semibold" w:cstheme="minorHAnsi"/>
+          <w:b/>
+          <w:bCs/>
+          <w:sz w:val="32"/>
+          <w:szCs w:val="28"/>
+        </w:rPr>
+      </w:pPr>
+      <w:r>
+        <w:rPr>
+          <w:rFonts w:eastAsia="Yu Gothic UI Semibold" w:cstheme="minorHAnsi"/>
+          <w:bCs/>
+          <w:sz w:val="28"/>
+          <w:szCs w:val="28"/>
+        </w:rPr>
+        <w:t>Amennyiben, nem időrendi sorrendben, adjuk meg a töltéseket, az egymást alapesetben ellehetetlenítő töltések megtörténnek, ez a program hibás működését vezet, így ez a felhasználás közben alapszabály: A töltéseket, időrendi sorrendben kell megadni!</w:t>
+      </w:r>
+    </w:p>
+    <w:p>
+      <w:pPr>
+        <w:pStyle w:val="Listaszerbekezds"/>
+        <w:numPr>
+          <w:ilvl w:val="0"/>
+          <w:numId w:val="25"/>
+        </w:numPr>
+        <w:rPr>
+          <w:rFonts w:eastAsia="Yu Gothic UI Semibold" w:cstheme="minorHAnsi"/>
+          <w:b/>
+          <w:bCs/>
+          <w:sz w:val="32"/>
+          <w:szCs w:val="28"/>
+        </w:rPr>
+      </w:pPr>
+      <w:r>
+        <w:rPr>
+          <w:rFonts w:eastAsia="Yu Gothic UI Semibold" w:cstheme="minorHAnsi"/>
+          <w:bCs/>
+          <w:sz w:val="28"/>
+          <w:szCs w:val="28"/>
+        </w:rPr>
+        <w:lastRenderedPageBreak/>
+        <w:t xml:space="preserve">Azonos kezdési időpontú töltések esetén (ha ugyanarra a </w:t>
+      </w:r>
+      <w:proofErr w:type="spellStart"/>
+      <w:r>
+        <w:rPr>
+          <w:rFonts w:eastAsia="Yu Gothic UI Semibold" w:cstheme="minorHAnsi"/>
+          <w:bCs/>
+          <w:sz w:val="28"/>
+          <w:szCs w:val="28"/>
+        </w:rPr>
+        <w:t>portra</w:t>
+      </w:r>
+      <w:proofErr w:type="spellEnd"/>
+      <w:r>
+        <w:rPr>
+          <w:rFonts w:eastAsia="Yu Gothic UI Semibold" w:cstheme="minorHAnsi"/>
+          <w:bCs/>
+          <w:sz w:val="28"/>
+          <w:szCs w:val="28"/>
+        </w:rPr>
+        <w:t xml:space="preserve"> irányulnak), a később megadott töltés nem lesz lehetséges</w:t>
+      </w:r>
+    </w:p>
+    <w:p>
+      <w:pPr>
+        <w:rPr>
+          <w:rFonts w:eastAsia="Yu Gothic UI Semibold" w:cstheme="minorHAnsi"/>
+          <w:b/>
+          <w:bCs/>
+          <w:sz w:val="32"/>
+          <w:szCs w:val="40"/>
+        </w:rPr>
+      </w:pPr>
+      <w:r>
+        <w:rPr>
+          <w:rFonts w:eastAsia="Yu Gothic UI Semibold" w:cstheme="minorHAnsi"/>
+          <w:b/>
+          <w:bCs/>
+          <w:sz w:val="32"/>
+          <w:szCs w:val="40"/>
+        </w:rPr>
+        <w:t>Port kiválasztás validációja</w:t>
+      </w:r>
+    </w:p>
+    <w:p>
+      <w:pPr>
+        <w:numPr>
+          <w:ilvl w:val="0"/>
+          <w:numId w:val="28"/>
+        </w:numPr>
+        <w:rPr>
+          <w:rFonts w:eastAsia="Yu Gothic UI Semibold" w:cstheme="minorHAnsi"/>
+          <w:bCs/>
+          <w:sz w:val="28"/>
+          <w:szCs w:val="40"/>
+        </w:rPr>
+      </w:pPr>
+      <w:r>
+        <w:rPr>
+          <w:rFonts w:eastAsia="Yu Gothic UI Semibold" w:cstheme="minorHAnsi"/>
+          <w:bCs/>
+          <w:sz w:val="28"/>
+          <w:szCs w:val="40"/>
+        </w:rPr>
+        <w:t>A portok sorszámmal azonosíthatók (pl. Normál Port 1)</w:t>
+      </w:r>
+    </w:p>
+    <w:p>
+      <w:pPr>
+        <w:numPr>
+          <w:ilvl w:val="0"/>
+          <w:numId w:val="28"/>
+        </w:numPr>
+        <w:rPr>
+          <w:rFonts w:eastAsia="Yu Gothic UI Semibold" w:cstheme="minorHAnsi"/>
+          <w:bCs/>
+          <w:sz w:val="28"/>
+          <w:szCs w:val="40"/>
+        </w:rPr>
+      </w:pPr>
+      <w:r>
+        <w:rPr>
+          <w:rFonts w:eastAsia="Yu Gothic UI Semibold" w:cstheme="minorHAnsi"/>
+          <w:bCs/>
+          <w:sz w:val="28"/>
+          <w:szCs w:val="40"/>
+        </w:rPr>
+        <w:t>A rendszer kilistázza az összes port aktuális állapotát (szabad / foglalt)</w:t>
+      </w:r>
+    </w:p>
+    <w:p>
+      <w:pPr>
+        <w:rPr>
+          <w:rFonts w:eastAsia="Yu Gothic UI Semibold" w:cstheme="minorHAnsi"/>
+          <w:b/>
+          <w:bCs/>
+          <w:sz w:val="32"/>
+          <w:szCs w:val="40"/>
+        </w:rPr>
+      </w:pPr>
+      <w:r>
+        <w:rPr>
+          <w:rFonts w:eastAsia="Yu Gothic UI Semibold" w:cstheme="minorHAnsi"/>
+          <w:b/>
+          <w:bCs/>
+          <w:sz w:val="32"/>
+          <w:szCs w:val="40"/>
+        </w:rPr>
+        <w:t>Érvénytelen port esetén:</w:t>
+      </w:r>
+    </w:p>
+    <w:p>
+      <w:pPr>
+        <w:numPr>
+          <w:ilvl w:val="0"/>
+          <w:numId w:val="29"/>
+        </w:numPr>
+        <w:rPr>
+          <w:rFonts w:eastAsia="Yu Gothic UI Semibold" w:cstheme="minorHAnsi"/>
+          <w:b/>
+          <w:bCs/>
+          <w:sz w:val="32"/>
+          <w:szCs w:val="40"/>
+        </w:rPr>
+      </w:pPr>
+      <w:r>
+        <w:rPr>
+          <w:rFonts w:eastAsia="Yu Gothic UI Semibold" w:cstheme="minorHAnsi"/>
+          <w:bCs/>
+          <w:sz w:val="28"/>
+          <w:szCs w:val="40"/>
+        </w:rPr>
+        <w:t>Hibaüzenet: „</w:t>
+      </w:r>
+      <w:r>
+        <w:rPr>
+          <w:rFonts w:eastAsia="Yu Gothic UI Semibold" w:cstheme="minorHAnsi"/>
+          <w:b/>
+          <w:bCs/>
+          <w:sz w:val="28"/>
+          <w:szCs w:val="40"/>
+        </w:rPr>
+        <w:t xml:space="preserve">The port is </w:t>
+      </w:r>
+      <w:proofErr w:type="spellStart"/>
+      <w:r>
+        <w:rPr>
+          <w:rFonts w:eastAsia="Yu Gothic UI Semibold" w:cstheme="minorHAnsi"/>
+          <w:b/>
+          <w:bCs/>
+          <w:sz w:val="28"/>
+          <w:szCs w:val="40"/>
+        </w:rPr>
+        <w:t>occupied</w:t>
+      </w:r>
+      <w:proofErr w:type="spellEnd"/>
+      <w:r>
+        <w:rPr>
+          <w:rFonts w:eastAsia="Yu Gothic UI Semibold" w:cstheme="minorHAnsi"/>
+          <w:b/>
+          <w:bCs/>
+          <w:sz w:val="28"/>
+          <w:szCs w:val="40"/>
+        </w:rPr>
+        <w:t>!</w:t>
+      </w:r>
+      <w:r>
+        <w:rPr>
+          <w:rFonts w:eastAsia="Yu Gothic UI Semibold" w:cstheme="minorHAnsi"/>
+          <w:bCs/>
+          <w:sz w:val="28"/>
+          <w:szCs w:val="40"/>
+        </w:rPr>
+        <w:t>”</w:t>
+      </w:r>
+      <w:r>
+        <w:rPr>
+          <w:rFonts w:eastAsia="Yu Gothic UI Semibold" w:cstheme="minorHAnsi"/>
+          <w:b/>
+          <w:bCs/>
+          <w:sz w:val="32"/>
+          <w:szCs w:val="40"/>
+        </w:rPr>
+        <w:t xml:space="preserve"> </w:t>
+      </w:r>
+    </w:p>
+    <w:p>
+      <w:pPr>
+        <w:rPr>
+          <w:rFonts w:eastAsia="Yu Gothic UI Semibold" w:cstheme="minorHAnsi"/>
+          <w:b/>
+          <w:bCs/>
+          <w:sz w:val="32"/>
+          <w:szCs w:val="40"/>
+        </w:rPr>
+      </w:pPr>
+      <w:r>
+        <w:rPr>
+          <w:rFonts w:eastAsia="Yu Gothic UI Semibold" w:cstheme="minorHAnsi"/>
+          <w:b/>
+          <w:bCs/>
+          <w:sz w:val="32"/>
+          <w:szCs w:val="40"/>
+        </w:rPr>
+        <w:t>Töltési idő validáció</w:t>
+      </w:r>
+    </w:p>
+    <w:p>
+      <w:pPr>
+        <w:numPr>
+          <w:ilvl w:val="0"/>
+          <w:numId w:val="30"/>
+        </w:numPr>
+        <w:rPr>
+          <w:rFonts w:eastAsia="Yu Gothic UI Semibold" w:cstheme="minorHAnsi"/>
+          <w:bCs/>
+          <w:sz w:val="28"/>
+          <w:szCs w:val="40"/>
+        </w:rPr>
+      </w:pPr>
+      <w:r>
+        <w:rPr>
+          <w:rFonts w:eastAsia="Yu Gothic UI Semibold" w:cstheme="minorHAnsi"/>
+          <w:bCs/>
+          <w:sz w:val="28"/>
+          <w:szCs w:val="40"/>
+        </w:rPr>
+        <w:t>Minimális idő: 1 perc</w:t>
+      </w:r>
+    </w:p>
+    <w:p>
+      <w:pPr>
+        <w:numPr>
+          <w:ilvl w:val="0"/>
+          <w:numId w:val="30"/>
+        </w:numPr>
+        <w:rPr>
+          <w:rFonts w:eastAsia="Yu Gothic UI Semibold" w:cstheme="minorHAnsi"/>
+          <w:bCs/>
+          <w:sz w:val="28"/>
+          <w:szCs w:val="40"/>
+        </w:rPr>
+      </w:pPr>
+      <w:r>
+        <w:rPr>
+          <w:rFonts w:eastAsia="Yu Gothic UI Semibold" w:cstheme="minorHAnsi"/>
+          <w:bCs/>
+          <w:sz w:val="28"/>
+          <w:szCs w:val="40"/>
+        </w:rPr>
+        <w:t>Maximális idő: 120 perc (2 óra)</w:t>
+      </w:r>
+    </w:p>
+    <w:p>
+      <w:pPr>
+        <w:numPr>
+          <w:ilvl w:val="0"/>
+          <w:numId w:val="30"/>
+        </w:numPr>
+        <w:rPr>
+          <w:rFonts w:eastAsia="Yu Gothic UI Semibold" w:cstheme="minorHAnsi"/>
+          <w:bCs/>
+          <w:sz w:val="28"/>
+          <w:szCs w:val="40"/>
+        </w:rPr>
+      </w:pPr>
+      <w:r>
+        <w:rPr>
+          <w:rFonts w:eastAsia="Yu Gothic UI Semibold" w:cstheme="minorHAnsi"/>
+          <w:bCs/>
+          <w:sz w:val="28"/>
+          <w:szCs w:val="40"/>
+        </w:rPr>
+        <w:t>Csak pozitív egész szám fogadható el</w:t>
+      </w:r>
+    </w:p>
+    <w:p>
+      <w:pPr>
+        <w:numPr>
+          <w:ilvl w:val="0"/>
+          <w:numId w:val="30"/>
+        </w:numPr>
+        <w:rPr>
+          <w:rFonts w:eastAsia="Yu Gothic UI Semibold" w:cstheme="minorHAnsi"/>
+          <w:bCs/>
+          <w:sz w:val="28"/>
+          <w:szCs w:val="40"/>
+        </w:rPr>
+      </w:pPr>
+      <w:r>
+        <w:rPr>
+          <w:rFonts w:eastAsia="Yu Gothic UI Semibold" w:cstheme="minorHAnsi"/>
+          <w:bCs/>
+          <w:sz w:val="28"/>
+          <w:szCs w:val="40"/>
+        </w:rPr>
+        <w:t>Tizedes és negatív értékek nem engedélyezettek</w:t>
+      </w:r>
+    </w:p>
+    <w:p>
+      <w:pPr>
+        <w:rPr>
+          <w:rFonts w:eastAsia="Yu Gothic UI Semibold" w:cstheme="minorHAnsi"/>
+          <w:b/>
+          <w:bCs/>
+          <w:sz w:val="32"/>
+          <w:szCs w:val="40"/>
+        </w:rPr>
+      </w:pPr>
+      <w:r>
+        <w:rPr>
+          <w:rFonts w:eastAsia="Yu Gothic UI Semibold" w:cstheme="minorHAnsi"/>
+          <w:b/>
+          <w:bCs/>
+          <w:sz w:val="32"/>
           <w:szCs w:val="40"/>
         </w:rPr>
         <w:t>Hibás bemenet esetén:</w:t>
@@ -2208,6 +2666,437 @@
     </w:p>
     <w:p>
       <w:pPr>
+        <w:numPr>
+          <w:ilvl w:val="0"/>
+          <w:numId w:val="31"/>
+        </w:numPr>
+        <w:rPr>
+          <w:rFonts w:eastAsia="Yu Gothic UI Semibold" w:cstheme="minorHAnsi"/>
+          <w:b/>
+          <w:bCs/>
+          <w:sz w:val="32"/>
+          <w:szCs w:val="40"/>
+        </w:rPr>
+      </w:pPr>
+      <w:r>
+        <w:rPr>
+          <w:rFonts w:eastAsia="Yu Gothic UI Semibold" w:cstheme="minorHAnsi"/>
+          <w:bCs/>
+          <w:sz w:val="28"/>
+          <w:szCs w:val="40"/>
+        </w:rPr>
+        <w:t>Hibaüzenet: „</w:t>
+      </w:r>
+      <w:proofErr w:type="spellStart"/>
+      <w:r>
+        <w:rPr>
+          <w:rFonts w:eastAsia="Yu Gothic UI Semibold" w:cstheme="minorHAnsi"/>
+          <w:b/>
+          <w:sz w:val="28"/>
+          <w:szCs w:val="40"/>
+        </w:rPr>
+        <w:t>You</w:t>
+      </w:r>
+      <w:proofErr w:type="spellEnd"/>
+      <w:r>
+        <w:rPr>
+          <w:rFonts w:eastAsia="Yu Gothic UI Semibold" w:cstheme="minorHAnsi"/>
+          <w:b/>
+          <w:sz w:val="28"/>
+          <w:szCs w:val="40"/>
+        </w:rPr>
+        <w:t xml:space="preserve"> </w:t>
+      </w:r>
+      <w:proofErr w:type="spellStart"/>
+      <w:r>
+        <w:rPr>
+          <w:rFonts w:eastAsia="Yu Gothic UI Semibold" w:cstheme="minorHAnsi"/>
+          <w:b/>
+          <w:sz w:val="28"/>
+          <w:szCs w:val="40"/>
+        </w:rPr>
+        <w:t>want</w:t>
+      </w:r>
+      <w:proofErr w:type="spellEnd"/>
+      <w:r>
+        <w:rPr>
+          <w:rFonts w:eastAsia="Yu Gothic UI Semibold" w:cstheme="minorHAnsi"/>
+          <w:b/>
+          <w:sz w:val="28"/>
+          <w:szCs w:val="40"/>
+        </w:rPr>
+        <w:t xml:space="preserve"> </w:t>
+      </w:r>
+      <w:proofErr w:type="spellStart"/>
+      <w:r>
+        <w:rPr>
+          <w:rFonts w:eastAsia="Yu Gothic UI Semibold" w:cstheme="minorHAnsi"/>
+          <w:b/>
+          <w:sz w:val="28"/>
+          <w:szCs w:val="40"/>
+        </w:rPr>
+        <w:t>to</w:t>
+      </w:r>
+      <w:proofErr w:type="spellEnd"/>
+      <w:r>
+        <w:rPr>
+          <w:rFonts w:eastAsia="Yu Gothic UI Semibold" w:cstheme="minorHAnsi"/>
+          <w:b/>
+          <w:sz w:val="28"/>
+          <w:szCs w:val="40"/>
+        </w:rPr>
+        <w:t xml:space="preserve"> </w:t>
+      </w:r>
+      <w:proofErr w:type="spellStart"/>
+      <w:r>
+        <w:rPr>
+          <w:rFonts w:eastAsia="Yu Gothic UI Semibold" w:cstheme="minorHAnsi"/>
+          <w:b/>
+          <w:sz w:val="28"/>
+          <w:szCs w:val="40"/>
+        </w:rPr>
+        <w:t>charge</w:t>
+      </w:r>
+      <w:proofErr w:type="spellEnd"/>
+      <w:r>
+        <w:rPr>
+          <w:rFonts w:eastAsia="Yu Gothic UI Semibold" w:cstheme="minorHAnsi"/>
+          <w:b/>
+          <w:sz w:val="28"/>
+          <w:szCs w:val="40"/>
+        </w:rPr>
+        <w:t xml:space="preserve"> </w:t>
+      </w:r>
+      <w:proofErr w:type="spellStart"/>
+      <w:r>
+        <w:rPr>
+          <w:rFonts w:eastAsia="Yu Gothic UI Semibold" w:cstheme="minorHAnsi"/>
+          <w:b/>
+          <w:sz w:val="28"/>
+          <w:szCs w:val="40"/>
+        </w:rPr>
+        <w:t>your</w:t>
+      </w:r>
+      <w:proofErr w:type="spellEnd"/>
+      <w:r>
+        <w:rPr>
+          <w:rFonts w:eastAsia="Yu Gothic UI Semibold" w:cstheme="minorHAnsi"/>
+          <w:b/>
+          <w:sz w:val="28"/>
+          <w:szCs w:val="40"/>
+        </w:rPr>
+        <w:t xml:space="preserve"> </w:t>
+      </w:r>
+      <w:proofErr w:type="spellStart"/>
+      <w:r>
+        <w:rPr>
+          <w:rFonts w:eastAsia="Yu Gothic UI Semibold" w:cstheme="minorHAnsi"/>
+          <w:b/>
+          <w:sz w:val="28"/>
+          <w:szCs w:val="40"/>
+        </w:rPr>
+        <w:t>vehicle</w:t>
+      </w:r>
+      <w:proofErr w:type="spellEnd"/>
+      <w:r>
+        <w:rPr>
+          <w:rFonts w:eastAsia="Yu Gothic UI Semibold" w:cstheme="minorHAnsi"/>
+          <w:b/>
+          <w:sz w:val="28"/>
+          <w:szCs w:val="40"/>
+        </w:rPr>
+        <w:t xml:space="preserve"> </w:t>
+      </w:r>
+      <w:proofErr w:type="spellStart"/>
+      <w:r>
+        <w:rPr>
+          <w:rFonts w:eastAsia="Yu Gothic UI Semibold" w:cstheme="minorHAnsi"/>
+          <w:b/>
+          <w:sz w:val="28"/>
+          <w:szCs w:val="40"/>
+        </w:rPr>
+        <w:t>too</w:t>
+      </w:r>
+      <w:proofErr w:type="spellEnd"/>
+      <w:r>
+        <w:rPr>
+          <w:rFonts w:eastAsia="Yu Gothic UI Semibold" w:cstheme="minorHAnsi"/>
+          <w:b/>
+          <w:sz w:val="28"/>
+          <w:szCs w:val="40"/>
+        </w:rPr>
+        <w:t xml:space="preserve"> </w:t>
+      </w:r>
+      <w:proofErr w:type="spellStart"/>
+      <w:r>
+        <w:rPr>
+          <w:rFonts w:eastAsia="Yu Gothic UI Semibold" w:cstheme="minorHAnsi"/>
+          <w:b/>
+          <w:sz w:val="28"/>
+          <w:szCs w:val="40"/>
+        </w:rPr>
+        <w:t>long</w:t>
+      </w:r>
+      <w:proofErr w:type="spellEnd"/>
+      <w:r>
+        <w:rPr>
+          <w:rFonts w:eastAsia="Yu Gothic UI Semibold" w:cstheme="minorHAnsi"/>
+          <w:b/>
+          <w:sz w:val="28"/>
+          <w:szCs w:val="40"/>
+        </w:rPr>
+        <w:t>”</w:t>
+      </w:r>
+    </w:p>
+    <w:p>
+      <w:pPr>
+        <w:rPr>
+          <w:rFonts w:eastAsia="Yu Gothic UI Semibold" w:cstheme="minorHAnsi"/>
+          <w:b/>
+          <w:bCs/>
+          <w:sz w:val="32"/>
+          <w:szCs w:val="40"/>
+        </w:rPr>
+      </w:pPr>
+      <w:r>
+        <w:rPr>
+          <w:rFonts w:eastAsia="Yu Gothic UI Semibold" w:cstheme="minorHAnsi"/>
+          <w:b/>
+          <w:bCs/>
+          <w:sz w:val="32"/>
+          <w:szCs w:val="40"/>
+        </w:rPr>
+        <w:t>Hibás bemenet esetén:</w:t>
+      </w:r>
+    </w:p>
+    <w:p>
+      <w:pPr>
+        <w:pStyle w:val="Listaszerbekezds"/>
+        <w:numPr>
+          <w:ilvl w:val="0"/>
+          <w:numId w:val="24"/>
+        </w:numPr>
+        <w:rPr>
+          <w:rFonts w:eastAsia="Yu Gothic UI Semibold" w:cstheme="minorHAnsi"/>
+          <w:b/>
+          <w:sz w:val="32"/>
+          <w:szCs w:val="40"/>
+        </w:rPr>
+      </w:pPr>
+      <w:r>
+        <w:rPr>
+          <w:rFonts w:eastAsia="Yu Gothic UI Semibold" w:cstheme="minorHAnsi"/>
+          <w:sz w:val="28"/>
+          <w:szCs w:val="40"/>
+        </w:rPr>
+        <w:t>Bármilyen hibás bemenet esetén újra kéri a bemenetet, minden hibáról, külön figyelmeztetést küld.</w:t>
+      </w:r>
+    </w:p>
+    <w:p>
+      <w:pPr>
+        <w:pStyle w:val="Listaszerbekezds"/>
+        <w:numPr>
+          <w:ilvl w:val="0"/>
+          <w:numId w:val="24"/>
+        </w:numPr>
+        <w:rPr>
+          <w:rFonts w:eastAsia="Yu Gothic UI Semibold" w:cstheme="minorHAnsi"/>
+          <w:b/>
+          <w:sz w:val="32"/>
+          <w:szCs w:val="40"/>
+        </w:rPr>
+      </w:pPr>
+      <w:r>
+        <w:rPr>
+          <w:rFonts w:eastAsia="Yu Gothic UI Semibold" w:cstheme="minorHAnsi"/>
+          <w:sz w:val="28"/>
+          <w:szCs w:val="40"/>
+        </w:rPr>
+        <w:t>Amennyiben a felhasználó túllépi a 120 perces (2 órás) maximum töltési időt, az is hibának számít, a program újra kéri a bemenetet, figyelmezteti a felhasználót:</w:t>
+      </w:r>
+    </w:p>
+    <w:p>
+      <w:pPr>
+        <w:ind w:left="708" w:firstLine="708"/>
+        <w:rPr>
+          <w:rFonts w:eastAsia="Yu Gothic UI Semibold" w:cstheme="minorHAnsi"/>
+          <w:b/>
+          <w:sz w:val="28"/>
+          <w:szCs w:val="40"/>
+        </w:rPr>
+      </w:pPr>
+      <w:r>
+        <w:rPr>
+          <w:rFonts w:eastAsia="Yu Gothic UI Semibold" w:cstheme="minorHAnsi"/>
+          <w:b/>
+          <w:sz w:val="28"/>
+          <w:szCs w:val="40"/>
+        </w:rPr>
+        <w:t>"</w:t>
+      </w:r>
+      <w:proofErr w:type="spellStart"/>
+      <w:r>
+        <w:rPr>
+          <w:rFonts w:eastAsia="Yu Gothic UI Semibold" w:cstheme="minorHAnsi"/>
+          <w:b/>
+          <w:sz w:val="28"/>
+          <w:szCs w:val="40"/>
+        </w:rPr>
+        <w:t>You</w:t>
+      </w:r>
+      <w:proofErr w:type="spellEnd"/>
+      <w:r>
+        <w:rPr>
+          <w:rFonts w:eastAsia="Yu Gothic UI Semibold" w:cstheme="minorHAnsi"/>
+          <w:b/>
+          <w:sz w:val="28"/>
+          <w:szCs w:val="40"/>
+        </w:rPr>
+        <w:t xml:space="preserve"> </w:t>
+      </w:r>
+      <w:proofErr w:type="spellStart"/>
+      <w:r>
+        <w:rPr>
+          <w:rFonts w:eastAsia="Yu Gothic UI Semibold" w:cstheme="minorHAnsi"/>
+          <w:b/>
+          <w:sz w:val="28"/>
+          <w:szCs w:val="40"/>
+        </w:rPr>
+        <w:t>want</w:t>
+      </w:r>
+      <w:proofErr w:type="spellEnd"/>
+      <w:r>
+        <w:rPr>
+          <w:rFonts w:eastAsia="Yu Gothic UI Semibold" w:cstheme="minorHAnsi"/>
+          <w:b/>
+          <w:sz w:val="28"/>
+          <w:szCs w:val="40"/>
+        </w:rPr>
+        <w:t xml:space="preserve"> </w:t>
+      </w:r>
+      <w:proofErr w:type="spellStart"/>
+      <w:r>
+        <w:rPr>
+          <w:rFonts w:eastAsia="Yu Gothic UI Semibold" w:cstheme="minorHAnsi"/>
+          <w:b/>
+          <w:sz w:val="28"/>
+          <w:szCs w:val="40"/>
+        </w:rPr>
+        <w:t>to</w:t>
+      </w:r>
+      <w:proofErr w:type="spellEnd"/>
+      <w:r>
+        <w:rPr>
+          <w:rFonts w:eastAsia="Yu Gothic UI Semibold" w:cstheme="minorHAnsi"/>
+          <w:b/>
+          <w:sz w:val="28"/>
+          <w:szCs w:val="40"/>
+        </w:rPr>
+        <w:t xml:space="preserve"> </w:t>
+      </w:r>
+      <w:proofErr w:type="spellStart"/>
+      <w:r>
+        <w:rPr>
+          <w:rFonts w:eastAsia="Yu Gothic UI Semibold" w:cstheme="minorHAnsi"/>
+          <w:b/>
+          <w:sz w:val="28"/>
+          <w:szCs w:val="40"/>
+        </w:rPr>
+        <w:t>charge</w:t>
+      </w:r>
+      <w:proofErr w:type="spellEnd"/>
+      <w:r>
+        <w:rPr>
+          <w:rFonts w:eastAsia="Yu Gothic UI Semibold" w:cstheme="minorHAnsi"/>
+          <w:b/>
+          <w:sz w:val="28"/>
+          <w:szCs w:val="40"/>
+        </w:rPr>
+        <w:t xml:space="preserve"> </w:t>
+      </w:r>
+      <w:proofErr w:type="spellStart"/>
+      <w:r>
+        <w:rPr>
+          <w:rFonts w:eastAsia="Yu Gothic UI Semibold" w:cstheme="minorHAnsi"/>
+          <w:b/>
+          <w:sz w:val="28"/>
+          <w:szCs w:val="40"/>
+        </w:rPr>
+        <w:t>your</w:t>
+      </w:r>
+      <w:proofErr w:type="spellEnd"/>
+      <w:r>
+        <w:rPr>
+          <w:rFonts w:eastAsia="Yu Gothic UI Semibold" w:cstheme="minorHAnsi"/>
+          <w:b/>
+          <w:sz w:val="28"/>
+          <w:szCs w:val="40"/>
+        </w:rPr>
+        <w:t xml:space="preserve"> </w:t>
+      </w:r>
+      <w:proofErr w:type="spellStart"/>
+      <w:r>
+        <w:rPr>
+          <w:rFonts w:eastAsia="Yu Gothic UI Semibold" w:cstheme="minorHAnsi"/>
+          <w:b/>
+          <w:sz w:val="28"/>
+          <w:szCs w:val="40"/>
+        </w:rPr>
+        <w:t>vehicle</w:t>
+      </w:r>
+      <w:proofErr w:type="spellEnd"/>
+      <w:r>
+        <w:rPr>
+          <w:rFonts w:eastAsia="Yu Gothic UI Semibold" w:cstheme="minorHAnsi"/>
+          <w:b/>
+          <w:sz w:val="28"/>
+          <w:szCs w:val="40"/>
+        </w:rPr>
+        <w:t xml:space="preserve"> </w:t>
+      </w:r>
+      <w:proofErr w:type="spellStart"/>
+      <w:r>
+        <w:rPr>
+          <w:rFonts w:eastAsia="Yu Gothic UI Semibold" w:cstheme="minorHAnsi"/>
+          <w:b/>
+          <w:sz w:val="28"/>
+          <w:szCs w:val="40"/>
+        </w:rPr>
+        <w:t>too</w:t>
+      </w:r>
+      <w:proofErr w:type="spellEnd"/>
+      <w:r>
+        <w:rPr>
+          <w:rFonts w:eastAsia="Yu Gothic UI Semibold" w:cstheme="minorHAnsi"/>
+          <w:b/>
+          <w:sz w:val="28"/>
+          <w:szCs w:val="40"/>
+        </w:rPr>
+        <w:t xml:space="preserve"> </w:t>
+      </w:r>
+      <w:proofErr w:type="spellStart"/>
+      <w:r>
+        <w:rPr>
+          <w:rFonts w:eastAsia="Yu Gothic UI Semibold" w:cstheme="minorHAnsi"/>
+          <w:b/>
+          <w:sz w:val="28"/>
+          <w:szCs w:val="40"/>
+        </w:rPr>
+        <w:t>long</w:t>
+      </w:r>
+      <w:proofErr w:type="spellEnd"/>
+      <w:r>
+        <w:rPr>
+          <w:rFonts w:eastAsia="Yu Gothic UI Semibold" w:cstheme="minorHAnsi"/>
+          <w:b/>
+          <w:sz w:val="28"/>
+          <w:szCs w:val="40"/>
+        </w:rPr>
+        <w:t>"</w:t>
+      </w:r>
+    </w:p>
+    <w:p>
+      <w:pPr>
         <w:rPr>
           <w:rFonts w:eastAsia="Yu Gothic UI Semibold" w:cstheme="minorHAnsi"/>
           <w:bCs/>
@@ -2215,34 +3104,436 @@
           <w:szCs w:val="36"/>
         </w:rPr>
       </w:pPr>
-      <w:r>
+    </w:p>
+    <w:p>
+      <w:pPr>
+        <w:rPr>
+          <w:rFonts w:eastAsia="Yu Gothic UI Semibold" w:cstheme="minorHAnsi"/>
+          <w:b/>
+          <w:bCs/>
+          <w:sz w:val="32"/>
+          <w:szCs w:val="40"/>
+        </w:rPr>
+      </w:pPr>
+      <w:proofErr w:type="spellStart"/>
+      <w:r>
+        <w:rPr>
+          <w:rFonts w:eastAsia="Yu Gothic UI Semibold" w:cstheme="minorHAnsi"/>
+          <w:b/>
+          <w:bCs/>
+          <w:sz w:val="32"/>
+          <w:szCs w:val="40"/>
+        </w:rPr>
+        <w:t>Portfoglalás</w:t>
+      </w:r>
+      <w:proofErr w:type="spellEnd"/>
+      <w:r>
+        <w:rPr>
+          <w:rFonts w:eastAsia="Yu Gothic UI Semibold" w:cstheme="minorHAnsi"/>
+          <w:b/>
+          <w:bCs/>
+          <w:sz w:val="32"/>
+          <w:szCs w:val="40"/>
+        </w:rPr>
+        <w:t xml:space="preserve"> és időbeli átfedés kezelése</w:t>
+      </w:r>
+    </w:p>
+    <w:p>
+      <w:pPr>
+        <w:numPr>
+          <w:ilvl w:val="0"/>
+          <w:numId w:val="32"/>
+        </w:numPr>
+        <w:rPr>
+          <w:rFonts w:eastAsia="Yu Gothic UI Semibold" w:cstheme="minorHAnsi"/>
+          <w:bCs/>
+          <w:sz w:val="28"/>
+          <w:szCs w:val="40"/>
+        </w:rPr>
+      </w:pPr>
+      <w:r>
+        <w:rPr>
+          <w:rFonts w:eastAsia="Yu Gothic UI Semibold" w:cstheme="minorHAnsi"/>
+          <w:bCs/>
+          <w:sz w:val="28"/>
+          <w:szCs w:val="40"/>
+        </w:rPr>
+        <w:t>Egy port egy időpillanatban csak egy aktív töltéssel rendelkezhet</w:t>
+      </w:r>
+    </w:p>
+    <w:p>
+      <w:pPr>
+        <w:numPr>
+          <w:ilvl w:val="0"/>
+          <w:numId w:val="32"/>
+        </w:numPr>
+        <w:rPr>
+          <w:rFonts w:eastAsia="Yu Gothic UI Semibold" w:cstheme="minorHAnsi"/>
+          <w:bCs/>
+          <w:sz w:val="28"/>
+          <w:szCs w:val="40"/>
+        </w:rPr>
+      </w:pPr>
+      <w:r>
+        <w:rPr>
+          <w:rFonts w:eastAsia="Yu Gothic UI Semibold" w:cstheme="minorHAnsi"/>
+          <w:bCs/>
+          <w:sz w:val="28"/>
+          <w:szCs w:val="40"/>
+        </w:rPr>
+        <w:t>A rendszer a töltések indítását szekvenciálisan kezeli</w:t>
+      </w:r>
+    </w:p>
+    <w:p>
+      <w:pPr>
+        <w:numPr>
+          <w:ilvl w:val="0"/>
+          <w:numId w:val="32"/>
+        </w:numPr>
+        <w:rPr>
+          <w:rFonts w:eastAsia="Yu Gothic UI Semibold" w:cstheme="minorHAnsi"/>
+          <w:bCs/>
+          <w:sz w:val="28"/>
+          <w:szCs w:val="40"/>
+        </w:rPr>
+      </w:pPr>
+      <w:r>
+        <w:rPr>
+          <w:rFonts w:eastAsia="Yu Gothic UI Semibold" w:cstheme="minorHAnsi"/>
+          <w:bCs/>
+          <w:sz w:val="28"/>
+          <w:szCs w:val="40"/>
+        </w:rPr>
+        <w:t>Időbeli átfedés akkor történik, ha:</w:t>
+      </w:r>
+    </w:p>
+    <w:p>
+      <w:pPr>
+        <w:numPr>
+          <w:ilvl w:val="1"/>
+          <w:numId w:val="32"/>
+        </w:numPr>
+        <w:rPr>
+          <w:rFonts w:eastAsia="Yu Gothic UI Semibold" w:cstheme="minorHAnsi"/>
+          <w:bCs/>
+          <w:sz w:val="28"/>
+          <w:szCs w:val="40"/>
+        </w:rPr>
+      </w:pPr>
+      <w:r>
+        <w:rPr>
+          <w:rFonts w:eastAsia="Yu Gothic UI Semibold" w:cstheme="minorHAnsi"/>
+          <w:bCs/>
+          <w:sz w:val="28"/>
+          <w:szCs w:val="40"/>
+        </w:rPr>
+        <w:t xml:space="preserve">az adott port státusza </w:t>
+      </w:r>
+      <w:r>
+        <w:rPr>
+          <w:rFonts w:eastAsia="Yu Gothic UI Semibold" w:cstheme="minorHAnsi"/>
+          <w:bCs/>
+          <w:i/>
+          <w:iCs/>
+          <w:sz w:val="28"/>
+          <w:szCs w:val="40"/>
+        </w:rPr>
+        <w:t>FOGLALT</w:t>
+      </w:r>
+    </w:p>
+    <w:p>
+      <w:pPr>
+        <w:rPr>
+          <w:rFonts w:eastAsia="Yu Gothic UI Semibold" w:cstheme="minorHAnsi"/>
+          <w:bCs/>
+          <w:sz w:val="28"/>
+          <w:szCs w:val="40"/>
+        </w:rPr>
+      </w:pPr>
+      <w:r>
+        <w:rPr>
+          <w:rFonts w:eastAsia="Yu Gothic UI Semibold" w:cstheme="minorHAnsi"/>
+          <w:bCs/>
+          <w:sz w:val="28"/>
+          <w:szCs w:val="40"/>
+        </w:rPr>
+        <w:lastRenderedPageBreak/>
+        <w:t>Átfedés esetén:</w:t>
+      </w:r>
+    </w:p>
+    <w:p>
+      <w:pPr>
+        <w:numPr>
+          <w:ilvl w:val="0"/>
+          <w:numId w:val="33"/>
+        </w:numPr>
+        <w:rPr>
+          <w:rFonts w:eastAsia="Yu Gothic UI Semibold" w:cstheme="minorHAnsi"/>
+          <w:bCs/>
+          <w:sz w:val="28"/>
+          <w:szCs w:val="40"/>
+        </w:rPr>
+      </w:pPr>
+      <w:r>
+        <w:rPr>
+          <w:rFonts w:eastAsia="Yu Gothic UI Semibold" w:cstheme="minorHAnsi"/>
+          <w:bCs/>
+          <w:sz w:val="28"/>
+          <w:szCs w:val="40"/>
+        </w:rPr>
+        <w:t>A töltés nem indítható el</w:t>
+      </w:r>
+    </w:p>
+    <w:p>
+      <w:pPr>
+        <w:numPr>
+          <w:ilvl w:val="0"/>
+          <w:numId w:val="33"/>
+        </w:numPr>
+        <w:rPr>
+          <w:rFonts w:eastAsia="Yu Gothic UI Semibold" w:cstheme="minorHAnsi"/>
+          <w:bCs/>
+          <w:sz w:val="28"/>
+          <w:szCs w:val="40"/>
+        </w:rPr>
+      </w:pPr>
+      <w:r>
+        <w:rPr>
+          <w:rFonts w:eastAsia="Yu Gothic UI Semibold" w:cstheme="minorHAnsi"/>
+          <w:bCs/>
+          <w:sz w:val="28"/>
+          <w:szCs w:val="40"/>
+        </w:rPr>
+        <w:t xml:space="preserve">A rendszer alternatív </w:t>
+      </w:r>
+      <w:proofErr w:type="spellStart"/>
+      <w:r>
+        <w:rPr>
+          <w:rFonts w:eastAsia="Yu Gothic UI Semibold" w:cstheme="minorHAnsi"/>
+          <w:bCs/>
+          <w:sz w:val="28"/>
+          <w:szCs w:val="40"/>
+        </w:rPr>
+        <w:t>portot</w:t>
+      </w:r>
+      <w:proofErr w:type="spellEnd"/>
+      <w:r>
+        <w:rPr>
+          <w:rFonts w:eastAsia="Yu Gothic UI Semibold" w:cstheme="minorHAnsi"/>
+          <w:bCs/>
+          <w:sz w:val="28"/>
+          <w:szCs w:val="40"/>
+        </w:rPr>
+        <w:t xml:space="preserve"> ajánl</w:t>
+      </w:r>
+    </w:p>
+    <w:p>
+      <w:pPr>
+        <w:numPr>
+          <w:ilvl w:val="0"/>
+          <w:numId w:val="33"/>
+        </w:numPr>
+        <w:rPr>
+          <w:rFonts w:eastAsia="Yu Gothic UI Semibold" w:cstheme="minorHAnsi"/>
+          <w:bCs/>
+          <w:sz w:val="28"/>
+          <w:szCs w:val="40"/>
+        </w:rPr>
+      </w:pPr>
+      <w:r>
+        <w:rPr>
+          <w:rFonts w:eastAsia="Yu Gothic UI Semibold" w:cstheme="minorHAnsi"/>
+          <w:bCs/>
+          <w:sz w:val="28"/>
+          <w:szCs w:val="40"/>
+        </w:rPr>
+        <w:t>Üzenet:</w:t>
+      </w:r>
+    </w:p>
+    <w:p>
+      <w:pPr>
+        <w:ind w:left="360"/>
+        <w:rPr>
+          <w:rFonts w:eastAsia="Yu Gothic UI Semibold" w:cstheme="minorHAnsi"/>
+          <w:bCs/>
+          <w:sz w:val="32"/>
+          <w:szCs w:val="40"/>
+        </w:rPr>
+      </w:pPr>
+      <w:r>
+        <w:rPr>
+          <w:rFonts w:eastAsia="Yu Gothic UI Semibold" w:cstheme="minorHAnsi"/>
+          <w:bCs/>
+          <w:sz w:val="28"/>
+          <w:szCs w:val="40"/>
+        </w:rPr>
+        <w:t xml:space="preserve">„The </w:t>
+      </w:r>
+      <w:proofErr w:type="spellStart"/>
+      <w:r>
+        <w:rPr>
+          <w:rFonts w:eastAsia="Yu Gothic UI Semibold" w:cstheme="minorHAnsi"/>
+          <w:bCs/>
+          <w:sz w:val="28"/>
+          <w:szCs w:val="40"/>
+        </w:rPr>
+        <w:t>selected</w:t>
+      </w:r>
+      <w:proofErr w:type="spellEnd"/>
+      <w:r>
+        <w:rPr>
+          <w:rFonts w:eastAsia="Yu Gothic UI Semibold" w:cstheme="minorHAnsi"/>
+          <w:bCs/>
+          <w:sz w:val="28"/>
+          <w:szCs w:val="40"/>
+        </w:rPr>
+        <w:t xml:space="preserve"> port is </w:t>
+      </w:r>
+      <w:proofErr w:type="spellStart"/>
+      <w:r>
+        <w:rPr>
+          <w:rFonts w:eastAsia="Yu Gothic UI Semibold" w:cstheme="minorHAnsi"/>
+          <w:bCs/>
+          <w:sz w:val="28"/>
+          <w:szCs w:val="40"/>
+        </w:rPr>
+        <w:t>occupied</w:t>
+      </w:r>
+      <w:proofErr w:type="spellEnd"/>
+      <w:r>
+        <w:rPr>
+          <w:rFonts w:eastAsia="Yu Gothic UI Semibold" w:cstheme="minorHAnsi"/>
+          <w:bCs/>
+          <w:sz w:val="28"/>
+          <w:szCs w:val="40"/>
+        </w:rPr>
+        <w:t>!”</w:t>
+      </w:r>
+    </w:p>
+    <w:p>
+      <w:pPr>
+        <w:pStyle w:val="Listaszerbekezds"/>
+        <w:numPr>
+          <w:ilvl w:val="0"/>
+          <w:numId w:val="35"/>
+        </w:numPr>
+        <w:rPr>
+          <w:rFonts w:eastAsia="Yu Gothic UI Semibold" w:cstheme="minorHAnsi"/>
+          <w:bCs/>
+          <w:sz w:val="32"/>
+          <w:szCs w:val="40"/>
+        </w:rPr>
+      </w:pPr>
+      <w:r>
+        <w:rPr>
+          <w:rFonts w:eastAsia="Yu Gothic UI Semibold" w:cstheme="minorHAnsi"/>
+          <w:bCs/>
+          <w:sz w:val="28"/>
+          <w:szCs w:val="40"/>
+        </w:rPr>
+        <w:t>A program tájékoztatja arról is a felhasználót, hogy hány percig foglalt még az adott port</w:t>
+      </w:r>
+    </w:p>
+    <w:p>
+      <w:pPr>
+        <w:pStyle w:val="Listaszerbekezds"/>
+        <w:ind w:left="1416"/>
+        <w:rPr>
+          <w:rFonts w:eastAsia="Yu Gothic UI Semibold" w:cstheme="minorHAnsi"/>
+          <w:bCs/>
+          <w:sz w:val="32"/>
+          <w:szCs w:val="40"/>
+        </w:rPr>
+      </w:pPr>
+      <w:r>
+        <w:rPr>
+          <w:rFonts w:eastAsia="Yu Gothic UI Semibold" w:cstheme="minorHAnsi"/>
+          <w:bCs/>
+          <w:sz w:val="32"/>
+          <w:szCs w:val="40"/>
+        </w:rPr>
+        <w:t>„</w:t>
+      </w:r>
+      <w:proofErr w:type="spellStart"/>
+      <w:r>
+        <w:rPr>
+          <w:rFonts w:eastAsia="Yu Gothic UI Semibold" w:cstheme="minorHAnsi"/>
+          <w:bCs/>
+          <w:sz w:val="28"/>
+          <w:szCs w:val="40"/>
+        </w:rPr>
+        <w:t>It</w:t>
+      </w:r>
+      <w:proofErr w:type="spellEnd"/>
+      <w:r>
+        <w:rPr>
+          <w:rFonts w:eastAsia="Yu Gothic UI Semibold" w:cstheme="minorHAnsi"/>
+          <w:bCs/>
+          <w:sz w:val="28"/>
+          <w:szCs w:val="40"/>
+        </w:rPr>
+        <w:t xml:space="preserve"> </w:t>
+      </w:r>
+      <w:proofErr w:type="spellStart"/>
+      <w:r>
+        <w:rPr>
+          <w:rFonts w:eastAsia="Yu Gothic UI Semibold" w:cstheme="minorHAnsi"/>
+          <w:bCs/>
+          <w:sz w:val="28"/>
+          <w:szCs w:val="40"/>
+        </w:rPr>
+        <w:t>will</w:t>
+      </w:r>
+      <w:proofErr w:type="spellEnd"/>
+      <w:r>
+        <w:rPr>
+          <w:rFonts w:eastAsia="Yu Gothic UI Semibold" w:cstheme="minorHAnsi"/>
+          <w:bCs/>
+          <w:sz w:val="28"/>
+          <w:szCs w:val="40"/>
+        </w:rPr>
+        <w:t xml:space="preserve"> be free </w:t>
+      </w:r>
+      <w:proofErr w:type="spellStart"/>
+      <w:r>
+        <w:rPr>
+          <w:rFonts w:eastAsia="Yu Gothic UI Semibold" w:cstheme="minorHAnsi"/>
+          <w:bCs/>
+          <w:sz w:val="28"/>
+          <w:szCs w:val="40"/>
+        </w:rPr>
+        <w:t>after</w:t>
+      </w:r>
+      <w:proofErr w:type="spellEnd"/>
+      <w:r>
+        <w:rPr>
+          <w:rFonts w:eastAsia="Yu Gothic UI Semibold" w:cstheme="minorHAnsi"/>
+          <w:bCs/>
+          <w:sz w:val="28"/>
+          <w:szCs w:val="40"/>
+        </w:rPr>
+        <w:t xml:space="preserve"> xy minutes</w:t>
+      </w:r>
+      <w:bookmarkStart w:id="0" w:name="_GoBack"/>
+      <w:bookmarkEnd w:id="0"/>
+      <w:r>
+        <w:rPr>
+          <w:rFonts w:eastAsia="Yu Gothic UI Semibold" w:cstheme="minorHAnsi"/>
+          <w:bCs/>
+          <w:sz w:val="32"/>
+          <w:szCs w:val="40"/>
+        </w:rPr>
+        <w:t>”</w:t>
+      </w:r>
+    </w:p>
+    <w:p>
+      <w:pPr>
         <w:rPr>
           <w:rFonts w:eastAsia="Yu Gothic UI Semibold" w:cstheme="minorHAnsi"/>
           <w:bCs/>
           <w:sz w:val="28"/>
           <w:szCs w:val="36"/>
         </w:rPr>
-        <w:t>Érvénytelen márka – kérjük, válasszon a listából!</w:t>
-      </w:r>
-    </w:p>
-    <w:p>
-      <w:pPr>
-        <w:rPr>
-          <w:rFonts w:eastAsia="Yu Gothic UI Semibold" w:cstheme="minorHAnsi"/>
-          <w:bCs/>
-          <w:sz w:val="28"/>
-          <w:szCs w:val="36"/>
-        </w:rPr>
-      </w:pPr>
-    </w:p>
-    <w:p>
-      <w:pPr>
-        <w:rPr>
-          <w:rFonts w:eastAsia="Yu Gothic UI Semibold" w:cstheme="minorHAnsi"/>
-          <w:bCs/>
-          <w:sz w:val="28"/>
-          <w:szCs w:val="36"/>
-        </w:rPr>
       </w:pPr>
       <w:r>
         <w:rPr>
@@ -2252,7 +3543,7 @@
           <w:sz w:val="32"/>
           <w:szCs w:val="40"/>
         </w:rPr>
-        <w:t xml:space="preserve"> Port</w:t>
+        <w:t>Port</w:t>
       </w:r>
       <w:r>
         <w:rPr>
@@ -2329,7 +3620,27 @@
           <w:sz w:val="28"/>
           <w:szCs w:val="36"/>
         </w:rPr>
-        <w:t>Ha van szabad azonos típusú port → azt kapja</w:t>
+        <w:t xml:space="preserve">Ha a kiválasztott port foglalt, a legdrágább elérhető </w:t>
+      </w:r>
+      <w:proofErr w:type="spellStart"/>
+      <w:r>
+        <w:rPr>
+          <w:rFonts w:eastAsia="Yu Gothic UI Semibold" w:cstheme="minorHAnsi"/>
+          <w:bCs/>
+          <w:sz w:val="28"/>
+          <w:szCs w:val="36"/>
+        </w:rPr>
+        <w:t>portot</w:t>
+      </w:r>
+      <w:proofErr w:type="spellEnd"/>
+      <w:r>
+        <w:rPr>
+          <w:rFonts w:eastAsia="Yu Gothic UI Semibold" w:cstheme="minorHAnsi"/>
+          <w:bCs/>
+          <w:sz w:val="28"/>
+          <w:szCs w:val="36"/>
+        </w:rPr>
+        <w:t xml:space="preserve"> ajánlja a felhasználónak</w:t>
       </w:r>
     </w:p>
     <w:p>
@@ -2352,59 +3663,573 @@
           <w:sz w:val="28"/>
           <w:szCs w:val="36"/>
         </w:rPr>
-        <w:t>Ha nincs:</w:t>
-      </w:r>
-    </w:p>
-    <w:p>
-      <w:pPr>
+        <w:t xml:space="preserve">Amennyiben mindegyik port foglalt, nem ajánl </w:t>
+      </w:r>
+      <w:proofErr w:type="spellStart"/>
+      <w:r>
+        <w:rPr>
+          <w:rFonts w:eastAsia="Yu Gothic UI Semibold" w:cstheme="minorHAnsi"/>
+          <w:bCs/>
+          <w:sz w:val="28"/>
+          <w:szCs w:val="36"/>
+        </w:rPr>
+        <w:t>portot</w:t>
+      </w:r>
+      <w:proofErr w:type="spellEnd"/>
+    </w:p>
+    <w:p>
+      <w:pPr>
+        <w:numPr>
+          <w:ilvl w:val="0"/>
+          <w:numId w:val="11"/>
+        </w:numPr>
+        <w:rPr>
+          <w:rFonts w:eastAsia="Yu Gothic UI Semibold" w:cstheme="minorHAnsi"/>
+          <w:bCs/>
+          <w:sz w:val="28"/>
+          <w:szCs w:val="36"/>
+        </w:rPr>
+      </w:pPr>
+      <w:r>
+        <w:rPr>
+          <w:rFonts w:eastAsia="Yu Gothic UI Semibold" w:cstheme="minorHAnsi"/>
+          <w:bCs/>
+          <w:sz w:val="28"/>
+          <w:szCs w:val="36"/>
+        </w:rPr>
+        <w:t>Az ajánlás után, a felhasználó újra meg kell adnia a teljes bemenetet</w:t>
+      </w:r>
+    </w:p>
+    <w:p>
+      <w:pPr>
+        <w:rPr>
+          <w:sz w:val="28"/>
+          <w:szCs w:val="28"/>
+        </w:rPr>
+      </w:pPr>
+      <w:r>
+        <w:rPr>
+          <w:rFonts w:eastAsia="Yu Gothic UI Semibold" w:cstheme="minorHAnsi"/>
+          <w:b/>
+          <w:bCs/>
+          <w:sz w:val="32"/>
+          <w:szCs w:val="40"/>
+        </w:rPr>
+        <w:t>Naplózás és statisztika</w:t>
+      </w:r>
+    </w:p>
+    <w:p>
+      <w:pPr>
+        <w:pStyle w:val="Listaszerbekezds"/>
+        <w:numPr>
+          <w:ilvl w:val="0"/>
+          <w:numId w:val="17"/>
+        </w:numPr>
+        <w:rPr>
+          <w:sz w:val="28"/>
+          <w:szCs w:val="28"/>
+        </w:rPr>
+      </w:pPr>
+      <w:proofErr w:type="spellStart"/>
+      <w:r>
+        <w:rPr>
+          <w:sz w:val="28"/>
+          <w:szCs w:val="28"/>
+        </w:rPr>
+        <w:t>Portonkénti</w:t>
+      </w:r>
+      <w:proofErr w:type="spellEnd"/>
+      <w:r>
+        <w:rPr>
+          <w:sz w:val="28"/>
+          <w:szCs w:val="28"/>
+        </w:rPr>
+        <w:t xml:space="preserve"> kihasználtság (%)</w:t>
+      </w:r>
+    </w:p>
+    <w:p>
+      <w:pPr>
+        <w:pStyle w:val="Listaszerbekezds"/>
         <w:numPr>
           <w:ilvl w:val="1"/>
-          <w:numId w:val="11"/>
+          <w:numId w:val="15"/>
         </w:numPr>
         <w:rPr>
-          <w:rFonts w:eastAsia="Yu Gothic UI Semibold" w:cstheme="minorHAnsi"/>
-          <w:bCs/>
-          <w:sz w:val="28"/>
-          <w:szCs w:val="36"/>
-        </w:rPr>
-      </w:pPr>
-      <w:r>
-        <w:rPr>
-          <w:rFonts w:eastAsia="Yu Gothic UI Semibold" w:cstheme="minorHAnsi"/>
-          <w:bCs/>
-          <w:sz w:val="28"/>
-          <w:szCs w:val="36"/>
-        </w:rPr>
-        <w:t xml:space="preserve">a rendszer alternatív </w:t>
-      </w:r>
-      <w:proofErr w:type="spellStart"/>
-      <w:r>
-        <w:rPr>
-          <w:rFonts w:eastAsia="Yu Gothic UI Semibold" w:cstheme="minorHAnsi"/>
-          <w:bCs/>
-          <w:sz w:val="28"/>
-          <w:szCs w:val="36"/>
-        </w:rPr>
-        <w:t>portot</w:t>
-      </w:r>
-      <w:proofErr w:type="spellEnd"/>
-      <w:r>
-        <w:rPr>
-          <w:rFonts w:eastAsia="Yu Gothic UI Semibold" w:cstheme="minorHAnsi"/>
-          <w:bCs/>
-          <w:sz w:val="28"/>
-          <w:szCs w:val="36"/>
-        </w:rPr>
-        <w:t xml:space="preserve"> ajánl prioritási sorrendben</w:t>
-      </w:r>
-    </w:p>
-    <w:p>
-      <w:pPr>
+          <w:sz w:val="28"/>
+          <w:szCs w:val="28"/>
+        </w:rPr>
+      </w:pPr>
+      <w:r>
+        <w:rPr>
+          <w:sz w:val="28"/>
+          <w:szCs w:val="28"/>
+        </w:rPr>
+        <w:t>A program futásának egészét vizsgálja</w:t>
+      </w:r>
+    </w:p>
+    <w:p>
+      <w:pPr>
+        <w:pStyle w:val="Listaszerbekezds"/>
         <w:numPr>
           <w:ilvl w:val="1"/>
-          <w:numId w:val="11"/>
+          <w:numId w:val="15"/>
         </w:numPr>
         <w:rPr>
+          <w:sz w:val="28"/>
+          <w:szCs w:val="28"/>
+        </w:rPr>
+      </w:pPr>
+      <w:r>
+        <w:rPr>
+          <w:sz w:val="28"/>
+          <w:szCs w:val="28"/>
+        </w:rPr>
+        <w:t>Mindegyik port</w:t>
+      </w:r>
+      <w:r>
+        <w:rPr>
+          <w:sz w:val="28"/>
+          <w:szCs w:val="28"/>
+        </w:rPr>
+        <w:t xml:space="preserve"> összes töltött perc</w:t>
+      </w:r>
+      <w:r>
+        <w:rPr>
+          <w:sz w:val="28"/>
+          <w:szCs w:val="28"/>
+        </w:rPr>
+        <w:t>é</w:t>
+      </w:r>
+      <w:r>
+        <w:rPr>
+          <w:sz w:val="28"/>
+          <w:szCs w:val="28"/>
+        </w:rPr>
+        <w:t>t,</w:t>
+      </w:r>
+      <w:r>
+        <w:rPr>
+          <w:sz w:val="28"/>
+          <w:szCs w:val="28"/>
+        </w:rPr>
+        <w:t xml:space="preserve"> az összes</w:t>
+      </w:r>
+      <w:r>
+        <w:rPr>
+          <w:sz w:val="28"/>
+          <w:szCs w:val="28"/>
+        </w:rPr>
+        <w:t xml:space="preserve"> töltött perc</w:t>
+      </w:r>
+      <w:r>
+        <w:rPr>
+          <w:sz w:val="28"/>
+          <w:szCs w:val="28"/>
+        </w:rPr>
+        <w:t>c</w:t>
+      </w:r>
+      <w:r>
+        <w:rPr>
+          <w:sz w:val="28"/>
+          <w:szCs w:val="28"/>
+        </w:rPr>
+        <w:t>el elosztja a</w:t>
+      </w:r>
+      <w:r>
+        <w:rPr>
+          <w:sz w:val="28"/>
+          <w:szCs w:val="28"/>
+        </w:rPr>
+        <w:t xml:space="preserve"> program, ez azzal az eredménnyel tér vissza, hogy</w:t>
+      </w:r>
+      <w:r>
+        <w:rPr>
+          <w:sz w:val="28"/>
+          <w:szCs w:val="28"/>
+        </w:rPr>
+        <w:t xml:space="preserve"> az adott napon hány</w:t>
+      </w:r>
+      <w:r>
+        <w:rPr>
+          <w:sz w:val="28"/>
+          <w:szCs w:val="28"/>
+        </w:rPr>
+        <w:t xml:space="preserve"> százalékba használták a bizonyos </w:t>
+      </w:r>
+      <w:proofErr w:type="spellStart"/>
+      <w:r>
+        <w:rPr>
+          <w:sz w:val="28"/>
+          <w:szCs w:val="28"/>
+        </w:rPr>
+        <w:t>portokat</w:t>
+      </w:r>
+      <w:proofErr w:type="spellEnd"/>
+    </w:p>
+    <w:p>
+      <w:pPr>
+        <w:pStyle w:val="Listaszerbekezds"/>
+        <w:numPr>
+          <w:ilvl w:val="1"/>
+          <w:numId w:val="15"/>
+        </w:numPr>
+        <w:rPr>
+          <w:sz w:val="28"/>
+          <w:szCs w:val="28"/>
+        </w:rPr>
+      </w:pPr>
+      <w:r>
+        <w:rPr>
+          <w:sz w:val="28"/>
+          <w:szCs w:val="28"/>
+        </w:rPr>
+        <w:t>adott port összes töltött perce/összes töltött perc * 100</w:t>
+      </w:r>
+    </w:p>
+    <w:p>
+      <w:pPr>
+        <w:pStyle w:val="Listaszerbekezds"/>
+        <w:numPr>
+          <w:ilvl w:val="0"/>
+          <w:numId w:val="17"/>
+        </w:numPr>
+        <w:rPr>
+          <w:sz w:val="28"/>
+          <w:szCs w:val="28"/>
+        </w:rPr>
+      </w:pPr>
+      <w:r>
+        <w:rPr>
+          <w:sz w:val="28"/>
+          <w:szCs w:val="28"/>
+        </w:rPr>
+        <w:t>Futtatási ö</w:t>
+      </w:r>
+      <w:r>
+        <w:rPr>
+          <w:sz w:val="28"/>
+          <w:szCs w:val="28"/>
+        </w:rPr>
+        <w:t>sszbevétel</w:t>
+      </w:r>
+    </w:p>
+    <w:p>
+      <w:pPr>
+        <w:pStyle w:val="Listaszerbekezds"/>
+        <w:numPr>
+          <w:ilvl w:val="1"/>
+          <w:numId w:val="15"/>
+        </w:numPr>
+        <w:rPr>
+          <w:sz w:val="28"/>
+          <w:szCs w:val="28"/>
+        </w:rPr>
+      </w:pPr>
+      <w:r>
+        <w:rPr>
+          <w:sz w:val="28"/>
+          <w:szCs w:val="28"/>
+        </w:rPr>
+        <w:t>A program a futtatási összbevételt, úgy számolja ki, hogy összeadja minden töltés bevételét</w:t>
+      </w:r>
+    </w:p>
+    <w:p>
+      <w:pPr>
+        <w:pStyle w:val="Listaszerbekezds"/>
+        <w:numPr>
+          <w:ilvl w:val="1"/>
+          <w:numId w:val="15"/>
+        </w:numPr>
+        <w:rPr>
+          <w:sz w:val="28"/>
+          <w:szCs w:val="28"/>
+        </w:rPr>
+      </w:pPr>
+      <w:r>
+        <w:rPr>
+          <w:sz w:val="28"/>
+          <w:szCs w:val="28"/>
+        </w:rPr>
+        <w:t>A program leállításakor írja ki</w:t>
+      </w:r>
+    </w:p>
+    <w:p>
+      <w:pPr>
+        <w:pStyle w:val="Listaszerbekezds"/>
+        <w:numPr>
+          <w:ilvl w:val="0"/>
+          <w:numId w:val="17"/>
+        </w:numPr>
+        <w:rPr>
+          <w:sz w:val="28"/>
+          <w:szCs w:val="28"/>
+        </w:rPr>
+      </w:pPr>
+      <w:r>
+        <w:rPr>
+          <w:sz w:val="28"/>
+          <w:szCs w:val="28"/>
+        </w:rPr>
+        <w:t>Napokra bontott naplózás</w:t>
+      </w:r>
+    </w:p>
+    <w:p>
+      <w:pPr>
+        <w:pStyle w:val="Listaszerbekezds"/>
+        <w:numPr>
+          <w:ilvl w:val="1"/>
+          <w:numId w:val="15"/>
+        </w:numPr>
+        <w:rPr>
+          <w:sz w:val="28"/>
+          <w:szCs w:val="28"/>
+        </w:rPr>
+      </w:pPr>
+      <w:r>
+        <w:rPr>
+          <w:sz w:val="28"/>
+          <w:szCs w:val="28"/>
+        </w:rPr>
+        <w:t>A napokra bontott naplózás elmenti a töltéseket, a dátum</w:t>
+      </w:r>
+      <w:r>
+        <w:rPr>
+          <w:sz w:val="28"/>
+          <w:szCs w:val="28"/>
+        </w:rPr>
+        <w:t>ok</w:t>
+      </w:r>
+      <w:r>
+        <w:rPr>
+          <w:sz w:val="28"/>
+          <w:szCs w:val="28"/>
+        </w:rPr>
+        <w:t xml:space="preserve"> alapján</w:t>
+      </w:r>
+      <w:r>
+        <w:rPr>
+          <w:sz w:val="28"/>
+          <w:szCs w:val="28"/>
+        </w:rPr>
+        <w:t xml:space="preserve"> elnevezett fájlokba</w:t>
+      </w:r>
+    </w:p>
+    <w:p>
+      <w:pPr>
+        <w:pStyle w:val="Listaszerbekezds"/>
+        <w:numPr>
+          <w:ilvl w:val="1"/>
+          <w:numId w:val="15"/>
+        </w:numPr>
+        <w:rPr>
+          <w:sz w:val="28"/>
+          <w:szCs w:val="28"/>
+        </w:rPr>
+      </w:pPr>
+      <w:r>
+        <w:rPr>
+          <w:sz w:val="28"/>
+          <w:szCs w:val="28"/>
+        </w:rPr>
+        <w:t>az elmentett adatok: a jármű azonosítója, a jármű márkája, a kezdési idő, a töltött percek, és a kiszámolt ár</w:t>
+      </w:r>
+    </w:p>
+    <w:p>
+      <w:pPr>
+        <w:pStyle w:val="Listaszerbekezds"/>
+        <w:numPr>
+          <w:ilvl w:val="1"/>
+          <w:numId w:val="15"/>
+        </w:numPr>
+        <w:rPr>
+          <w:sz w:val="28"/>
+          <w:szCs w:val="28"/>
+        </w:rPr>
+      </w:pPr>
+      <w:r>
+        <w:rPr>
+          <w:sz w:val="28"/>
+          <w:szCs w:val="28"/>
+        </w:rPr>
+        <w:t xml:space="preserve">Az elmentett adatokat </w:t>
+      </w:r>
+      <w:proofErr w:type="spellStart"/>
+      <w:r>
+        <w:rPr>
+          <w:sz w:val="28"/>
+          <w:szCs w:val="28"/>
+        </w:rPr>
+        <w:t>töltésenként</w:t>
+      </w:r>
+      <w:proofErr w:type="spellEnd"/>
+      <w:r>
+        <w:rPr>
+          <w:sz w:val="28"/>
+          <w:szCs w:val="28"/>
+        </w:rPr>
+        <w:t xml:space="preserve"> egy sorba írja a program</w:t>
+      </w:r>
+    </w:p>
+    <w:p>
+      <w:pPr>
+        <w:pStyle w:val="Listaszerbekezds"/>
+        <w:numPr>
+          <w:ilvl w:val="0"/>
+          <w:numId w:val="17"/>
+        </w:numPr>
+        <w:rPr>
+          <w:sz w:val="28"/>
+          <w:szCs w:val="28"/>
+        </w:rPr>
+      </w:pPr>
+      <w:r>
+        <w:rPr>
+          <w:sz w:val="28"/>
+          <w:szCs w:val="28"/>
+        </w:rPr>
+        <w:lastRenderedPageBreak/>
+        <w:t xml:space="preserve">A fájlkezeléshez, </w:t>
+      </w:r>
+      <w:proofErr w:type="spellStart"/>
+      <w:r>
+        <w:rPr>
+          <w:sz w:val="28"/>
+          <w:szCs w:val="28"/>
+        </w:rPr>
+        <w:t>FileWriter</w:t>
+      </w:r>
+      <w:proofErr w:type="spellEnd"/>
+      <w:r>
+        <w:rPr>
+          <w:sz w:val="28"/>
+          <w:szCs w:val="28"/>
+        </w:rPr>
+        <w:t>-t használunk, hogy a már létező fájlokat, könnyebben tudjuk kezelni</w:t>
+      </w:r>
+    </w:p>
+    <w:p>
+      <w:pPr>
+        <w:pStyle w:val="Listaszerbekezds"/>
+        <w:numPr>
+          <w:ilvl w:val="0"/>
+          <w:numId w:val="17"/>
+        </w:numPr>
+        <w:rPr>
+          <w:sz w:val="28"/>
+          <w:szCs w:val="28"/>
+        </w:rPr>
+      </w:pPr>
+      <w:r>
+        <w:rPr>
+          <w:sz w:val="28"/>
+          <w:szCs w:val="28"/>
+        </w:rPr>
+        <w:t>A fájl</w:t>
+      </w:r>
+      <w:r>
+        <w:rPr>
+          <w:sz w:val="28"/>
+          <w:szCs w:val="28"/>
+        </w:rPr>
+        <w:t>ok</w:t>
+      </w:r>
+      <w:r>
+        <w:rPr>
+          <w:sz w:val="28"/>
+          <w:szCs w:val="28"/>
+        </w:rPr>
+        <w:t xml:space="preserve"> a</w:t>
+      </w:r>
+      <w:r>
+        <w:rPr>
+          <w:sz w:val="28"/>
+          <w:szCs w:val="28"/>
+        </w:rPr>
+        <w:t xml:space="preserve"> szoftver</w:t>
+      </w:r>
+      <w:r>
+        <w:rPr>
+          <w:sz w:val="28"/>
+          <w:szCs w:val="28"/>
+        </w:rPr>
+        <w:t xml:space="preserve"> </w:t>
+      </w:r>
+      <w:r>
+        <w:rPr>
+          <w:sz w:val="28"/>
+          <w:szCs w:val="28"/>
+        </w:rPr>
+        <w:t xml:space="preserve">Data mappájában </w:t>
+      </w:r>
+      <w:r>
+        <w:rPr>
+          <w:sz w:val="28"/>
+          <w:szCs w:val="28"/>
+        </w:rPr>
+        <w:t>található</w:t>
+      </w:r>
+      <w:r>
+        <w:rPr>
+          <w:sz w:val="28"/>
+          <w:szCs w:val="28"/>
+        </w:rPr>
+        <w:t>k</w:t>
+      </w:r>
+      <w:r>
+        <w:rPr>
+          <w:sz w:val="28"/>
+          <w:szCs w:val="28"/>
+        </w:rPr>
+        <w:t xml:space="preserve">, </w:t>
+      </w:r>
+      <w:proofErr w:type="spellStart"/>
+      <w:r>
+        <w:rPr>
+          <w:sz w:val="28"/>
+          <w:szCs w:val="28"/>
+        </w:rPr>
+        <w:t>append</w:t>
+      </w:r>
+      <w:proofErr w:type="spellEnd"/>
+      <w:r>
+        <w:rPr>
+          <w:sz w:val="28"/>
+          <w:szCs w:val="28"/>
+        </w:rPr>
+        <w:t xml:space="preserve"> módban</w:t>
+      </w:r>
+      <w:r>
+        <w:rPr>
+          <w:sz w:val="28"/>
+          <w:szCs w:val="28"/>
+        </w:rPr>
+        <w:t xml:space="preserve"> kezeli a már létező fájlokat</w:t>
+      </w:r>
+    </w:p>
+    <w:p>
+      <w:pPr>
+        <w:rPr>
+          <w:rFonts w:eastAsia="Yu Gothic UI Semibold" w:cstheme="minorHAnsi"/>
+          <w:b/>
+          <w:bCs/>
+          <w:sz w:val="32"/>
+          <w:szCs w:val="40"/>
+        </w:rPr>
+      </w:pPr>
+      <w:r>
+        <w:rPr>
+          <w:rFonts w:eastAsia="Yu Gothic UI Semibold" w:cstheme="minorHAnsi"/>
+          <w:b/>
+          <w:bCs/>
+          <w:sz w:val="32"/>
+          <w:szCs w:val="40"/>
+        </w:rPr>
+        <w:t>Példa bejegyzés</w:t>
+      </w:r>
+    </w:p>
+    <w:p>
+      <w:pPr>
+        <w:rPr>
           <w:rFonts w:eastAsia="Yu Gothic UI Semibold" w:cstheme="minorHAnsi"/>
           <w:bCs/>
           <w:sz w:val="28"/>
@@ -2418,12 +4243,11 @@
           <w:sz w:val="28"/>
           <w:szCs w:val="36"/>
         </w:rPr>
-        <w:t>a felhasználó elfogadhatja vagy visszaléphet</w:t>
-      </w:r>
-    </w:p>
-    <w:p>
-      <w:pPr>
-        <w:ind w:left="1440"/>
+        <w:t>Normál Port 1: 45% kihasználtság</w:t>
+      </w:r>
+    </w:p>
+    <w:p>
+      <w:pPr>
         <w:rPr>
           <w:rFonts w:eastAsia="Yu Gothic UI Semibold" w:cstheme="minorHAnsi"/>
           <w:bCs/>
@@ -2431,154 +4255,15 @@
           <w:szCs w:val="36"/>
         </w:rPr>
       </w:pPr>
-    </w:p>
-    <w:p>
-      <w:pPr>
-        <w:rPr>
-          <w:rFonts w:eastAsia="Yu Gothic UI Semibold" w:cstheme="minorHAnsi"/>
-          <w:b/>
-          <w:bCs/>
-          <w:sz w:val="32"/>
-          <w:szCs w:val="40"/>
-        </w:rPr>
-      </w:pPr>
-      <w:r>
-        <w:rPr>
-          <w:rFonts w:eastAsia="Yu Gothic UI Semibold" w:cstheme="minorHAnsi"/>
-          <w:b/>
-          <w:bCs/>
-          <w:sz w:val="32"/>
-          <w:szCs w:val="40"/>
-        </w:rPr>
-        <w:t>Naplózás és statisztika</w:t>
-      </w:r>
-    </w:p>
-    <w:p>
-      <w:pPr>
-        <w:rPr>
-          <w:sz w:val="28"/>
-          <w:szCs w:val="28"/>
-        </w:rPr>
-      </w:pPr>
-      <w:r>
-        <w:t>-</w:t>
-      </w:r>
-      <w:r>
-        <w:rPr>
-          <w:sz w:val="28"/>
-          <w:szCs w:val="28"/>
-        </w:rPr>
-        <w:t xml:space="preserve"> A program bezárásakor daily_log.txt fájlba menti:</w:t>
-      </w:r>
-    </w:p>
-    <w:p>
-      <w:pPr>
-        <w:rPr>
-          <w:sz w:val="28"/>
-          <w:szCs w:val="28"/>
-        </w:rPr>
-      </w:pPr>
-      <w:r>
-        <w:rPr>
-          <w:sz w:val="28"/>
-          <w:szCs w:val="28"/>
-        </w:rPr>
-        <w:t xml:space="preserve"> - </w:t>
-      </w:r>
-      <w:proofErr w:type="spellStart"/>
-      <w:r>
-        <w:rPr>
-          <w:sz w:val="28"/>
-          <w:szCs w:val="28"/>
-        </w:rPr>
-        <w:t>Portonkénti</w:t>
-      </w:r>
-      <w:proofErr w:type="spellEnd"/>
-      <w:r>
-        <w:rPr>
-          <w:sz w:val="28"/>
-          <w:szCs w:val="28"/>
-        </w:rPr>
-        <w:t xml:space="preserve"> kihasználtság (%)</w:t>
-      </w:r>
-    </w:p>
-    <w:p>
-      <w:pPr>
-        <w:rPr>
-          <w:sz w:val="28"/>
-          <w:szCs w:val="28"/>
-        </w:rPr>
-      </w:pPr>
-      <w:r>
-        <w:rPr>
-          <w:sz w:val="28"/>
-          <w:szCs w:val="28"/>
-        </w:rPr>
-        <w:lastRenderedPageBreak/>
-        <w:t xml:space="preserve">  - Napi összbevétel</w:t>
-      </w:r>
-    </w:p>
-    <w:p>
-      <w:pPr>
-        <w:rPr>
-          <w:sz w:val="28"/>
-          <w:szCs w:val="28"/>
-        </w:rPr>
-      </w:pPr>
-      <w:r>
-        <w:rPr>
-          <w:sz w:val="28"/>
-          <w:szCs w:val="28"/>
-        </w:rPr>
-        <w:t xml:space="preserve">- A fájl a program futtatási könyvtárában található, </w:t>
-      </w:r>
-      <w:proofErr w:type="spellStart"/>
-      <w:r>
-        <w:rPr>
-          <w:sz w:val="28"/>
-          <w:szCs w:val="28"/>
-        </w:rPr>
-        <w:t>append</w:t>
-      </w:r>
-      <w:proofErr w:type="spellEnd"/>
-      <w:r>
-        <w:rPr>
-          <w:sz w:val="28"/>
-          <w:szCs w:val="28"/>
-        </w:rPr>
-        <w:t xml:space="preserve"> módban</w:t>
-      </w:r>
-    </w:p>
-    <w:p>
-      <w:pPr>
-        <w:rPr>
-          <w:rFonts w:eastAsia="Yu Gothic UI Semibold" w:cstheme="minorHAnsi"/>
-          <w:b/>
-          <w:bCs/>
-          <w:sz w:val="32"/>
-          <w:szCs w:val="40"/>
-        </w:rPr>
-      </w:pPr>
-      <w:r>
-        <w:rPr>
-          <w:rFonts w:eastAsia="Yu Gothic UI Semibold" w:cstheme="minorHAnsi"/>
-          <w:b/>
-          <w:bCs/>
-          <w:sz w:val="32"/>
-          <w:szCs w:val="40"/>
-        </w:rPr>
-        <w:t>Példa bejegyzés</w:t>
-      </w:r>
-    </w:p>
-    <w:p>
-      <w:pPr>
+      <w:r>
         <w:rPr>
           <w:rFonts w:eastAsia="Yu Gothic UI Semibold" w:cstheme="minorHAnsi"/>
           <w:bCs/>
           <w:sz w:val="28"/>
           <w:szCs w:val="36"/>
         </w:rPr>
-      </w:pPr>
+        <w:t xml:space="preserve">Gyors Port 2: </w:t>
+      </w:r>
       <w:r>
         <w:rPr>
           <w:rFonts w:eastAsia="Yu Gothic UI Semibold" w:cstheme="minorHAnsi"/>
@@ -2586,56 +4271,36 @@
           <w:sz w:val="28"/>
           <w:szCs w:val="36"/>
         </w:rPr>
-        <w:t>Normál Port 1: 45% kihasználtság</w:t>
-      </w:r>
-    </w:p>
-    <w:p>
-      <w:pPr>
+        <w:t>55</w:t>
+      </w:r>
+      <w:r>
         <w:rPr>
           <w:rFonts w:eastAsia="Yu Gothic UI Semibold" w:cstheme="minorHAnsi"/>
           <w:bCs/>
           <w:sz w:val="28"/>
           <w:szCs w:val="36"/>
         </w:rPr>
-      </w:pPr>
-      <w:r>
+        <w:t>% kihasználtság</w:t>
+      </w:r>
+    </w:p>
+    <w:p>
+      <w:pPr>
         <w:rPr>
           <w:rFonts w:eastAsia="Yu Gothic UI Semibold" w:cstheme="minorHAnsi"/>
           <w:bCs/>
           <w:sz w:val="28"/>
           <w:szCs w:val="36"/>
         </w:rPr>
-        <w:t>Gyors Port 2: 60% kihasználtság</w:t>
-      </w:r>
-    </w:p>
-    <w:p>
-      <w:pPr>
+      </w:pPr>
+      <w:r>
         <w:rPr>
           <w:rFonts w:eastAsia="Yu Gothic UI Semibold" w:cstheme="minorHAnsi"/>
           <w:bCs/>
           <w:sz w:val="28"/>
           <w:szCs w:val="36"/>
         </w:rPr>
-      </w:pPr>
-      <w:r>
-        <w:rPr>
-          <w:rFonts w:eastAsia="Yu Gothic UI Semibold" w:cstheme="minorHAnsi"/>
-          <w:bCs/>
-          <w:sz w:val="28"/>
-          <w:szCs w:val="36"/>
-        </w:rPr>
         <w:t>Teljes napi bevétel: 12 500 Ft</w:t>
       </w:r>
-    </w:p>
-    <w:p>
-      <w:pPr>
-        <w:rPr>
-          <w:rFonts w:eastAsia="Yu Gothic UI Semibold" w:cstheme="minorHAnsi"/>
-          <w:bCs/>
-          <w:sz w:val="28"/>
-          <w:szCs w:val="36"/>
-        </w:rPr>
-      </w:pPr>
     </w:p>
     <w:p>
       <w:pPr>
@@ -2788,6 +4453,313 @@
         </w:rPr>
         <w:t>Minden adat lokálisan kerül feldolgozásra</w:t>
       </w:r>
+    </w:p>
+    <w:p>
+      <w:pPr>
+        <w:rPr>
+          <w:rFonts w:eastAsia="Yu Gothic UI Semibold" w:cstheme="minorHAnsi"/>
+          <w:bCs/>
+          <w:sz w:val="28"/>
+          <w:szCs w:val="36"/>
+        </w:rPr>
+      </w:pPr>
+    </w:p>
+    <w:p>
+      <w:pPr>
+        <w:rPr>
+          <w:rFonts w:eastAsia="Yu Gothic UI Semibold" w:cstheme="minorHAnsi"/>
+          <w:b/>
+          <w:bCs/>
+          <w:sz w:val="32"/>
+          <w:szCs w:val="36"/>
+        </w:rPr>
+      </w:pPr>
+      <w:r>
+        <w:rPr>
+          <w:rFonts w:eastAsia="Yu Gothic UI Semibold" w:cstheme="minorHAnsi"/>
+          <w:b/>
+          <w:bCs/>
+          <w:sz w:val="32"/>
+          <w:szCs w:val="36"/>
+        </w:rPr>
+        <w:t>Nem funkcionális követelmények pontosítása</w:t>
+      </w:r>
+    </w:p>
+    <w:p>
+      <w:pPr>
+        <w:numPr>
+          <w:ilvl w:val="0"/>
+          <w:numId w:val="27"/>
+        </w:numPr>
+        <w:rPr>
+          <w:rFonts w:eastAsia="Yu Gothic UI Semibold" w:cstheme="minorHAnsi"/>
+          <w:bCs/>
+          <w:sz w:val="28"/>
+          <w:szCs w:val="36"/>
+        </w:rPr>
+      </w:pPr>
+      <w:r>
+        <w:rPr>
+          <w:rFonts w:eastAsia="Yu Gothic UI Semibold" w:cstheme="minorHAnsi"/>
+          <w:bCs/>
+          <w:sz w:val="28"/>
+          <w:szCs w:val="36"/>
+        </w:rPr>
+        <w:t>Reakcióidő: a CLI válaszidő észlelhető késleltetés nélkül történik</w:t>
+      </w:r>
+    </w:p>
+    <w:p>
+      <w:pPr>
+        <w:numPr>
+          <w:ilvl w:val="0"/>
+          <w:numId w:val="27"/>
+        </w:numPr>
+        <w:rPr>
+          <w:rFonts w:eastAsia="Yu Gothic UI Semibold" w:cstheme="minorHAnsi"/>
+          <w:bCs/>
+          <w:sz w:val="28"/>
+          <w:szCs w:val="36"/>
+        </w:rPr>
+      </w:pPr>
+      <w:r>
+        <w:rPr>
+          <w:rFonts w:eastAsia="Yu Gothic UI Semibold" w:cstheme="minorHAnsi"/>
+          <w:bCs/>
+          <w:sz w:val="28"/>
+          <w:szCs w:val="36"/>
+        </w:rPr>
+        <w:t>Offline működés: nincs valódi fizetés, kizárólag szimuláció</w:t>
+      </w:r>
+    </w:p>
+    <w:p>
+      <w:pPr>
+        <w:numPr>
+          <w:ilvl w:val="0"/>
+          <w:numId w:val="27"/>
+        </w:numPr>
+        <w:rPr>
+          <w:rFonts w:eastAsia="Yu Gothic UI Semibold" w:cstheme="minorHAnsi"/>
+          <w:bCs/>
+          <w:sz w:val="28"/>
+          <w:szCs w:val="36"/>
+        </w:rPr>
+      </w:pPr>
+      <w:r>
+        <w:rPr>
+          <w:rFonts w:eastAsia="Yu Gothic UI Semibold" w:cstheme="minorHAnsi"/>
+          <w:bCs/>
+          <w:sz w:val="28"/>
+          <w:szCs w:val="36"/>
+        </w:rPr>
+        <w:t>Hibás bemenetek kivételkezeléssel (</w:t>
+      </w:r>
+      <w:proofErr w:type="spellStart"/>
+      <w:r>
+        <w:rPr>
+          <w:rFonts w:eastAsia="Yu Gothic UI Semibold" w:cstheme="minorHAnsi"/>
+          <w:bCs/>
+          <w:sz w:val="28"/>
+          <w:szCs w:val="36"/>
+        </w:rPr>
+        <w:t>InvalidInputException</w:t>
+      </w:r>
+      <w:proofErr w:type="spellEnd"/>
+      <w:r>
+        <w:rPr>
+          <w:rFonts w:eastAsia="Yu Gothic UI Semibold" w:cstheme="minorHAnsi"/>
+          <w:bCs/>
+          <w:sz w:val="28"/>
+          <w:szCs w:val="36"/>
+        </w:rPr>
+        <w:t>) kezelve</w:t>
+      </w:r>
+    </w:p>
+    <w:p>
+      <w:pPr>
+        <w:rPr>
+          <w:rFonts w:eastAsia="Yu Gothic UI Semibold" w:cstheme="minorHAnsi"/>
+          <w:b/>
+          <w:bCs/>
+          <w:sz w:val="32"/>
+          <w:szCs w:val="36"/>
+        </w:rPr>
+      </w:pPr>
+    </w:p>
+    <w:p>
+      <w:pPr>
+        <w:rPr>
+          <w:rFonts w:eastAsia="Yu Gothic UI Semibold" w:cstheme="minorHAnsi"/>
+          <w:b/>
+          <w:bCs/>
+          <w:sz w:val="32"/>
+          <w:szCs w:val="36"/>
+        </w:rPr>
+      </w:pPr>
+    </w:p>
+    <w:p>
+      <w:pPr>
+        <w:rPr>
+          <w:rFonts w:eastAsia="Yu Gothic UI Semibold" w:cstheme="minorHAnsi"/>
+          <w:b/>
+          <w:bCs/>
+          <w:sz w:val="32"/>
+          <w:szCs w:val="36"/>
+        </w:rPr>
+      </w:pPr>
+      <w:r>
+        <w:rPr>
+          <w:rFonts w:eastAsia="Yu Gothic UI Semibold" w:cstheme="minorHAnsi"/>
+          <w:b/>
+          <w:bCs/>
+          <w:sz w:val="32"/>
+          <w:szCs w:val="36"/>
+        </w:rPr>
+        <w:t>Elfogadási kritériumok</w:t>
+      </w:r>
+    </w:p>
+    <w:p>
+      <w:pPr>
+        <w:rPr>
+          <w:rFonts w:eastAsia="Yu Gothic UI Semibold" w:cstheme="minorHAnsi"/>
+          <w:bCs/>
+          <w:sz w:val="28"/>
+          <w:szCs w:val="36"/>
+        </w:rPr>
+      </w:pPr>
+      <w:r>
+        <w:rPr>
+          <w:rFonts w:eastAsia="Yu Gothic UI Semibold" w:cstheme="minorHAnsi"/>
+          <w:bCs/>
+          <w:sz w:val="28"/>
+          <w:szCs w:val="36"/>
+        </w:rPr>
+        <w:t>A rendszer elfogadható, ha:</w:t>
+      </w:r>
+    </w:p>
+    <w:p>
+      <w:pPr>
+        <w:numPr>
+          <w:ilvl w:val="0"/>
+          <w:numId w:val="26"/>
+        </w:numPr>
+        <w:rPr>
+          <w:rFonts w:eastAsia="Yu Gothic UI Semibold" w:cstheme="minorHAnsi"/>
+          <w:bCs/>
+          <w:sz w:val="28"/>
+          <w:szCs w:val="36"/>
+        </w:rPr>
+      </w:pPr>
+      <w:r>
+        <w:rPr>
+          <w:rFonts w:eastAsia="Yu Gothic UI Semibold" w:cstheme="minorHAnsi"/>
+          <w:bCs/>
+          <w:sz w:val="28"/>
+          <w:szCs w:val="36"/>
+        </w:rPr>
+        <w:t>Minden validáció működik</w:t>
+      </w:r>
+    </w:p>
+    <w:p>
+      <w:pPr>
+        <w:numPr>
+          <w:ilvl w:val="0"/>
+          <w:numId w:val="26"/>
+        </w:numPr>
+        <w:rPr>
+          <w:rFonts w:eastAsia="Yu Gothic UI Semibold" w:cstheme="minorHAnsi"/>
+          <w:bCs/>
+          <w:sz w:val="28"/>
+          <w:szCs w:val="36"/>
+        </w:rPr>
+      </w:pPr>
+      <w:r>
+        <w:rPr>
+          <w:rFonts w:eastAsia="Yu Gothic UI Semibold" w:cstheme="minorHAnsi"/>
+          <w:bCs/>
+          <w:sz w:val="28"/>
+          <w:szCs w:val="36"/>
+        </w:rPr>
+        <w:t>Nem indítható átfedő töltés</w:t>
+      </w:r>
+    </w:p>
+    <w:p>
+      <w:pPr>
+        <w:numPr>
+          <w:ilvl w:val="0"/>
+          <w:numId w:val="26"/>
+        </w:numPr>
+        <w:rPr>
+          <w:rFonts w:eastAsia="Yu Gothic UI Semibold" w:cstheme="minorHAnsi"/>
+          <w:bCs/>
+          <w:sz w:val="28"/>
+          <w:szCs w:val="36"/>
+        </w:rPr>
+      </w:pPr>
+      <w:r>
+        <w:rPr>
+          <w:rFonts w:eastAsia="Yu Gothic UI Semibold" w:cstheme="minorHAnsi"/>
+          <w:bCs/>
+          <w:sz w:val="28"/>
+          <w:szCs w:val="36"/>
+        </w:rPr>
+        <w:t>A költségszámítás helyes</w:t>
+      </w:r>
+    </w:p>
+    <w:p>
+      <w:pPr>
+        <w:numPr>
+          <w:ilvl w:val="0"/>
+          <w:numId w:val="26"/>
+        </w:numPr>
+        <w:rPr>
+          <w:rFonts w:eastAsia="Yu Gothic UI Semibold" w:cstheme="minorHAnsi"/>
+          <w:bCs/>
+          <w:sz w:val="28"/>
+          <w:szCs w:val="36"/>
+        </w:rPr>
+      </w:pPr>
+      <w:r>
+        <w:rPr>
+          <w:rFonts w:eastAsia="Yu Gothic UI Semibold" w:cstheme="minorHAnsi"/>
+          <w:bCs/>
+          <w:sz w:val="28"/>
+          <w:szCs w:val="36"/>
+        </w:rPr>
+        <w:t>A naplófájl sikeresen létrejön</w:t>
+      </w:r>
+    </w:p>
+    <w:p>
+      <w:pPr>
+        <w:numPr>
+          <w:ilvl w:val="0"/>
+          <w:numId w:val="26"/>
+        </w:numPr>
+        <w:rPr>
+          <w:rFonts w:eastAsia="Yu Gothic UI Semibold" w:cstheme="minorHAnsi"/>
+          <w:bCs/>
+          <w:sz w:val="28"/>
+          <w:szCs w:val="36"/>
+        </w:rPr>
+      </w:pPr>
+      <w:r>
+        <w:rPr>
+          <w:rFonts w:eastAsia="Yu Gothic UI Semibold" w:cstheme="minorHAnsi"/>
+          <w:bCs/>
+          <w:sz w:val="28"/>
+          <w:szCs w:val="36"/>
+        </w:rPr>
+        <w:t>A CLI menü hibamentesen navigálható</w:t>
+      </w:r>
+    </w:p>
+    <w:p>
+      <w:pPr>
+        <w:rPr>
+          <w:rFonts w:eastAsia="Yu Gothic UI Semibold" w:cstheme="minorHAnsi"/>
+          <w:bCs/>
+          <w:sz w:val="28"/>
+          <w:szCs w:val="36"/>
+        </w:rPr>
+      </w:pPr>
     </w:p>
     <w:p>
       <w:pPr>
@@ -2855,7 +4827,7 @@
 </file>
 
 <file path=word/numbering.xml><?xml version="1.0" encoding="utf-8"?>
-<w:numbering xmlns:wpc="http://schemas.microsoft.com/office/word/2010/wordprocessingCanvas" xmlns:cx="http://schemas.microsoft.com/office/drawing/2014/chartex" xmlns:cx1="http://schemas.microsoft.com/office/drawing/2015/9/8/chartex" xmlns:cx2="http://schemas.microsoft.com/office/drawing/2015/10/21/chartex" xmlns:cx3="http://schemas.microsoft.com/office/drawing/2016/5/9/chartex" xmlns:cx4="http://schemas.microsoft.com/office/drawing/2016/5/10/chartex" xmlns:cx5="http://schemas.microsoft.com/office/drawing/2016/5/11/chartex" xmlns:cx6="http://schemas.microsoft.com/office/drawing/2016/5/12/chartex" xmlns:cx7="http://schemas.microsoft.com/office/drawing/2016/5/13/chartex" xmlns:cx8="http://schemas.microsoft.com/office/drawing/2016/5/14/chartex" xmlns:mc="http://schemas.openxmlformats.org/markup-compatibility/2006" xmlns:aink="http://schemas.microsoft.com/office/drawing/2016/ink" xmlns:am3d="http://schemas.microsoft.com/office/drawing/2017/model3d" xmlns:o="urn:schemas-microsoft-com:office:office" xmlns:oel="http://schemas.microsoft.com/office/2019/extlst" xmlns:r="http://schemas.openxmlformats.org/officeDocument/2006/relationships" xmlns:m="http://schemas.openxmlformats.org/officeDocument/2006/math" xmlns:v="urn:schemas-microsoft-com:vml" xmlns:wp14="http://schemas.microsoft.com/office/word/2010/wordprocessingDrawing" xmlns:wp="http://schemas.openxmlformats.org/drawingml/2006/wordprocessingDrawing" xmlns:w10="urn:schemas-microsoft-com:office:word" xmlns:w="http://schemas.openxmlformats.org/wordprocessingml/2006/main" xmlns:w14="http://schemas.microsoft.com/office/word/2010/wordml" xmlns:w15="http://schemas.microsoft.com/office/word/2012/wordml" xmlns:w16cex="http://schemas.microsoft.com/office/word/2018/wordml/cex" xmlns:w16cid="http://schemas.microsoft.com/office/word/2016/wordml/cid" xmlns:w16="http://schemas.microsoft.com/office/word/2018/wordml" xmlns:w16du="http://schemas.microsoft.com/office/word/2023/wordml/word16du" xmlns:w16sdtdh="http://schemas.microsoft.com/office/word/2020/wordml/sdtdatahash" xmlns:w16sdtfl="http://schemas.microsoft.com/office/word/2024/wordml/sdtformatlock" xmlns:w16se="http://schemas.microsoft.com/office/word/2015/wordml/symex" xmlns:wpg="http://schemas.microsoft.com/office/word/2010/wordprocessingGroup" xmlns:wpi="http://schemas.microsoft.com/office/word/2010/wordprocessingInk" xmlns:wne="http://schemas.microsoft.com/office/word/2006/wordml" xmlns:wps="http://schemas.microsoft.com/office/word/2010/wordprocessingShape" mc:Ignorable="w14 w15 w16se w16cid w16 w16cex w16sdtdh w16sdtfl w16du wp14">
+<w:numbering xmlns:wpc="http://schemas.microsoft.com/office/word/2010/wordprocessingCanvas" xmlns:cx="http://schemas.microsoft.com/office/drawing/2014/chartex" xmlns:cx1="http://schemas.microsoft.com/office/drawing/2015/9/8/chartex" xmlns:cx2="http://schemas.microsoft.com/office/drawing/2015/10/21/chartex" xmlns:cx3="http://schemas.microsoft.com/office/drawing/2016/5/9/chartex" xmlns:cx4="http://schemas.microsoft.com/office/drawing/2016/5/10/chartex" xmlns:cx5="http://schemas.microsoft.com/office/drawing/2016/5/11/chartex" xmlns:cx6="http://schemas.microsoft.com/office/drawing/2016/5/12/chartex" xmlns:cx7="http://schemas.microsoft.com/office/drawing/2016/5/13/chartex" xmlns:cx8="http://schemas.microsoft.com/office/drawing/2016/5/14/chartex" xmlns:mc="http://schemas.openxmlformats.org/markup-compatibility/2006" xmlns:aink="http://schemas.microsoft.com/office/drawing/2016/ink" xmlns:am3d="http://schemas.microsoft.com/office/drawing/2017/model3d" xmlns:o="urn:schemas-microsoft-com:office:office" xmlns:r="http://schemas.openxmlformats.org/officeDocument/2006/relationships" xmlns:m="http://schemas.openxmlformats.org/officeDocument/2006/math" xmlns:v="urn:schemas-microsoft-com:vml" xmlns:wp14="http://schemas.microsoft.com/office/word/2010/wordprocessingDrawing" xmlns:wp="http://schemas.openxmlformats.org/drawingml/2006/wordprocessingDrawing" xmlns:w10="urn:schemas-microsoft-com:office:word" xmlns:w="http://schemas.openxmlformats.org/wordprocessingml/2006/main" xmlns:w14="http://schemas.microsoft.com/office/word/2010/wordml" xmlns:w15="http://schemas.microsoft.com/office/word/2012/wordml" xmlns:w16cid="http://schemas.microsoft.com/office/word/2016/wordml/cid" xmlns:w16se="http://schemas.microsoft.com/office/word/2015/wordml/symex" xmlns:wpg="http://schemas.microsoft.com/office/word/2010/wordprocessingGroup" xmlns:wpi="http://schemas.microsoft.com/office/word/2010/wordprocessingInk" xmlns:wne="http://schemas.microsoft.com/office/word/2006/wordml" xmlns:wps="http://schemas.microsoft.com/office/word/2010/wordprocessingShape" mc:Ignorable="w14 w15 w16se w16cid wp14">
   <w:abstractNum w:abstractNumId="0" w15:restartNumberingAfterBreak="0">
     <w:nsid w:val="00056969"/>
     <w:multiLevelType w:val="hybridMultilevel"/>
@@ -2970,6 +4942,238 @@
     </w:lvl>
   </w:abstractNum>
   <w:abstractNum w:abstractNumId="1" w15:restartNumberingAfterBreak="0">
+    <w:nsid w:val="0237317D"/>
+    <w:multiLevelType w:val="hybridMultilevel"/>
+    <w:tmpl w:val="5DA4F6B2"/>
+    <w:lvl w:ilvl="0" w:tplc="C69CED20">
+      <w:start w:val="1"/>
+      <w:numFmt w:val="bullet"/>
+      <w:lvlText w:val=""/>
+      <w:lvlJc w:val="left"/>
+      <w:pPr>
+        <w:ind w:left="643" w:hanging="360"/>
+      </w:pPr>
+      <w:rPr>
+        <w:rFonts w:ascii="Symbol" w:hAnsi="Symbol" w:hint="default"/>
+        <w:sz w:val="20"/>
+      </w:rPr>
+    </w:lvl>
+    <w:lvl w:ilvl="1" w:tplc="2FB0EE4C">
+      <w:start w:val="1"/>
+      <w:numFmt w:val="bullet"/>
+      <w:lvlText w:val="o"/>
+      <w:lvlJc w:val="left"/>
+      <w:pPr>
+        <w:ind w:left="1352" w:hanging="360"/>
+      </w:pPr>
+      <w:rPr>
+        <w:rFonts w:ascii="Courier New" w:hAnsi="Courier New" w:cs="Courier New" w:hint="default"/>
+        <w:sz w:val="20"/>
+        <w:szCs w:val="20"/>
+      </w:rPr>
+    </w:lvl>
+    <w:lvl w:ilvl="2" w:tplc="040E0005" w:tentative="1">
+      <w:start w:val="1"/>
+      <w:numFmt w:val="bullet"/>
+      <w:lvlText w:val=""/>
+      <w:lvlJc w:val="left"/>
+      <w:pPr>
+        <w:ind w:left="2865" w:hanging="360"/>
+      </w:pPr>
+      <w:rPr>
+        <w:rFonts w:ascii="Wingdings" w:hAnsi="Wingdings" w:hint="default"/>
+      </w:rPr>
+    </w:lvl>
+    <w:lvl w:ilvl="3" w:tplc="040E0001" w:tentative="1">
+      <w:start w:val="1"/>
+      <w:numFmt w:val="bullet"/>
+      <w:lvlText w:val=""/>
+      <w:lvlJc w:val="left"/>
+      <w:pPr>
+        <w:ind w:left="3585" w:hanging="360"/>
+      </w:pPr>
+      <w:rPr>
+        <w:rFonts w:ascii="Symbol" w:hAnsi="Symbol" w:hint="default"/>
+      </w:rPr>
+    </w:lvl>
+    <w:lvl w:ilvl="4" w:tplc="040E0003" w:tentative="1">
+      <w:start w:val="1"/>
+      <w:numFmt w:val="bullet"/>
+      <w:lvlText w:val="o"/>
+      <w:lvlJc w:val="left"/>
+      <w:pPr>
+        <w:ind w:left="4305" w:hanging="360"/>
+      </w:pPr>
+      <w:rPr>
+        <w:rFonts w:ascii="Courier New" w:hAnsi="Courier New" w:cs="Courier New" w:hint="default"/>
+      </w:rPr>
+    </w:lvl>
+    <w:lvl w:ilvl="5" w:tplc="040E0005" w:tentative="1">
+      <w:start w:val="1"/>
+      <w:numFmt w:val="bullet"/>
+      <w:lvlText w:val=""/>
+      <w:lvlJc w:val="left"/>
+      <w:pPr>
+        <w:ind w:left="5025" w:hanging="360"/>
+      </w:pPr>
+      <w:rPr>
+        <w:rFonts w:ascii="Wingdings" w:hAnsi="Wingdings" w:hint="default"/>
+      </w:rPr>
+    </w:lvl>
+    <w:lvl w:ilvl="6" w:tplc="040E0001" w:tentative="1">
+      <w:start w:val="1"/>
+      <w:numFmt w:val="bullet"/>
+      <w:lvlText w:val=""/>
+      <w:lvlJc w:val="left"/>
+      <w:pPr>
+        <w:ind w:left="5745" w:hanging="360"/>
+      </w:pPr>
+      <w:rPr>
+        <w:rFonts w:ascii="Symbol" w:hAnsi="Symbol" w:hint="default"/>
+      </w:rPr>
+    </w:lvl>
+    <w:lvl w:ilvl="7" w:tplc="040E0003" w:tentative="1">
+      <w:start w:val="1"/>
+      <w:numFmt w:val="bullet"/>
+      <w:lvlText w:val="o"/>
+      <w:lvlJc w:val="left"/>
+      <w:pPr>
+        <w:ind w:left="6465" w:hanging="360"/>
+      </w:pPr>
+      <w:rPr>
+        <w:rFonts w:ascii="Courier New" w:hAnsi="Courier New" w:cs="Courier New" w:hint="default"/>
+      </w:rPr>
+    </w:lvl>
+    <w:lvl w:ilvl="8" w:tplc="040E0005" w:tentative="1">
+      <w:start w:val="1"/>
+      <w:numFmt w:val="bullet"/>
+      <w:lvlText w:val=""/>
+      <w:lvlJc w:val="left"/>
+      <w:pPr>
+        <w:ind w:left="7185" w:hanging="360"/>
+      </w:pPr>
+      <w:rPr>
+        <w:rFonts w:ascii="Wingdings" w:hAnsi="Wingdings" w:hint="default"/>
+      </w:rPr>
+    </w:lvl>
+  </w:abstractNum>
+  <w:abstractNum w:abstractNumId="2" w15:restartNumberingAfterBreak="0">
+    <w:nsid w:val="10147CC4"/>
+    <w:multiLevelType w:val="hybridMultilevel"/>
+    <w:tmpl w:val="6D5CFCD6"/>
+    <w:lvl w:ilvl="0" w:tplc="C69CED20">
+      <w:start w:val="1"/>
+      <w:numFmt w:val="bullet"/>
+      <w:lvlText w:val=""/>
+      <w:lvlJc w:val="left"/>
+      <w:pPr>
+        <w:ind w:left="643" w:hanging="360"/>
+      </w:pPr>
+      <w:rPr>
+        <w:rFonts w:ascii="Symbol" w:hAnsi="Symbol" w:hint="default"/>
+        <w:sz w:val="20"/>
+      </w:rPr>
+    </w:lvl>
+    <w:lvl w:ilvl="1" w:tplc="2FB0EE4C">
+      <w:start w:val="1"/>
+      <w:numFmt w:val="bullet"/>
+      <w:lvlText w:val="o"/>
+      <w:lvlJc w:val="left"/>
+      <w:pPr>
+        <w:ind w:left="1352" w:hanging="360"/>
+      </w:pPr>
+      <w:rPr>
+        <w:rFonts w:ascii="Courier New" w:hAnsi="Courier New" w:cs="Courier New" w:hint="default"/>
+        <w:sz w:val="20"/>
+        <w:szCs w:val="20"/>
+      </w:rPr>
+    </w:lvl>
+    <w:lvl w:ilvl="2" w:tplc="040E0005" w:tentative="1">
+      <w:start w:val="1"/>
+      <w:numFmt w:val="bullet"/>
+      <w:lvlText w:val=""/>
+      <w:lvlJc w:val="left"/>
+      <w:pPr>
+        <w:ind w:left="2865" w:hanging="360"/>
+      </w:pPr>
+      <w:rPr>
+        <w:rFonts w:ascii="Wingdings" w:hAnsi="Wingdings" w:hint="default"/>
+      </w:rPr>
+    </w:lvl>
+    <w:lvl w:ilvl="3" w:tplc="040E0001" w:tentative="1">
+      <w:start w:val="1"/>
+      <w:numFmt w:val="bullet"/>
+      <w:lvlText w:val=""/>
+      <w:lvlJc w:val="left"/>
+      <w:pPr>
+        <w:ind w:left="3585" w:hanging="360"/>
+      </w:pPr>
+      <w:rPr>
+        <w:rFonts w:ascii="Symbol" w:hAnsi="Symbol" w:hint="default"/>
+      </w:rPr>
+    </w:lvl>
+    <w:lvl w:ilvl="4" w:tplc="040E0003" w:tentative="1">
+      <w:start w:val="1"/>
+      <w:numFmt w:val="bullet"/>
+      <w:lvlText w:val="o"/>
+      <w:lvlJc w:val="left"/>
+      <w:pPr>
+        <w:ind w:left="4305" w:hanging="360"/>
+      </w:pPr>
+      <w:rPr>
+        <w:rFonts w:ascii="Courier New" w:hAnsi="Courier New" w:cs="Courier New" w:hint="default"/>
+      </w:rPr>
+    </w:lvl>
+    <w:lvl w:ilvl="5" w:tplc="040E0005" w:tentative="1">
+      <w:start w:val="1"/>
+      <w:numFmt w:val="bullet"/>
+      <w:lvlText w:val=""/>
+      <w:lvlJc w:val="left"/>
+      <w:pPr>
+        <w:ind w:left="5025" w:hanging="360"/>
+      </w:pPr>
+      <w:rPr>
+        <w:rFonts w:ascii="Wingdings" w:hAnsi="Wingdings" w:hint="default"/>
+      </w:rPr>
+    </w:lvl>
+    <w:lvl w:ilvl="6" w:tplc="040E0001" w:tentative="1">
+      <w:start w:val="1"/>
+      <w:numFmt w:val="bullet"/>
+      <w:lvlText w:val=""/>
+      <w:lvlJc w:val="left"/>
+      <w:pPr>
+        <w:ind w:left="5745" w:hanging="360"/>
+      </w:pPr>
+      <w:rPr>
+        <w:rFonts w:ascii="Symbol" w:hAnsi="Symbol" w:hint="default"/>
+      </w:rPr>
+    </w:lvl>
+    <w:lvl w:ilvl="7" w:tplc="040E0003" w:tentative="1">
+      <w:start w:val="1"/>
+      <w:numFmt w:val="bullet"/>
+      <w:lvlText w:val="o"/>
+      <w:lvlJc w:val="left"/>
+      <w:pPr>
+        <w:ind w:left="6465" w:hanging="360"/>
+      </w:pPr>
+      <w:rPr>
+        <w:rFonts w:ascii="Courier New" w:hAnsi="Courier New" w:cs="Courier New" w:hint="default"/>
+      </w:rPr>
+    </w:lvl>
+    <w:lvl w:ilvl="8" w:tplc="040E0005" w:tentative="1">
+      <w:start w:val="1"/>
+      <w:numFmt w:val="bullet"/>
+      <w:lvlText w:val=""/>
+      <w:lvlJc w:val="left"/>
+      <w:pPr>
+        <w:ind w:left="7185" w:hanging="360"/>
+      </w:pPr>
+      <w:rPr>
+        <w:rFonts w:ascii="Wingdings" w:hAnsi="Wingdings" w:hint="default"/>
+      </w:rPr>
+    </w:lvl>
+  </w:abstractNum>
+  <w:abstractNum w:abstractNumId="3" w15:restartNumberingAfterBreak="0">
     <w:nsid w:val="19EB13C3"/>
     <w:multiLevelType w:val="multilevel"/>
     <w:tmpl w:val="C52E2304"/>
@@ -3118,7 +5322,7 @@
       </w:rPr>
     </w:lvl>
   </w:abstractNum>
-  <w:abstractNum w:abstractNumId="2" w15:restartNumberingAfterBreak="0">
+  <w:abstractNum w:abstractNumId="4" w15:restartNumberingAfterBreak="0">
     <w:nsid w:val="1BF13170"/>
     <w:multiLevelType w:val="hybridMultilevel"/>
     <w:tmpl w:val="8AEC0DBA"/>
@@ -3231,7 +5435,7 @@
       </w:rPr>
     </w:lvl>
   </w:abstractNum>
-  <w:abstractNum w:abstractNumId="3" w15:restartNumberingAfterBreak="0">
+  <w:abstractNum w:abstractNumId="5" w15:restartNumberingAfterBreak="0">
     <w:nsid w:val="1D0D2ABF"/>
     <w:multiLevelType w:val="hybridMultilevel"/>
     <w:tmpl w:val="22545024"/>
@@ -3244,7 +5448,7 @@
         <w:ind w:left="720" w:hanging="360"/>
       </w:pPr>
     </w:lvl>
-    <w:lvl w:ilvl="1" w:tplc="040E0019" w:tentative="1">
+    <w:lvl w:ilvl="1" w:tplc="040E0019">
       <w:start w:val="1"/>
       <w:numFmt w:val="lowerLetter"/>
       <w:lvlText w:val="%2."/>
@@ -3317,7 +5521,7 @@
       </w:pPr>
     </w:lvl>
   </w:abstractNum>
-  <w:abstractNum w:abstractNumId="4" w15:restartNumberingAfterBreak="0">
+  <w:abstractNum w:abstractNumId="6" w15:restartNumberingAfterBreak="0">
     <w:nsid w:val="1F9248C9"/>
     <w:multiLevelType w:val="multilevel"/>
     <w:tmpl w:val="2DEC1804"/>
@@ -3466,7 +5670,831 @@
       </w:rPr>
     </w:lvl>
   </w:abstractNum>
-  <w:abstractNum w:abstractNumId="5" w15:restartNumberingAfterBreak="0">
+  <w:abstractNum w:abstractNumId="7" w15:restartNumberingAfterBreak="0">
+    <w:nsid w:val="2306622F"/>
+    <w:multiLevelType w:val="multilevel"/>
+    <w:tmpl w:val="036A670A"/>
+    <w:lvl w:ilvl="0">
+      <w:start w:val="1"/>
+      <w:numFmt w:val="bullet"/>
+      <w:lvlText w:val=""/>
+      <w:lvlJc w:val="left"/>
+      <w:pPr>
+        <w:tabs>
+          <w:tab w:val="num" w:pos="720"/>
+        </w:tabs>
+        <w:ind w:left="720" w:hanging="360"/>
+      </w:pPr>
+      <w:rPr>
+        <w:rFonts w:ascii="Symbol" w:hAnsi="Symbol" w:hint="default"/>
+        <w:sz w:val="20"/>
+      </w:rPr>
+    </w:lvl>
+    <w:lvl w:ilvl="1" w:tentative="1">
+      <w:start w:val="1"/>
+      <w:numFmt w:val="bullet"/>
+      <w:lvlText w:val="o"/>
+      <w:lvlJc w:val="left"/>
+      <w:pPr>
+        <w:tabs>
+          <w:tab w:val="num" w:pos="1440"/>
+        </w:tabs>
+        <w:ind w:left="1440" w:hanging="360"/>
+      </w:pPr>
+      <w:rPr>
+        <w:rFonts w:ascii="Courier New" w:hAnsi="Courier New" w:hint="default"/>
+        <w:sz w:val="20"/>
+      </w:rPr>
+    </w:lvl>
+    <w:lvl w:ilvl="2" w:tentative="1">
+      <w:start w:val="1"/>
+      <w:numFmt w:val="bullet"/>
+      <w:lvlText w:val=""/>
+      <w:lvlJc w:val="left"/>
+      <w:pPr>
+        <w:tabs>
+          <w:tab w:val="num" w:pos="2160"/>
+        </w:tabs>
+        <w:ind w:left="2160" w:hanging="360"/>
+      </w:pPr>
+      <w:rPr>
+        <w:rFonts w:ascii="Wingdings" w:hAnsi="Wingdings" w:hint="default"/>
+        <w:sz w:val="20"/>
+      </w:rPr>
+    </w:lvl>
+    <w:lvl w:ilvl="3" w:tentative="1">
+      <w:start w:val="1"/>
+      <w:numFmt w:val="bullet"/>
+      <w:lvlText w:val=""/>
+      <w:lvlJc w:val="left"/>
+      <w:pPr>
+        <w:tabs>
+          <w:tab w:val="num" w:pos="2880"/>
+        </w:tabs>
+        <w:ind w:left="2880" w:hanging="360"/>
+      </w:pPr>
+      <w:rPr>
+        <w:rFonts w:ascii="Wingdings" w:hAnsi="Wingdings" w:hint="default"/>
+        <w:sz w:val="20"/>
+      </w:rPr>
+    </w:lvl>
+    <w:lvl w:ilvl="4" w:tentative="1">
+      <w:start w:val="1"/>
+      <w:numFmt w:val="bullet"/>
+      <w:lvlText w:val=""/>
+      <w:lvlJc w:val="left"/>
+      <w:pPr>
+        <w:tabs>
+          <w:tab w:val="num" w:pos="3600"/>
+        </w:tabs>
+        <w:ind w:left="3600" w:hanging="360"/>
+      </w:pPr>
+      <w:rPr>
+        <w:rFonts w:ascii="Wingdings" w:hAnsi="Wingdings" w:hint="default"/>
+        <w:sz w:val="20"/>
+      </w:rPr>
+    </w:lvl>
+    <w:lvl w:ilvl="5" w:tentative="1">
+      <w:start w:val="1"/>
+      <w:numFmt w:val="bullet"/>
+      <w:lvlText w:val=""/>
+      <w:lvlJc w:val="left"/>
+      <w:pPr>
+        <w:tabs>
+          <w:tab w:val="num" w:pos="4320"/>
+        </w:tabs>
+        <w:ind w:left="4320" w:hanging="360"/>
+      </w:pPr>
+      <w:rPr>
+        <w:rFonts w:ascii="Wingdings" w:hAnsi="Wingdings" w:hint="default"/>
+        <w:sz w:val="20"/>
+      </w:rPr>
+    </w:lvl>
+    <w:lvl w:ilvl="6" w:tentative="1">
+      <w:start w:val="1"/>
+      <w:numFmt w:val="bullet"/>
+      <w:lvlText w:val=""/>
+      <w:lvlJc w:val="left"/>
+      <w:pPr>
+        <w:tabs>
+          <w:tab w:val="num" w:pos="5040"/>
+        </w:tabs>
+        <w:ind w:left="5040" w:hanging="360"/>
+      </w:pPr>
+      <w:rPr>
+        <w:rFonts w:ascii="Wingdings" w:hAnsi="Wingdings" w:hint="default"/>
+        <w:sz w:val="20"/>
+      </w:rPr>
+    </w:lvl>
+    <w:lvl w:ilvl="7" w:tentative="1">
+      <w:start w:val="1"/>
+      <w:numFmt w:val="bullet"/>
+      <w:lvlText w:val=""/>
+      <w:lvlJc w:val="left"/>
+      <w:pPr>
+        <w:tabs>
+          <w:tab w:val="num" w:pos="5760"/>
+        </w:tabs>
+        <w:ind w:left="5760" w:hanging="360"/>
+      </w:pPr>
+      <w:rPr>
+        <w:rFonts w:ascii="Wingdings" w:hAnsi="Wingdings" w:hint="default"/>
+        <w:sz w:val="20"/>
+      </w:rPr>
+    </w:lvl>
+    <w:lvl w:ilvl="8" w:tentative="1">
+      <w:start w:val="1"/>
+      <w:numFmt w:val="bullet"/>
+      <w:lvlText w:val=""/>
+      <w:lvlJc w:val="left"/>
+      <w:pPr>
+        <w:tabs>
+          <w:tab w:val="num" w:pos="6480"/>
+        </w:tabs>
+        <w:ind w:left="6480" w:hanging="360"/>
+      </w:pPr>
+      <w:rPr>
+        <w:rFonts w:ascii="Wingdings" w:hAnsi="Wingdings" w:hint="default"/>
+        <w:sz w:val="20"/>
+      </w:rPr>
+    </w:lvl>
+  </w:abstractNum>
+  <w:abstractNum w:abstractNumId="8" w15:restartNumberingAfterBreak="0">
+    <w:nsid w:val="23C2035B"/>
+    <w:multiLevelType w:val="multilevel"/>
+    <w:tmpl w:val="B1E2C1E2"/>
+    <w:lvl w:ilvl="0">
+      <w:start w:val="1"/>
+      <w:numFmt w:val="bullet"/>
+      <w:lvlText w:val=""/>
+      <w:lvlJc w:val="left"/>
+      <w:pPr>
+        <w:tabs>
+          <w:tab w:val="num" w:pos="720"/>
+        </w:tabs>
+        <w:ind w:left="720" w:hanging="360"/>
+      </w:pPr>
+      <w:rPr>
+        <w:rFonts w:ascii="Symbol" w:hAnsi="Symbol" w:hint="default"/>
+        <w:sz w:val="20"/>
+      </w:rPr>
+    </w:lvl>
+    <w:lvl w:ilvl="1" w:tentative="1">
+      <w:start w:val="1"/>
+      <w:numFmt w:val="bullet"/>
+      <w:lvlText w:val="o"/>
+      <w:lvlJc w:val="left"/>
+      <w:pPr>
+        <w:tabs>
+          <w:tab w:val="num" w:pos="1440"/>
+        </w:tabs>
+        <w:ind w:left="1440" w:hanging="360"/>
+      </w:pPr>
+      <w:rPr>
+        <w:rFonts w:ascii="Courier New" w:hAnsi="Courier New" w:hint="default"/>
+        <w:sz w:val="20"/>
+      </w:rPr>
+    </w:lvl>
+    <w:lvl w:ilvl="2" w:tentative="1">
+      <w:start w:val="1"/>
+      <w:numFmt w:val="bullet"/>
+      <w:lvlText w:val=""/>
+      <w:lvlJc w:val="left"/>
+      <w:pPr>
+        <w:tabs>
+          <w:tab w:val="num" w:pos="2160"/>
+        </w:tabs>
+        <w:ind w:left="2160" w:hanging="360"/>
+      </w:pPr>
+      <w:rPr>
+        <w:rFonts w:ascii="Wingdings" w:hAnsi="Wingdings" w:hint="default"/>
+        <w:sz w:val="20"/>
+      </w:rPr>
+    </w:lvl>
+    <w:lvl w:ilvl="3" w:tentative="1">
+      <w:start w:val="1"/>
+      <w:numFmt w:val="bullet"/>
+      <w:lvlText w:val=""/>
+      <w:lvlJc w:val="left"/>
+      <w:pPr>
+        <w:tabs>
+          <w:tab w:val="num" w:pos="2880"/>
+        </w:tabs>
+        <w:ind w:left="2880" w:hanging="360"/>
+      </w:pPr>
+      <w:rPr>
+        <w:rFonts w:ascii="Wingdings" w:hAnsi="Wingdings" w:hint="default"/>
+        <w:sz w:val="20"/>
+      </w:rPr>
+    </w:lvl>
+    <w:lvl w:ilvl="4" w:tentative="1">
+      <w:start w:val="1"/>
+      <w:numFmt w:val="bullet"/>
+      <w:lvlText w:val=""/>
+      <w:lvlJc w:val="left"/>
+      <w:pPr>
+        <w:tabs>
+          <w:tab w:val="num" w:pos="3600"/>
+        </w:tabs>
+        <w:ind w:left="3600" w:hanging="360"/>
+      </w:pPr>
+      <w:rPr>
+        <w:rFonts w:ascii="Wingdings" w:hAnsi="Wingdings" w:hint="default"/>
+        <w:sz w:val="20"/>
+      </w:rPr>
+    </w:lvl>
+    <w:lvl w:ilvl="5" w:tentative="1">
+      <w:start w:val="1"/>
+      <w:numFmt w:val="bullet"/>
+      <w:lvlText w:val=""/>
+      <w:lvlJc w:val="left"/>
+      <w:pPr>
+        <w:tabs>
+          <w:tab w:val="num" w:pos="4320"/>
+        </w:tabs>
+        <w:ind w:left="4320" w:hanging="360"/>
+      </w:pPr>
+      <w:rPr>
+        <w:rFonts w:ascii="Wingdings" w:hAnsi="Wingdings" w:hint="default"/>
+        <w:sz w:val="20"/>
+      </w:rPr>
+    </w:lvl>
+    <w:lvl w:ilvl="6" w:tentative="1">
+      <w:start w:val="1"/>
+      <w:numFmt w:val="bullet"/>
+      <w:lvlText w:val=""/>
+      <w:lvlJc w:val="left"/>
+      <w:pPr>
+        <w:tabs>
+          <w:tab w:val="num" w:pos="5040"/>
+        </w:tabs>
+        <w:ind w:left="5040" w:hanging="360"/>
+      </w:pPr>
+      <w:rPr>
+        <w:rFonts w:ascii="Wingdings" w:hAnsi="Wingdings" w:hint="default"/>
+        <w:sz w:val="20"/>
+      </w:rPr>
+    </w:lvl>
+    <w:lvl w:ilvl="7" w:tentative="1">
+      <w:start w:val="1"/>
+      <w:numFmt w:val="bullet"/>
+      <w:lvlText w:val=""/>
+      <w:lvlJc w:val="left"/>
+      <w:pPr>
+        <w:tabs>
+          <w:tab w:val="num" w:pos="5760"/>
+        </w:tabs>
+        <w:ind w:left="5760" w:hanging="360"/>
+      </w:pPr>
+      <w:rPr>
+        <w:rFonts w:ascii="Wingdings" w:hAnsi="Wingdings" w:hint="default"/>
+        <w:sz w:val="20"/>
+      </w:rPr>
+    </w:lvl>
+    <w:lvl w:ilvl="8" w:tentative="1">
+      <w:start w:val="1"/>
+      <w:numFmt w:val="bullet"/>
+      <w:lvlText w:val=""/>
+      <w:lvlJc w:val="left"/>
+      <w:pPr>
+        <w:tabs>
+          <w:tab w:val="num" w:pos="6480"/>
+        </w:tabs>
+        <w:ind w:left="6480" w:hanging="360"/>
+      </w:pPr>
+      <w:rPr>
+        <w:rFonts w:ascii="Wingdings" w:hAnsi="Wingdings" w:hint="default"/>
+        <w:sz w:val="20"/>
+      </w:rPr>
+    </w:lvl>
+  </w:abstractNum>
+  <w:abstractNum w:abstractNumId="9" w15:restartNumberingAfterBreak="0">
+    <w:nsid w:val="2AFB1ED7"/>
+    <w:multiLevelType w:val="hybridMultilevel"/>
+    <w:tmpl w:val="A6FC946C"/>
+    <w:lvl w:ilvl="0" w:tplc="C69CED20">
+      <w:start w:val="1"/>
+      <w:numFmt w:val="bullet"/>
+      <w:lvlText w:val=""/>
+      <w:lvlJc w:val="left"/>
+      <w:pPr>
+        <w:ind w:left="1425" w:hanging="360"/>
+      </w:pPr>
+      <w:rPr>
+        <w:rFonts w:ascii="Symbol" w:hAnsi="Symbol" w:hint="default"/>
+        <w:sz w:val="20"/>
+      </w:rPr>
+    </w:lvl>
+    <w:lvl w:ilvl="1" w:tplc="040E0003" w:tentative="1">
+      <w:start w:val="1"/>
+      <w:numFmt w:val="bullet"/>
+      <w:lvlText w:val="o"/>
+      <w:lvlJc w:val="left"/>
+      <w:pPr>
+        <w:ind w:left="1440" w:hanging="360"/>
+      </w:pPr>
+      <w:rPr>
+        <w:rFonts w:ascii="Courier New" w:hAnsi="Courier New" w:cs="Courier New" w:hint="default"/>
+      </w:rPr>
+    </w:lvl>
+    <w:lvl w:ilvl="2" w:tplc="040E0005" w:tentative="1">
+      <w:start w:val="1"/>
+      <w:numFmt w:val="bullet"/>
+      <w:lvlText w:val=""/>
+      <w:lvlJc w:val="left"/>
+      <w:pPr>
+        <w:ind w:left="2160" w:hanging="360"/>
+      </w:pPr>
+      <w:rPr>
+        <w:rFonts w:ascii="Wingdings" w:hAnsi="Wingdings" w:hint="default"/>
+      </w:rPr>
+    </w:lvl>
+    <w:lvl w:ilvl="3" w:tplc="040E0001" w:tentative="1">
+      <w:start w:val="1"/>
+      <w:numFmt w:val="bullet"/>
+      <w:lvlText w:val=""/>
+      <w:lvlJc w:val="left"/>
+      <w:pPr>
+        <w:ind w:left="2880" w:hanging="360"/>
+      </w:pPr>
+      <w:rPr>
+        <w:rFonts w:ascii="Symbol" w:hAnsi="Symbol" w:hint="default"/>
+      </w:rPr>
+    </w:lvl>
+    <w:lvl w:ilvl="4" w:tplc="040E0003" w:tentative="1">
+      <w:start w:val="1"/>
+      <w:numFmt w:val="bullet"/>
+      <w:lvlText w:val="o"/>
+      <w:lvlJc w:val="left"/>
+      <w:pPr>
+        <w:ind w:left="3600" w:hanging="360"/>
+      </w:pPr>
+      <w:rPr>
+        <w:rFonts w:ascii="Courier New" w:hAnsi="Courier New" w:cs="Courier New" w:hint="default"/>
+      </w:rPr>
+    </w:lvl>
+    <w:lvl w:ilvl="5" w:tplc="040E0005" w:tentative="1">
+      <w:start w:val="1"/>
+      <w:numFmt w:val="bullet"/>
+      <w:lvlText w:val=""/>
+      <w:lvlJc w:val="left"/>
+      <w:pPr>
+        <w:ind w:left="4320" w:hanging="360"/>
+      </w:pPr>
+      <w:rPr>
+        <w:rFonts w:ascii="Wingdings" w:hAnsi="Wingdings" w:hint="default"/>
+      </w:rPr>
+    </w:lvl>
+    <w:lvl w:ilvl="6" w:tplc="040E0001" w:tentative="1">
+      <w:start w:val="1"/>
+      <w:numFmt w:val="bullet"/>
+      <w:lvlText w:val=""/>
+      <w:lvlJc w:val="left"/>
+      <w:pPr>
+        <w:ind w:left="5040" w:hanging="360"/>
+      </w:pPr>
+      <w:rPr>
+        <w:rFonts w:ascii="Symbol" w:hAnsi="Symbol" w:hint="default"/>
+      </w:rPr>
+    </w:lvl>
+    <w:lvl w:ilvl="7" w:tplc="040E0003" w:tentative="1">
+      <w:start w:val="1"/>
+      <w:numFmt w:val="bullet"/>
+      <w:lvlText w:val="o"/>
+      <w:lvlJc w:val="left"/>
+      <w:pPr>
+        <w:ind w:left="5760" w:hanging="360"/>
+      </w:pPr>
+      <w:rPr>
+        <w:rFonts w:ascii="Courier New" w:hAnsi="Courier New" w:cs="Courier New" w:hint="default"/>
+      </w:rPr>
+    </w:lvl>
+    <w:lvl w:ilvl="8" w:tplc="040E0005" w:tentative="1">
+      <w:start w:val="1"/>
+      <w:numFmt w:val="bullet"/>
+      <w:lvlText w:val=""/>
+      <w:lvlJc w:val="left"/>
+      <w:pPr>
+        <w:ind w:left="6480" w:hanging="360"/>
+      </w:pPr>
+      <w:rPr>
+        <w:rFonts w:ascii="Wingdings" w:hAnsi="Wingdings" w:hint="default"/>
+      </w:rPr>
+    </w:lvl>
+  </w:abstractNum>
+  <w:abstractNum w:abstractNumId="10" w15:restartNumberingAfterBreak="0">
+    <w:nsid w:val="30347E77"/>
+    <w:multiLevelType w:val="multilevel"/>
+    <w:tmpl w:val="C14C1EC2"/>
+    <w:lvl w:ilvl="0">
+      <w:start w:val="1"/>
+      <w:numFmt w:val="bullet"/>
+      <w:lvlText w:val=""/>
+      <w:lvlJc w:val="left"/>
+      <w:pPr>
+        <w:tabs>
+          <w:tab w:val="num" w:pos="720"/>
+        </w:tabs>
+        <w:ind w:left="720" w:hanging="360"/>
+      </w:pPr>
+      <w:rPr>
+        <w:rFonts w:ascii="Symbol" w:hAnsi="Symbol" w:hint="default"/>
+        <w:sz w:val="20"/>
+      </w:rPr>
+    </w:lvl>
+    <w:lvl w:ilvl="1" w:tentative="1">
+      <w:start w:val="1"/>
+      <w:numFmt w:val="bullet"/>
+      <w:lvlText w:val="o"/>
+      <w:lvlJc w:val="left"/>
+      <w:pPr>
+        <w:tabs>
+          <w:tab w:val="num" w:pos="1440"/>
+        </w:tabs>
+        <w:ind w:left="1440" w:hanging="360"/>
+      </w:pPr>
+      <w:rPr>
+        <w:rFonts w:ascii="Courier New" w:hAnsi="Courier New" w:hint="default"/>
+        <w:sz w:val="20"/>
+      </w:rPr>
+    </w:lvl>
+    <w:lvl w:ilvl="2" w:tentative="1">
+      <w:start w:val="1"/>
+      <w:numFmt w:val="bullet"/>
+      <w:lvlText w:val=""/>
+      <w:lvlJc w:val="left"/>
+      <w:pPr>
+        <w:tabs>
+          <w:tab w:val="num" w:pos="2160"/>
+        </w:tabs>
+        <w:ind w:left="2160" w:hanging="360"/>
+      </w:pPr>
+      <w:rPr>
+        <w:rFonts w:ascii="Wingdings" w:hAnsi="Wingdings" w:hint="default"/>
+        <w:sz w:val="20"/>
+      </w:rPr>
+    </w:lvl>
+    <w:lvl w:ilvl="3" w:tentative="1">
+      <w:start w:val="1"/>
+      <w:numFmt w:val="bullet"/>
+      <w:lvlText w:val=""/>
+      <w:lvlJc w:val="left"/>
+      <w:pPr>
+        <w:tabs>
+          <w:tab w:val="num" w:pos="2880"/>
+        </w:tabs>
+        <w:ind w:left="2880" w:hanging="360"/>
+      </w:pPr>
+      <w:rPr>
+        <w:rFonts w:ascii="Wingdings" w:hAnsi="Wingdings" w:hint="default"/>
+        <w:sz w:val="20"/>
+      </w:rPr>
+    </w:lvl>
+    <w:lvl w:ilvl="4" w:tentative="1">
+      <w:start w:val="1"/>
+      <w:numFmt w:val="bullet"/>
+      <w:lvlText w:val=""/>
+      <w:lvlJc w:val="left"/>
+      <w:pPr>
+        <w:tabs>
+          <w:tab w:val="num" w:pos="3600"/>
+        </w:tabs>
+        <w:ind w:left="3600" w:hanging="360"/>
+      </w:pPr>
+      <w:rPr>
+        <w:rFonts w:ascii="Wingdings" w:hAnsi="Wingdings" w:hint="default"/>
+        <w:sz w:val="20"/>
+      </w:rPr>
+    </w:lvl>
+    <w:lvl w:ilvl="5" w:tentative="1">
+      <w:start w:val="1"/>
+      <w:numFmt w:val="bullet"/>
+      <w:lvlText w:val=""/>
+      <w:lvlJc w:val="left"/>
+      <w:pPr>
+        <w:tabs>
+          <w:tab w:val="num" w:pos="4320"/>
+        </w:tabs>
+        <w:ind w:left="4320" w:hanging="360"/>
+      </w:pPr>
+      <w:rPr>
+        <w:rFonts w:ascii="Wingdings" w:hAnsi="Wingdings" w:hint="default"/>
+        <w:sz w:val="20"/>
+      </w:rPr>
+    </w:lvl>
+    <w:lvl w:ilvl="6" w:tentative="1">
+      <w:start w:val="1"/>
+      <w:numFmt w:val="bullet"/>
+      <w:lvlText w:val=""/>
+      <w:lvlJc w:val="left"/>
+      <w:pPr>
+        <w:tabs>
+          <w:tab w:val="num" w:pos="5040"/>
+        </w:tabs>
+        <w:ind w:left="5040" w:hanging="360"/>
+      </w:pPr>
+      <w:rPr>
+        <w:rFonts w:ascii="Wingdings" w:hAnsi="Wingdings" w:hint="default"/>
+        <w:sz w:val="20"/>
+      </w:rPr>
+    </w:lvl>
+    <w:lvl w:ilvl="7" w:tentative="1">
+      <w:start w:val="1"/>
+      <w:numFmt w:val="bullet"/>
+      <w:lvlText w:val=""/>
+      <w:lvlJc w:val="left"/>
+      <w:pPr>
+        <w:tabs>
+          <w:tab w:val="num" w:pos="5760"/>
+        </w:tabs>
+        <w:ind w:left="5760" w:hanging="360"/>
+      </w:pPr>
+      <w:rPr>
+        <w:rFonts w:ascii="Wingdings" w:hAnsi="Wingdings" w:hint="default"/>
+        <w:sz w:val="20"/>
+      </w:rPr>
+    </w:lvl>
+    <w:lvl w:ilvl="8" w:tentative="1">
+      <w:start w:val="1"/>
+      <w:numFmt w:val="bullet"/>
+      <w:lvlText w:val=""/>
+      <w:lvlJc w:val="left"/>
+      <w:pPr>
+        <w:tabs>
+          <w:tab w:val="num" w:pos="6480"/>
+        </w:tabs>
+        <w:ind w:left="6480" w:hanging="360"/>
+      </w:pPr>
+      <w:rPr>
+        <w:rFonts w:ascii="Wingdings" w:hAnsi="Wingdings" w:hint="default"/>
+        <w:sz w:val="20"/>
+      </w:rPr>
+    </w:lvl>
+  </w:abstractNum>
+  <w:abstractNum w:abstractNumId="11" w15:restartNumberingAfterBreak="0">
+    <w:nsid w:val="31DB675F"/>
+    <w:multiLevelType w:val="multilevel"/>
+    <w:tmpl w:val="E38AADFE"/>
+    <w:lvl w:ilvl="0">
+      <w:start w:val="1"/>
+      <w:numFmt w:val="bullet"/>
+      <w:lvlText w:val=""/>
+      <w:lvlJc w:val="left"/>
+      <w:pPr>
+        <w:tabs>
+          <w:tab w:val="num" w:pos="720"/>
+        </w:tabs>
+        <w:ind w:left="720" w:hanging="360"/>
+      </w:pPr>
+      <w:rPr>
+        <w:rFonts w:ascii="Symbol" w:hAnsi="Symbol" w:hint="default"/>
+        <w:sz w:val="20"/>
+      </w:rPr>
+    </w:lvl>
+    <w:lvl w:ilvl="1">
+      <w:start w:val="1"/>
+      <w:numFmt w:val="bullet"/>
+      <w:lvlText w:val="o"/>
+      <w:lvlJc w:val="left"/>
+      <w:pPr>
+        <w:tabs>
+          <w:tab w:val="num" w:pos="1440"/>
+        </w:tabs>
+        <w:ind w:left="1440" w:hanging="360"/>
+      </w:pPr>
+      <w:rPr>
+        <w:rFonts w:ascii="Courier New" w:hAnsi="Courier New" w:hint="default"/>
+        <w:sz w:val="20"/>
+      </w:rPr>
+    </w:lvl>
+    <w:lvl w:ilvl="2" w:tentative="1">
+      <w:start w:val="1"/>
+      <w:numFmt w:val="bullet"/>
+      <w:lvlText w:val=""/>
+      <w:lvlJc w:val="left"/>
+      <w:pPr>
+        <w:tabs>
+          <w:tab w:val="num" w:pos="2160"/>
+        </w:tabs>
+        <w:ind w:left="2160" w:hanging="360"/>
+      </w:pPr>
+      <w:rPr>
+        <w:rFonts w:ascii="Wingdings" w:hAnsi="Wingdings" w:hint="default"/>
+        <w:sz w:val="20"/>
+      </w:rPr>
+    </w:lvl>
+    <w:lvl w:ilvl="3" w:tentative="1">
+      <w:start w:val="1"/>
+      <w:numFmt w:val="bullet"/>
+      <w:lvlText w:val=""/>
+      <w:lvlJc w:val="left"/>
+      <w:pPr>
+        <w:tabs>
+          <w:tab w:val="num" w:pos="2880"/>
+        </w:tabs>
+        <w:ind w:left="2880" w:hanging="360"/>
+      </w:pPr>
+      <w:rPr>
+        <w:rFonts w:ascii="Wingdings" w:hAnsi="Wingdings" w:hint="default"/>
+        <w:sz w:val="20"/>
+      </w:rPr>
+    </w:lvl>
+    <w:lvl w:ilvl="4" w:tentative="1">
+      <w:start w:val="1"/>
+      <w:numFmt w:val="bullet"/>
+      <w:lvlText w:val=""/>
+      <w:lvlJc w:val="left"/>
+      <w:pPr>
+        <w:tabs>
+          <w:tab w:val="num" w:pos="3600"/>
+        </w:tabs>
+        <w:ind w:left="3600" w:hanging="360"/>
+      </w:pPr>
+      <w:rPr>
+        <w:rFonts w:ascii="Wingdings" w:hAnsi="Wingdings" w:hint="default"/>
+        <w:sz w:val="20"/>
+      </w:rPr>
+    </w:lvl>
+    <w:lvl w:ilvl="5" w:tentative="1">
+      <w:start w:val="1"/>
+      <w:numFmt w:val="bullet"/>
+      <w:lvlText w:val=""/>
+      <w:lvlJc w:val="left"/>
+      <w:pPr>
+        <w:tabs>
+          <w:tab w:val="num" w:pos="4320"/>
+        </w:tabs>
+        <w:ind w:left="4320" w:hanging="360"/>
+      </w:pPr>
+      <w:rPr>
+        <w:rFonts w:ascii="Wingdings" w:hAnsi="Wingdings" w:hint="default"/>
+        <w:sz w:val="20"/>
+      </w:rPr>
+    </w:lvl>
+    <w:lvl w:ilvl="6" w:tentative="1">
+      <w:start w:val="1"/>
+      <w:numFmt w:val="bullet"/>
+      <w:lvlText w:val=""/>
+      <w:lvlJc w:val="left"/>
+      <w:pPr>
+        <w:tabs>
+          <w:tab w:val="num" w:pos="5040"/>
+        </w:tabs>
+        <w:ind w:left="5040" w:hanging="360"/>
+      </w:pPr>
+      <w:rPr>
+        <w:rFonts w:ascii="Wingdings" w:hAnsi="Wingdings" w:hint="default"/>
+        <w:sz w:val="20"/>
+      </w:rPr>
+    </w:lvl>
+    <w:lvl w:ilvl="7" w:tentative="1">
+      <w:start w:val="1"/>
+      <w:numFmt w:val="bullet"/>
+      <w:lvlText w:val=""/>
+      <w:lvlJc w:val="left"/>
+      <w:pPr>
+        <w:tabs>
+          <w:tab w:val="num" w:pos="5760"/>
+        </w:tabs>
+        <w:ind w:left="5760" w:hanging="360"/>
+      </w:pPr>
+      <w:rPr>
+        <w:rFonts w:ascii="Wingdings" w:hAnsi="Wingdings" w:hint="default"/>
+        <w:sz w:val="20"/>
+      </w:rPr>
+    </w:lvl>
+    <w:lvl w:ilvl="8" w:tentative="1">
+      <w:start w:val="1"/>
+      <w:numFmt w:val="bullet"/>
+      <w:lvlText w:val=""/>
+      <w:lvlJc w:val="left"/>
+      <w:pPr>
+        <w:tabs>
+          <w:tab w:val="num" w:pos="6480"/>
+        </w:tabs>
+        <w:ind w:left="6480" w:hanging="360"/>
+      </w:pPr>
+      <w:rPr>
+        <w:rFonts w:ascii="Wingdings" w:hAnsi="Wingdings" w:hint="default"/>
+        <w:sz w:val="20"/>
+      </w:rPr>
+    </w:lvl>
+  </w:abstractNum>
+  <w:abstractNum w:abstractNumId="12" w15:restartNumberingAfterBreak="0">
+    <w:nsid w:val="371B3583"/>
+    <w:multiLevelType w:val="hybridMultilevel"/>
+    <w:tmpl w:val="D422DB18"/>
+    <w:lvl w:ilvl="0" w:tplc="C69CED20">
+      <w:start w:val="1"/>
+      <w:numFmt w:val="bullet"/>
+      <w:lvlText w:val=""/>
+      <w:lvlJc w:val="left"/>
+      <w:pPr>
+        <w:ind w:left="643" w:hanging="360"/>
+      </w:pPr>
+      <w:rPr>
+        <w:rFonts w:ascii="Symbol" w:hAnsi="Symbol" w:hint="default"/>
+        <w:sz w:val="20"/>
+      </w:rPr>
+    </w:lvl>
+    <w:lvl w:ilvl="1" w:tplc="040E0003">
+      <w:start w:val="1"/>
+      <w:numFmt w:val="bullet"/>
+      <w:lvlText w:val="o"/>
+      <w:lvlJc w:val="left"/>
+      <w:pPr>
+        <w:ind w:left="658" w:hanging="360"/>
+      </w:pPr>
+      <w:rPr>
+        <w:rFonts w:ascii="Courier New" w:hAnsi="Courier New" w:cs="Courier New" w:hint="default"/>
+      </w:rPr>
+    </w:lvl>
+    <w:lvl w:ilvl="2" w:tplc="040E0005">
+      <w:start w:val="1"/>
+      <w:numFmt w:val="bullet"/>
+      <w:lvlText w:val=""/>
+      <w:lvlJc w:val="left"/>
+      <w:pPr>
+        <w:ind w:left="1378" w:hanging="360"/>
+      </w:pPr>
+      <w:rPr>
+        <w:rFonts w:ascii="Wingdings" w:hAnsi="Wingdings" w:hint="default"/>
+      </w:rPr>
+    </w:lvl>
+    <w:lvl w:ilvl="3" w:tplc="040E0001">
+      <w:start w:val="1"/>
+      <w:numFmt w:val="bullet"/>
+      <w:lvlText w:val=""/>
+      <w:lvlJc w:val="left"/>
+      <w:pPr>
+        <w:ind w:left="2098" w:hanging="360"/>
+      </w:pPr>
+      <w:rPr>
+        <w:rFonts w:ascii="Symbol" w:hAnsi="Symbol" w:hint="default"/>
+      </w:rPr>
+    </w:lvl>
+    <w:lvl w:ilvl="4" w:tplc="040E0003" w:tentative="1">
+      <w:start w:val="1"/>
+      <w:numFmt w:val="bullet"/>
+      <w:lvlText w:val="o"/>
+      <w:lvlJc w:val="left"/>
+      <w:pPr>
+        <w:ind w:left="2818" w:hanging="360"/>
+      </w:pPr>
+      <w:rPr>
+        <w:rFonts w:ascii="Courier New" w:hAnsi="Courier New" w:cs="Courier New" w:hint="default"/>
+      </w:rPr>
+    </w:lvl>
+    <w:lvl w:ilvl="5" w:tplc="040E0005" w:tentative="1">
+      <w:start w:val="1"/>
+      <w:numFmt w:val="bullet"/>
+      <w:lvlText w:val=""/>
+      <w:lvlJc w:val="left"/>
+      <w:pPr>
+        <w:ind w:left="3538" w:hanging="360"/>
+      </w:pPr>
+      <w:rPr>
+        <w:rFonts w:ascii="Wingdings" w:hAnsi="Wingdings" w:hint="default"/>
+      </w:rPr>
+    </w:lvl>
+    <w:lvl w:ilvl="6" w:tplc="040E0001" w:tentative="1">
+      <w:start w:val="1"/>
+      <w:numFmt w:val="bullet"/>
+      <w:lvlText w:val=""/>
+      <w:lvlJc w:val="left"/>
+      <w:pPr>
+        <w:ind w:left="4258" w:hanging="360"/>
+      </w:pPr>
+      <w:rPr>
+        <w:rFonts w:ascii="Symbol" w:hAnsi="Symbol" w:hint="default"/>
+      </w:rPr>
+    </w:lvl>
+    <w:lvl w:ilvl="7" w:tplc="040E0003" w:tentative="1">
+      <w:start w:val="1"/>
+      <w:numFmt w:val="bullet"/>
+      <w:lvlText w:val="o"/>
+      <w:lvlJc w:val="left"/>
+      <w:pPr>
+        <w:ind w:left="4978" w:hanging="360"/>
+      </w:pPr>
+      <w:rPr>
+        <w:rFonts w:ascii="Courier New" w:hAnsi="Courier New" w:cs="Courier New" w:hint="default"/>
+      </w:rPr>
+    </w:lvl>
+    <w:lvl w:ilvl="8" w:tplc="040E0005" w:tentative="1">
+      <w:start w:val="1"/>
+      <w:numFmt w:val="bullet"/>
+      <w:lvlText w:val=""/>
+      <w:lvlJc w:val="left"/>
+      <w:pPr>
+        <w:ind w:left="5698" w:hanging="360"/>
+      </w:pPr>
+      <w:rPr>
+        <w:rFonts w:ascii="Wingdings" w:hAnsi="Wingdings" w:hint="default"/>
+      </w:rPr>
+    </w:lvl>
+  </w:abstractNum>
+  <w:abstractNum w:abstractNumId="13" w15:restartNumberingAfterBreak="0">
     <w:nsid w:val="3A1A4517"/>
     <w:multiLevelType w:val="multilevel"/>
     <w:tmpl w:val="8E304F4E"/>
@@ -3615,7 +6643,7 @@
       </w:rPr>
     </w:lvl>
   </w:abstractNum>
-  <w:abstractNum w:abstractNumId="6" w15:restartNumberingAfterBreak="0">
+  <w:abstractNum w:abstractNumId="14" w15:restartNumberingAfterBreak="0">
     <w:nsid w:val="3C55417B"/>
     <w:multiLevelType w:val="hybridMultilevel"/>
     <w:tmpl w:val="6E22A10A"/>
@@ -3728,7 +6756,535 @@
       </w:rPr>
     </w:lvl>
   </w:abstractNum>
-  <w:abstractNum w:abstractNumId="7" w15:restartNumberingAfterBreak="0">
+  <w:abstractNum w:abstractNumId="15" w15:restartNumberingAfterBreak="0">
+    <w:nsid w:val="3CFE0B88"/>
+    <w:multiLevelType w:val="hybridMultilevel"/>
+    <w:tmpl w:val="9486812E"/>
+    <w:lvl w:ilvl="0" w:tplc="29E8FB1C">
+      <w:start w:val="1"/>
+      <w:numFmt w:val="bullet"/>
+      <w:lvlText w:val=""/>
+      <w:lvlJc w:val="left"/>
+      <w:pPr>
+        <w:ind w:left="720" w:hanging="360"/>
+      </w:pPr>
+      <w:rPr>
+        <w:rFonts w:ascii="Symbol" w:hAnsi="Symbol" w:hint="default"/>
+        <w:sz w:val="20"/>
+      </w:rPr>
+    </w:lvl>
+    <w:lvl w:ilvl="1" w:tplc="040E0003">
+      <w:start w:val="1"/>
+      <w:numFmt w:val="bullet"/>
+      <w:lvlText w:val="o"/>
+      <w:lvlJc w:val="left"/>
+      <w:pPr>
+        <w:ind w:left="1440" w:hanging="360"/>
+      </w:pPr>
+      <w:rPr>
+        <w:rFonts w:ascii="Courier New" w:hAnsi="Courier New" w:cs="Courier New" w:hint="default"/>
+      </w:rPr>
+    </w:lvl>
+    <w:lvl w:ilvl="2" w:tplc="040E0005" w:tentative="1">
+      <w:start w:val="1"/>
+      <w:numFmt w:val="bullet"/>
+      <w:lvlText w:val=""/>
+      <w:lvlJc w:val="left"/>
+      <w:pPr>
+        <w:ind w:left="2160" w:hanging="360"/>
+      </w:pPr>
+      <w:rPr>
+        <w:rFonts w:ascii="Wingdings" w:hAnsi="Wingdings" w:hint="default"/>
+      </w:rPr>
+    </w:lvl>
+    <w:lvl w:ilvl="3" w:tplc="040E0001" w:tentative="1">
+      <w:start w:val="1"/>
+      <w:numFmt w:val="bullet"/>
+      <w:lvlText w:val=""/>
+      <w:lvlJc w:val="left"/>
+      <w:pPr>
+        <w:ind w:left="2880" w:hanging="360"/>
+      </w:pPr>
+      <w:rPr>
+        <w:rFonts w:ascii="Symbol" w:hAnsi="Symbol" w:hint="default"/>
+      </w:rPr>
+    </w:lvl>
+    <w:lvl w:ilvl="4" w:tplc="040E0003" w:tentative="1">
+      <w:start w:val="1"/>
+      <w:numFmt w:val="bullet"/>
+      <w:lvlText w:val="o"/>
+      <w:lvlJc w:val="left"/>
+      <w:pPr>
+        <w:ind w:left="3600" w:hanging="360"/>
+      </w:pPr>
+      <w:rPr>
+        <w:rFonts w:ascii="Courier New" w:hAnsi="Courier New" w:cs="Courier New" w:hint="default"/>
+      </w:rPr>
+    </w:lvl>
+    <w:lvl w:ilvl="5" w:tplc="040E0005" w:tentative="1">
+      <w:start w:val="1"/>
+      <w:numFmt w:val="bullet"/>
+      <w:lvlText w:val=""/>
+      <w:lvlJc w:val="left"/>
+      <w:pPr>
+        <w:ind w:left="4320" w:hanging="360"/>
+      </w:pPr>
+      <w:rPr>
+        <w:rFonts w:ascii="Wingdings" w:hAnsi="Wingdings" w:hint="default"/>
+      </w:rPr>
+    </w:lvl>
+    <w:lvl w:ilvl="6" w:tplc="040E0001" w:tentative="1">
+      <w:start w:val="1"/>
+      <w:numFmt w:val="bullet"/>
+      <w:lvlText w:val=""/>
+      <w:lvlJc w:val="left"/>
+      <w:pPr>
+        <w:ind w:left="5040" w:hanging="360"/>
+      </w:pPr>
+      <w:rPr>
+        <w:rFonts w:ascii="Symbol" w:hAnsi="Symbol" w:hint="default"/>
+      </w:rPr>
+    </w:lvl>
+    <w:lvl w:ilvl="7" w:tplc="040E0003" w:tentative="1">
+      <w:start w:val="1"/>
+      <w:numFmt w:val="bullet"/>
+      <w:lvlText w:val="o"/>
+      <w:lvlJc w:val="left"/>
+      <w:pPr>
+        <w:ind w:left="5760" w:hanging="360"/>
+      </w:pPr>
+      <w:rPr>
+        <w:rFonts w:ascii="Courier New" w:hAnsi="Courier New" w:cs="Courier New" w:hint="default"/>
+      </w:rPr>
+    </w:lvl>
+    <w:lvl w:ilvl="8" w:tplc="040E0005" w:tentative="1">
+      <w:start w:val="1"/>
+      <w:numFmt w:val="bullet"/>
+      <w:lvlText w:val=""/>
+      <w:lvlJc w:val="left"/>
+      <w:pPr>
+        <w:ind w:left="6480" w:hanging="360"/>
+      </w:pPr>
+      <w:rPr>
+        <w:rFonts w:ascii="Wingdings" w:hAnsi="Wingdings" w:hint="default"/>
+      </w:rPr>
+    </w:lvl>
+  </w:abstractNum>
+  <w:abstractNum w:abstractNumId="16" w15:restartNumberingAfterBreak="0">
+    <w:nsid w:val="412F674E"/>
+    <w:multiLevelType w:val="multilevel"/>
+    <w:tmpl w:val="BFA2592E"/>
+    <w:lvl w:ilvl="0">
+      <w:start w:val="1"/>
+      <w:numFmt w:val="bullet"/>
+      <w:lvlText w:val=""/>
+      <w:lvlJc w:val="left"/>
+      <w:pPr>
+        <w:tabs>
+          <w:tab w:val="num" w:pos="720"/>
+        </w:tabs>
+        <w:ind w:left="720" w:hanging="360"/>
+      </w:pPr>
+      <w:rPr>
+        <w:rFonts w:ascii="Symbol" w:hAnsi="Symbol" w:hint="default"/>
+        <w:sz w:val="20"/>
+      </w:rPr>
+    </w:lvl>
+    <w:lvl w:ilvl="1" w:tentative="1">
+      <w:start w:val="1"/>
+      <w:numFmt w:val="bullet"/>
+      <w:lvlText w:val="o"/>
+      <w:lvlJc w:val="left"/>
+      <w:pPr>
+        <w:tabs>
+          <w:tab w:val="num" w:pos="1440"/>
+        </w:tabs>
+        <w:ind w:left="1440" w:hanging="360"/>
+      </w:pPr>
+      <w:rPr>
+        <w:rFonts w:ascii="Courier New" w:hAnsi="Courier New" w:hint="default"/>
+        <w:sz w:val="20"/>
+      </w:rPr>
+    </w:lvl>
+    <w:lvl w:ilvl="2" w:tentative="1">
+      <w:start w:val="1"/>
+      <w:numFmt w:val="bullet"/>
+      <w:lvlText w:val=""/>
+      <w:lvlJc w:val="left"/>
+      <w:pPr>
+        <w:tabs>
+          <w:tab w:val="num" w:pos="2160"/>
+        </w:tabs>
+        <w:ind w:left="2160" w:hanging="360"/>
+      </w:pPr>
+      <w:rPr>
+        <w:rFonts w:ascii="Wingdings" w:hAnsi="Wingdings" w:hint="default"/>
+        <w:sz w:val="20"/>
+      </w:rPr>
+    </w:lvl>
+    <w:lvl w:ilvl="3" w:tentative="1">
+      <w:start w:val="1"/>
+      <w:numFmt w:val="bullet"/>
+      <w:lvlText w:val=""/>
+      <w:lvlJc w:val="left"/>
+      <w:pPr>
+        <w:tabs>
+          <w:tab w:val="num" w:pos="2880"/>
+        </w:tabs>
+        <w:ind w:left="2880" w:hanging="360"/>
+      </w:pPr>
+      <w:rPr>
+        <w:rFonts w:ascii="Wingdings" w:hAnsi="Wingdings" w:hint="default"/>
+        <w:sz w:val="20"/>
+      </w:rPr>
+    </w:lvl>
+    <w:lvl w:ilvl="4" w:tentative="1">
+      <w:start w:val="1"/>
+      <w:numFmt w:val="bullet"/>
+      <w:lvlText w:val=""/>
+      <w:lvlJc w:val="left"/>
+      <w:pPr>
+        <w:tabs>
+          <w:tab w:val="num" w:pos="3600"/>
+        </w:tabs>
+        <w:ind w:left="3600" w:hanging="360"/>
+      </w:pPr>
+      <w:rPr>
+        <w:rFonts w:ascii="Wingdings" w:hAnsi="Wingdings" w:hint="default"/>
+        <w:sz w:val="20"/>
+      </w:rPr>
+    </w:lvl>
+    <w:lvl w:ilvl="5" w:tentative="1">
+      <w:start w:val="1"/>
+      <w:numFmt w:val="bullet"/>
+      <w:lvlText w:val=""/>
+      <w:lvlJc w:val="left"/>
+      <w:pPr>
+        <w:tabs>
+          <w:tab w:val="num" w:pos="4320"/>
+        </w:tabs>
+        <w:ind w:left="4320" w:hanging="360"/>
+      </w:pPr>
+      <w:rPr>
+        <w:rFonts w:ascii="Wingdings" w:hAnsi="Wingdings" w:hint="default"/>
+        <w:sz w:val="20"/>
+      </w:rPr>
+    </w:lvl>
+    <w:lvl w:ilvl="6" w:tentative="1">
+      <w:start w:val="1"/>
+      <w:numFmt w:val="bullet"/>
+      <w:lvlText w:val=""/>
+      <w:lvlJc w:val="left"/>
+      <w:pPr>
+        <w:tabs>
+          <w:tab w:val="num" w:pos="5040"/>
+        </w:tabs>
+        <w:ind w:left="5040" w:hanging="360"/>
+      </w:pPr>
+      <w:rPr>
+        <w:rFonts w:ascii="Wingdings" w:hAnsi="Wingdings" w:hint="default"/>
+        <w:sz w:val="20"/>
+      </w:rPr>
+    </w:lvl>
+    <w:lvl w:ilvl="7" w:tentative="1">
+      <w:start w:val="1"/>
+      <w:numFmt w:val="bullet"/>
+      <w:lvlText w:val=""/>
+      <w:lvlJc w:val="left"/>
+      <w:pPr>
+        <w:tabs>
+          <w:tab w:val="num" w:pos="5760"/>
+        </w:tabs>
+        <w:ind w:left="5760" w:hanging="360"/>
+      </w:pPr>
+      <w:rPr>
+        <w:rFonts w:ascii="Wingdings" w:hAnsi="Wingdings" w:hint="default"/>
+        <w:sz w:val="20"/>
+      </w:rPr>
+    </w:lvl>
+    <w:lvl w:ilvl="8" w:tentative="1">
+      <w:start w:val="1"/>
+      <w:numFmt w:val="bullet"/>
+      <w:lvlText w:val=""/>
+      <w:lvlJc w:val="left"/>
+      <w:pPr>
+        <w:tabs>
+          <w:tab w:val="num" w:pos="6480"/>
+        </w:tabs>
+        <w:ind w:left="6480" w:hanging="360"/>
+      </w:pPr>
+      <w:rPr>
+        <w:rFonts w:ascii="Wingdings" w:hAnsi="Wingdings" w:hint="default"/>
+        <w:sz w:val="20"/>
+      </w:rPr>
+    </w:lvl>
+  </w:abstractNum>
+  <w:abstractNum w:abstractNumId="17" w15:restartNumberingAfterBreak="0">
+    <w:nsid w:val="41D83186"/>
+    <w:multiLevelType w:val="hybridMultilevel"/>
+    <w:tmpl w:val="6D5CFCD6"/>
+    <w:lvl w:ilvl="0" w:tplc="C69CED20">
+      <w:start w:val="1"/>
+      <w:numFmt w:val="bullet"/>
+      <w:lvlText w:val=""/>
+      <w:lvlJc w:val="left"/>
+      <w:pPr>
+        <w:ind w:left="643" w:hanging="360"/>
+      </w:pPr>
+      <w:rPr>
+        <w:rFonts w:ascii="Symbol" w:hAnsi="Symbol" w:hint="default"/>
+        <w:sz w:val="20"/>
+      </w:rPr>
+    </w:lvl>
+    <w:lvl w:ilvl="1" w:tplc="2FB0EE4C">
+      <w:start w:val="1"/>
+      <w:numFmt w:val="bullet"/>
+      <w:lvlText w:val="o"/>
+      <w:lvlJc w:val="left"/>
+      <w:pPr>
+        <w:ind w:left="1352" w:hanging="360"/>
+      </w:pPr>
+      <w:rPr>
+        <w:rFonts w:ascii="Courier New" w:hAnsi="Courier New" w:cs="Courier New" w:hint="default"/>
+        <w:sz w:val="20"/>
+        <w:szCs w:val="20"/>
+      </w:rPr>
+    </w:lvl>
+    <w:lvl w:ilvl="2" w:tplc="040E0005" w:tentative="1">
+      <w:start w:val="1"/>
+      <w:numFmt w:val="bullet"/>
+      <w:lvlText w:val=""/>
+      <w:lvlJc w:val="left"/>
+      <w:pPr>
+        <w:ind w:left="2865" w:hanging="360"/>
+      </w:pPr>
+      <w:rPr>
+        <w:rFonts w:ascii="Wingdings" w:hAnsi="Wingdings" w:hint="default"/>
+      </w:rPr>
+    </w:lvl>
+    <w:lvl w:ilvl="3" w:tplc="040E0001" w:tentative="1">
+      <w:start w:val="1"/>
+      <w:numFmt w:val="bullet"/>
+      <w:lvlText w:val=""/>
+      <w:lvlJc w:val="left"/>
+      <w:pPr>
+        <w:ind w:left="3585" w:hanging="360"/>
+      </w:pPr>
+      <w:rPr>
+        <w:rFonts w:ascii="Symbol" w:hAnsi="Symbol" w:hint="default"/>
+      </w:rPr>
+    </w:lvl>
+    <w:lvl w:ilvl="4" w:tplc="040E0003" w:tentative="1">
+      <w:start w:val="1"/>
+      <w:numFmt w:val="bullet"/>
+      <w:lvlText w:val="o"/>
+      <w:lvlJc w:val="left"/>
+      <w:pPr>
+        <w:ind w:left="4305" w:hanging="360"/>
+      </w:pPr>
+      <w:rPr>
+        <w:rFonts w:ascii="Courier New" w:hAnsi="Courier New" w:cs="Courier New" w:hint="default"/>
+      </w:rPr>
+    </w:lvl>
+    <w:lvl w:ilvl="5" w:tplc="040E0005" w:tentative="1">
+      <w:start w:val="1"/>
+      <w:numFmt w:val="bullet"/>
+      <w:lvlText w:val=""/>
+      <w:lvlJc w:val="left"/>
+      <w:pPr>
+        <w:ind w:left="5025" w:hanging="360"/>
+      </w:pPr>
+      <w:rPr>
+        <w:rFonts w:ascii="Wingdings" w:hAnsi="Wingdings" w:hint="default"/>
+      </w:rPr>
+    </w:lvl>
+    <w:lvl w:ilvl="6" w:tplc="040E0001" w:tentative="1">
+      <w:start w:val="1"/>
+      <w:numFmt w:val="bullet"/>
+      <w:lvlText w:val=""/>
+      <w:lvlJc w:val="left"/>
+      <w:pPr>
+        <w:ind w:left="5745" w:hanging="360"/>
+      </w:pPr>
+      <w:rPr>
+        <w:rFonts w:ascii="Symbol" w:hAnsi="Symbol" w:hint="default"/>
+      </w:rPr>
+    </w:lvl>
+    <w:lvl w:ilvl="7" w:tplc="040E0003" w:tentative="1">
+      <w:start w:val="1"/>
+      <w:numFmt w:val="bullet"/>
+      <w:lvlText w:val="o"/>
+      <w:lvlJc w:val="left"/>
+      <w:pPr>
+        <w:ind w:left="6465" w:hanging="360"/>
+      </w:pPr>
+      <w:rPr>
+        <w:rFonts w:ascii="Courier New" w:hAnsi="Courier New" w:cs="Courier New" w:hint="default"/>
+      </w:rPr>
+    </w:lvl>
+    <w:lvl w:ilvl="8" w:tplc="040E0005" w:tentative="1">
+      <w:start w:val="1"/>
+      <w:numFmt w:val="bullet"/>
+      <w:lvlText w:val=""/>
+      <w:lvlJc w:val="left"/>
+      <w:pPr>
+        <w:ind w:left="7185" w:hanging="360"/>
+      </w:pPr>
+      <w:rPr>
+        <w:rFonts w:ascii="Wingdings" w:hAnsi="Wingdings" w:hint="default"/>
+      </w:rPr>
+    </w:lvl>
+  </w:abstractNum>
+  <w:abstractNum w:abstractNumId="18" w15:restartNumberingAfterBreak="0">
+    <w:nsid w:val="434B4BE0"/>
+    <w:multiLevelType w:val="multilevel"/>
+    <w:tmpl w:val="44502222"/>
+    <w:lvl w:ilvl="0">
+      <w:start w:val="1"/>
+      <w:numFmt w:val="bullet"/>
+      <w:lvlText w:val=""/>
+      <w:lvlJc w:val="left"/>
+      <w:pPr>
+        <w:tabs>
+          <w:tab w:val="num" w:pos="720"/>
+        </w:tabs>
+        <w:ind w:left="720" w:hanging="360"/>
+      </w:pPr>
+      <w:rPr>
+        <w:rFonts w:ascii="Symbol" w:hAnsi="Symbol" w:hint="default"/>
+        <w:sz w:val="20"/>
+      </w:rPr>
+    </w:lvl>
+    <w:lvl w:ilvl="1" w:tentative="1">
+      <w:start w:val="1"/>
+      <w:numFmt w:val="bullet"/>
+      <w:lvlText w:val="o"/>
+      <w:lvlJc w:val="left"/>
+      <w:pPr>
+        <w:tabs>
+          <w:tab w:val="num" w:pos="1440"/>
+        </w:tabs>
+        <w:ind w:left="1440" w:hanging="360"/>
+      </w:pPr>
+      <w:rPr>
+        <w:rFonts w:ascii="Courier New" w:hAnsi="Courier New" w:hint="default"/>
+        <w:sz w:val="20"/>
+      </w:rPr>
+    </w:lvl>
+    <w:lvl w:ilvl="2" w:tentative="1">
+      <w:start w:val="1"/>
+      <w:numFmt w:val="bullet"/>
+      <w:lvlText w:val=""/>
+      <w:lvlJc w:val="left"/>
+      <w:pPr>
+        <w:tabs>
+          <w:tab w:val="num" w:pos="2160"/>
+        </w:tabs>
+        <w:ind w:left="2160" w:hanging="360"/>
+      </w:pPr>
+      <w:rPr>
+        <w:rFonts w:ascii="Wingdings" w:hAnsi="Wingdings" w:hint="default"/>
+        <w:sz w:val="20"/>
+      </w:rPr>
+    </w:lvl>
+    <w:lvl w:ilvl="3" w:tentative="1">
+      <w:start w:val="1"/>
+      <w:numFmt w:val="bullet"/>
+      <w:lvlText w:val=""/>
+      <w:lvlJc w:val="left"/>
+      <w:pPr>
+        <w:tabs>
+          <w:tab w:val="num" w:pos="2880"/>
+        </w:tabs>
+        <w:ind w:left="2880" w:hanging="360"/>
+      </w:pPr>
+      <w:rPr>
+        <w:rFonts w:ascii="Wingdings" w:hAnsi="Wingdings" w:hint="default"/>
+        <w:sz w:val="20"/>
+      </w:rPr>
+    </w:lvl>
+    <w:lvl w:ilvl="4" w:tentative="1">
+      <w:start w:val="1"/>
+      <w:numFmt w:val="bullet"/>
+      <w:lvlText w:val=""/>
+      <w:lvlJc w:val="left"/>
+      <w:pPr>
+        <w:tabs>
+          <w:tab w:val="num" w:pos="3600"/>
+        </w:tabs>
+        <w:ind w:left="3600" w:hanging="360"/>
+      </w:pPr>
+      <w:rPr>
+        <w:rFonts w:ascii="Wingdings" w:hAnsi="Wingdings" w:hint="default"/>
+        <w:sz w:val="20"/>
+      </w:rPr>
+    </w:lvl>
+    <w:lvl w:ilvl="5" w:tentative="1">
+      <w:start w:val="1"/>
+      <w:numFmt w:val="bullet"/>
+      <w:lvlText w:val=""/>
+      <w:lvlJc w:val="left"/>
+      <w:pPr>
+        <w:tabs>
+          <w:tab w:val="num" w:pos="4320"/>
+        </w:tabs>
+        <w:ind w:left="4320" w:hanging="360"/>
+      </w:pPr>
+      <w:rPr>
+        <w:rFonts w:ascii="Wingdings" w:hAnsi="Wingdings" w:hint="default"/>
+        <w:sz w:val="20"/>
+      </w:rPr>
+    </w:lvl>
+    <w:lvl w:ilvl="6" w:tentative="1">
+      <w:start w:val="1"/>
+      <w:numFmt w:val="bullet"/>
+      <w:lvlText w:val=""/>
+      <w:lvlJc w:val="left"/>
+      <w:pPr>
+        <w:tabs>
+          <w:tab w:val="num" w:pos="5040"/>
+        </w:tabs>
+        <w:ind w:left="5040" w:hanging="360"/>
+      </w:pPr>
+      <w:rPr>
+        <w:rFonts w:ascii="Wingdings" w:hAnsi="Wingdings" w:hint="default"/>
+        <w:sz w:val="20"/>
+      </w:rPr>
+    </w:lvl>
+    <w:lvl w:ilvl="7" w:tentative="1">
+      <w:start w:val="1"/>
+      <w:numFmt w:val="bullet"/>
+      <w:lvlText w:val=""/>
+      <w:lvlJc w:val="left"/>
+      <w:pPr>
+        <w:tabs>
+          <w:tab w:val="num" w:pos="5760"/>
+        </w:tabs>
+        <w:ind w:left="5760" w:hanging="360"/>
+      </w:pPr>
+      <w:rPr>
+        <w:rFonts w:ascii="Wingdings" w:hAnsi="Wingdings" w:hint="default"/>
+        <w:sz w:val="20"/>
+      </w:rPr>
+    </w:lvl>
+    <w:lvl w:ilvl="8" w:tentative="1">
+      <w:start w:val="1"/>
+      <w:numFmt w:val="bullet"/>
+      <w:lvlText w:val=""/>
+      <w:lvlJc w:val="left"/>
+      <w:pPr>
+        <w:tabs>
+          <w:tab w:val="num" w:pos="6480"/>
+        </w:tabs>
+        <w:ind w:left="6480" w:hanging="360"/>
+      </w:pPr>
+      <w:rPr>
+        <w:rFonts w:ascii="Wingdings" w:hAnsi="Wingdings" w:hint="default"/>
+        <w:sz w:val="20"/>
+      </w:rPr>
+    </w:lvl>
+  </w:abstractNum>
+  <w:abstractNum w:abstractNumId="19" w15:restartNumberingAfterBreak="0">
     <w:nsid w:val="43FA14D9"/>
     <w:multiLevelType w:val="hybridMultilevel"/>
     <w:tmpl w:val="DDF004E2"/>
@@ -3841,7 +7397,384 @@
       </w:rPr>
     </w:lvl>
   </w:abstractNum>
-  <w:abstractNum w:abstractNumId="8" w15:restartNumberingAfterBreak="0">
+  <w:abstractNum w:abstractNumId="20" w15:restartNumberingAfterBreak="0">
+    <w:nsid w:val="49FB6A80"/>
+    <w:multiLevelType w:val="multilevel"/>
+    <w:tmpl w:val="F5460D92"/>
+    <w:lvl w:ilvl="0">
+      <w:start w:val="1"/>
+      <w:numFmt w:val="bullet"/>
+      <w:lvlText w:val=""/>
+      <w:lvlJc w:val="left"/>
+      <w:pPr>
+        <w:tabs>
+          <w:tab w:val="num" w:pos="720"/>
+        </w:tabs>
+        <w:ind w:left="720" w:hanging="360"/>
+      </w:pPr>
+      <w:rPr>
+        <w:rFonts w:ascii="Symbol" w:hAnsi="Symbol" w:hint="default"/>
+        <w:sz w:val="20"/>
+      </w:rPr>
+    </w:lvl>
+    <w:lvl w:ilvl="1" w:tentative="1">
+      <w:start w:val="1"/>
+      <w:numFmt w:val="bullet"/>
+      <w:lvlText w:val="o"/>
+      <w:lvlJc w:val="left"/>
+      <w:pPr>
+        <w:tabs>
+          <w:tab w:val="num" w:pos="1440"/>
+        </w:tabs>
+        <w:ind w:left="1440" w:hanging="360"/>
+      </w:pPr>
+      <w:rPr>
+        <w:rFonts w:ascii="Courier New" w:hAnsi="Courier New" w:hint="default"/>
+        <w:sz w:val="20"/>
+      </w:rPr>
+    </w:lvl>
+    <w:lvl w:ilvl="2" w:tentative="1">
+      <w:start w:val="1"/>
+      <w:numFmt w:val="bullet"/>
+      <w:lvlText w:val=""/>
+      <w:lvlJc w:val="left"/>
+      <w:pPr>
+        <w:tabs>
+          <w:tab w:val="num" w:pos="2160"/>
+        </w:tabs>
+        <w:ind w:left="2160" w:hanging="360"/>
+      </w:pPr>
+      <w:rPr>
+        <w:rFonts w:ascii="Wingdings" w:hAnsi="Wingdings" w:hint="default"/>
+        <w:sz w:val="20"/>
+      </w:rPr>
+    </w:lvl>
+    <w:lvl w:ilvl="3" w:tentative="1">
+      <w:start w:val="1"/>
+      <w:numFmt w:val="bullet"/>
+      <w:lvlText w:val=""/>
+      <w:lvlJc w:val="left"/>
+      <w:pPr>
+        <w:tabs>
+          <w:tab w:val="num" w:pos="2880"/>
+        </w:tabs>
+        <w:ind w:left="2880" w:hanging="360"/>
+      </w:pPr>
+      <w:rPr>
+        <w:rFonts w:ascii="Wingdings" w:hAnsi="Wingdings" w:hint="default"/>
+        <w:sz w:val="20"/>
+      </w:rPr>
+    </w:lvl>
+    <w:lvl w:ilvl="4" w:tentative="1">
+      <w:start w:val="1"/>
+      <w:numFmt w:val="bullet"/>
+      <w:lvlText w:val=""/>
+      <w:lvlJc w:val="left"/>
+      <w:pPr>
+        <w:tabs>
+          <w:tab w:val="num" w:pos="3600"/>
+        </w:tabs>
+        <w:ind w:left="3600" w:hanging="360"/>
+      </w:pPr>
+      <w:rPr>
+        <w:rFonts w:ascii="Wingdings" w:hAnsi="Wingdings" w:hint="default"/>
+        <w:sz w:val="20"/>
+      </w:rPr>
+    </w:lvl>
+    <w:lvl w:ilvl="5" w:tentative="1">
+      <w:start w:val="1"/>
+      <w:numFmt w:val="bullet"/>
+      <w:lvlText w:val=""/>
+      <w:lvlJc w:val="left"/>
+      <w:pPr>
+        <w:tabs>
+          <w:tab w:val="num" w:pos="4320"/>
+        </w:tabs>
+        <w:ind w:left="4320" w:hanging="360"/>
+      </w:pPr>
+      <w:rPr>
+        <w:rFonts w:ascii="Wingdings" w:hAnsi="Wingdings" w:hint="default"/>
+        <w:sz w:val="20"/>
+      </w:rPr>
+    </w:lvl>
+    <w:lvl w:ilvl="6" w:tentative="1">
+      <w:start w:val="1"/>
+      <w:numFmt w:val="bullet"/>
+      <w:lvlText w:val=""/>
+      <w:lvlJc w:val="left"/>
+      <w:pPr>
+        <w:tabs>
+          <w:tab w:val="num" w:pos="5040"/>
+        </w:tabs>
+        <w:ind w:left="5040" w:hanging="360"/>
+      </w:pPr>
+      <w:rPr>
+        <w:rFonts w:ascii="Wingdings" w:hAnsi="Wingdings" w:hint="default"/>
+        <w:sz w:val="20"/>
+      </w:rPr>
+    </w:lvl>
+    <w:lvl w:ilvl="7" w:tentative="1">
+      <w:start w:val="1"/>
+      <w:numFmt w:val="bullet"/>
+      <w:lvlText w:val=""/>
+      <w:lvlJc w:val="left"/>
+      <w:pPr>
+        <w:tabs>
+          <w:tab w:val="num" w:pos="5760"/>
+        </w:tabs>
+        <w:ind w:left="5760" w:hanging="360"/>
+      </w:pPr>
+      <w:rPr>
+        <w:rFonts w:ascii="Wingdings" w:hAnsi="Wingdings" w:hint="default"/>
+        <w:sz w:val="20"/>
+      </w:rPr>
+    </w:lvl>
+    <w:lvl w:ilvl="8" w:tentative="1">
+      <w:start w:val="1"/>
+      <w:numFmt w:val="bullet"/>
+      <w:lvlText w:val=""/>
+      <w:lvlJc w:val="left"/>
+      <w:pPr>
+        <w:tabs>
+          <w:tab w:val="num" w:pos="6480"/>
+        </w:tabs>
+        <w:ind w:left="6480" w:hanging="360"/>
+      </w:pPr>
+      <w:rPr>
+        <w:rFonts w:ascii="Wingdings" w:hAnsi="Wingdings" w:hint="default"/>
+        <w:sz w:val="20"/>
+      </w:rPr>
+    </w:lvl>
+  </w:abstractNum>
+  <w:abstractNum w:abstractNumId="21" w15:restartNumberingAfterBreak="0">
+    <w:nsid w:val="4E7F2D8B"/>
+    <w:multiLevelType w:val="hybridMultilevel"/>
+    <w:tmpl w:val="D422DB18"/>
+    <w:lvl w:ilvl="0" w:tplc="C69CED20">
+      <w:start w:val="1"/>
+      <w:numFmt w:val="bullet"/>
+      <w:lvlText w:val=""/>
+      <w:lvlJc w:val="left"/>
+      <w:pPr>
+        <w:ind w:left="643" w:hanging="360"/>
+      </w:pPr>
+      <w:rPr>
+        <w:rFonts w:ascii="Symbol" w:hAnsi="Symbol" w:hint="default"/>
+        <w:sz w:val="20"/>
+      </w:rPr>
+    </w:lvl>
+    <w:lvl w:ilvl="1" w:tplc="040E0003">
+      <w:start w:val="1"/>
+      <w:numFmt w:val="bullet"/>
+      <w:lvlText w:val="o"/>
+      <w:lvlJc w:val="left"/>
+      <w:pPr>
+        <w:ind w:left="658" w:hanging="360"/>
+      </w:pPr>
+      <w:rPr>
+        <w:rFonts w:ascii="Courier New" w:hAnsi="Courier New" w:cs="Courier New" w:hint="default"/>
+      </w:rPr>
+    </w:lvl>
+    <w:lvl w:ilvl="2" w:tplc="040E0005">
+      <w:start w:val="1"/>
+      <w:numFmt w:val="bullet"/>
+      <w:lvlText w:val=""/>
+      <w:lvlJc w:val="left"/>
+      <w:pPr>
+        <w:ind w:left="1378" w:hanging="360"/>
+      </w:pPr>
+      <w:rPr>
+        <w:rFonts w:ascii="Wingdings" w:hAnsi="Wingdings" w:hint="default"/>
+      </w:rPr>
+    </w:lvl>
+    <w:lvl w:ilvl="3" w:tplc="040E0001">
+      <w:start w:val="1"/>
+      <w:numFmt w:val="bullet"/>
+      <w:lvlText w:val=""/>
+      <w:lvlJc w:val="left"/>
+      <w:pPr>
+        <w:ind w:left="2098" w:hanging="360"/>
+      </w:pPr>
+      <w:rPr>
+        <w:rFonts w:ascii="Symbol" w:hAnsi="Symbol" w:hint="default"/>
+      </w:rPr>
+    </w:lvl>
+    <w:lvl w:ilvl="4" w:tplc="040E0003" w:tentative="1">
+      <w:start w:val="1"/>
+      <w:numFmt w:val="bullet"/>
+      <w:lvlText w:val="o"/>
+      <w:lvlJc w:val="left"/>
+      <w:pPr>
+        <w:ind w:left="2818" w:hanging="360"/>
+      </w:pPr>
+      <w:rPr>
+        <w:rFonts w:ascii="Courier New" w:hAnsi="Courier New" w:cs="Courier New" w:hint="default"/>
+      </w:rPr>
+    </w:lvl>
+    <w:lvl w:ilvl="5" w:tplc="040E0005" w:tentative="1">
+      <w:start w:val="1"/>
+      <w:numFmt w:val="bullet"/>
+      <w:lvlText w:val=""/>
+      <w:lvlJc w:val="left"/>
+      <w:pPr>
+        <w:ind w:left="3538" w:hanging="360"/>
+      </w:pPr>
+      <w:rPr>
+        <w:rFonts w:ascii="Wingdings" w:hAnsi="Wingdings" w:hint="default"/>
+      </w:rPr>
+    </w:lvl>
+    <w:lvl w:ilvl="6" w:tplc="040E0001" w:tentative="1">
+      <w:start w:val="1"/>
+      <w:numFmt w:val="bullet"/>
+      <w:lvlText w:val=""/>
+      <w:lvlJc w:val="left"/>
+      <w:pPr>
+        <w:ind w:left="4258" w:hanging="360"/>
+      </w:pPr>
+      <w:rPr>
+        <w:rFonts w:ascii="Symbol" w:hAnsi="Symbol" w:hint="default"/>
+      </w:rPr>
+    </w:lvl>
+    <w:lvl w:ilvl="7" w:tplc="040E0003" w:tentative="1">
+      <w:start w:val="1"/>
+      <w:numFmt w:val="bullet"/>
+      <w:lvlText w:val="o"/>
+      <w:lvlJc w:val="left"/>
+      <w:pPr>
+        <w:ind w:left="4978" w:hanging="360"/>
+      </w:pPr>
+      <w:rPr>
+        <w:rFonts w:ascii="Courier New" w:hAnsi="Courier New" w:cs="Courier New" w:hint="default"/>
+      </w:rPr>
+    </w:lvl>
+    <w:lvl w:ilvl="8" w:tplc="040E0005" w:tentative="1">
+      <w:start w:val="1"/>
+      <w:numFmt w:val="bullet"/>
+      <w:lvlText w:val=""/>
+      <w:lvlJc w:val="left"/>
+      <w:pPr>
+        <w:ind w:left="5698" w:hanging="360"/>
+      </w:pPr>
+      <w:rPr>
+        <w:rFonts w:ascii="Wingdings" w:hAnsi="Wingdings" w:hint="default"/>
+      </w:rPr>
+    </w:lvl>
+  </w:abstractNum>
+  <w:abstractNum w:abstractNumId="22" w15:restartNumberingAfterBreak="0">
+    <w:nsid w:val="522B1483"/>
+    <w:multiLevelType w:val="hybridMultilevel"/>
+    <w:tmpl w:val="2AD0CF84"/>
+    <w:lvl w:ilvl="0" w:tplc="29E8FB1C">
+      <w:start w:val="1"/>
+      <w:numFmt w:val="bullet"/>
+      <w:lvlText w:val=""/>
+      <w:lvlJc w:val="left"/>
+      <w:pPr>
+        <w:ind w:left="720" w:hanging="360"/>
+      </w:pPr>
+      <w:rPr>
+        <w:rFonts w:ascii="Symbol" w:hAnsi="Symbol" w:hint="default"/>
+        <w:sz w:val="20"/>
+      </w:rPr>
+    </w:lvl>
+    <w:lvl w:ilvl="1" w:tplc="040E0003" w:tentative="1">
+      <w:start w:val="1"/>
+      <w:numFmt w:val="bullet"/>
+      <w:lvlText w:val="o"/>
+      <w:lvlJc w:val="left"/>
+      <w:pPr>
+        <w:ind w:left="1440" w:hanging="360"/>
+      </w:pPr>
+      <w:rPr>
+        <w:rFonts w:ascii="Courier New" w:hAnsi="Courier New" w:cs="Courier New" w:hint="default"/>
+      </w:rPr>
+    </w:lvl>
+    <w:lvl w:ilvl="2" w:tplc="040E0005" w:tentative="1">
+      <w:start w:val="1"/>
+      <w:numFmt w:val="bullet"/>
+      <w:lvlText w:val=""/>
+      <w:lvlJc w:val="left"/>
+      <w:pPr>
+        <w:ind w:left="2160" w:hanging="360"/>
+      </w:pPr>
+      <w:rPr>
+        <w:rFonts w:ascii="Wingdings" w:hAnsi="Wingdings" w:hint="default"/>
+      </w:rPr>
+    </w:lvl>
+    <w:lvl w:ilvl="3" w:tplc="040E0001" w:tentative="1">
+      <w:start w:val="1"/>
+      <w:numFmt w:val="bullet"/>
+      <w:lvlText w:val=""/>
+      <w:lvlJc w:val="left"/>
+      <w:pPr>
+        <w:ind w:left="2880" w:hanging="360"/>
+      </w:pPr>
+      <w:rPr>
+        <w:rFonts w:ascii="Symbol" w:hAnsi="Symbol" w:hint="default"/>
+      </w:rPr>
+    </w:lvl>
+    <w:lvl w:ilvl="4" w:tplc="040E0003" w:tentative="1">
+      <w:start w:val="1"/>
+      <w:numFmt w:val="bullet"/>
+      <w:lvlText w:val="o"/>
+      <w:lvlJc w:val="left"/>
+      <w:pPr>
+        <w:ind w:left="3600" w:hanging="360"/>
+      </w:pPr>
+      <w:rPr>
+        <w:rFonts w:ascii="Courier New" w:hAnsi="Courier New" w:cs="Courier New" w:hint="default"/>
+      </w:rPr>
+    </w:lvl>
+    <w:lvl w:ilvl="5" w:tplc="040E0005" w:tentative="1">
+      <w:start w:val="1"/>
+      <w:numFmt w:val="bullet"/>
+      <w:lvlText w:val=""/>
+      <w:lvlJc w:val="left"/>
+      <w:pPr>
+        <w:ind w:left="4320" w:hanging="360"/>
+      </w:pPr>
+      <w:rPr>
+        <w:rFonts w:ascii="Wingdings" w:hAnsi="Wingdings" w:hint="default"/>
+      </w:rPr>
+    </w:lvl>
+    <w:lvl w:ilvl="6" w:tplc="040E0001" w:tentative="1">
+      <w:start w:val="1"/>
+      <w:numFmt w:val="bullet"/>
+      <w:lvlText w:val=""/>
+      <w:lvlJc w:val="left"/>
+      <w:pPr>
+        <w:ind w:left="5040" w:hanging="360"/>
+      </w:pPr>
+      <w:rPr>
+        <w:rFonts w:ascii="Symbol" w:hAnsi="Symbol" w:hint="default"/>
+      </w:rPr>
+    </w:lvl>
+    <w:lvl w:ilvl="7" w:tplc="040E0003" w:tentative="1">
+      <w:start w:val="1"/>
+      <w:numFmt w:val="bullet"/>
+      <w:lvlText w:val="o"/>
+      <w:lvlJc w:val="left"/>
+      <w:pPr>
+        <w:ind w:left="5760" w:hanging="360"/>
+      </w:pPr>
+      <w:rPr>
+        <w:rFonts w:ascii="Courier New" w:hAnsi="Courier New" w:cs="Courier New" w:hint="default"/>
+      </w:rPr>
+    </w:lvl>
+    <w:lvl w:ilvl="8" w:tplc="040E0005" w:tentative="1">
+      <w:start w:val="1"/>
+      <w:numFmt w:val="bullet"/>
+      <w:lvlText w:val=""/>
+      <w:lvlJc w:val="left"/>
+      <w:pPr>
+        <w:ind w:left="6480" w:hanging="360"/>
+      </w:pPr>
+      <w:rPr>
+        <w:rFonts w:ascii="Wingdings" w:hAnsi="Wingdings" w:hint="default"/>
+      </w:rPr>
+    </w:lvl>
+  </w:abstractNum>
+  <w:abstractNum w:abstractNumId="23" w15:restartNumberingAfterBreak="0">
     <w:nsid w:val="5C1F67EF"/>
     <w:multiLevelType w:val="hybridMultilevel"/>
     <w:tmpl w:val="1696E91E"/>
@@ -3954,7 +7887,7 @@
       </w:rPr>
     </w:lvl>
   </w:abstractNum>
-  <w:abstractNum w:abstractNumId="9" w15:restartNumberingAfterBreak="0">
+  <w:abstractNum w:abstractNumId="24" w15:restartNumberingAfterBreak="0">
     <w:nsid w:val="5CE22449"/>
     <w:multiLevelType w:val="hybridMultilevel"/>
     <w:tmpl w:val="7F101FD8"/>
@@ -4067,7 +8000,7 @@
       </w:rPr>
     </w:lvl>
   </w:abstractNum>
-  <w:abstractNum w:abstractNumId="10" w15:restartNumberingAfterBreak="0">
+  <w:abstractNum w:abstractNumId="25" w15:restartNumberingAfterBreak="0">
     <w:nsid w:val="5FDF3541"/>
     <w:multiLevelType w:val="multilevel"/>
     <w:tmpl w:val="9C9EF3F0"/>
@@ -4184,7 +8117,352 @@
       </w:pPr>
     </w:lvl>
   </w:abstractNum>
-  <w:abstractNum w:abstractNumId="11" w15:restartNumberingAfterBreak="0">
+  <w:abstractNum w:abstractNumId="26" w15:restartNumberingAfterBreak="0">
+    <w:nsid w:val="64184381"/>
+    <w:multiLevelType w:val="hybridMultilevel"/>
+    <w:tmpl w:val="DC8ED6BA"/>
+    <w:lvl w:ilvl="0" w:tplc="29E8FB1C">
+      <w:start w:val="1"/>
+      <w:numFmt w:val="bullet"/>
+      <w:lvlText w:val=""/>
+      <w:lvlJc w:val="left"/>
+      <w:pPr>
+        <w:ind w:left="720" w:hanging="360"/>
+      </w:pPr>
+      <w:rPr>
+        <w:rFonts w:ascii="Symbol" w:hAnsi="Symbol" w:hint="default"/>
+        <w:sz w:val="20"/>
+      </w:rPr>
+    </w:lvl>
+    <w:lvl w:ilvl="1" w:tplc="040E0003" w:tentative="1">
+      <w:start w:val="1"/>
+      <w:numFmt w:val="bullet"/>
+      <w:lvlText w:val="o"/>
+      <w:lvlJc w:val="left"/>
+      <w:pPr>
+        <w:ind w:left="1440" w:hanging="360"/>
+      </w:pPr>
+      <w:rPr>
+        <w:rFonts w:ascii="Courier New" w:hAnsi="Courier New" w:cs="Courier New" w:hint="default"/>
+      </w:rPr>
+    </w:lvl>
+    <w:lvl w:ilvl="2" w:tplc="040E0005" w:tentative="1">
+      <w:start w:val="1"/>
+      <w:numFmt w:val="bullet"/>
+      <w:lvlText w:val=""/>
+      <w:lvlJc w:val="left"/>
+      <w:pPr>
+        <w:ind w:left="2160" w:hanging="360"/>
+      </w:pPr>
+      <w:rPr>
+        <w:rFonts w:ascii="Wingdings" w:hAnsi="Wingdings" w:hint="default"/>
+      </w:rPr>
+    </w:lvl>
+    <w:lvl w:ilvl="3" w:tplc="040E0001" w:tentative="1">
+      <w:start w:val="1"/>
+      <w:numFmt w:val="bullet"/>
+      <w:lvlText w:val=""/>
+      <w:lvlJc w:val="left"/>
+      <w:pPr>
+        <w:ind w:left="2880" w:hanging="360"/>
+      </w:pPr>
+      <w:rPr>
+        <w:rFonts w:ascii="Symbol" w:hAnsi="Symbol" w:hint="default"/>
+      </w:rPr>
+    </w:lvl>
+    <w:lvl w:ilvl="4" w:tplc="040E0003" w:tentative="1">
+      <w:start w:val="1"/>
+      <w:numFmt w:val="bullet"/>
+      <w:lvlText w:val="o"/>
+      <w:lvlJc w:val="left"/>
+      <w:pPr>
+        <w:ind w:left="3600" w:hanging="360"/>
+      </w:pPr>
+      <w:rPr>
+        <w:rFonts w:ascii="Courier New" w:hAnsi="Courier New" w:cs="Courier New" w:hint="default"/>
+      </w:rPr>
+    </w:lvl>
+    <w:lvl w:ilvl="5" w:tplc="040E0005" w:tentative="1">
+      <w:start w:val="1"/>
+      <w:numFmt w:val="bullet"/>
+      <w:lvlText w:val=""/>
+      <w:lvlJc w:val="left"/>
+      <w:pPr>
+        <w:ind w:left="4320" w:hanging="360"/>
+      </w:pPr>
+      <w:rPr>
+        <w:rFonts w:ascii="Wingdings" w:hAnsi="Wingdings" w:hint="default"/>
+      </w:rPr>
+    </w:lvl>
+    <w:lvl w:ilvl="6" w:tplc="040E0001" w:tentative="1">
+      <w:start w:val="1"/>
+      <w:numFmt w:val="bullet"/>
+      <w:lvlText w:val=""/>
+      <w:lvlJc w:val="left"/>
+      <w:pPr>
+        <w:ind w:left="5040" w:hanging="360"/>
+      </w:pPr>
+      <w:rPr>
+        <w:rFonts w:ascii="Symbol" w:hAnsi="Symbol" w:hint="default"/>
+      </w:rPr>
+    </w:lvl>
+    <w:lvl w:ilvl="7" w:tplc="040E0003" w:tentative="1">
+      <w:start w:val="1"/>
+      <w:numFmt w:val="bullet"/>
+      <w:lvlText w:val="o"/>
+      <w:lvlJc w:val="left"/>
+      <w:pPr>
+        <w:ind w:left="5760" w:hanging="360"/>
+      </w:pPr>
+      <w:rPr>
+        <w:rFonts w:ascii="Courier New" w:hAnsi="Courier New" w:cs="Courier New" w:hint="default"/>
+      </w:rPr>
+    </w:lvl>
+    <w:lvl w:ilvl="8" w:tplc="040E0005" w:tentative="1">
+      <w:start w:val="1"/>
+      <w:numFmt w:val="bullet"/>
+      <w:lvlText w:val=""/>
+      <w:lvlJc w:val="left"/>
+      <w:pPr>
+        <w:ind w:left="6480" w:hanging="360"/>
+      </w:pPr>
+      <w:rPr>
+        <w:rFonts w:ascii="Wingdings" w:hAnsi="Wingdings" w:hint="default"/>
+      </w:rPr>
+    </w:lvl>
+  </w:abstractNum>
+  <w:abstractNum w:abstractNumId="27" w15:restartNumberingAfterBreak="0">
+    <w:nsid w:val="688921BC"/>
+    <w:multiLevelType w:val="hybridMultilevel"/>
+    <w:tmpl w:val="5DA4F6B2"/>
+    <w:lvl w:ilvl="0" w:tplc="C69CED20">
+      <w:start w:val="1"/>
+      <w:numFmt w:val="bullet"/>
+      <w:lvlText w:val=""/>
+      <w:lvlJc w:val="left"/>
+      <w:pPr>
+        <w:ind w:left="643" w:hanging="360"/>
+      </w:pPr>
+      <w:rPr>
+        <w:rFonts w:ascii="Symbol" w:hAnsi="Symbol" w:hint="default"/>
+        <w:sz w:val="20"/>
+      </w:rPr>
+    </w:lvl>
+    <w:lvl w:ilvl="1" w:tplc="2FB0EE4C">
+      <w:start w:val="1"/>
+      <w:numFmt w:val="bullet"/>
+      <w:lvlText w:val="o"/>
+      <w:lvlJc w:val="left"/>
+      <w:pPr>
+        <w:ind w:left="1352" w:hanging="360"/>
+      </w:pPr>
+      <w:rPr>
+        <w:rFonts w:ascii="Courier New" w:hAnsi="Courier New" w:cs="Courier New" w:hint="default"/>
+        <w:sz w:val="20"/>
+        <w:szCs w:val="20"/>
+      </w:rPr>
+    </w:lvl>
+    <w:lvl w:ilvl="2" w:tplc="040E0005" w:tentative="1">
+      <w:start w:val="1"/>
+      <w:numFmt w:val="bullet"/>
+      <w:lvlText w:val=""/>
+      <w:lvlJc w:val="left"/>
+      <w:pPr>
+        <w:ind w:left="2865" w:hanging="360"/>
+      </w:pPr>
+      <w:rPr>
+        <w:rFonts w:ascii="Wingdings" w:hAnsi="Wingdings" w:hint="default"/>
+      </w:rPr>
+    </w:lvl>
+    <w:lvl w:ilvl="3" w:tplc="040E0001" w:tentative="1">
+      <w:start w:val="1"/>
+      <w:numFmt w:val="bullet"/>
+      <w:lvlText w:val=""/>
+      <w:lvlJc w:val="left"/>
+      <w:pPr>
+        <w:ind w:left="3585" w:hanging="360"/>
+      </w:pPr>
+      <w:rPr>
+        <w:rFonts w:ascii="Symbol" w:hAnsi="Symbol" w:hint="default"/>
+      </w:rPr>
+    </w:lvl>
+    <w:lvl w:ilvl="4" w:tplc="040E0003" w:tentative="1">
+      <w:start w:val="1"/>
+      <w:numFmt w:val="bullet"/>
+      <w:lvlText w:val="o"/>
+      <w:lvlJc w:val="left"/>
+      <w:pPr>
+        <w:ind w:left="4305" w:hanging="360"/>
+      </w:pPr>
+      <w:rPr>
+        <w:rFonts w:ascii="Courier New" w:hAnsi="Courier New" w:cs="Courier New" w:hint="default"/>
+      </w:rPr>
+    </w:lvl>
+    <w:lvl w:ilvl="5" w:tplc="040E0005" w:tentative="1">
+      <w:start w:val="1"/>
+      <w:numFmt w:val="bullet"/>
+      <w:lvlText w:val=""/>
+      <w:lvlJc w:val="left"/>
+      <w:pPr>
+        <w:ind w:left="5025" w:hanging="360"/>
+      </w:pPr>
+      <w:rPr>
+        <w:rFonts w:ascii="Wingdings" w:hAnsi="Wingdings" w:hint="default"/>
+      </w:rPr>
+    </w:lvl>
+    <w:lvl w:ilvl="6" w:tplc="040E0001" w:tentative="1">
+      <w:start w:val="1"/>
+      <w:numFmt w:val="bullet"/>
+      <w:lvlText w:val=""/>
+      <w:lvlJc w:val="left"/>
+      <w:pPr>
+        <w:ind w:left="5745" w:hanging="360"/>
+      </w:pPr>
+      <w:rPr>
+        <w:rFonts w:ascii="Symbol" w:hAnsi="Symbol" w:hint="default"/>
+      </w:rPr>
+    </w:lvl>
+    <w:lvl w:ilvl="7" w:tplc="040E0003" w:tentative="1">
+      <w:start w:val="1"/>
+      <w:numFmt w:val="bullet"/>
+      <w:lvlText w:val="o"/>
+      <w:lvlJc w:val="left"/>
+      <w:pPr>
+        <w:ind w:left="6465" w:hanging="360"/>
+      </w:pPr>
+      <w:rPr>
+        <w:rFonts w:ascii="Courier New" w:hAnsi="Courier New" w:cs="Courier New" w:hint="default"/>
+      </w:rPr>
+    </w:lvl>
+    <w:lvl w:ilvl="8" w:tplc="040E0005" w:tentative="1">
+      <w:start w:val="1"/>
+      <w:numFmt w:val="bullet"/>
+      <w:lvlText w:val=""/>
+      <w:lvlJc w:val="left"/>
+      <w:pPr>
+        <w:ind w:left="7185" w:hanging="360"/>
+      </w:pPr>
+      <w:rPr>
+        <w:rFonts w:ascii="Wingdings" w:hAnsi="Wingdings" w:hint="default"/>
+      </w:rPr>
+    </w:lvl>
+  </w:abstractNum>
+  <w:abstractNum w:abstractNumId="28" w15:restartNumberingAfterBreak="0">
+    <w:nsid w:val="69AE0258"/>
+    <w:multiLevelType w:val="hybridMultilevel"/>
+    <w:tmpl w:val="1AC45990"/>
+    <w:lvl w:ilvl="0" w:tplc="040E0001">
+      <w:start w:val="1"/>
+      <w:numFmt w:val="bullet"/>
+      <w:lvlText w:val=""/>
+      <w:lvlJc w:val="left"/>
+      <w:pPr>
+        <w:ind w:left="1068" w:hanging="360"/>
+      </w:pPr>
+      <w:rPr>
+        <w:rFonts w:ascii="Symbol" w:hAnsi="Symbol" w:hint="default"/>
+        <w:sz w:val="20"/>
+        <w:szCs w:val="20"/>
+      </w:rPr>
+    </w:lvl>
+    <w:lvl w:ilvl="1" w:tplc="040E0003" w:tentative="1">
+      <w:start w:val="1"/>
+      <w:numFmt w:val="bullet"/>
+      <w:lvlText w:val="o"/>
+      <w:lvlJc w:val="left"/>
+      <w:pPr>
+        <w:ind w:left="1156" w:hanging="360"/>
+      </w:pPr>
+      <w:rPr>
+        <w:rFonts w:ascii="Courier New" w:hAnsi="Courier New" w:cs="Courier New" w:hint="default"/>
+      </w:rPr>
+    </w:lvl>
+    <w:lvl w:ilvl="2" w:tplc="040E0005" w:tentative="1">
+      <w:start w:val="1"/>
+      <w:numFmt w:val="bullet"/>
+      <w:lvlText w:val=""/>
+      <w:lvlJc w:val="left"/>
+      <w:pPr>
+        <w:ind w:left="1876" w:hanging="360"/>
+      </w:pPr>
+      <w:rPr>
+        <w:rFonts w:ascii="Wingdings" w:hAnsi="Wingdings" w:hint="default"/>
+      </w:rPr>
+    </w:lvl>
+    <w:lvl w:ilvl="3" w:tplc="040E0001" w:tentative="1">
+      <w:start w:val="1"/>
+      <w:numFmt w:val="bullet"/>
+      <w:lvlText w:val=""/>
+      <w:lvlJc w:val="left"/>
+      <w:pPr>
+        <w:ind w:left="2596" w:hanging="360"/>
+      </w:pPr>
+      <w:rPr>
+        <w:rFonts w:ascii="Symbol" w:hAnsi="Symbol" w:hint="default"/>
+      </w:rPr>
+    </w:lvl>
+    <w:lvl w:ilvl="4" w:tplc="040E0003" w:tentative="1">
+      <w:start w:val="1"/>
+      <w:numFmt w:val="bullet"/>
+      <w:lvlText w:val="o"/>
+      <w:lvlJc w:val="left"/>
+      <w:pPr>
+        <w:ind w:left="3316" w:hanging="360"/>
+      </w:pPr>
+      <w:rPr>
+        <w:rFonts w:ascii="Courier New" w:hAnsi="Courier New" w:cs="Courier New" w:hint="default"/>
+      </w:rPr>
+    </w:lvl>
+    <w:lvl w:ilvl="5" w:tplc="040E0005" w:tentative="1">
+      <w:start w:val="1"/>
+      <w:numFmt w:val="bullet"/>
+      <w:lvlText w:val=""/>
+      <w:lvlJc w:val="left"/>
+      <w:pPr>
+        <w:ind w:left="4036" w:hanging="360"/>
+      </w:pPr>
+      <w:rPr>
+        <w:rFonts w:ascii="Wingdings" w:hAnsi="Wingdings" w:hint="default"/>
+      </w:rPr>
+    </w:lvl>
+    <w:lvl w:ilvl="6" w:tplc="040E0001" w:tentative="1">
+      <w:start w:val="1"/>
+      <w:numFmt w:val="bullet"/>
+      <w:lvlText w:val=""/>
+      <w:lvlJc w:val="left"/>
+      <w:pPr>
+        <w:ind w:left="4756" w:hanging="360"/>
+      </w:pPr>
+      <w:rPr>
+        <w:rFonts w:ascii="Symbol" w:hAnsi="Symbol" w:hint="default"/>
+      </w:rPr>
+    </w:lvl>
+    <w:lvl w:ilvl="7" w:tplc="040E0003" w:tentative="1">
+      <w:start w:val="1"/>
+      <w:numFmt w:val="bullet"/>
+      <w:lvlText w:val="o"/>
+      <w:lvlJc w:val="left"/>
+      <w:pPr>
+        <w:ind w:left="5476" w:hanging="360"/>
+      </w:pPr>
+      <w:rPr>
+        <w:rFonts w:ascii="Courier New" w:hAnsi="Courier New" w:cs="Courier New" w:hint="default"/>
+      </w:rPr>
+    </w:lvl>
+    <w:lvl w:ilvl="8" w:tplc="040E0005" w:tentative="1">
+      <w:start w:val="1"/>
+      <w:numFmt w:val="bullet"/>
+      <w:lvlText w:val=""/>
+      <w:lvlJc w:val="left"/>
+      <w:pPr>
+        <w:ind w:left="6196" w:hanging="360"/>
+      </w:pPr>
+      <w:rPr>
+        <w:rFonts w:ascii="Wingdings" w:hAnsi="Wingdings" w:hint="default"/>
+      </w:rPr>
+    </w:lvl>
+  </w:abstractNum>
+  <w:abstractNum w:abstractNumId="29" w15:restartNumberingAfterBreak="0">
     <w:nsid w:val="77B77F84"/>
     <w:multiLevelType w:val="multilevel"/>
     <w:tmpl w:val="75769FA8"/>
@@ -4333,7 +8611,270 @@
       </w:rPr>
     </w:lvl>
   </w:abstractNum>
-  <w:abstractNum w:abstractNumId="12" w15:restartNumberingAfterBreak="0">
+  <w:abstractNum w:abstractNumId="30" w15:restartNumberingAfterBreak="0">
+    <w:nsid w:val="78E37FC6"/>
+    <w:multiLevelType w:val="hybridMultilevel"/>
+    <w:tmpl w:val="520AB4B0"/>
+    <w:lvl w:ilvl="0" w:tplc="29E8FB1C">
+      <w:start w:val="1"/>
+      <w:numFmt w:val="bullet"/>
+      <w:lvlText w:val=""/>
+      <w:lvlJc w:val="left"/>
+      <w:pPr>
+        <w:ind w:left="1080" w:hanging="360"/>
+      </w:pPr>
+      <w:rPr>
+        <w:rFonts w:ascii="Symbol" w:hAnsi="Symbol" w:hint="default"/>
+        <w:sz w:val="20"/>
+      </w:rPr>
+    </w:lvl>
+    <w:lvl w:ilvl="1" w:tplc="040E0003" w:tentative="1">
+      <w:start w:val="1"/>
+      <w:numFmt w:val="bullet"/>
+      <w:lvlText w:val="o"/>
+      <w:lvlJc w:val="left"/>
+      <w:pPr>
+        <w:ind w:left="1800" w:hanging="360"/>
+      </w:pPr>
+      <w:rPr>
+        <w:rFonts w:ascii="Courier New" w:hAnsi="Courier New" w:cs="Courier New" w:hint="default"/>
+      </w:rPr>
+    </w:lvl>
+    <w:lvl w:ilvl="2" w:tplc="040E0005" w:tentative="1">
+      <w:start w:val="1"/>
+      <w:numFmt w:val="bullet"/>
+      <w:lvlText w:val=""/>
+      <w:lvlJc w:val="left"/>
+      <w:pPr>
+        <w:ind w:left="2520" w:hanging="360"/>
+      </w:pPr>
+      <w:rPr>
+        <w:rFonts w:ascii="Wingdings" w:hAnsi="Wingdings" w:hint="default"/>
+      </w:rPr>
+    </w:lvl>
+    <w:lvl w:ilvl="3" w:tplc="040E0001" w:tentative="1">
+      <w:start w:val="1"/>
+      <w:numFmt w:val="bullet"/>
+      <w:lvlText w:val=""/>
+      <w:lvlJc w:val="left"/>
+      <w:pPr>
+        <w:ind w:left="3240" w:hanging="360"/>
+      </w:pPr>
+      <w:rPr>
+        <w:rFonts w:ascii="Symbol" w:hAnsi="Symbol" w:hint="default"/>
+      </w:rPr>
+    </w:lvl>
+    <w:lvl w:ilvl="4" w:tplc="040E0003" w:tentative="1">
+      <w:start w:val="1"/>
+      <w:numFmt w:val="bullet"/>
+      <w:lvlText w:val="o"/>
+      <w:lvlJc w:val="left"/>
+      <w:pPr>
+        <w:ind w:left="3960" w:hanging="360"/>
+      </w:pPr>
+      <w:rPr>
+        <w:rFonts w:ascii="Courier New" w:hAnsi="Courier New" w:cs="Courier New" w:hint="default"/>
+      </w:rPr>
+    </w:lvl>
+    <w:lvl w:ilvl="5" w:tplc="040E0005" w:tentative="1">
+      <w:start w:val="1"/>
+      <w:numFmt w:val="bullet"/>
+      <w:lvlText w:val=""/>
+      <w:lvlJc w:val="left"/>
+      <w:pPr>
+        <w:ind w:left="4680" w:hanging="360"/>
+      </w:pPr>
+      <w:rPr>
+        <w:rFonts w:ascii="Wingdings" w:hAnsi="Wingdings" w:hint="default"/>
+      </w:rPr>
+    </w:lvl>
+    <w:lvl w:ilvl="6" w:tplc="040E0001" w:tentative="1">
+      <w:start w:val="1"/>
+      <w:numFmt w:val="bullet"/>
+      <w:lvlText w:val=""/>
+      <w:lvlJc w:val="left"/>
+      <w:pPr>
+        <w:ind w:left="5400" w:hanging="360"/>
+      </w:pPr>
+      <w:rPr>
+        <w:rFonts w:ascii="Symbol" w:hAnsi="Symbol" w:hint="default"/>
+      </w:rPr>
+    </w:lvl>
+    <w:lvl w:ilvl="7" w:tplc="040E0003" w:tentative="1">
+      <w:start w:val="1"/>
+      <w:numFmt w:val="bullet"/>
+      <w:lvlText w:val="o"/>
+      <w:lvlJc w:val="left"/>
+      <w:pPr>
+        <w:ind w:left="6120" w:hanging="360"/>
+      </w:pPr>
+      <w:rPr>
+        <w:rFonts w:ascii="Courier New" w:hAnsi="Courier New" w:cs="Courier New" w:hint="default"/>
+      </w:rPr>
+    </w:lvl>
+    <w:lvl w:ilvl="8" w:tplc="040E0005" w:tentative="1">
+      <w:start w:val="1"/>
+      <w:numFmt w:val="bullet"/>
+      <w:lvlText w:val=""/>
+      <w:lvlJc w:val="left"/>
+      <w:pPr>
+        <w:ind w:left="6840" w:hanging="360"/>
+      </w:pPr>
+      <w:rPr>
+        <w:rFonts w:ascii="Wingdings" w:hAnsi="Wingdings" w:hint="default"/>
+      </w:rPr>
+    </w:lvl>
+  </w:abstractNum>
+  <w:abstractNum w:abstractNumId="31" w15:restartNumberingAfterBreak="0">
+    <w:nsid w:val="7A3B0B13"/>
+    <w:multiLevelType w:val="multilevel"/>
+    <w:tmpl w:val="143473CE"/>
+    <w:lvl w:ilvl="0">
+      <w:start w:val="1"/>
+      <w:numFmt w:val="bullet"/>
+      <w:lvlText w:val=""/>
+      <w:lvlJc w:val="left"/>
+      <w:pPr>
+        <w:tabs>
+          <w:tab w:val="num" w:pos="720"/>
+        </w:tabs>
+        <w:ind w:left="720" w:hanging="360"/>
+      </w:pPr>
+      <w:rPr>
+        <w:rFonts w:ascii="Symbol" w:hAnsi="Symbol" w:hint="default"/>
+        <w:sz w:val="20"/>
+      </w:rPr>
+    </w:lvl>
+    <w:lvl w:ilvl="1" w:tentative="1">
+      <w:start w:val="1"/>
+      <w:numFmt w:val="bullet"/>
+      <w:lvlText w:val="o"/>
+      <w:lvlJc w:val="left"/>
+      <w:pPr>
+        <w:tabs>
+          <w:tab w:val="num" w:pos="1440"/>
+        </w:tabs>
+        <w:ind w:left="1440" w:hanging="360"/>
+      </w:pPr>
+      <w:rPr>
+        <w:rFonts w:ascii="Courier New" w:hAnsi="Courier New" w:hint="default"/>
+        <w:sz w:val="20"/>
+      </w:rPr>
+    </w:lvl>
+    <w:lvl w:ilvl="2" w:tentative="1">
+      <w:start w:val="1"/>
+      <w:numFmt w:val="bullet"/>
+      <w:lvlText w:val=""/>
+      <w:lvlJc w:val="left"/>
+      <w:pPr>
+        <w:tabs>
+          <w:tab w:val="num" w:pos="2160"/>
+        </w:tabs>
+        <w:ind w:left="2160" w:hanging="360"/>
+      </w:pPr>
+      <w:rPr>
+        <w:rFonts w:ascii="Wingdings" w:hAnsi="Wingdings" w:hint="default"/>
+        <w:sz w:val="20"/>
+      </w:rPr>
+    </w:lvl>
+    <w:lvl w:ilvl="3" w:tentative="1">
+      <w:start w:val="1"/>
+      <w:numFmt w:val="bullet"/>
+      <w:lvlText w:val=""/>
+      <w:lvlJc w:val="left"/>
+      <w:pPr>
+        <w:tabs>
+          <w:tab w:val="num" w:pos="2880"/>
+        </w:tabs>
+        <w:ind w:left="2880" w:hanging="360"/>
+      </w:pPr>
+      <w:rPr>
+        <w:rFonts w:ascii="Wingdings" w:hAnsi="Wingdings" w:hint="default"/>
+        <w:sz w:val="20"/>
+      </w:rPr>
+    </w:lvl>
+    <w:lvl w:ilvl="4" w:tentative="1">
+      <w:start w:val="1"/>
+      <w:numFmt w:val="bullet"/>
+      <w:lvlText w:val=""/>
+      <w:lvlJc w:val="left"/>
+      <w:pPr>
+        <w:tabs>
+          <w:tab w:val="num" w:pos="3600"/>
+        </w:tabs>
+        <w:ind w:left="3600" w:hanging="360"/>
+      </w:pPr>
+      <w:rPr>
+        <w:rFonts w:ascii="Wingdings" w:hAnsi="Wingdings" w:hint="default"/>
+        <w:sz w:val="20"/>
+      </w:rPr>
+    </w:lvl>
+    <w:lvl w:ilvl="5" w:tentative="1">
+      <w:start w:val="1"/>
+      <w:numFmt w:val="bullet"/>
+      <w:lvlText w:val=""/>
+      <w:lvlJc w:val="left"/>
+      <w:pPr>
+        <w:tabs>
+          <w:tab w:val="num" w:pos="4320"/>
+        </w:tabs>
+        <w:ind w:left="4320" w:hanging="360"/>
+      </w:pPr>
+      <w:rPr>
+        <w:rFonts w:ascii="Wingdings" w:hAnsi="Wingdings" w:hint="default"/>
+        <w:sz w:val="20"/>
+      </w:rPr>
+    </w:lvl>
+    <w:lvl w:ilvl="6" w:tentative="1">
+      <w:start w:val="1"/>
+      <w:numFmt w:val="bullet"/>
+      <w:lvlText w:val=""/>
+      <w:lvlJc w:val="left"/>
+      <w:pPr>
+        <w:tabs>
+          <w:tab w:val="num" w:pos="5040"/>
+        </w:tabs>
+        <w:ind w:left="5040" w:hanging="360"/>
+      </w:pPr>
+      <w:rPr>
+        <w:rFonts w:ascii="Wingdings" w:hAnsi="Wingdings" w:hint="default"/>
+        <w:sz w:val="20"/>
+      </w:rPr>
+    </w:lvl>
+    <w:lvl w:ilvl="7" w:tentative="1">
+      <w:start w:val="1"/>
+      <w:numFmt w:val="bullet"/>
+      <w:lvlText w:val=""/>
+      <w:lvlJc w:val="left"/>
+      <w:pPr>
+        <w:tabs>
+          <w:tab w:val="num" w:pos="5760"/>
+        </w:tabs>
+        <w:ind w:left="5760" w:hanging="360"/>
+      </w:pPr>
+      <w:rPr>
+        <w:rFonts w:ascii="Wingdings" w:hAnsi="Wingdings" w:hint="default"/>
+        <w:sz w:val="20"/>
+      </w:rPr>
+    </w:lvl>
+    <w:lvl w:ilvl="8" w:tentative="1">
+      <w:start w:val="1"/>
+      <w:numFmt w:val="bullet"/>
+      <w:lvlText w:val=""/>
+      <w:lvlJc w:val="left"/>
+      <w:pPr>
+        <w:tabs>
+          <w:tab w:val="num" w:pos="6480"/>
+        </w:tabs>
+        <w:ind w:left="6480" w:hanging="360"/>
+      </w:pPr>
+      <w:rPr>
+        <w:rFonts w:ascii="Wingdings" w:hAnsi="Wingdings" w:hint="default"/>
+        <w:sz w:val="20"/>
+      </w:rPr>
+    </w:lvl>
+  </w:abstractNum>
+  <w:abstractNum w:abstractNumId="32" w15:restartNumberingAfterBreak="0">
     <w:nsid w:val="7B536938"/>
     <w:multiLevelType w:val="multilevel"/>
     <w:tmpl w:val="933A7CE4"/>
@@ -4482,7 +9023,121 @@
       </w:rPr>
     </w:lvl>
   </w:abstractNum>
-  <w:abstractNum w:abstractNumId="13" w15:restartNumberingAfterBreak="0">
+  <w:abstractNum w:abstractNumId="33" w15:restartNumberingAfterBreak="0">
+    <w:nsid w:val="7CA34E45"/>
+    <w:multiLevelType w:val="hybridMultilevel"/>
+    <w:tmpl w:val="D422DB18"/>
+    <w:lvl w:ilvl="0" w:tplc="C69CED20">
+      <w:start w:val="1"/>
+      <w:numFmt w:val="bullet"/>
+      <w:lvlText w:val=""/>
+      <w:lvlJc w:val="left"/>
+      <w:pPr>
+        <w:ind w:left="643" w:hanging="360"/>
+      </w:pPr>
+      <w:rPr>
+        <w:rFonts w:ascii="Symbol" w:hAnsi="Symbol" w:hint="default"/>
+        <w:sz w:val="20"/>
+      </w:rPr>
+    </w:lvl>
+    <w:lvl w:ilvl="1" w:tplc="040E0003">
+      <w:start w:val="1"/>
+      <w:numFmt w:val="bullet"/>
+      <w:lvlText w:val="o"/>
+      <w:lvlJc w:val="left"/>
+      <w:pPr>
+        <w:ind w:left="658" w:hanging="360"/>
+      </w:pPr>
+      <w:rPr>
+        <w:rFonts w:ascii="Courier New" w:hAnsi="Courier New" w:cs="Courier New" w:hint="default"/>
+      </w:rPr>
+    </w:lvl>
+    <w:lvl w:ilvl="2" w:tplc="040E0005">
+      <w:start w:val="1"/>
+      <w:numFmt w:val="bullet"/>
+      <w:lvlText w:val=""/>
+      <w:lvlJc w:val="left"/>
+      <w:pPr>
+        <w:ind w:left="1378" w:hanging="360"/>
+      </w:pPr>
+      <w:rPr>
+        <w:rFonts w:ascii="Wingdings" w:hAnsi="Wingdings" w:hint="default"/>
+      </w:rPr>
+    </w:lvl>
+    <w:lvl w:ilvl="3" w:tplc="040E0001">
+      <w:start w:val="1"/>
+      <w:numFmt w:val="bullet"/>
+      <w:lvlText w:val=""/>
+      <w:lvlJc w:val="left"/>
+      <w:pPr>
+        <w:ind w:left="2098" w:hanging="360"/>
+      </w:pPr>
+      <w:rPr>
+        <w:rFonts w:ascii="Symbol" w:hAnsi="Symbol" w:hint="default"/>
+      </w:rPr>
+    </w:lvl>
+    <w:lvl w:ilvl="4" w:tplc="040E0003" w:tentative="1">
+      <w:start w:val="1"/>
+      <w:numFmt w:val="bullet"/>
+      <w:lvlText w:val="o"/>
+      <w:lvlJc w:val="left"/>
+      <w:pPr>
+        <w:ind w:left="2818" w:hanging="360"/>
+      </w:pPr>
+      <w:rPr>
+        <w:rFonts w:ascii="Courier New" w:hAnsi="Courier New" w:cs="Courier New" w:hint="default"/>
+      </w:rPr>
+    </w:lvl>
+    <w:lvl w:ilvl="5" w:tplc="040E0005" w:tentative="1">
+      <w:start w:val="1"/>
+      <w:numFmt w:val="bullet"/>
+      <w:lvlText w:val=""/>
+      <w:lvlJc w:val="left"/>
+      <w:pPr>
+        <w:ind w:left="3538" w:hanging="360"/>
+      </w:pPr>
+      <w:rPr>
+        <w:rFonts w:ascii="Wingdings" w:hAnsi="Wingdings" w:hint="default"/>
+      </w:rPr>
+    </w:lvl>
+    <w:lvl w:ilvl="6" w:tplc="040E0001" w:tentative="1">
+      <w:start w:val="1"/>
+      <w:numFmt w:val="bullet"/>
+      <w:lvlText w:val=""/>
+      <w:lvlJc w:val="left"/>
+      <w:pPr>
+        <w:ind w:left="4258" w:hanging="360"/>
+      </w:pPr>
+      <w:rPr>
+        <w:rFonts w:ascii="Symbol" w:hAnsi="Symbol" w:hint="default"/>
+      </w:rPr>
+    </w:lvl>
+    <w:lvl w:ilvl="7" w:tplc="040E0003" w:tentative="1">
+      <w:start w:val="1"/>
+      <w:numFmt w:val="bullet"/>
+      <w:lvlText w:val="o"/>
+      <w:lvlJc w:val="left"/>
+      <w:pPr>
+        <w:ind w:left="4978" w:hanging="360"/>
+      </w:pPr>
+      <w:rPr>
+        <w:rFonts w:ascii="Courier New" w:hAnsi="Courier New" w:cs="Courier New" w:hint="default"/>
+      </w:rPr>
+    </w:lvl>
+    <w:lvl w:ilvl="8" w:tplc="040E0005" w:tentative="1">
+      <w:start w:val="1"/>
+      <w:numFmt w:val="bullet"/>
+      <w:lvlText w:val=""/>
+      <w:lvlJc w:val="left"/>
+      <w:pPr>
+        <w:ind w:left="5698" w:hanging="360"/>
+      </w:pPr>
+      <w:rPr>
+        <w:rFonts w:ascii="Wingdings" w:hAnsi="Wingdings" w:hint="default"/>
+      </w:rPr>
+    </w:lvl>
+  </w:abstractNum>
+  <w:abstractNum w:abstractNumId="34" w15:restartNumberingAfterBreak="0">
     <w:nsid w:val="7D184381"/>
     <w:multiLevelType w:val="hybridMultilevel"/>
     <w:tmpl w:val="DD76B270"/>
@@ -4595,53 +9250,116 @@
       </w:rPr>
     </w:lvl>
   </w:abstractNum>
-  <w:num w:numId="1" w16cid:durableId="306127544">
+  <w:num w:numId="1">
+    <w:abstractNumId w:val="14"/>
+  </w:num>
+  <w:num w:numId="2">
+    <w:abstractNumId w:val="19"/>
+  </w:num>
+  <w:num w:numId="3">
+    <w:abstractNumId w:val="0"/>
+  </w:num>
+  <w:num w:numId="4">
+    <w:abstractNumId w:val="4"/>
+  </w:num>
+  <w:num w:numId="5">
+    <w:abstractNumId w:val="24"/>
+  </w:num>
+  <w:num w:numId="6">
+    <w:abstractNumId w:val="5"/>
+  </w:num>
+  <w:num w:numId="7">
+    <w:abstractNumId w:val="34"/>
+  </w:num>
+  <w:num w:numId="8">
+    <w:abstractNumId w:val="23"/>
+  </w:num>
+  <w:num w:numId="9">
+    <w:abstractNumId w:val="32"/>
+  </w:num>
+  <w:num w:numId="10">
+    <w:abstractNumId w:val="13"/>
+  </w:num>
+  <w:num w:numId="11">
+    <w:abstractNumId w:val="25"/>
+  </w:num>
+  <w:num w:numId="12">
     <w:abstractNumId w:val="6"/>
   </w:num>
-  <w:num w:numId="2" w16cid:durableId="898828664">
+  <w:num w:numId="13">
+    <w:abstractNumId w:val="3"/>
+  </w:num>
+  <w:num w:numId="14">
+    <w:abstractNumId w:val="29"/>
+  </w:num>
+  <w:num w:numId="15">
+    <w:abstractNumId w:val="1"/>
+  </w:num>
+  <w:num w:numId="16">
+    <w:abstractNumId w:val="9"/>
+  </w:num>
+  <w:num w:numId="17">
+    <w:abstractNumId w:val="33"/>
+  </w:num>
+  <w:num w:numId="18">
+    <w:abstractNumId w:val="2"/>
+  </w:num>
+  <w:num w:numId="19">
+    <w:abstractNumId w:val="21"/>
+  </w:num>
+  <w:num w:numId="20">
+    <w:abstractNumId w:val="17"/>
+  </w:num>
+  <w:num w:numId="21">
+    <w:abstractNumId w:val="12"/>
+  </w:num>
+  <w:num w:numId="22">
+    <w:abstractNumId w:val="27"/>
+  </w:num>
+  <w:num w:numId="23">
+    <w:abstractNumId w:val="28"/>
+  </w:num>
+  <w:num w:numId="24">
+    <w:abstractNumId w:val="15"/>
+  </w:num>
+  <w:num w:numId="25">
+    <w:abstractNumId w:val="22"/>
+  </w:num>
+  <w:num w:numId="26">
+    <w:abstractNumId w:val="20"/>
+  </w:num>
+  <w:num w:numId="27">
+    <w:abstractNumId w:val="16"/>
+  </w:num>
+  <w:num w:numId="28">
+    <w:abstractNumId w:val="18"/>
+  </w:num>
+  <w:num w:numId="29">
+    <w:abstractNumId w:val="31"/>
+  </w:num>
+  <w:num w:numId="30">
     <w:abstractNumId w:val="7"/>
   </w:num>
-  <w:num w:numId="3" w16cid:durableId="1661035774">
-    <w:abstractNumId w:val="0"/>
-  </w:num>
-  <w:num w:numId="4" w16cid:durableId="809325157">
-    <w:abstractNumId w:val="2"/>
-  </w:num>
-  <w:num w:numId="5" w16cid:durableId="1519998933">
-    <w:abstractNumId w:val="9"/>
-  </w:num>
-  <w:num w:numId="6" w16cid:durableId="419644692">
-    <w:abstractNumId w:val="3"/>
-  </w:num>
-  <w:num w:numId="7" w16cid:durableId="186604133">
-    <w:abstractNumId w:val="13"/>
-  </w:num>
-  <w:num w:numId="8" w16cid:durableId="1665664440">
+  <w:num w:numId="31">
     <w:abstractNumId w:val="8"/>
   </w:num>
-  <w:num w:numId="9" w16cid:durableId="1253856372">
-    <w:abstractNumId w:val="12"/>
+  <w:num w:numId="32">
+    <w:abstractNumId w:val="11"/>
   </w:num>
-  <w:num w:numId="10" w16cid:durableId="2127693827">
-    <w:abstractNumId w:val="5"/>
-  </w:num>
-  <w:num w:numId="11" w16cid:durableId="1612280839">
+  <w:num w:numId="33">
     <w:abstractNumId w:val="10"/>
   </w:num>
-  <w:num w:numId="12" w16cid:durableId="1484542588">
-    <w:abstractNumId w:val="4"/>
+  <w:num w:numId="34">
+    <w:abstractNumId w:val="30"/>
   </w:num>
-  <w:num w:numId="13" w16cid:durableId="1621570499">
-    <w:abstractNumId w:val="1"/>
-  </w:num>
-  <w:num w:numId="14" w16cid:durableId="1015303095">
-    <w:abstractNumId w:val="11"/>
+  <w:num w:numId="35">
+    <w:abstractNumId w:val="26"/>
   </w:num>
 </w:numbering>
 </file>
 
 <file path=word/styles.xml><?xml version="1.0" encoding="utf-8"?>
-<w:styles xmlns:mc="http://schemas.openxmlformats.org/markup-compatibility/2006" xmlns:r="http://schemas.openxmlformats.org/officeDocument/2006/relationships" xmlns:w="http://schemas.openxmlformats.org/wordprocessingml/2006/main" xmlns:w14="http://schemas.microsoft.com/office/word/2010/wordml" xmlns:w15="http://schemas.microsoft.com/office/word/2012/wordml" xmlns:w16cex="http://schemas.microsoft.com/office/word/2018/wordml/cex" xmlns:w16cid="http://schemas.microsoft.com/office/word/2016/wordml/cid" xmlns:w16="http://schemas.microsoft.com/office/word/2018/wordml" xmlns:w16du="http://schemas.microsoft.com/office/word/2023/wordml/word16du" xmlns:w16sdtdh="http://schemas.microsoft.com/office/word/2020/wordml/sdtdatahash" xmlns:w16sdtfl="http://schemas.microsoft.com/office/word/2024/wordml/sdtformatlock" xmlns:w16se="http://schemas.microsoft.com/office/word/2015/wordml/symex" mc:Ignorable="w14 w15 w16se w16cid w16 w16cex w16sdtdh w16sdtfl w16du">
+<w:styles xmlns:mc="http://schemas.openxmlformats.org/markup-compatibility/2006" xmlns:r="http://schemas.openxmlformats.org/officeDocument/2006/relationships" xmlns:w="http://schemas.openxmlformats.org/wordprocessingml/2006/main" xmlns:w14="http://schemas.microsoft.com/office/word/2010/wordml" xmlns:w15="http://schemas.microsoft.com/office/word/2012/wordml" xmlns:w16cid="http://schemas.microsoft.com/office/word/2016/wordml/cid" xmlns:w16se="http://schemas.microsoft.com/office/word/2015/wordml/symex" mc:Ignorable="w14 w15 w16se w16cid">
   <w:docDefaults>
     <w:rPrDefault>
       <w:rPr>
@@ -4657,7 +9375,7 @@
       </w:pPr>
     </w:pPrDefault>
   </w:docDefaults>
-  <w:latentStyles w:defLockedState="0" w:defUIPriority="99" w:defSemiHidden="0" w:defUnhideWhenUsed="0" w:defQFormat="0" w:count="376">
+  <w:latentStyles w:defLockedState="0" w:defUIPriority="99" w:defSemiHidden="0" w:defUnhideWhenUsed="0" w:defQFormat="0" w:count="375">
     <w:lsdException w:name="Normal" w:uiPriority="0" w:qFormat="1"/>
     <w:lsdException w:name="heading 1" w:uiPriority="9" w:qFormat="1"/>
     <w:lsdException w:name="heading 2" w:semiHidden="1" w:uiPriority="9" w:unhideWhenUsed="1" w:qFormat="1"/>
@@ -5033,7 +9751,6 @@
     <w:lsdException w:name="Smart Hyperlink" w:semiHidden="1" w:unhideWhenUsed="1"/>
     <w:lsdException w:name="Hashtag" w:semiHidden="1" w:unhideWhenUsed="1"/>
     <w:lsdException w:name="Unresolved Mention" w:semiHidden="1" w:unhideWhenUsed="1"/>
-    <w:lsdException w:name="Smart Link" w:semiHidden="1" w:unhideWhenUsed="1"/>
   </w:latentStyles>
   <w:style w:type="paragraph" w:default="1" w:styleId="Norml">
     <w:name w:val="Normal"/>
@@ -5106,6 +9823,30 @@
       <w:rFonts w:ascii="Times New Roman" w:hAnsi="Times New Roman" w:cs="Times New Roman"/>
       <w:sz w:val="24"/>
       <w:szCs w:val="24"/>
+    </w:rPr>
+  </w:style>
+  <w:style w:type="character" w:styleId="Kiemels2">
+    <w:name w:val="Strong"/>
+    <w:basedOn w:val="Bekezdsalapbettpusa"/>
+    <w:uiPriority w:val="22"/>
+    <w:qFormat/>
+    <w:rsid w:val="003D7F44"/>
+    <w:rPr>
+      <w:b/>
+      <w:bCs/>
+    </w:rPr>
+  </w:style>
+  <w:style w:type="character" w:styleId="HTML-kd">
+    <w:name w:val="HTML Code"/>
+    <w:basedOn w:val="Bekezdsalapbettpusa"/>
+    <w:uiPriority w:val="99"/>
+    <w:semiHidden/>
+    <w:unhideWhenUsed/>
+    <w:rsid w:val="003D7F44"/>
+    <w:rPr>
+      <w:rFonts w:ascii="Courier New" w:eastAsia="Times New Roman" w:hAnsi="Courier New" w:cs="Courier New"/>
+      <w:sz w:val="20"/>
+      <w:szCs w:val="20"/>
     </w:rPr>
   </w:style>
 </w:styles>
@@ -5411,7 +10152,7 @@
 </file>
 
 <file path=customXml/itemProps1.xml><?xml version="1.0" encoding="utf-8"?>
-<ds:datastoreItem xmlns:ds="http://schemas.openxmlformats.org/officeDocument/2006/customXml" ds:itemID="{0E4C546F-814C-475C-BEEF-BD4516844E97}">
+<ds:datastoreItem xmlns:ds="http://schemas.openxmlformats.org/officeDocument/2006/customXml" ds:itemID="{3843C8AA-5470-47E2-BBAE-339FD89EC3B6}">
   <ds:schemaRefs>
     <ds:schemaRef ds:uri="http://schemas.openxmlformats.org/officeDocument/2006/bibliography"/>
   </ds:schemaRefs>

--- a/OkostoltoRendszer/Documents/Okostöltő specifikáció.docx
+++ b/OkostoltoRendszer/Documents/Okostöltő specifikáció.docx
@@ -1,6 +1,6 @@
 
 <file path=word/document.xml><?xml version="1.0" encoding="utf-8"?>
-<w:document xmlns:wpc="http://schemas.microsoft.com/office/word/2010/wordprocessingCanvas" xmlns:cx="http://schemas.microsoft.com/office/drawing/2014/chartex" xmlns:cx1="http://schemas.microsoft.com/office/drawing/2015/9/8/chartex" xmlns:cx2="http://schemas.microsoft.com/office/drawing/2015/10/21/chartex" xmlns:cx3="http://schemas.microsoft.com/office/drawing/2016/5/9/chartex" xmlns:cx4="http://schemas.microsoft.com/office/drawing/2016/5/10/chartex" xmlns:cx5="http://schemas.microsoft.com/office/drawing/2016/5/11/chartex" xmlns:cx6="http://schemas.microsoft.com/office/drawing/2016/5/12/chartex" xmlns:cx7="http://schemas.microsoft.com/office/drawing/2016/5/13/chartex" xmlns:cx8="http://schemas.microsoft.com/office/drawing/2016/5/14/chartex" xmlns:mc="http://schemas.openxmlformats.org/markup-compatibility/2006" xmlns:aink="http://schemas.microsoft.com/office/drawing/2016/ink" xmlns:am3d="http://schemas.microsoft.com/office/drawing/2017/model3d" xmlns:o="urn:schemas-microsoft-com:office:office" xmlns:r="http://schemas.openxmlformats.org/officeDocument/2006/relationships" xmlns:m="http://schemas.openxmlformats.org/officeDocument/2006/math" xmlns:v="urn:schemas-microsoft-com:vml" xmlns:wp14="http://schemas.microsoft.com/office/word/2010/wordprocessingDrawing" xmlns:wp="http://schemas.openxmlformats.org/drawingml/2006/wordprocessingDrawing" xmlns:w10="urn:schemas-microsoft-com:office:word" xmlns:w="http://schemas.openxmlformats.org/wordprocessingml/2006/main" xmlns:w14="http://schemas.microsoft.com/office/word/2010/wordml" xmlns:w15="http://schemas.microsoft.com/office/word/2012/wordml" xmlns:w16cid="http://schemas.microsoft.com/office/word/2016/wordml/cid" xmlns:w16se="http://schemas.microsoft.com/office/word/2015/wordml/symex" xmlns:wpg="http://schemas.microsoft.com/office/word/2010/wordprocessingGroup" xmlns:wpi="http://schemas.microsoft.com/office/word/2010/wordprocessingInk" xmlns:wne="http://schemas.microsoft.com/office/word/2006/wordml" xmlns:wps="http://schemas.microsoft.com/office/word/2010/wordprocessingShape" mc:Ignorable="w14 w15 w16se w16cid wp14">
+<w:document xmlns:wpc="http://schemas.microsoft.com/office/word/2010/wordprocessingCanvas" xmlns:cx="http://schemas.microsoft.com/office/drawing/2014/chartex" xmlns:cx1="http://schemas.microsoft.com/office/drawing/2015/9/8/chartex" xmlns:cx2="http://schemas.microsoft.com/office/drawing/2015/10/21/chartex" xmlns:cx3="http://schemas.microsoft.com/office/drawing/2016/5/9/chartex" xmlns:cx4="http://schemas.microsoft.com/office/drawing/2016/5/10/chartex" xmlns:cx5="http://schemas.microsoft.com/office/drawing/2016/5/11/chartex" xmlns:cx6="http://schemas.microsoft.com/office/drawing/2016/5/12/chartex" xmlns:cx7="http://schemas.microsoft.com/office/drawing/2016/5/13/chartex" xmlns:cx8="http://schemas.microsoft.com/office/drawing/2016/5/14/chartex" xmlns:mc="http://schemas.openxmlformats.org/markup-compatibility/2006" xmlns:aink="http://schemas.microsoft.com/office/drawing/2016/ink" xmlns:am3d="http://schemas.microsoft.com/office/drawing/2017/model3d" xmlns:o="urn:schemas-microsoft-com:office:office" xmlns:oel="http://schemas.microsoft.com/office/2019/extlst" xmlns:r="http://schemas.openxmlformats.org/officeDocument/2006/relationships" xmlns:m="http://schemas.openxmlformats.org/officeDocument/2006/math" xmlns:v="urn:schemas-microsoft-com:vml" xmlns:wp14="http://schemas.microsoft.com/office/word/2010/wordprocessingDrawing" xmlns:wp="http://schemas.openxmlformats.org/drawingml/2006/wordprocessingDrawing" xmlns:w10="urn:schemas-microsoft-com:office:word" xmlns:w="http://schemas.openxmlformats.org/wordprocessingml/2006/main" xmlns:w14="http://schemas.microsoft.com/office/word/2010/wordml" xmlns:w15="http://schemas.microsoft.com/office/word/2012/wordml" xmlns:w16cex="http://schemas.microsoft.com/office/word/2018/wordml/cex" xmlns:w16cid="http://schemas.microsoft.com/office/word/2016/wordml/cid" xmlns:w16="http://schemas.microsoft.com/office/word/2018/wordml" xmlns:w16du="http://schemas.microsoft.com/office/word/2023/wordml/word16du" xmlns:w16sdtdh="http://schemas.microsoft.com/office/word/2020/wordml/sdtdatahash" xmlns:w16sdtfl="http://schemas.microsoft.com/office/word/2024/wordml/sdtformatlock" xmlns:w16se="http://schemas.microsoft.com/office/word/2015/wordml/symex" xmlns:wpg="http://schemas.microsoft.com/office/word/2010/wordprocessingGroup" xmlns:wpi="http://schemas.microsoft.com/office/word/2010/wordprocessingInk" xmlns:wne="http://schemas.microsoft.com/office/word/2006/wordml" xmlns:wps="http://schemas.microsoft.com/office/word/2010/wordprocessingShape" mc:Ignorable="w14 w15 w16se w16cid w16 w16cex w16sdtdh w16sdtfl w16du wp14">
   <w:body>
     <w:p>
       <w:pPr>
@@ -124,14 +124,6 @@
         </w:rPr>
         <w:t xml:space="preserve"> </w:t>
       </w:r>
-      <w:r>
-        <w:rPr>
-          <w:rFonts w:eastAsia="Yu Gothic UI Semibold" w:cstheme="minorHAnsi"/>
-          <w:sz w:val="28"/>
-          <w:szCs w:val="40"/>
-        </w:rPr>
-        <w:t xml:space="preserve">töltő </w:t>
-      </w:r>
       <w:proofErr w:type="spellStart"/>
       <w:r>
         <w:rPr>
@@ -139,9 +131,25 @@
           <w:sz w:val="28"/>
           <w:szCs w:val="40"/>
         </w:rPr>
+        <w:t>töltő</w:t>
+      </w:r>
+      <w:r>
+        <w:rPr>
+          <w:rFonts w:eastAsia="Yu Gothic UI Semibold" w:cstheme="minorHAnsi"/>
+          <w:sz w:val="28"/>
+          <w:szCs w:val="40"/>
+        </w:rPr>
         <w:t>porttal</w:t>
       </w:r>
       <w:proofErr w:type="spellEnd"/>
+      <w:r>
+        <w:rPr>
+          <w:rFonts w:eastAsia="Yu Gothic UI Semibold" w:cstheme="minorHAnsi"/>
+          <w:sz w:val="28"/>
+          <w:szCs w:val="40"/>
+        </w:rPr>
+        <w:t xml:space="preserve"> (későbbiekben csak port)</w:t>
+      </w:r>
       <w:r>
         <w:rPr>
           <w:rFonts w:eastAsia="Yu Gothic UI Semibold" w:cstheme="minorHAnsi"/>
@@ -551,23 +559,21 @@
           <w:szCs w:val="40"/>
         </w:rPr>
       </w:pPr>
-      <w:proofErr w:type="spellStart"/>
-      <w:r>
-        <w:rPr>
-          <w:rFonts w:eastAsia="Yu Gothic UI Semibold" w:cstheme="minorHAnsi"/>
-          <w:sz w:val="28"/>
-          <w:szCs w:val="40"/>
-        </w:rPr>
-        <w:t>IntelliJ</w:t>
-      </w:r>
-      <w:proofErr w:type="spellEnd"/>
-      <w:r>
-        <w:rPr>
-          <w:rFonts w:eastAsia="Yu Gothic UI Semibold" w:cstheme="minorHAnsi"/>
-          <w:sz w:val="28"/>
-          <w:szCs w:val="40"/>
-        </w:rPr>
-        <w:t xml:space="preserve"> 24.3.</w:t>
+      <w:r>
+        <w:rPr>
+          <w:rFonts w:eastAsia="Yu Gothic UI Semibold" w:cstheme="minorHAnsi"/>
+          <w:sz w:val="28"/>
+          <w:szCs w:val="40"/>
+        </w:rPr>
+        <w:t>P</w:t>
+      </w:r>
+      <w:r>
+        <w:rPr>
+          <w:rFonts w:eastAsia="Yu Gothic UI Semibold" w:cstheme="minorHAnsi"/>
+          <w:sz w:val="28"/>
+          <w:szCs w:val="40"/>
+        </w:rPr>
+        <w:t>arancssorból kezelhető</w:t>
       </w:r>
     </w:p>
     <w:p>
@@ -589,15 +595,7 @@
           <w:sz w:val="28"/>
           <w:szCs w:val="40"/>
         </w:rPr>
-        <w:t>P</w:t>
-      </w:r>
-      <w:r>
-        <w:rPr>
-          <w:rFonts w:eastAsia="Yu Gothic UI Semibold" w:cstheme="minorHAnsi"/>
-          <w:sz w:val="28"/>
-          <w:szCs w:val="40"/>
-        </w:rPr>
-        <w:t>arancssorból kezelhető</w:t>
+        <w:t>2-2db gyors és normál, 1-1db lassú és ultragyors port</w:t>
       </w:r>
     </w:p>
     <w:p>
@@ -619,28 +617,6 @@
           <w:sz w:val="28"/>
           <w:szCs w:val="40"/>
         </w:rPr>
-        <w:t>2-2db gyors és normál, 1-1db lassú és ultragyors port</w:t>
-      </w:r>
-    </w:p>
-    <w:p>
-      <w:pPr>
-        <w:pStyle w:val="Listaszerbekezds"/>
-        <w:numPr>
-          <w:ilvl w:val="0"/>
-          <w:numId w:val="2"/>
-        </w:numPr>
-        <w:rPr>
-          <w:rFonts w:eastAsia="Yu Gothic UI Semibold" w:cstheme="minorHAnsi"/>
-          <w:sz w:val="28"/>
-          <w:szCs w:val="40"/>
-        </w:rPr>
-      </w:pPr>
-      <w:r>
-        <w:rPr>
-          <w:rFonts w:eastAsia="Yu Gothic UI Semibold" w:cstheme="minorHAnsi"/>
-          <w:sz w:val="28"/>
-          <w:szCs w:val="40"/>
-        </w:rPr>
         <w:t>Offline működés</w:t>
       </w:r>
     </w:p>
@@ -683,7 +659,6 @@
           <w:sz w:val="28"/>
           <w:szCs w:val="40"/>
         </w:rPr>
-        <w:lastRenderedPageBreak/>
         <w:t>Töltési módok kiválasztás</w:t>
       </w:r>
       <w:r>
@@ -756,6 +731,7 @@
           <w:sz w:val="28"/>
           <w:szCs w:val="40"/>
         </w:rPr>
+        <w:lastRenderedPageBreak/>
         <w:t>Márkakedvezmény</w:t>
       </w:r>
       <w:r>
@@ -1045,7 +1021,23 @@
           <w:sz w:val="28"/>
           <w:szCs w:val="40"/>
         </w:rPr>
-        <w:t xml:space="preserve">A bemenetekre a program reagáljon </w:t>
+        <w:t>A bemenetek</w:t>
+      </w:r>
+      <w:r>
+        <w:rPr>
+          <w:rFonts w:eastAsia="Yu Gothic UI Semibold" w:cstheme="minorHAnsi"/>
+          <w:sz w:val="28"/>
+          <w:szCs w:val="40"/>
+        </w:rPr>
+        <w:t>et a program kezelje</w:t>
+      </w:r>
+      <w:r>
+        <w:rPr>
+          <w:rFonts w:eastAsia="Yu Gothic UI Semibold" w:cstheme="minorHAnsi"/>
+          <w:sz w:val="28"/>
+          <w:szCs w:val="40"/>
+        </w:rPr>
+        <w:t xml:space="preserve"> </w:t>
       </w:r>
       <w:r>
         <w:rPr>
@@ -1062,6 +1054,22 @@
           <w:szCs w:val="40"/>
         </w:rPr>
         <w:t xml:space="preserve"> másodpercen belül</w:t>
+      </w:r>
+      <w:r>
+        <w:rPr>
+          <w:rFonts w:eastAsia="Yu Gothic UI Semibold" w:cstheme="minorHAnsi"/>
+          <w:sz w:val="28"/>
+          <w:szCs w:val="40"/>
+        </w:rPr>
+        <w:t>, amennyiben lehetséges a szükséges számításokat is végezze el ebben az időintervallumban</w:t>
+      </w:r>
+      <w:r>
+        <w:rPr>
+          <w:rFonts w:eastAsia="Yu Gothic UI Semibold" w:cstheme="minorHAnsi"/>
+          <w:sz w:val="28"/>
+          <w:szCs w:val="40"/>
+        </w:rPr>
+        <w:t xml:space="preserve"> </w:t>
       </w:r>
     </w:p>
     <w:p>
@@ -1160,6 +1168,489 @@
       <w:pPr>
         <w:rPr>
           <w:rFonts w:eastAsia="Yu Gothic UI Semibold" w:cstheme="minorHAnsi"/>
+          <w:b/>
+          <w:bCs/>
+          <w:sz w:val="32"/>
+          <w:szCs w:val="44"/>
+        </w:rPr>
+      </w:pPr>
+      <w:proofErr w:type="spellStart"/>
+      <w:r>
+        <w:rPr>
+          <w:rFonts w:eastAsia="Yu Gothic UI Semibold" w:cstheme="minorHAnsi"/>
+          <w:b/>
+          <w:bCs/>
+          <w:sz w:val="32"/>
+          <w:szCs w:val="44"/>
+        </w:rPr>
+        <w:t>Promptok</w:t>
+      </w:r>
+      <w:proofErr w:type="spellEnd"/>
+      <w:r>
+        <w:rPr>
+          <w:rFonts w:eastAsia="Yu Gothic UI Semibold" w:cstheme="minorHAnsi"/>
+          <w:b/>
+          <w:bCs/>
+          <w:sz w:val="32"/>
+          <w:szCs w:val="44"/>
+        </w:rPr>
+        <w:t>:</w:t>
+      </w:r>
+    </w:p>
+    <w:p>
+      <w:pPr>
+        <w:pStyle w:val="Listaszerbekezds"/>
+        <w:numPr>
+          <w:ilvl w:val="0"/>
+          <w:numId w:val="37"/>
+        </w:numPr>
+        <w:rPr>
+          <w:rFonts w:eastAsia="Yu Gothic UI Semibold" w:cstheme="minorHAnsi"/>
+          <w:b/>
+          <w:bCs/>
+          <w:sz w:val="32"/>
+          <w:szCs w:val="44"/>
+        </w:rPr>
+      </w:pPr>
+      <w:r>
+        <w:rPr>
+          <w:rFonts w:eastAsia="Yu Gothic UI Semibold" w:cstheme="minorHAnsi"/>
+          <w:sz w:val="28"/>
+          <w:szCs w:val="40"/>
+        </w:rPr>
+        <w:t>A konzolra kerülő szövegek egyszerűen értelmezhetők, részletesek, minden az egyszerű felhasználáshoz szükséges adatot a felhasználóra tudtára adnak.</w:t>
+      </w:r>
+    </w:p>
+    <w:p>
+      <w:pPr>
+        <w:pStyle w:val="Listaszerbekezds"/>
+        <w:numPr>
+          <w:ilvl w:val="0"/>
+          <w:numId w:val="37"/>
+        </w:numPr>
+        <w:rPr>
+          <w:rFonts w:eastAsia="Yu Gothic UI Semibold" w:cstheme="minorHAnsi"/>
+          <w:sz w:val="28"/>
+          <w:szCs w:val="40"/>
+        </w:rPr>
+      </w:pPr>
+      <w:r>
+        <w:rPr>
+          <w:rFonts w:eastAsia="Yu Gothic UI Semibold" w:cstheme="minorHAnsi"/>
+          <w:sz w:val="28"/>
+          <w:szCs w:val="40"/>
+        </w:rPr>
+        <w:t>pl.:(</w:t>
+      </w:r>
+      <w:r>
+        <w:rPr>
+          <w:rFonts w:ascii="Courier New" w:eastAsia="Times New Roman" w:hAnsi="Courier New" w:cs="Courier New"/>
+          <w:color w:val="6AAB73"/>
+          <w:sz w:val="20"/>
+          <w:szCs w:val="20"/>
+          <w:lang w:eastAsia="hu-HU"/>
+        </w:rPr>
+        <w:t xml:space="preserve"> </w:t>
+      </w:r>
+      <w:proofErr w:type="spellStart"/>
+      <w:r>
+        <w:rPr>
+          <w:rFonts w:eastAsia="Yu Gothic UI Semibold" w:cstheme="minorHAnsi"/>
+          <w:sz w:val="28"/>
+          <w:szCs w:val="40"/>
+        </w:rPr>
+        <w:t>If</w:t>
+      </w:r>
+      <w:proofErr w:type="spellEnd"/>
+      <w:r>
+        <w:rPr>
+          <w:rFonts w:eastAsia="Yu Gothic UI Semibold" w:cstheme="minorHAnsi"/>
+          <w:sz w:val="28"/>
+          <w:szCs w:val="40"/>
+        </w:rPr>
+        <w:t xml:space="preserve"> </w:t>
+      </w:r>
+      <w:proofErr w:type="spellStart"/>
+      <w:r>
+        <w:rPr>
+          <w:rFonts w:eastAsia="Yu Gothic UI Semibold" w:cstheme="minorHAnsi"/>
+          <w:sz w:val="28"/>
+          <w:szCs w:val="40"/>
+        </w:rPr>
+        <w:t>you</w:t>
+      </w:r>
+      <w:proofErr w:type="spellEnd"/>
+      <w:r>
+        <w:rPr>
+          <w:rFonts w:eastAsia="Yu Gothic UI Semibold" w:cstheme="minorHAnsi"/>
+          <w:sz w:val="28"/>
+          <w:szCs w:val="40"/>
+        </w:rPr>
+        <w:t xml:space="preserve"> </w:t>
+      </w:r>
+      <w:proofErr w:type="spellStart"/>
+      <w:r>
+        <w:rPr>
+          <w:rFonts w:eastAsia="Yu Gothic UI Semibold" w:cstheme="minorHAnsi"/>
+          <w:sz w:val="28"/>
+          <w:szCs w:val="40"/>
+        </w:rPr>
+        <w:t>want</w:t>
+      </w:r>
+      <w:proofErr w:type="spellEnd"/>
+      <w:r>
+        <w:rPr>
+          <w:rFonts w:eastAsia="Yu Gothic UI Semibold" w:cstheme="minorHAnsi"/>
+          <w:sz w:val="28"/>
+          <w:szCs w:val="40"/>
+        </w:rPr>
+        <w:t xml:space="preserve"> </w:t>
+      </w:r>
+      <w:proofErr w:type="spellStart"/>
+      <w:r>
+        <w:rPr>
+          <w:rFonts w:eastAsia="Yu Gothic UI Semibold" w:cstheme="minorHAnsi"/>
+          <w:sz w:val="28"/>
+          <w:szCs w:val="40"/>
+        </w:rPr>
+        <w:t>to</w:t>
+      </w:r>
+      <w:proofErr w:type="spellEnd"/>
+      <w:r>
+        <w:rPr>
+          <w:rFonts w:eastAsia="Yu Gothic UI Semibold" w:cstheme="minorHAnsi"/>
+          <w:sz w:val="28"/>
+          <w:szCs w:val="40"/>
+        </w:rPr>
+        <w:t xml:space="preserve"> </w:t>
+      </w:r>
+      <w:proofErr w:type="spellStart"/>
+      <w:r>
+        <w:rPr>
+          <w:rFonts w:eastAsia="Yu Gothic UI Semibold" w:cstheme="minorHAnsi"/>
+          <w:sz w:val="28"/>
+          <w:szCs w:val="40"/>
+        </w:rPr>
+        <w:t>cancel</w:t>
+      </w:r>
+      <w:proofErr w:type="spellEnd"/>
+      <w:r>
+        <w:rPr>
+          <w:rFonts w:eastAsia="Yu Gothic UI Semibold" w:cstheme="minorHAnsi"/>
+          <w:sz w:val="28"/>
+          <w:szCs w:val="40"/>
+        </w:rPr>
+        <w:t xml:space="preserve"> </w:t>
+      </w:r>
+      <w:proofErr w:type="spellStart"/>
+      <w:r>
+        <w:rPr>
+          <w:rFonts w:eastAsia="Yu Gothic UI Semibold" w:cstheme="minorHAnsi"/>
+          <w:sz w:val="28"/>
+          <w:szCs w:val="40"/>
+        </w:rPr>
+        <w:t>the</w:t>
+      </w:r>
+      <w:proofErr w:type="spellEnd"/>
+      <w:r>
+        <w:rPr>
+          <w:rFonts w:eastAsia="Yu Gothic UI Semibold" w:cstheme="minorHAnsi"/>
+          <w:sz w:val="28"/>
+          <w:szCs w:val="40"/>
+        </w:rPr>
+        <w:t xml:space="preserve"> </w:t>
+      </w:r>
+      <w:proofErr w:type="spellStart"/>
+      <w:r>
+        <w:rPr>
+          <w:rFonts w:eastAsia="Yu Gothic UI Semibold" w:cstheme="minorHAnsi"/>
+          <w:sz w:val="28"/>
+          <w:szCs w:val="40"/>
+        </w:rPr>
+        <w:t>charging</w:t>
+      </w:r>
+      <w:proofErr w:type="spellEnd"/>
+      <w:r>
+        <w:rPr>
+          <w:rFonts w:eastAsia="Yu Gothic UI Semibold" w:cstheme="minorHAnsi"/>
+          <w:sz w:val="28"/>
+          <w:szCs w:val="40"/>
+        </w:rPr>
+        <w:t xml:space="preserve">, </w:t>
+      </w:r>
+      <w:proofErr w:type="spellStart"/>
+      <w:r>
+        <w:rPr>
+          <w:rFonts w:eastAsia="Yu Gothic UI Semibold" w:cstheme="minorHAnsi"/>
+          <w:sz w:val="28"/>
+          <w:szCs w:val="40"/>
+        </w:rPr>
+        <w:t>write</w:t>
+      </w:r>
+      <w:proofErr w:type="spellEnd"/>
+      <w:r>
+        <w:rPr>
+          <w:rFonts w:eastAsia="Yu Gothic UI Semibold" w:cstheme="minorHAnsi"/>
+          <w:sz w:val="28"/>
+          <w:szCs w:val="40"/>
+        </w:rPr>
+        <w:t xml:space="preserve"> '</w:t>
+      </w:r>
+      <w:proofErr w:type="spellStart"/>
+      <w:r>
+        <w:rPr>
+          <w:rFonts w:eastAsia="Yu Gothic UI Semibold" w:cstheme="minorHAnsi"/>
+          <w:sz w:val="28"/>
+          <w:szCs w:val="40"/>
+        </w:rPr>
+        <w:t>cancel</w:t>
+      </w:r>
+      <w:proofErr w:type="spellEnd"/>
+      <w:r>
+        <w:rPr>
+          <w:rFonts w:eastAsia="Yu Gothic UI Semibold" w:cstheme="minorHAnsi"/>
+          <w:sz w:val="28"/>
+          <w:szCs w:val="40"/>
+        </w:rPr>
+        <w:t>'!</w:t>
+      </w:r>
+      <w:r>
+        <w:rPr>
+          <w:rFonts w:eastAsia="Yu Gothic UI Semibold" w:cstheme="minorHAnsi"/>
+          <w:sz w:val="28"/>
+          <w:szCs w:val="40"/>
+        </w:rPr>
+        <w:br/>
+      </w:r>
+      <w:r>
+        <w:rPr>
+          <w:rFonts w:eastAsia="Yu Gothic UI Semibold" w:cstheme="minorHAnsi"/>
+          <w:sz w:val="28"/>
+          <w:szCs w:val="40"/>
+        </w:rPr>
+        <w:tab/>
+      </w:r>
+      <w:proofErr w:type="spellStart"/>
+      <w:r>
+        <w:rPr>
+          <w:rFonts w:eastAsia="Yu Gothic UI Semibold" w:cstheme="minorHAnsi"/>
+          <w:sz w:val="28"/>
+          <w:szCs w:val="40"/>
+        </w:rPr>
+        <w:t>If</w:t>
+      </w:r>
+      <w:proofErr w:type="spellEnd"/>
+      <w:r>
+        <w:rPr>
+          <w:rFonts w:eastAsia="Yu Gothic UI Semibold" w:cstheme="minorHAnsi"/>
+          <w:sz w:val="28"/>
+          <w:szCs w:val="40"/>
+        </w:rPr>
+        <w:t xml:space="preserve"> </w:t>
+      </w:r>
+      <w:proofErr w:type="spellStart"/>
+      <w:r>
+        <w:rPr>
+          <w:rFonts w:eastAsia="Yu Gothic UI Semibold" w:cstheme="minorHAnsi"/>
+          <w:sz w:val="28"/>
+          <w:szCs w:val="40"/>
+        </w:rPr>
+        <w:t>you</w:t>
+      </w:r>
+      <w:proofErr w:type="spellEnd"/>
+      <w:r>
+        <w:rPr>
+          <w:rFonts w:eastAsia="Yu Gothic UI Semibold" w:cstheme="minorHAnsi"/>
+          <w:sz w:val="28"/>
+          <w:szCs w:val="40"/>
+        </w:rPr>
+        <w:t xml:space="preserve"> </w:t>
+      </w:r>
+      <w:proofErr w:type="spellStart"/>
+      <w:r>
+        <w:rPr>
+          <w:rFonts w:eastAsia="Yu Gothic UI Semibold" w:cstheme="minorHAnsi"/>
+          <w:sz w:val="28"/>
+          <w:szCs w:val="40"/>
+        </w:rPr>
+        <w:t>want</w:t>
+      </w:r>
+      <w:proofErr w:type="spellEnd"/>
+      <w:r>
+        <w:rPr>
+          <w:rFonts w:eastAsia="Yu Gothic UI Semibold" w:cstheme="minorHAnsi"/>
+          <w:sz w:val="28"/>
+          <w:szCs w:val="40"/>
+        </w:rPr>
+        <w:t xml:space="preserve"> </w:t>
+      </w:r>
+      <w:proofErr w:type="spellStart"/>
+      <w:r>
+        <w:rPr>
+          <w:rFonts w:eastAsia="Yu Gothic UI Semibold" w:cstheme="minorHAnsi"/>
+          <w:sz w:val="28"/>
+          <w:szCs w:val="40"/>
+        </w:rPr>
+        <w:t>to</w:t>
+      </w:r>
+      <w:proofErr w:type="spellEnd"/>
+      <w:r>
+        <w:rPr>
+          <w:rFonts w:eastAsia="Yu Gothic UI Semibold" w:cstheme="minorHAnsi"/>
+          <w:sz w:val="28"/>
+          <w:szCs w:val="40"/>
+        </w:rPr>
+        <w:t xml:space="preserve"> </w:t>
+      </w:r>
+      <w:proofErr w:type="spellStart"/>
+      <w:r>
+        <w:rPr>
+          <w:rFonts w:eastAsia="Yu Gothic UI Semibold" w:cstheme="minorHAnsi"/>
+          <w:sz w:val="28"/>
+          <w:szCs w:val="40"/>
+        </w:rPr>
+        <w:t>pay</w:t>
+      </w:r>
+      <w:proofErr w:type="spellEnd"/>
+      <w:r>
+        <w:rPr>
+          <w:rFonts w:eastAsia="Yu Gothic UI Semibold" w:cstheme="minorHAnsi"/>
+          <w:sz w:val="28"/>
+          <w:szCs w:val="40"/>
+        </w:rPr>
+        <w:t xml:space="preserve"> </w:t>
+      </w:r>
+      <w:proofErr w:type="spellStart"/>
+      <w:r>
+        <w:rPr>
+          <w:rFonts w:eastAsia="Yu Gothic UI Semibold" w:cstheme="minorHAnsi"/>
+          <w:sz w:val="28"/>
+          <w:szCs w:val="40"/>
+        </w:rPr>
+        <w:t>with</w:t>
+      </w:r>
+      <w:proofErr w:type="spellEnd"/>
+      <w:r>
+        <w:rPr>
+          <w:rFonts w:eastAsia="Yu Gothic UI Semibold" w:cstheme="minorHAnsi"/>
+          <w:sz w:val="28"/>
+          <w:szCs w:val="40"/>
+        </w:rPr>
+        <w:t xml:space="preserve"> </w:t>
+      </w:r>
+      <w:proofErr w:type="spellStart"/>
+      <w:r>
+        <w:rPr>
+          <w:rFonts w:eastAsia="Yu Gothic UI Semibold" w:cstheme="minorHAnsi"/>
+          <w:sz w:val="28"/>
+          <w:szCs w:val="40"/>
+        </w:rPr>
+        <w:t>card</w:t>
+      </w:r>
+      <w:proofErr w:type="spellEnd"/>
+      <w:r>
+        <w:rPr>
+          <w:rFonts w:eastAsia="Yu Gothic UI Semibold" w:cstheme="minorHAnsi"/>
+          <w:sz w:val="28"/>
+          <w:szCs w:val="40"/>
+        </w:rPr>
+        <w:t xml:space="preserve">, </w:t>
+      </w:r>
+      <w:proofErr w:type="spellStart"/>
+      <w:r>
+        <w:rPr>
+          <w:rFonts w:eastAsia="Yu Gothic UI Semibold" w:cstheme="minorHAnsi"/>
+          <w:sz w:val="28"/>
+          <w:szCs w:val="40"/>
+        </w:rPr>
+        <w:t>write</w:t>
+      </w:r>
+      <w:proofErr w:type="spellEnd"/>
+      <w:r>
+        <w:rPr>
+          <w:rFonts w:eastAsia="Yu Gothic UI Semibold" w:cstheme="minorHAnsi"/>
+          <w:sz w:val="28"/>
+          <w:szCs w:val="40"/>
+        </w:rPr>
+        <w:t xml:space="preserve"> '</w:t>
+      </w:r>
+      <w:proofErr w:type="spellStart"/>
+      <w:r>
+        <w:rPr>
+          <w:rFonts w:eastAsia="Yu Gothic UI Semibold" w:cstheme="minorHAnsi"/>
+          <w:sz w:val="28"/>
+          <w:szCs w:val="40"/>
+        </w:rPr>
+        <w:t>pay</w:t>
+      </w:r>
+      <w:proofErr w:type="spellEnd"/>
+      <w:r>
+        <w:rPr>
+          <w:rFonts w:eastAsia="Yu Gothic UI Semibold" w:cstheme="minorHAnsi"/>
+          <w:sz w:val="28"/>
+          <w:szCs w:val="40"/>
+        </w:rPr>
+        <w:t>'!</w:t>
+      </w:r>
+      <w:r>
+        <w:rPr>
+          <w:rFonts w:eastAsia="Yu Gothic UI Semibold" w:cstheme="minorHAnsi"/>
+          <w:sz w:val="28"/>
+          <w:szCs w:val="40"/>
+        </w:rPr>
+        <w:t>)</w:t>
+      </w:r>
+    </w:p>
+    <w:p>
+      <w:pPr>
+        <w:pStyle w:val="Listaszerbekezds"/>
+        <w:numPr>
+          <w:ilvl w:val="0"/>
+          <w:numId w:val="37"/>
+        </w:numPr>
+        <w:rPr>
+          <w:rFonts w:eastAsia="Yu Gothic UI Semibold" w:cstheme="minorHAnsi"/>
+          <w:sz w:val="28"/>
+          <w:szCs w:val="40"/>
+        </w:rPr>
+      </w:pPr>
+      <w:r>
+        <w:rPr>
+          <w:rFonts w:eastAsia="Yu Gothic UI Semibold" w:cstheme="minorHAnsi"/>
+          <w:sz w:val="28"/>
+          <w:szCs w:val="40"/>
+        </w:rPr>
+        <w:t>A töltési folyamat elindításában végig értesíti a felhasználót, a felmerülő hibákról, fennakadásokról, pl.: Foglalt port, túl hosszú töltési idő</w:t>
+      </w:r>
+    </w:p>
+    <w:p>
+      <w:pPr>
+        <w:ind w:left="720"/>
+        <w:rPr>
+          <w:rFonts w:eastAsia="Yu Gothic UI Semibold" w:cstheme="minorHAnsi"/>
+          <w:b/>
+          <w:bCs/>
+          <w:sz w:val="32"/>
+          <w:szCs w:val="44"/>
+        </w:rPr>
+      </w:pPr>
+    </w:p>
+    <w:p>
+      <w:pPr>
+        <w:ind w:left="360"/>
+        <w:rPr>
+          <w:rFonts w:eastAsia="Yu Gothic UI Semibold" w:cstheme="minorHAnsi"/>
+          <w:b/>
+          <w:bCs/>
+          <w:sz w:val="32"/>
+          <w:szCs w:val="44"/>
+        </w:rPr>
+      </w:pPr>
+    </w:p>
+    <w:p>
+      <w:pPr>
+        <w:rPr>
+          <w:rFonts w:eastAsia="Yu Gothic UI Semibold" w:cstheme="minorHAnsi"/>
           <w:sz w:val="28"/>
           <w:szCs w:val="40"/>
         </w:rPr>
@@ -1292,16 +1783,36 @@
           <w:sz w:val="28"/>
           <w:szCs w:val="40"/>
         </w:rPr>
-        <w:t xml:space="preserve">Amennyiben a felhasználó,  </w:t>
-      </w:r>
-      <w:r>
-        <w:rPr>
-          <w:rFonts w:eastAsia="Yu Gothic UI Semibold" w:cstheme="minorHAnsi"/>
-          <w:b/>
-          <w:sz w:val="28"/>
-          <w:szCs w:val="40"/>
-        </w:rPr>
-        <w:t>nem rendelkezik</w:t>
+        <w:lastRenderedPageBreak/>
+        <w:t xml:space="preserve">Amennyiben a </w:t>
+      </w:r>
+      <w:proofErr w:type="gramStart"/>
+      <w:r>
+        <w:rPr>
+          <w:rFonts w:eastAsia="Yu Gothic UI Semibold" w:cstheme="minorHAnsi"/>
+          <w:sz w:val="28"/>
+          <w:szCs w:val="40"/>
+        </w:rPr>
+        <w:t xml:space="preserve">felhasználó,  </w:t>
+      </w:r>
+      <w:r>
+        <w:rPr>
+          <w:rFonts w:eastAsia="Yu Gothic UI Semibold" w:cstheme="minorHAnsi"/>
+          <w:b/>
+          <w:sz w:val="28"/>
+          <w:szCs w:val="40"/>
+        </w:rPr>
+        <w:t>nem</w:t>
+      </w:r>
+      <w:proofErr w:type="gramEnd"/>
+      <w:r>
+        <w:rPr>
+          <w:rFonts w:eastAsia="Yu Gothic UI Semibold" w:cstheme="minorHAnsi"/>
+          <w:b/>
+          <w:sz w:val="28"/>
+          <w:szCs w:val="40"/>
+        </w:rPr>
+        <w:t xml:space="preserve"> rendelkezik</w:t>
       </w:r>
       <w:r>
         <w:rPr>
@@ -1374,6 +1885,7 @@
         </w:rPr>
         <w:t xml:space="preserve"> </w:t>
       </w:r>
+      <w:proofErr w:type="gramStart"/>
       <w:r>
         <w:rPr>
           <w:rFonts w:eastAsia="Yu Gothic UI Semibold" w:cstheme="minorHAnsi"/>
@@ -1398,7 +1910,37 @@
           <w:szCs w:val="40"/>
           <w:bdr w:val="single" w:sz="8" w:space="0" w:color="CC0000"/>
         </w:rPr>
-        <w:t>(töltött órák*töltési költség)*0,8</w:t>
+        <w:t>(</w:t>
+      </w:r>
+      <w:proofErr w:type="gramEnd"/>
+      <w:r>
+        <w:rPr>
+          <w:rFonts w:eastAsia="Yu Gothic UI Semibold" w:cstheme="minorHAnsi"/>
+          <w:sz w:val="28"/>
+          <w:szCs w:val="40"/>
+          <w:bdr w:val="single" w:sz="8" w:space="0" w:color="CC0000"/>
+        </w:rPr>
+        <w:t xml:space="preserve">töltött órák*töltési </w:t>
+      </w:r>
+      <w:proofErr w:type="gramStart"/>
+      <w:r>
+        <w:rPr>
+          <w:rFonts w:eastAsia="Yu Gothic UI Semibold" w:cstheme="minorHAnsi"/>
+          <w:sz w:val="28"/>
+          <w:szCs w:val="40"/>
+          <w:bdr w:val="single" w:sz="8" w:space="0" w:color="CC0000"/>
+        </w:rPr>
+        <w:t>költség)*</w:t>
+      </w:r>
+      <w:proofErr w:type="gramEnd"/>
+      <w:r>
+        <w:rPr>
+          <w:rFonts w:eastAsia="Yu Gothic UI Semibold" w:cstheme="minorHAnsi"/>
+          <w:sz w:val="28"/>
+          <w:szCs w:val="40"/>
+          <w:bdr w:val="single" w:sz="8" w:space="0" w:color="CC0000"/>
+        </w:rPr>
+        <w:t>0,8</w:t>
       </w:r>
     </w:p>
     <w:p>
@@ -1435,15 +1977,7 @@
           <w:sz w:val="28"/>
           <w:szCs w:val="40"/>
         </w:rPr>
-        <w:t>mennyiben az ár nem</w:t>
-      </w:r>
-      <w:r>
-        <w:rPr>
-          <w:rFonts w:eastAsia="Yu Gothic UI Semibold" w:cstheme="minorHAnsi"/>
-          <w:sz w:val="28"/>
-          <w:szCs w:val="40"/>
-        </w:rPr>
-        <w:t xml:space="preserve"> kerek összeg, a matematika szabályainak megfelelően, a program kerekíti az összeget   </w:t>
+        <w:t xml:space="preserve">mennyiben az ár nem kerek összeg, a matematika szabályainak megfelelően, a program kerekíti az összeget   </w:t>
       </w:r>
     </w:p>
     <w:p>
@@ -1535,7 +2069,6 @@
           <w:sz w:val="28"/>
           <w:szCs w:val="40"/>
         </w:rPr>
-        <w:lastRenderedPageBreak/>
         <w:t xml:space="preserve">Szerződött márkák: </w:t>
       </w:r>
       <w:r>
@@ -2188,6 +2721,7 @@
           <w:sz w:val="28"/>
           <w:szCs w:val="28"/>
         </w:rPr>
+        <w:lastRenderedPageBreak/>
         <w:t>Hyundai</w:t>
       </w:r>
     </w:p>
@@ -2285,6 +2819,7 @@
         <w:t xml:space="preserve">Az időt ebben a formátumban kéri és kezeli a program: év-hónap-nap </w:t>
       </w:r>
       <w:proofErr w:type="spellStart"/>
+      <w:proofErr w:type="gramStart"/>
       <w:r>
         <w:rPr>
           <w:rFonts w:eastAsia="Yu Gothic UI Semibold" w:cstheme="minorHAnsi"/>
@@ -2295,6 +2830,7 @@
         <w:t>óra:perc</w:t>
       </w:r>
       <w:proofErr w:type="spellEnd"/>
+      <w:proofErr w:type="gramEnd"/>
     </w:p>
     <w:p>
       <w:pPr>
@@ -2343,7 +2879,6 @@
           <w:sz w:val="28"/>
           <w:szCs w:val="28"/>
         </w:rPr>
-        <w:lastRenderedPageBreak/>
         <w:t xml:space="preserve">Azonos kezdési időpontú töltések esetén (ha ugyanarra a </w:t>
       </w:r>
       <w:proofErr w:type="spellStart"/>
@@ -2628,8 +3163,9 @@
         </w:numPr>
         <w:rPr>
           <w:rFonts w:eastAsia="Yu Gothic UI Semibold" w:cstheme="minorHAnsi"/>
-          <w:bCs/>
-          <w:sz w:val="28"/>
+          <w:b/>
+          <w:bCs/>
+          <w:sz w:val="32"/>
           <w:szCs w:val="40"/>
         </w:rPr>
       </w:pPr>
@@ -2641,34 +3177,13 @@
           <w:szCs w:val="40"/>
         </w:rPr>
         <w:t>Tizedes és negatív értékek nem engedélyezettek</w:t>
-      </w:r>
-    </w:p>
-    <w:p>
-      <w:pPr>
-        <w:rPr>
-          <w:rFonts w:eastAsia="Yu Gothic UI Semibold" w:cstheme="minorHAnsi"/>
-          <w:b/>
-          <w:bCs/>
-          <w:sz w:val="32"/>
-          <w:szCs w:val="40"/>
-        </w:rPr>
-      </w:pPr>
-      <w:r>
-        <w:rPr>
-          <w:rFonts w:eastAsia="Yu Gothic UI Semibold" w:cstheme="minorHAnsi"/>
-          <w:b/>
-          <w:bCs/>
-          <w:sz w:val="32"/>
-          <w:szCs w:val="40"/>
-        </w:rPr>
-        <w:t>Hibás bemenet esetén:</w:t>
       </w:r>
     </w:p>
     <w:p>
       <w:pPr>
         <w:numPr>
           <w:ilvl w:val="0"/>
-          <w:numId w:val="31"/>
+          <w:numId w:val="30"/>
         </w:numPr>
         <w:rPr>
           <w:rFonts w:eastAsia="Yu Gothic UI Semibold" w:cstheme="minorHAnsi"/>
@@ -2685,167 +3200,31 @@
           <w:sz w:val="28"/>
           <w:szCs w:val="40"/>
         </w:rPr>
-        <w:t>Hibaüzenet: „</w:t>
-      </w:r>
-      <w:proofErr w:type="spellStart"/>
-      <w:r>
-        <w:rPr>
-          <w:rFonts w:eastAsia="Yu Gothic UI Semibold" w:cstheme="minorHAnsi"/>
-          <w:b/>
-          <w:sz w:val="28"/>
-          <w:szCs w:val="40"/>
-        </w:rPr>
-        <w:t>You</w:t>
-      </w:r>
-      <w:proofErr w:type="spellEnd"/>
-      <w:r>
-        <w:rPr>
-          <w:rFonts w:eastAsia="Yu Gothic UI Semibold" w:cstheme="minorHAnsi"/>
-          <w:b/>
-          <w:sz w:val="28"/>
-          <w:szCs w:val="40"/>
-        </w:rPr>
-        <w:t xml:space="preserve"> </w:t>
-      </w:r>
-      <w:proofErr w:type="spellStart"/>
-      <w:r>
-        <w:rPr>
-          <w:rFonts w:eastAsia="Yu Gothic UI Semibold" w:cstheme="minorHAnsi"/>
-          <w:b/>
-          <w:sz w:val="28"/>
-          <w:szCs w:val="40"/>
-        </w:rPr>
-        <w:t>want</w:t>
-      </w:r>
-      <w:proofErr w:type="spellEnd"/>
-      <w:r>
-        <w:rPr>
-          <w:rFonts w:eastAsia="Yu Gothic UI Semibold" w:cstheme="minorHAnsi"/>
-          <w:b/>
-          <w:sz w:val="28"/>
-          <w:szCs w:val="40"/>
-        </w:rPr>
-        <w:t xml:space="preserve"> </w:t>
-      </w:r>
-      <w:proofErr w:type="spellStart"/>
-      <w:r>
-        <w:rPr>
-          <w:rFonts w:eastAsia="Yu Gothic UI Semibold" w:cstheme="minorHAnsi"/>
-          <w:b/>
-          <w:sz w:val="28"/>
-          <w:szCs w:val="40"/>
-        </w:rPr>
-        <w:t>to</w:t>
-      </w:r>
-      <w:proofErr w:type="spellEnd"/>
-      <w:r>
-        <w:rPr>
-          <w:rFonts w:eastAsia="Yu Gothic UI Semibold" w:cstheme="minorHAnsi"/>
-          <w:b/>
-          <w:sz w:val="28"/>
-          <w:szCs w:val="40"/>
-        </w:rPr>
-        <w:t xml:space="preserve"> </w:t>
-      </w:r>
-      <w:proofErr w:type="spellStart"/>
-      <w:r>
-        <w:rPr>
-          <w:rFonts w:eastAsia="Yu Gothic UI Semibold" w:cstheme="minorHAnsi"/>
-          <w:b/>
-          <w:sz w:val="28"/>
-          <w:szCs w:val="40"/>
-        </w:rPr>
-        <w:t>charge</w:t>
-      </w:r>
-      <w:proofErr w:type="spellEnd"/>
-      <w:r>
-        <w:rPr>
-          <w:rFonts w:eastAsia="Yu Gothic UI Semibold" w:cstheme="minorHAnsi"/>
-          <w:b/>
-          <w:sz w:val="28"/>
-          <w:szCs w:val="40"/>
-        </w:rPr>
-        <w:t xml:space="preserve"> </w:t>
-      </w:r>
-      <w:proofErr w:type="spellStart"/>
-      <w:r>
-        <w:rPr>
-          <w:rFonts w:eastAsia="Yu Gothic UI Semibold" w:cstheme="minorHAnsi"/>
-          <w:b/>
-          <w:sz w:val="28"/>
-          <w:szCs w:val="40"/>
-        </w:rPr>
-        <w:t>your</w:t>
-      </w:r>
-      <w:proofErr w:type="spellEnd"/>
-      <w:r>
-        <w:rPr>
-          <w:rFonts w:eastAsia="Yu Gothic UI Semibold" w:cstheme="minorHAnsi"/>
-          <w:b/>
-          <w:sz w:val="28"/>
-          <w:szCs w:val="40"/>
-        </w:rPr>
-        <w:t xml:space="preserve"> </w:t>
-      </w:r>
-      <w:proofErr w:type="spellStart"/>
-      <w:r>
-        <w:rPr>
-          <w:rFonts w:eastAsia="Yu Gothic UI Semibold" w:cstheme="minorHAnsi"/>
-          <w:b/>
-          <w:sz w:val="28"/>
-          <w:szCs w:val="40"/>
-        </w:rPr>
-        <w:t>vehicle</w:t>
-      </w:r>
-      <w:proofErr w:type="spellEnd"/>
-      <w:r>
-        <w:rPr>
-          <w:rFonts w:eastAsia="Yu Gothic UI Semibold" w:cstheme="minorHAnsi"/>
-          <w:b/>
-          <w:sz w:val="28"/>
-          <w:szCs w:val="40"/>
-        </w:rPr>
-        <w:t xml:space="preserve"> </w:t>
-      </w:r>
-      <w:proofErr w:type="spellStart"/>
-      <w:r>
-        <w:rPr>
-          <w:rFonts w:eastAsia="Yu Gothic UI Semibold" w:cstheme="minorHAnsi"/>
-          <w:b/>
-          <w:sz w:val="28"/>
-          <w:szCs w:val="40"/>
-        </w:rPr>
-        <w:t>too</w:t>
-      </w:r>
-      <w:proofErr w:type="spellEnd"/>
-      <w:r>
-        <w:rPr>
-          <w:rFonts w:eastAsia="Yu Gothic UI Semibold" w:cstheme="minorHAnsi"/>
-          <w:b/>
-          <w:sz w:val="28"/>
-          <w:szCs w:val="40"/>
-        </w:rPr>
-        <w:t xml:space="preserve"> </w:t>
-      </w:r>
-      <w:proofErr w:type="spellStart"/>
-      <w:r>
-        <w:rPr>
-          <w:rFonts w:eastAsia="Yu Gothic UI Semibold" w:cstheme="minorHAnsi"/>
-          <w:b/>
-          <w:sz w:val="28"/>
-          <w:szCs w:val="40"/>
-        </w:rPr>
-        <w:t>long</w:t>
-      </w:r>
-      <w:proofErr w:type="spellEnd"/>
-      <w:r>
-        <w:rPr>
-          <w:rFonts w:eastAsia="Yu Gothic UI Semibold" w:cstheme="minorHAnsi"/>
-          <w:b/>
-          <w:sz w:val="28"/>
-          <w:szCs w:val="40"/>
-        </w:rPr>
-        <w:t>”</w:t>
+        <w:t>A program kezeli a nap-hónap-év átfedéseket</w:t>
+      </w:r>
+    </w:p>
+    <w:p>
+      <w:pPr>
+        <w:numPr>
+          <w:ilvl w:val="0"/>
+          <w:numId w:val="30"/>
+        </w:numPr>
+        <w:rPr>
+          <w:rFonts w:eastAsia="Yu Gothic UI Semibold" w:cstheme="minorHAnsi"/>
+          <w:b/>
+          <w:bCs/>
+          <w:sz w:val="32"/>
+          <w:szCs w:val="40"/>
+        </w:rPr>
+      </w:pPr>
+      <w:r>
+        <w:rPr>
+          <w:rFonts w:eastAsia="Yu Gothic UI Semibold" w:cstheme="minorHAnsi"/>
+          <w:bCs/>
+          <w:sz w:val="28"/>
+          <w:szCs w:val="40"/>
+        </w:rPr>
+        <w:t>A program kezeli a szökőéveket</w:t>
       </w:r>
     </w:p>
     <w:p>
@@ -2912,6 +3291,7 @@
           <w:sz w:val="28"/>
           <w:szCs w:val="40"/>
         </w:rPr>
+        <w:lastRenderedPageBreak/>
         <w:t>Amennyiben a felhasználó túllépi a 120 perces (2 órás) maximum töltési időt, az is hibának számít, a program újra kéri a bemenetet, figyelmezteti a felhasználót:</w:t>
       </w:r>
     </w:p>
@@ -3110,11 +3490,88 @@
         <w:rPr>
           <w:rFonts w:eastAsia="Yu Gothic UI Semibold" w:cstheme="minorHAnsi"/>
           <w:b/>
-          <w:bCs/>
           <w:sz w:val="32"/>
           <w:szCs w:val="40"/>
         </w:rPr>
       </w:pPr>
+      <w:r>
+        <w:rPr>
+          <w:rFonts w:eastAsia="Yu Gothic UI Semibold" w:cstheme="minorHAnsi"/>
+          <w:b/>
+          <w:sz w:val="32"/>
+          <w:szCs w:val="40"/>
+        </w:rPr>
+        <w:t>A kártyás fizetés:</w:t>
+      </w:r>
+    </w:p>
+    <w:p>
+      <w:pPr>
+        <w:pStyle w:val="Listaszerbekezds"/>
+        <w:numPr>
+          <w:ilvl w:val="0"/>
+          <w:numId w:val="38"/>
+        </w:numPr>
+        <w:rPr>
+          <w:rFonts w:eastAsia="Yu Gothic UI Semibold" w:cstheme="minorHAnsi"/>
+          <w:b/>
+          <w:sz w:val="32"/>
+          <w:szCs w:val="40"/>
+        </w:rPr>
+      </w:pPr>
+      <w:r>
+        <w:rPr>
+          <w:rFonts w:eastAsia="Yu Gothic UI Semibold" w:cstheme="minorHAnsi"/>
+          <w:bCs/>
+          <w:sz w:val="28"/>
+          <w:szCs w:val="36"/>
+        </w:rPr>
+        <w:t>A kártyás fizetés a programban, kísérleti alapú, nem valós fizetés</w:t>
+      </w:r>
+    </w:p>
+    <w:p>
+      <w:pPr>
+        <w:pStyle w:val="Listaszerbekezds"/>
+        <w:numPr>
+          <w:ilvl w:val="0"/>
+          <w:numId w:val="38"/>
+        </w:numPr>
+        <w:rPr>
+          <w:rFonts w:eastAsia="Yu Gothic UI Semibold" w:cstheme="minorHAnsi"/>
+          <w:b/>
+          <w:sz w:val="32"/>
+          <w:szCs w:val="40"/>
+        </w:rPr>
+      </w:pPr>
+      <w:r>
+        <w:rPr>
+          <w:rFonts w:eastAsia="Yu Gothic UI Semibold" w:cstheme="minorHAnsi"/>
+          <w:bCs/>
+          <w:sz w:val="28"/>
+          <w:szCs w:val="36"/>
+        </w:rPr>
+        <w:t>A kártyás fizetést, egy megerősítéssel pótolja a program</w:t>
+      </w:r>
+    </w:p>
+    <w:p>
+      <w:pPr>
+        <w:rPr>
+          <w:rFonts w:eastAsia="Yu Gothic UI Semibold" w:cstheme="minorHAnsi"/>
+          <w:bCs/>
+          <w:sz w:val="28"/>
+          <w:szCs w:val="36"/>
+        </w:rPr>
+      </w:pPr>
+    </w:p>
+    <w:p>
+      <w:pPr>
+        <w:rPr>
+          <w:rFonts w:eastAsia="Yu Gothic UI Semibold" w:cstheme="minorHAnsi"/>
+          <w:b/>
+          <w:bCs/>
+          <w:sz w:val="32"/>
+          <w:szCs w:val="40"/>
+        </w:rPr>
+      </w:pPr>
       <w:proofErr w:type="spellStart"/>
       <w:r>
         <w:rPr>
@@ -3140,25 +3597,42 @@
     </w:p>
     <w:p>
       <w:pPr>
+        <w:pStyle w:val="Listaszerbekezds"/>
         <w:numPr>
           <w:ilvl w:val="0"/>
           <w:numId w:val="32"/>
         </w:numPr>
         <w:rPr>
           <w:rFonts w:eastAsia="Yu Gothic UI Semibold" w:cstheme="minorHAnsi"/>
-          <w:bCs/>
-          <w:sz w:val="28"/>
-          <w:szCs w:val="40"/>
-        </w:rPr>
-      </w:pPr>
-      <w:r>
-        <w:rPr>
-          <w:rFonts w:eastAsia="Yu Gothic UI Semibold" w:cstheme="minorHAnsi"/>
-          <w:bCs/>
-          <w:sz w:val="28"/>
-          <w:szCs w:val="40"/>
-        </w:rPr>
-        <w:t>Egy port egy időpillanatban csak egy aktív töltéssel rendelkezhet</w:t>
+          <w:sz w:val="28"/>
+          <w:szCs w:val="36"/>
+        </w:rPr>
+      </w:pPr>
+      <w:r>
+        <w:rPr>
+          <w:rFonts w:eastAsia="Yu Gothic UI Semibold" w:cstheme="minorHAnsi"/>
+          <w:sz w:val="28"/>
+          <w:szCs w:val="36"/>
+        </w:rPr>
+        <w:t xml:space="preserve">A </w:t>
+      </w:r>
+      <w:proofErr w:type="spellStart"/>
+      <w:r>
+        <w:rPr>
+          <w:rFonts w:eastAsia="Yu Gothic UI Semibold" w:cstheme="minorHAnsi"/>
+          <w:sz w:val="28"/>
+          <w:szCs w:val="36"/>
+        </w:rPr>
+        <w:t>portot</w:t>
+      </w:r>
+      <w:proofErr w:type="spellEnd"/>
+      <w:r>
+        <w:rPr>
+          <w:rFonts w:eastAsia="Yu Gothic UI Semibold" w:cstheme="minorHAnsi"/>
+          <w:sz w:val="28"/>
+          <w:szCs w:val="36"/>
+        </w:rPr>
+        <w:t xml:space="preserve"> a felhasználó a port sorszámával választhatja ki</w:t>
       </w:r>
     </w:p>
     <w:p>
@@ -3181,7 +3655,7 @@
           <w:sz w:val="28"/>
           <w:szCs w:val="40"/>
         </w:rPr>
-        <w:t>A rendszer a töltések indítását szekvenciálisan kezeli</w:t>
+        <w:t>Egy port egy időpillanatban csak egy aktív töltéssel rendelkezhet</w:t>
       </w:r>
     </w:p>
     <w:p>
@@ -3204,6 +3678,29 @@
           <w:sz w:val="28"/>
           <w:szCs w:val="40"/>
         </w:rPr>
+        <w:t>A rendszer a töltések indítását szekvenciálisan kezeli</w:t>
+      </w:r>
+    </w:p>
+    <w:p>
+      <w:pPr>
+        <w:numPr>
+          <w:ilvl w:val="0"/>
+          <w:numId w:val="32"/>
+        </w:numPr>
+        <w:rPr>
+          <w:rFonts w:eastAsia="Yu Gothic UI Semibold" w:cstheme="minorHAnsi"/>
+          <w:bCs/>
+          <w:sz w:val="28"/>
+          <w:szCs w:val="40"/>
+        </w:rPr>
+      </w:pPr>
+      <w:r>
+        <w:rPr>
+          <w:rFonts w:eastAsia="Yu Gothic UI Semibold" w:cstheme="minorHAnsi"/>
+          <w:bCs/>
+          <w:sz w:val="28"/>
+          <w:szCs w:val="40"/>
+        </w:rPr>
         <w:t>Időbeli átfedés akkor történik, ha:</w:t>
       </w:r>
     </w:p>
@@ -3257,7 +3754,6 @@
           <w:sz w:val="28"/>
           <w:szCs w:val="40"/>
         </w:rPr>
-        <w:lastRenderedPageBreak/>
         <w:t>Átfedés esetén:</w:t>
       </w:r>
     </w:p>
@@ -3512,10 +4008,19 @@
           <w:sz w:val="28"/>
           <w:szCs w:val="40"/>
         </w:rPr>
-        <w:t xml:space="preserve"> xy minutes</w:t>
-      </w:r>
-      <w:bookmarkStart w:id="0" w:name="_GoBack"/>
-      <w:bookmarkEnd w:id="0"/>
+        <w:t xml:space="preserve"> xy </w:t>
+      </w:r>
+      <w:proofErr w:type="spellStart"/>
+      <w:r>
+        <w:rPr>
+          <w:rFonts w:eastAsia="Yu Gothic UI Semibold" w:cstheme="minorHAnsi"/>
+          <w:bCs/>
+          <w:sz w:val="28"/>
+          <w:szCs w:val="40"/>
+        </w:rPr>
+        <w:t>minutes</w:t>
+      </w:r>
+      <w:proofErr w:type="spellEnd"/>
       <w:r>
         <w:rPr>
           <w:rFonts w:eastAsia="Yu Gothic UI Semibold" w:cstheme="minorHAnsi"/>
@@ -3663,6 +4168,7 @@
           <w:sz w:val="28"/>
           <w:szCs w:val="36"/>
         </w:rPr>
+        <w:lastRenderedPageBreak/>
         <w:t xml:space="preserve">Amennyiben mindegyik port foglalt, nem ajánl </w:t>
       </w:r>
       <w:proofErr w:type="spellStart"/>
@@ -3674,6 +4180,26 @@
           <w:szCs w:val="36"/>
         </w:rPr>
         <w:t>portot</w:t>
+      </w:r>
+      <w:proofErr w:type="spellEnd"/>
+      <w:r>
+        <w:rPr>
+          <w:rFonts w:eastAsia="Yu Gothic UI Semibold" w:cstheme="minorHAnsi"/>
+          <w:bCs/>
+          <w:sz w:val="28"/>
+          <w:szCs w:val="36"/>
+        </w:rPr>
+        <w:t xml:space="preserve">, viszont tudatja a felhasználóval mennyit kell várjon a kiválasztott </w:t>
+      </w:r>
+      <w:proofErr w:type="spellStart"/>
+      <w:r>
+        <w:rPr>
+          <w:rFonts w:eastAsia="Yu Gothic UI Semibold" w:cstheme="minorHAnsi"/>
+          <w:bCs/>
+          <w:sz w:val="28"/>
+          <w:szCs w:val="36"/>
+        </w:rPr>
+        <w:t>portra</w:t>
       </w:r>
       <w:proofErr w:type="spellEnd"/>
     </w:p>
@@ -3699,6 +4225,110 @@
         </w:rPr>
         <w:t>Az ajánlás után, a felhasználó újra meg kell adnia a teljes bemenetet</w:t>
       </w:r>
+    </w:p>
+    <w:p>
+      <w:pPr>
+        <w:rPr>
+          <w:rFonts w:eastAsia="Yu Gothic UI Semibold" w:cstheme="minorHAnsi"/>
+          <w:b/>
+          <w:bCs/>
+          <w:sz w:val="32"/>
+          <w:szCs w:val="40"/>
+        </w:rPr>
+      </w:pPr>
+      <w:r>
+        <w:rPr>
+          <w:rFonts w:eastAsia="Yu Gothic UI Semibold" w:cstheme="minorHAnsi"/>
+          <w:b/>
+          <w:bCs/>
+          <w:sz w:val="32"/>
+          <w:szCs w:val="40"/>
+        </w:rPr>
+        <w:t>A töltés indítása</w:t>
+      </w:r>
+    </w:p>
+    <w:p>
+      <w:pPr>
+        <w:pStyle w:val="Listaszerbekezds"/>
+        <w:numPr>
+          <w:ilvl w:val="0"/>
+          <w:numId w:val="39"/>
+        </w:numPr>
+        <w:rPr>
+          <w:rFonts w:eastAsia="Yu Gothic UI Semibold" w:cstheme="minorHAnsi"/>
+          <w:b/>
+          <w:bCs/>
+          <w:sz w:val="32"/>
+          <w:szCs w:val="40"/>
+        </w:rPr>
+      </w:pPr>
+      <w:r>
+        <w:rPr>
+          <w:rFonts w:eastAsia="Yu Gothic UI Semibold" w:cstheme="minorHAnsi"/>
+          <w:sz w:val="28"/>
+          <w:szCs w:val="36"/>
+        </w:rPr>
+        <w:t>A töltés a fizetés megerősítése után indul el</w:t>
+      </w:r>
+    </w:p>
+    <w:p>
+      <w:pPr>
+        <w:pStyle w:val="Listaszerbekezds"/>
+        <w:numPr>
+          <w:ilvl w:val="0"/>
+          <w:numId w:val="39"/>
+        </w:numPr>
+        <w:rPr>
+          <w:rFonts w:eastAsia="Yu Gothic UI Semibold" w:cstheme="minorHAnsi"/>
+          <w:b/>
+          <w:bCs/>
+          <w:sz w:val="32"/>
+          <w:szCs w:val="40"/>
+        </w:rPr>
+      </w:pPr>
+      <w:r>
+        <w:rPr>
+          <w:rFonts w:eastAsia="Yu Gothic UI Semibold" w:cstheme="minorHAnsi"/>
+          <w:sz w:val="28"/>
+          <w:szCs w:val="36"/>
+        </w:rPr>
+        <w:t>A töltést a program csak szimulálja, valódi töltés nem indul</w:t>
+      </w:r>
+    </w:p>
+    <w:p>
+      <w:pPr>
+        <w:pStyle w:val="Listaszerbekezds"/>
+        <w:numPr>
+          <w:ilvl w:val="0"/>
+          <w:numId w:val="39"/>
+        </w:numPr>
+        <w:rPr>
+          <w:rFonts w:eastAsia="Yu Gothic UI Semibold" w:cstheme="minorHAnsi"/>
+          <w:b/>
+          <w:bCs/>
+          <w:sz w:val="32"/>
+          <w:szCs w:val="40"/>
+        </w:rPr>
+      </w:pPr>
+      <w:r>
+        <w:rPr>
+          <w:rFonts w:eastAsia="Yu Gothic UI Semibold" w:cstheme="minorHAnsi"/>
+          <w:sz w:val="28"/>
+          <w:szCs w:val="36"/>
+        </w:rPr>
+        <w:t>A töltés a megkezdése (a fizetés után) után nem megszakítható, visszavonható</w:t>
+      </w:r>
+    </w:p>
+    <w:p>
+      <w:pPr>
+        <w:rPr>
+          <w:rFonts w:eastAsia="Yu Gothic UI Semibold" w:cstheme="minorHAnsi"/>
+          <w:b/>
+          <w:bCs/>
+          <w:sz w:val="32"/>
+          <w:szCs w:val="40"/>
+        </w:rPr>
+      </w:pPr>
     </w:p>
     <w:p>
       <w:pPr>
@@ -4031,7 +4661,23 @@
           <w:sz w:val="28"/>
           <w:szCs w:val="28"/>
         </w:rPr>
-        <w:t>az elmentett adatok: a jármű azonosítója, a jármű márkája, a kezdési idő, a töltött percek, és a kiszámolt ár</w:t>
+        <w:t xml:space="preserve">az elmentett adatok: a jármű azonosítója, a jármű márkája, a kezdési idő, </w:t>
+      </w:r>
+      <w:proofErr w:type="gramStart"/>
+      <w:r>
+        <w:rPr>
+          <w:sz w:val="28"/>
+          <w:szCs w:val="28"/>
+        </w:rPr>
+        <w:t>a töltött percek,</w:t>
+      </w:r>
+      <w:proofErr w:type="gramEnd"/>
+      <w:r>
+        <w:rPr>
+          <w:sz w:val="28"/>
+          <w:szCs w:val="28"/>
+        </w:rPr>
+        <w:t xml:space="preserve"> és a kiszámolt ár</w:t>
       </w:r>
     </w:p>
     <w:p>
@@ -4051,23 +4697,7 @@
           <w:sz w:val="28"/>
           <w:szCs w:val="28"/>
         </w:rPr>
-        <w:t xml:space="preserve">Az elmentett adatokat </w:t>
-      </w:r>
-      <w:proofErr w:type="spellStart"/>
-      <w:r>
-        <w:rPr>
-          <w:sz w:val="28"/>
-          <w:szCs w:val="28"/>
-        </w:rPr>
-        <w:t>töltésenként</w:t>
-      </w:r>
-      <w:proofErr w:type="spellEnd"/>
-      <w:r>
-        <w:rPr>
-          <w:sz w:val="28"/>
-          <w:szCs w:val="28"/>
-        </w:rPr>
-        <w:t xml:space="preserve"> egy sorba írja a program</w:t>
+        <w:t>Az elmentett adatokat töltésenként egy sorba írja a program</w:t>
       </w:r>
     </w:p>
     <w:p>
@@ -4087,7 +4717,6 @@
           <w:sz w:val="28"/>
           <w:szCs w:val="28"/>
         </w:rPr>
-        <w:lastRenderedPageBreak/>
         <w:t xml:space="preserve">A fájlkezeléshez, </w:t>
       </w:r>
       <w:proofErr w:type="spellStart"/>
@@ -4299,6 +4928,7 @@
           <w:sz w:val="28"/>
           <w:szCs w:val="36"/>
         </w:rPr>
+        <w:lastRenderedPageBreak/>
         <w:t>Teljes napi bevétel: 12 500 Ft</w:t>
       </w:r>
     </w:p>
@@ -4458,11 +5088,160 @@
       <w:pPr>
         <w:rPr>
           <w:rFonts w:eastAsia="Yu Gothic UI Semibold" w:cstheme="minorHAnsi"/>
-          <w:bCs/>
-          <w:sz w:val="28"/>
-          <w:szCs w:val="36"/>
-        </w:rPr>
-      </w:pPr>
+          <w:b/>
+          <w:bCs/>
+          <w:sz w:val="32"/>
+          <w:szCs w:val="44"/>
+        </w:rPr>
+      </w:pPr>
+      <w:r>
+        <w:rPr>
+          <w:rFonts w:eastAsia="Yu Gothic UI Semibold" w:cstheme="minorHAnsi"/>
+          <w:b/>
+          <w:bCs/>
+          <w:sz w:val="32"/>
+          <w:szCs w:val="44"/>
+        </w:rPr>
+        <w:t>A CLI menü:</w:t>
+      </w:r>
+    </w:p>
+    <w:p>
+      <w:pPr>
+        <w:pStyle w:val="Listaszerbekezds"/>
+        <w:numPr>
+          <w:ilvl w:val="0"/>
+          <w:numId w:val="36"/>
+        </w:numPr>
+        <w:rPr>
+          <w:rFonts w:eastAsia="Yu Gothic UI Semibold" w:cstheme="minorHAnsi"/>
+          <w:b/>
+          <w:bCs/>
+          <w:sz w:val="32"/>
+          <w:szCs w:val="44"/>
+        </w:rPr>
+      </w:pPr>
+      <w:r>
+        <w:rPr>
+          <w:rFonts w:eastAsia="Yu Gothic UI Semibold" w:cstheme="minorHAnsi"/>
+          <w:sz w:val="28"/>
+          <w:szCs w:val="40"/>
+        </w:rPr>
+        <w:t>A főmenü két opciót ajánl a felhasználónak:</w:t>
+      </w:r>
+    </w:p>
+    <w:p>
+      <w:pPr>
+        <w:pStyle w:val="Listaszerbekezds"/>
+        <w:numPr>
+          <w:ilvl w:val="1"/>
+          <w:numId w:val="36"/>
+        </w:numPr>
+        <w:rPr>
+          <w:rFonts w:eastAsia="Yu Gothic UI Semibold" w:cstheme="minorHAnsi"/>
+          <w:b/>
+          <w:bCs/>
+          <w:sz w:val="32"/>
+          <w:szCs w:val="44"/>
+        </w:rPr>
+      </w:pPr>
+      <w:r>
+        <w:rPr>
+          <w:rFonts w:eastAsia="Yu Gothic UI Semibold" w:cstheme="minorHAnsi"/>
+          <w:sz w:val="28"/>
+          <w:szCs w:val="40"/>
+        </w:rPr>
+        <w:t>A szükséges bemenetek megadása, ezzel új töltés indításának kérelmezése</w:t>
+      </w:r>
+    </w:p>
+    <w:p>
+      <w:pPr>
+        <w:pStyle w:val="Listaszerbekezds"/>
+        <w:numPr>
+          <w:ilvl w:val="1"/>
+          <w:numId w:val="36"/>
+        </w:numPr>
+        <w:rPr>
+          <w:rFonts w:eastAsia="Yu Gothic UI Semibold" w:cstheme="minorHAnsi"/>
+          <w:b/>
+          <w:bCs/>
+          <w:sz w:val="32"/>
+          <w:szCs w:val="44"/>
+        </w:rPr>
+      </w:pPr>
+      <w:r>
+        <w:rPr>
+          <w:rFonts w:eastAsia="Yu Gothic UI Semibold" w:cstheme="minorHAnsi"/>
+          <w:sz w:val="28"/>
+          <w:szCs w:val="40"/>
+        </w:rPr>
+        <w:t>Kilépés („</w:t>
+      </w:r>
+      <w:proofErr w:type="spellStart"/>
+      <w:r>
+        <w:rPr>
+          <w:rFonts w:eastAsia="Yu Gothic UI Semibold" w:cstheme="minorHAnsi"/>
+          <w:sz w:val="28"/>
+          <w:szCs w:val="40"/>
+        </w:rPr>
+        <w:t>exit</w:t>
+      </w:r>
+      <w:proofErr w:type="spellEnd"/>
+      <w:r>
+        <w:rPr>
+          <w:rFonts w:eastAsia="Yu Gothic UI Semibold" w:cstheme="minorHAnsi"/>
+          <w:sz w:val="28"/>
+          <w:szCs w:val="40"/>
+        </w:rPr>
+        <w:t>”)</w:t>
+      </w:r>
+    </w:p>
+    <w:p>
+      <w:pPr>
+        <w:pStyle w:val="Listaszerbekezds"/>
+        <w:numPr>
+          <w:ilvl w:val="0"/>
+          <w:numId w:val="36"/>
+        </w:numPr>
+        <w:rPr>
+          <w:rFonts w:eastAsia="Yu Gothic UI Semibold" w:cstheme="minorHAnsi"/>
+          <w:b/>
+          <w:bCs/>
+          <w:sz w:val="32"/>
+          <w:szCs w:val="44"/>
+        </w:rPr>
+      </w:pPr>
+      <w:r>
+        <w:rPr>
+          <w:rFonts w:eastAsia="Yu Gothic UI Semibold" w:cstheme="minorHAnsi"/>
+          <w:sz w:val="28"/>
+          <w:szCs w:val="40"/>
+        </w:rPr>
+        <w:t>A menüben való navigáció a parancsokkal lehetséges, amiket a program kiírásokkal jelez a felhasználónak</w:t>
+      </w:r>
+    </w:p>
+    <w:p>
+      <w:pPr>
+        <w:pStyle w:val="Listaszerbekezds"/>
+        <w:numPr>
+          <w:ilvl w:val="0"/>
+          <w:numId w:val="36"/>
+        </w:numPr>
+        <w:rPr>
+          <w:rFonts w:eastAsia="Yu Gothic UI Semibold" w:cstheme="minorHAnsi"/>
+          <w:b/>
+          <w:bCs/>
+          <w:sz w:val="32"/>
+          <w:szCs w:val="44"/>
+        </w:rPr>
+      </w:pPr>
+      <w:r>
+        <w:rPr>
+          <w:rFonts w:eastAsia="Yu Gothic UI Semibold" w:cstheme="minorHAnsi"/>
+          <w:sz w:val="28"/>
+          <w:szCs w:val="40"/>
+        </w:rPr>
+        <w:t>A különböző hibaüzenetek, szintén konzolos üzenetekként jelennek meg</w:t>
+      </w:r>
     </w:p>
     <w:p>
       <w:pPr>
@@ -4474,7 +5253,9 @@
           <w:szCs w:val="36"/>
         </w:rPr>
       </w:pPr>
-      <w:r>
+    </w:p>
+    <w:p>
+      <w:pPr>
         <w:rPr>
           <w:rFonts w:eastAsia="Yu Gothic UI Semibold" w:cstheme="minorHAnsi"/>
           <w:b/>
@@ -4482,100 +5263,73 @@
           <w:sz w:val="32"/>
           <w:szCs w:val="36"/>
         </w:rPr>
-        <w:t>Nem funkcionális követelmények pontosítása</w:t>
-      </w:r>
-    </w:p>
-    <w:p>
-      <w:pPr>
+      </w:pPr>
+      <w:r>
+        <w:rPr>
+          <w:rFonts w:eastAsia="Yu Gothic UI Semibold" w:cstheme="minorHAnsi"/>
+          <w:b/>
+          <w:bCs/>
+          <w:sz w:val="32"/>
+          <w:szCs w:val="36"/>
+        </w:rPr>
+        <w:t>Több felhasználó egyidejű kezelése</w:t>
+      </w:r>
+    </w:p>
+    <w:p>
+      <w:pPr>
+        <w:pStyle w:val="Listaszerbekezds"/>
         <w:numPr>
           <w:ilvl w:val="0"/>
-          <w:numId w:val="27"/>
+          <w:numId w:val="40"/>
         </w:numPr>
         <w:rPr>
           <w:rFonts w:eastAsia="Yu Gothic UI Semibold" w:cstheme="minorHAnsi"/>
-          <w:bCs/>
-          <w:sz w:val="28"/>
+          <w:b/>
+          <w:bCs/>
+          <w:sz w:val="32"/>
           <w:szCs w:val="36"/>
         </w:rPr>
       </w:pPr>
       <w:r>
         <w:rPr>
           <w:rFonts w:eastAsia="Yu Gothic UI Semibold" w:cstheme="minorHAnsi"/>
-          <w:bCs/>
-          <w:sz w:val="28"/>
-          <w:szCs w:val="36"/>
-        </w:rPr>
-        <w:t>Reakcióidő: a CLI válaszidő észlelhető késleltetés nélkül történik</w:t>
-      </w:r>
-    </w:p>
-    <w:p>
-      <w:pPr>
+          <w:sz w:val="28"/>
+          <w:szCs w:val="32"/>
+        </w:rPr>
+        <w:t>A töltőállomást biztosítani kell, hogy egyszerre több felhasználó is foglalhassa</w:t>
+      </w:r>
+    </w:p>
+    <w:p>
+      <w:pPr>
+        <w:pStyle w:val="Listaszerbekezds"/>
         <w:numPr>
           <w:ilvl w:val="0"/>
-          <w:numId w:val="27"/>
+          <w:numId w:val="40"/>
         </w:numPr>
         <w:rPr>
           <w:rFonts w:eastAsia="Yu Gothic UI Semibold" w:cstheme="minorHAnsi"/>
-          <w:bCs/>
-          <w:sz w:val="28"/>
+          <w:b/>
+          <w:bCs/>
+          <w:sz w:val="32"/>
           <w:szCs w:val="36"/>
         </w:rPr>
       </w:pPr>
       <w:r>
         <w:rPr>
           <w:rFonts w:eastAsia="Yu Gothic UI Semibold" w:cstheme="minorHAnsi"/>
-          <w:bCs/>
-          <w:sz w:val="28"/>
-          <w:szCs w:val="36"/>
-        </w:rPr>
-        <w:t>Offline működés: nincs valódi fizetés, kizárólag szimuláció</w:t>
-      </w:r>
-    </w:p>
-    <w:p>
-      <w:pPr>
+          <w:sz w:val="28"/>
+          <w:szCs w:val="32"/>
+        </w:rPr>
+        <w:t>De a rendszer konzolos része egyszerre egy felhasználóra kell optimalizálva legyen</w:t>
+      </w:r>
+    </w:p>
+    <w:p>
+      <w:pPr>
+        <w:pStyle w:val="Listaszerbekezds"/>
         <w:numPr>
           <w:ilvl w:val="0"/>
-          <w:numId w:val="27"/>
+          <w:numId w:val="40"/>
         </w:numPr>
-        <w:rPr>
-          <w:rFonts w:eastAsia="Yu Gothic UI Semibold" w:cstheme="minorHAnsi"/>
-          <w:bCs/>
-          <w:sz w:val="28"/>
-          <w:szCs w:val="36"/>
-        </w:rPr>
-      </w:pPr>
-      <w:r>
-        <w:rPr>
-          <w:rFonts w:eastAsia="Yu Gothic UI Semibold" w:cstheme="minorHAnsi"/>
-          <w:bCs/>
-          <w:sz w:val="28"/>
-          <w:szCs w:val="36"/>
-        </w:rPr>
-        <w:t>Hibás bemenetek kivételkezeléssel (</w:t>
-      </w:r>
-      <w:proofErr w:type="spellStart"/>
-      <w:r>
-        <w:rPr>
-          <w:rFonts w:eastAsia="Yu Gothic UI Semibold" w:cstheme="minorHAnsi"/>
-          <w:bCs/>
-          <w:sz w:val="28"/>
-          <w:szCs w:val="36"/>
-        </w:rPr>
-        <w:t>InvalidInputException</w:t>
-      </w:r>
-      <w:proofErr w:type="spellEnd"/>
-      <w:r>
-        <w:rPr>
-          <w:rFonts w:eastAsia="Yu Gothic UI Semibold" w:cstheme="minorHAnsi"/>
-          <w:bCs/>
-          <w:sz w:val="28"/>
-          <w:szCs w:val="36"/>
-        </w:rPr>
-        <w:t>) kezelve</w:t>
-      </w:r>
-    </w:p>
-    <w:p>
-      <w:pPr>
         <w:rPr>
           <w:rFonts w:eastAsia="Yu Gothic UI Semibold" w:cstheme="minorHAnsi"/>
           <w:b/>
@@ -4584,6 +5338,66 @@
           <w:szCs w:val="36"/>
         </w:rPr>
       </w:pPr>
+      <w:proofErr w:type="spellStart"/>
+      <w:r>
+        <w:rPr>
+          <w:rFonts w:eastAsia="Yu Gothic UI Semibold" w:cstheme="minorHAnsi"/>
+          <w:sz w:val="28"/>
+          <w:szCs w:val="32"/>
+        </w:rPr>
+        <w:t>Sorbaállítási</w:t>
+      </w:r>
+      <w:proofErr w:type="spellEnd"/>
+      <w:r>
+        <w:rPr>
+          <w:rFonts w:eastAsia="Yu Gothic UI Semibold" w:cstheme="minorHAnsi"/>
+          <w:sz w:val="28"/>
+          <w:szCs w:val="32"/>
+        </w:rPr>
+        <w:t xml:space="preserve"> mechanizmus nincs a programba építve</w:t>
+      </w:r>
+    </w:p>
+    <w:p>
+      <w:pPr>
+        <w:pStyle w:val="Listaszerbekezds"/>
+        <w:numPr>
+          <w:ilvl w:val="0"/>
+          <w:numId w:val="40"/>
+        </w:numPr>
+        <w:rPr>
+          <w:rFonts w:eastAsia="Yu Gothic UI Semibold" w:cstheme="minorHAnsi"/>
+          <w:b/>
+          <w:bCs/>
+          <w:sz w:val="32"/>
+          <w:szCs w:val="36"/>
+        </w:rPr>
+      </w:pPr>
+      <w:r>
+        <w:rPr>
+          <w:rFonts w:eastAsia="Yu Gothic UI Semibold" w:cstheme="minorHAnsi"/>
+          <w:sz w:val="28"/>
+          <w:szCs w:val="32"/>
+        </w:rPr>
+        <w:t xml:space="preserve">A program csak ajánl, nem cselekszik (lásd. </w:t>
+      </w:r>
+      <w:proofErr w:type="spellStart"/>
+      <w:r>
+        <w:rPr>
+          <w:rFonts w:eastAsia="Yu Gothic UI Semibold" w:cstheme="minorHAnsi"/>
+          <w:sz w:val="28"/>
+          <w:szCs w:val="32"/>
+        </w:rPr>
+        <w:t>portajánlás</w:t>
+      </w:r>
+      <w:proofErr w:type="spellEnd"/>
+      <w:r>
+        <w:rPr>
+          <w:rFonts w:eastAsia="Yu Gothic UI Semibold" w:cstheme="minorHAnsi"/>
+          <w:sz w:val="28"/>
+          <w:szCs w:val="32"/>
+        </w:rPr>
+        <w:t xml:space="preserve"> és a konkurens töltés maradék idejének tudatása a felhasználóval)</w:t>
+      </w:r>
     </w:p>
     <w:p>
       <w:pPr>
@@ -4725,6 +5539,7 @@
           <w:sz w:val="28"/>
           <w:szCs w:val="36"/>
         </w:rPr>
+        <w:lastRenderedPageBreak/>
         <w:t>A naplófájl sikeresen létrejön</w:t>
       </w:r>
     </w:p>
@@ -4739,63 +5554,6 @@
           <w:bCs/>
           <w:sz w:val="28"/>
           <w:szCs w:val="36"/>
-        </w:rPr>
-      </w:pPr>
-      <w:r>
-        <w:rPr>
-          <w:rFonts w:eastAsia="Yu Gothic UI Semibold" w:cstheme="minorHAnsi"/>
-          <w:bCs/>
-          <w:sz w:val="28"/>
-          <w:szCs w:val="36"/>
-        </w:rPr>
-        <w:t>A CLI menü hibamentesen navigálható</w:t>
-      </w:r>
-    </w:p>
-    <w:p>
-      <w:pPr>
-        <w:rPr>
-          <w:rFonts w:eastAsia="Yu Gothic UI Semibold" w:cstheme="minorHAnsi"/>
-          <w:bCs/>
-          <w:sz w:val="28"/>
-          <w:szCs w:val="36"/>
-        </w:rPr>
-      </w:pPr>
-    </w:p>
-    <w:p>
-      <w:pPr>
-        <w:rPr>
-          <w:rFonts w:eastAsia="Yu Gothic UI Semibold" w:cstheme="minorHAnsi"/>
-          <w:bCs/>
-          <w:sz w:val="32"/>
-          <w:szCs w:val="40"/>
-        </w:rPr>
-      </w:pPr>
-    </w:p>
-    <w:p>
-      <w:pPr>
-        <w:rPr>
-          <w:rFonts w:eastAsia="Yu Gothic UI Semibold" w:cstheme="minorHAnsi"/>
-          <w:b/>
-          <w:sz w:val="32"/>
-          <w:szCs w:val="40"/>
-        </w:rPr>
-      </w:pPr>
-    </w:p>
-    <w:p>
-      <w:pPr>
-        <w:rPr>
-          <w:rFonts w:eastAsia="Yu Gothic UI Semibold" w:cstheme="minorHAnsi"/>
-          <w:sz w:val="28"/>
-          <w:szCs w:val="40"/>
-        </w:rPr>
-      </w:pPr>
-    </w:p>
-    <w:p>
-      <w:pPr>
-        <w:rPr>
-          <w:rFonts w:eastAsia="Yu Gothic UI Semibold" w:cstheme="minorHAnsi"/>
-          <w:sz w:val="28"/>
-          <w:szCs w:val="40"/>
         </w:rPr>
         <w:sectPr>
           <w:type w:val="continuous"/>
@@ -4805,15 +5563,99 @@
           <w:docGrid w:linePitch="360"/>
         </w:sectPr>
       </w:pPr>
-    </w:p>
-    <w:p>
-      <w:pPr>
-        <w:rPr>
-          <w:rFonts w:eastAsia="Yu Gothic UI Semibold" w:cstheme="minorHAnsi"/>
-          <w:sz w:val="28"/>
-          <w:szCs w:val="40"/>
-        </w:rPr>
-      </w:pPr>
+      <w:r>
+        <w:rPr>
+          <w:rFonts w:eastAsia="Yu Gothic UI Semibold" w:cstheme="minorHAnsi"/>
+          <w:bCs/>
+          <w:sz w:val="28"/>
+          <w:szCs w:val="36"/>
+        </w:rPr>
+        <w:t>A CLI menü hibamentesen navigálhat</w:t>
+      </w:r>
+    </w:p>
+    <w:p>
+      <w:pPr>
+        <w:rPr>
+          <w:rFonts w:eastAsia="Yu Gothic UI Semibold" w:cstheme="minorHAnsi"/>
+          <w:b/>
+          <w:bCs/>
+          <w:sz w:val="32"/>
+          <w:szCs w:val="44"/>
+        </w:rPr>
+      </w:pPr>
+      <w:proofErr w:type="spellStart"/>
+      <w:r>
+        <w:rPr>
+          <w:rFonts w:eastAsia="Yu Gothic UI Semibold" w:cstheme="minorHAnsi"/>
+          <w:b/>
+          <w:bCs/>
+          <w:sz w:val="32"/>
+          <w:szCs w:val="44"/>
+        </w:rPr>
+        <w:t>Verziózás</w:t>
+      </w:r>
+      <w:proofErr w:type="spellEnd"/>
+    </w:p>
+    <w:p>
+      <w:pPr>
+        <w:pStyle w:val="Listaszerbekezds"/>
+        <w:numPr>
+          <w:ilvl w:val="0"/>
+          <w:numId w:val="41"/>
+        </w:numPr>
+        <w:rPr>
+          <w:rFonts w:eastAsia="Yu Gothic UI Semibold" w:cstheme="minorHAnsi"/>
+          <w:b/>
+          <w:bCs/>
+          <w:sz w:val="32"/>
+          <w:szCs w:val="44"/>
+        </w:rPr>
+      </w:pPr>
+      <w:r>
+        <w:rPr>
+          <w:rFonts w:eastAsia="Yu Gothic UI Semibold" w:cstheme="minorHAnsi"/>
+          <w:sz w:val="28"/>
+          <w:szCs w:val="40"/>
+        </w:rPr>
+        <w:t>Specifikáció verziója: 1.</w:t>
+      </w:r>
+      <w:r>
+        <w:rPr>
+          <w:rFonts w:eastAsia="Yu Gothic UI Semibold" w:cstheme="minorHAnsi"/>
+          <w:sz w:val="28"/>
+          <w:szCs w:val="40"/>
+        </w:rPr>
+        <w:t>2</w:t>
+      </w:r>
+      <w:r>
+        <w:rPr>
+          <w:rFonts w:eastAsia="Yu Gothic UI Semibold" w:cstheme="minorHAnsi"/>
+          <w:sz w:val="28"/>
+          <w:szCs w:val="40"/>
+        </w:rPr>
+        <w:t>.0</w:t>
+      </w:r>
+    </w:p>
+    <w:p>
+      <w:pPr>
+        <w:rPr>
+          <w:rFonts w:eastAsia="Yu Gothic UI Semibold" w:cstheme="minorHAnsi"/>
+          <w:b/>
+          <w:bCs/>
+          <w:sz w:val="32"/>
+          <w:szCs w:val="44"/>
+        </w:rPr>
+      </w:pPr>
+      <w:r>
+        <w:rPr>
+          <w:rFonts w:eastAsia="Yu Gothic UI Semibold" w:cstheme="minorHAnsi"/>
+          <w:b/>
+          <w:bCs/>
+          <w:sz w:val="32"/>
+          <w:szCs w:val="44"/>
+        </w:rPr>
+        <w:tab/>
+      </w:r>
     </w:p>
     <w:sectPr>
       <w:type w:val="continuous"/>
@@ -4827,7 +5669,7 @@
 </file>
 
 <file path=word/numbering.xml><?xml version="1.0" encoding="utf-8"?>
-<w:numbering xmlns:wpc="http://schemas.microsoft.com/office/word/2010/wordprocessingCanvas" xmlns:cx="http://schemas.microsoft.com/office/drawing/2014/chartex" xmlns:cx1="http://schemas.microsoft.com/office/drawing/2015/9/8/chartex" xmlns:cx2="http://schemas.microsoft.com/office/drawing/2015/10/21/chartex" xmlns:cx3="http://schemas.microsoft.com/office/drawing/2016/5/9/chartex" xmlns:cx4="http://schemas.microsoft.com/office/drawing/2016/5/10/chartex" xmlns:cx5="http://schemas.microsoft.com/office/drawing/2016/5/11/chartex" xmlns:cx6="http://schemas.microsoft.com/office/drawing/2016/5/12/chartex" xmlns:cx7="http://schemas.microsoft.com/office/drawing/2016/5/13/chartex" xmlns:cx8="http://schemas.microsoft.com/office/drawing/2016/5/14/chartex" xmlns:mc="http://schemas.openxmlformats.org/markup-compatibility/2006" xmlns:aink="http://schemas.microsoft.com/office/drawing/2016/ink" xmlns:am3d="http://schemas.microsoft.com/office/drawing/2017/model3d" xmlns:o="urn:schemas-microsoft-com:office:office" xmlns:r="http://schemas.openxmlformats.org/officeDocument/2006/relationships" xmlns:m="http://schemas.openxmlformats.org/officeDocument/2006/math" xmlns:v="urn:schemas-microsoft-com:vml" xmlns:wp14="http://schemas.microsoft.com/office/word/2010/wordprocessingDrawing" xmlns:wp="http://schemas.openxmlformats.org/drawingml/2006/wordprocessingDrawing" xmlns:w10="urn:schemas-microsoft-com:office:word" xmlns:w="http://schemas.openxmlformats.org/wordprocessingml/2006/main" xmlns:w14="http://schemas.microsoft.com/office/word/2010/wordml" xmlns:w15="http://schemas.microsoft.com/office/word/2012/wordml" xmlns:w16cid="http://schemas.microsoft.com/office/word/2016/wordml/cid" xmlns:w16se="http://schemas.microsoft.com/office/word/2015/wordml/symex" xmlns:wpg="http://schemas.microsoft.com/office/word/2010/wordprocessingGroup" xmlns:wpi="http://schemas.microsoft.com/office/word/2010/wordprocessingInk" xmlns:wne="http://schemas.microsoft.com/office/word/2006/wordml" xmlns:wps="http://schemas.microsoft.com/office/word/2010/wordprocessingShape" mc:Ignorable="w14 w15 w16se w16cid wp14">
+<w:numbering xmlns:wpc="http://schemas.microsoft.com/office/word/2010/wordprocessingCanvas" xmlns:cx="http://schemas.microsoft.com/office/drawing/2014/chartex" xmlns:cx1="http://schemas.microsoft.com/office/drawing/2015/9/8/chartex" xmlns:cx2="http://schemas.microsoft.com/office/drawing/2015/10/21/chartex" xmlns:cx3="http://schemas.microsoft.com/office/drawing/2016/5/9/chartex" xmlns:cx4="http://schemas.microsoft.com/office/drawing/2016/5/10/chartex" xmlns:cx5="http://schemas.microsoft.com/office/drawing/2016/5/11/chartex" xmlns:cx6="http://schemas.microsoft.com/office/drawing/2016/5/12/chartex" xmlns:cx7="http://schemas.microsoft.com/office/drawing/2016/5/13/chartex" xmlns:cx8="http://schemas.microsoft.com/office/drawing/2016/5/14/chartex" xmlns:mc="http://schemas.openxmlformats.org/markup-compatibility/2006" xmlns:aink="http://schemas.microsoft.com/office/drawing/2016/ink" xmlns:am3d="http://schemas.microsoft.com/office/drawing/2017/model3d" xmlns:o="urn:schemas-microsoft-com:office:office" xmlns:oel="http://schemas.microsoft.com/office/2019/extlst" xmlns:r="http://schemas.openxmlformats.org/officeDocument/2006/relationships" xmlns:m="http://schemas.openxmlformats.org/officeDocument/2006/math" xmlns:v="urn:schemas-microsoft-com:vml" xmlns:wp14="http://schemas.microsoft.com/office/word/2010/wordprocessingDrawing" xmlns:wp="http://schemas.openxmlformats.org/drawingml/2006/wordprocessingDrawing" xmlns:w10="urn:schemas-microsoft-com:office:word" xmlns:w="http://schemas.openxmlformats.org/wordprocessingml/2006/main" xmlns:w14="http://schemas.microsoft.com/office/word/2010/wordml" xmlns:w15="http://schemas.microsoft.com/office/word/2012/wordml" xmlns:w16cex="http://schemas.microsoft.com/office/word/2018/wordml/cex" xmlns:w16cid="http://schemas.microsoft.com/office/word/2016/wordml/cid" xmlns:w16="http://schemas.microsoft.com/office/word/2018/wordml" xmlns:w16du="http://schemas.microsoft.com/office/word/2023/wordml/word16du" xmlns:w16sdtdh="http://schemas.microsoft.com/office/word/2020/wordml/sdtdatahash" xmlns:w16sdtfl="http://schemas.microsoft.com/office/word/2024/wordml/sdtformatlock" xmlns:w16se="http://schemas.microsoft.com/office/word/2015/wordml/symex" xmlns:wpg="http://schemas.microsoft.com/office/word/2010/wordprocessingGroup" xmlns:wpi="http://schemas.microsoft.com/office/word/2010/wordprocessingInk" xmlns:wne="http://schemas.microsoft.com/office/word/2006/wordml" xmlns:wps="http://schemas.microsoft.com/office/word/2010/wordprocessingShape" mc:Ignorable="w14 w15 w16se w16cid w16 w16cex w16sdtdh w16sdtfl w16du wp14">
   <w:abstractNum w:abstractNumId="0" w15:restartNumberingAfterBreak="0">
     <w:nsid w:val="00056969"/>
     <w:multiLevelType w:val="hybridMultilevel"/>
@@ -5058,6 +5900,154 @@
     </w:lvl>
   </w:abstractNum>
   <w:abstractNum w:abstractNumId="2" w15:restartNumberingAfterBreak="0">
+    <w:nsid w:val="066F6E0F"/>
+    <w:multiLevelType w:val="multilevel"/>
+    <w:tmpl w:val="8EC2142A"/>
+    <w:lvl w:ilvl="0">
+      <w:start w:val="1"/>
+      <w:numFmt w:val="bullet"/>
+      <w:lvlText w:val=""/>
+      <w:lvlJc w:val="left"/>
+      <w:pPr>
+        <w:tabs>
+          <w:tab w:val="num" w:pos="720"/>
+        </w:tabs>
+        <w:ind w:left="720" w:hanging="360"/>
+      </w:pPr>
+      <w:rPr>
+        <w:rFonts w:ascii="Symbol" w:hAnsi="Symbol" w:hint="default"/>
+        <w:sz w:val="20"/>
+      </w:rPr>
+    </w:lvl>
+    <w:lvl w:ilvl="1">
+      <w:start w:val="1"/>
+      <w:numFmt w:val="decimal"/>
+      <w:lvlText w:val="%2."/>
+      <w:lvlJc w:val="left"/>
+      <w:pPr>
+        <w:ind w:left="1440" w:hanging="360"/>
+      </w:pPr>
+      <w:rPr>
+        <w:b w:val="0"/>
+        <w:bCs w:val="0"/>
+        <w:sz w:val="28"/>
+        <w:szCs w:val="40"/>
+      </w:rPr>
+    </w:lvl>
+    <w:lvl w:ilvl="2" w:tentative="1">
+      <w:start w:val="1"/>
+      <w:numFmt w:val="bullet"/>
+      <w:lvlText w:val=""/>
+      <w:lvlJc w:val="left"/>
+      <w:pPr>
+        <w:tabs>
+          <w:tab w:val="num" w:pos="2160"/>
+        </w:tabs>
+        <w:ind w:left="2160" w:hanging="360"/>
+      </w:pPr>
+      <w:rPr>
+        <w:rFonts w:ascii="Wingdings" w:hAnsi="Wingdings" w:hint="default"/>
+        <w:sz w:val="20"/>
+      </w:rPr>
+    </w:lvl>
+    <w:lvl w:ilvl="3" w:tentative="1">
+      <w:start w:val="1"/>
+      <w:numFmt w:val="bullet"/>
+      <w:lvlText w:val=""/>
+      <w:lvlJc w:val="left"/>
+      <w:pPr>
+        <w:tabs>
+          <w:tab w:val="num" w:pos="2880"/>
+        </w:tabs>
+        <w:ind w:left="2880" w:hanging="360"/>
+      </w:pPr>
+      <w:rPr>
+        <w:rFonts w:ascii="Wingdings" w:hAnsi="Wingdings" w:hint="default"/>
+        <w:sz w:val="20"/>
+      </w:rPr>
+    </w:lvl>
+    <w:lvl w:ilvl="4" w:tentative="1">
+      <w:start w:val="1"/>
+      <w:numFmt w:val="bullet"/>
+      <w:lvlText w:val=""/>
+      <w:lvlJc w:val="left"/>
+      <w:pPr>
+        <w:tabs>
+          <w:tab w:val="num" w:pos="3600"/>
+        </w:tabs>
+        <w:ind w:left="3600" w:hanging="360"/>
+      </w:pPr>
+      <w:rPr>
+        <w:rFonts w:ascii="Wingdings" w:hAnsi="Wingdings" w:hint="default"/>
+        <w:sz w:val="20"/>
+      </w:rPr>
+    </w:lvl>
+    <w:lvl w:ilvl="5" w:tentative="1">
+      <w:start w:val="1"/>
+      <w:numFmt w:val="bullet"/>
+      <w:lvlText w:val=""/>
+      <w:lvlJc w:val="left"/>
+      <w:pPr>
+        <w:tabs>
+          <w:tab w:val="num" w:pos="4320"/>
+        </w:tabs>
+        <w:ind w:left="4320" w:hanging="360"/>
+      </w:pPr>
+      <w:rPr>
+        <w:rFonts w:ascii="Wingdings" w:hAnsi="Wingdings" w:hint="default"/>
+        <w:sz w:val="20"/>
+      </w:rPr>
+    </w:lvl>
+    <w:lvl w:ilvl="6" w:tentative="1">
+      <w:start w:val="1"/>
+      <w:numFmt w:val="bullet"/>
+      <w:lvlText w:val=""/>
+      <w:lvlJc w:val="left"/>
+      <w:pPr>
+        <w:tabs>
+          <w:tab w:val="num" w:pos="5040"/>
+        </w:tabs>
+        <w:ind w:left="5040" w:hanging="360"/>
+      </w:pPr>
+      <w:rPr>
+        <w:rFonts w:ascii="Wingdings" w:hAnsi="Wingdings" w:hint="default"/>
+        <w:sz w:val="20"/>
+      </w:rPr>
+    </w:lvl>
+    <w:lvl w:ilvl="7" w:tentative="1">
+      <w:start w:val="1"/>
+      <w:numFmt w:val="bullet"/>
+      <w:lvlText w:val=""/>
+      <w:lvlJc w:val="left"/>
+      <w:pPr>
+        <w:tabs>
+          <w:tab w:val="num" w:pos="5760"/>
+        </w:tabs>
+        <w:ind w:left="5760" w:hanging="360"/>
+      </w:pPr>
+      <w:rPr>
+        <w:rFonts w:ascii="Wingdings" w:hAnsi="Wingdings" w:hint="default"/>
+        <w:sz w:val="20"/>
+      </w:rPr>
+    </w:lvl>
+    <w:lvl w:ilvl="8" w:tentative="1">
+      <w:start w:val="1"/>
+      <w:numFmt w:val="bullet"/>
+      <w:lvlText w:val=""/>
+      <w:lvlJc w:val="left"/>
+      <w:pPr>
+        <w:tabs>
+          <w:tab w:val="num" w:pos="6480"/>
+        </w:tabs>
+        <w:ind w:left="6480" w:hanging="360"/>
+      </w:pPr>
+      <w:rPr>
+        <w:rFonts w:ascii="Wingdings" w:hAnsi="Wingdings" w:hint="default"/>
+        <w:sz w:val="20"/>
+      </w:rPr>
+    </w:lvl>
+  </w:abstractNum>
+  <w:abstractNum w:abstractNumId="3" w15:restartNumberingAfterBreak="0">
     <w:nsid w:val="10147CC4"/>
     <w:multiLevelType w:val="hybridMultilevel"/>
     <w:tmpl w:val="6D5CFCD6"/>
@@ -5173,7 +6163,7 @@
       </w:rPr>
     </w:lvl>
   </w:abstractNum>
-  <w:abstractNum w:abstractNumId="3" w15:restartNumberingAfterBreak="0">
+  <w:abstractNum w:abstractNumId="4" w15:restartNumberingAfterBreak="0">
     <w:nsid w:val="19EB13C3"/>
     <w:multiLevelType w:val="multilevel"/>
     <w:tmpl w:val="C52E2304"/>
@@ -5322,7 +6312,7 @@
       </w:rPr>
     </w:lvl>
   </w:abstractNum>
-  <w:abstractNum w:abstractNumId="4" w15:restartNumberingAfterBreak="0">
+  <w:abstractNum w:abstractNumId="5" w15:restartNumberingAfterBreak="0">
     <w:nsid w:val="1BF13170"/>
     <w:multiLevelType w:val="hybridMultilevel"/>
     <w:tmpl w:val="8AEC0DBA"/>
@@ -5435,7 +6425,7 @@
       </w:rPr>
     </w:lvl>
   </w:abstractNum>
-  <w:abstractNum w:abstractNumId="5" w15:restartNumberingAfterBreak="0">
+  <w:abstractNum w:abstractNumId="6" w15:restartNumberingAfterBreak="0">
     <w:nsid w:val="1D0D2ABF"/>
     <w:multiLevelType w:val="hybridMultilevel"/>
     <w:tmpl w:val="22545024"/>
@@ -5521,7 +6511,7 @@
       </w:pPr>
     </w:lvl>
   </w:abstractNum>
-  <w:abstractNum w:abstractNumId="6" w15:restartNumberingAfterBreak="0">
+  <w:abstractNum w:abstractNumId="7" w15:restartNumberingAfterBreak="0">
     <w:nsid w:val="1F9248C9"/>
     <w:multiLevelType w:val="multilevel"/>
     <w:tmpl w:val="2DEC1804"/>
@@ -5670,7 +6660,7 @@
       </w:rPr>
     </w:lvl>
   </w:abstractNum>
-  <w:abstractNum w:abstractNumId="7" w15:restartNumberingAfterBreak="0">
+  <w:abstractNum w:abstractNumId="8" w15:restartNumberingAfterBreak="0">
     <w:nsid w:val="2306622F"/>
     <w:multiLevelType w:val="multilevel"/>
     <w:tmpl w:val="036A670A"/>
@@ -5819,7 +6809,7 @@
       </w:rPr>
     </w:lvl>
   </w:abstractNum>
-  <w:abstractNum w:abstractNumId="8" w15:restartNumberingAfterBreak="0">
+  <w:abstractNum w:abstractNumId="9" w15:restartNumberingAfterBreak="0">
     <w:nsid w:val="23C2035B"/>
     <w:multiLevelType w:val="multilevel"/>
     <w:tmpl w:val="B1E2C1E2"/>
@@ -5968,7 +6958,303 @@
       </w:rPr>
     </w:lvl>
   </w:abstractNum>
-  <w:abstractNum w:abstractNumId="9" w15:restartNumberingAfterBreak="0">
+  <w:abstractNum w:abstractNumId="10" w15:restartNumberingAfterBreak="0">
+    <w:nsid w:val="28B572DD"/>
+    <w:multiLevelType w:val="multilevel"/>
+    <w:tmpl w:val="8EC2142A"/>
+    <w:lvl w:ilvl="0">
+      <w:start w:val="1"/>
+      <w:numFmt w:val="bullet"/>
+      <w:lvlText w:val=""/>
+      <w:lvlJc w:val="left"/>
+      <w:pPr>
+        <w:tabs>
+          <w:tab w:val="num" w:pos="720"/>
+        </w:tabs>
+        <w:ind w:left="720" w:hanging="360"/>
+      </w:pPr>
+      <w:rPr>
+        <w:rFonts w:ascii="Symbol" w:hAnsi="Symbol" w:hint="default"/>
+        <w:sz w:val="20"/>
+      </w:rPr>
+    </w:lvl>
+    <w:lvl w:ilvl="1">
+      <w:start w:val="1"/>
+      <w:numFmt w:val="decimal"/>
+      <w:lvlText w:val="%2."/>
+      <w:lvlJc w:val="left"/>
+      <w:pPr>
+        <w:ind w:left="1440" w:hanging="360"/>
+      </w:pPr>
+      <w:rPr>
+        <w:b w:val="0"/>
+        <w:bCs w:val="0"/>
+        <w:sz w:val="28"/>
+        <w:szCs w:val="40"/>
+      </w:rPr>
+    </w:lvl>
+    <w:lvl w:ilvl="2" w:tentative="1">
+      <w:start w:val="1"/>
+      <w:numFmt w:val="bullet"/>
+      <w:lvlText w:val=""/>
+      <w:lvlJc w:val="left"/>
+      <w:pPr>
+        <w:tabs>
+          <w:tab w:val="num" w:pos="2160"/>
+        </w:tabs>
+        <w:ind w:left="2160" w:hanging="360"/>
+      </w:pPr>
+      <w:rPr>
+        <w:rFonts w:ascii="Wingdings" w:hAnsi="Wingdings" w:hint="default"/>
+        <w:sz w:val="20"/>
+      </w:rPr>
+    </w:lvl>
+    <w:lvl w:ilvl="3" w:tentative="1">
+      <w:start w:val="1"/>
+      <w:numFmt w:val="bullet"/>
+      <w:lvlText w:val=""/>
+      <w:lvlJc w:val="left"/>
+      <w:pPr>
+        <w:tabs>
+          <w:tab w:val="num" w:pos="2880"/>
+        </w:tabs>
+        <w:ind w:left="2880" w:hanging="360"/>
+      </w:pPr>
+      <w:rPr>
+        <w:rFonts w:ascii="Wingdings" w:hAnsi="Wingdings" w:hint="default"/>
+        <w:sz w:val="20"/>
+      </w:rPr>
+    </w:lvl>
+    <w:lvl w:ilvl="4" w:tentative="1">
+      <w:start w:val="1"/>
+      <w:numFmt w:val="bullet"/>
+      <w:lvlText w:val=""/>
+      <w:lvlJc w:val="left"/>
+      <w:pPr>
+        <w:tabs>
+          <w:tab w:val="num" w:pos="3600"/>
+        </w:tabs>
+        <w:ind w:left="3600" w:hanging="360"/>
+      </w:pPr>
+      <w:rPr>
+        <w:rFonts w:ascii="Wingdings" w:hAnsi="Wingdings" w:hint="default"/>
+        <w:sz w:val="20"/>
+      </w:rPr>
+    </w:lvl>
+    <w:lvl w:ilvl="5" w:tentative="1">
+      <w:start w:val="1"/>
+      <w:numFmt w:val="bullet"/>
+      <w:lvlText w:val=""/>
+      <w:lvlJc w:val="left"/>
+      <w:pPr>
+        <w:tabs>
+          <w:tab w:val="num" w:pos="4320"/>
+        </w:tabs>
+        <w:ind w:left="4320" w:hanging="360"/>
+      </w:pPr>
+      <w:rPr>
+        <w:rFonts w:ascii="Wingdings" w:hAnsi="Wingdings" w:hint="default"/>
+        <w:sz w:val="20"/>
+      </w:rPr>
+    </w:lvl>
+    <w:lvl w:ilvl="6" w:tentative="1">
+      <w:start w:val="1"/>
+      <w:numFmt w:val="bullet"/>
+      <w:lvlText w:val=""/>
+      <w:lvlJc w:val="left"/>
+      <w:pPr>
+        <w:tabs>
+          <w:tab w:val="num" w:pos="5040"/>
+        </w:tabs>
+        <w:ind w:left="5040" w:hanging="360"/>
+      </w:pPr>
+      <w:rPr>
+        <w:rFonts w:ascii="Wingdings" w:hAnsi="Wingdings" w:hint="default"/>
+        <w:sz w:val="20"/>
+      </w:rPr>
+    </w:lvl>
+    <w:lvl w:ilvl="7" w:tentative="1">
+      <w:start w:val="1"/>
+      <w:numFmt w:val="bullet"/>
+      <w:lvlText w:val=""/>
+      <w:lvlJc w:val="left"/>
+      <w:pPr>
+        <w:tabs>
+          <w:tab w:val="num" w:pos="5760"/>
+        </w:tabs>
+        <w:ind w:left="5760" w:hanging="360"/>
+      </w:pPr>
+      <w:rPr>
+        <w:rFonts w:ascii="Wingdings" w:hAnsi="Wingdings" w:hint="default"/>
+        <w:sz w:val="20"/>
+      </w:rPr>
+    </w:lvl>
+    <w:lvl w:ilvl="8" w:tentative="1">
+      <w:start w:val="1"/>
+      <w:numFmt w:val="bullet"/>
+      <w:lvlText w:val=""/>
+      <w:lvlJc w:val="left"/>
+      <w:pPr>
+        <w:tabs>
+          <w:tab w:val="num" w:pos="6480"/>
+        </w:tabs>
+        <w:ind w:left="6480" w:hanging="360"/>
+      </w:pPr>
+      <w:rPr>
+        <w:rFonts w:ascii="Wingdings" w:hAnsi="Wingdings" w:hint="default"/>
+        <w:sz w:val="20"/>
+      </w:rPr>
+    </w:lvl>
+  </w:abstractNum>
+  <w:abstractNum w:abstractNumId="11" w15:restartNumberingAfterBreak="0">
+    <w:nsid w:val="2A3918EF"/>
+    <w:multiLevelType w:val="multilevel"/>
+    <w:tmpl w:val="8EC2142A"/>
+    <w:lvl w:ilvl="0">
+      <w:start w:val="1"/>
+      <w:numFmt w:val="bullet"/>
+      <w:lvlText w:val=""/>
+      <w:lvlJc w:val="left"/>
+      <w:pPr>
+        <w:tabs>
+          <w:tab w:val="num" w:pos="720"/>
+        </w:tabs>
+        <w:ind w:left="720" w:hanging="360"/>
+      </w:pPr>
+      <w:rPr>
+        <w:rFonts w:ascii="Symbol" w:hAnsi="Symbol" w:hint="default"/>
+        <w:sz w:val="20"/>
+      </w:rPr>
+    </w:lvl>
+    <w:lvl w:ilvl="1">
+      <w:start w:val="1"/>
+      <w:numFmt w:val="decimal"/>
+      <w:lvlText w:val="%2."/>
+      <w:lvlJc w:val="left"/>
+      <w:pPr>
+        <w:ind w:left="1440" w:hanging="360"/>
+      </w:pPr>
+      <w:rPr>
+        <w:b w:val="0"/>
+        <w:bCs w:val="0"/>
+        <w:sz w:val="28"/>
+        <w:szCs w:val="40"/>
+      </w:rPr>
+    </w:lvl>
+    <w:lvl w:ilvl="2" w:tentative="1">
+      <w:start w:val="1"/>
+      <w:numFmt w:val="bullet"/>
+      <w:lvlText w:val=""/>
+      <w:lvlJc w:val="left"/>
+      <w:pPr>
+        <w:tabs>
+          <w:tab w:val="num" w:pos="2160"/>
+        </w:tabs>
+        <w:ind w:left="2160" w:hanging="360"/>
+      </w:pPr>
+      <w:rPr>
+        <w:rFonts w:ascii="Wingdings" w:hAnsi="Wingdings" w:hint="default"/>
+        <w:sz w:val="20"/>
+      </w:rPr>
+    </w:lvl>
+    <w:lvl w:ilvl="3" w:tentative="1">
+      <w:start w:val="1"/>
+      <w:numFmt w:val="bullet"/>
+      <w:lvlText w:val=""/>
+      <w:lvlJc w:val="left"/>
+      <w:pPr>
+        <w:tabs>
+          <w:tab w:val="num" w:pos="2880"/>
+        </w:tabs>
+        <w:ind w:left="2880" w:hanging="360"/>
+      </w:pPr>
+      <w:rPr>
+        <w:rFonts w:ascii="Wingdings" w:hAnsi="Wingdings" w:hint="default"/>
+        <w:sz w:val="20"/>
+      </w:rPr>
+    </w:lvl>
+    <w:lvl w:ilvl="4" w:tentative="1">
+      <w:start w:val="1"/>
+      <w:numFmt w:val="bullet"/>
+      <w:lvlText w:val=""/>
+      <w:lvlJc w:val="left"/>
+      <w:pPr>
+        <w:tabs>
+          <w:tab w:val="num" w:pos="3600"/>
+        </w:tabs>
+        <w:ind w:left="3600" w:hanging="360"/>
+      </w:pPr>
+      <w:rPr>
+        <w:rFonts w:ascii="Wingdings" w:hAnsi="Wingdings" w:hint="default"/>
+        <w:sz w:val="20"/>
+      </w:rPr>
+    </w:lvl>
+    <w:lvl w:ilvl="5" w:tentative="1">
+      <w:start w:val="1"/>
+      <w:numFmt w:val="bullet"/>
+      <w:lvlText w:val=""/>
+      <w:lvlJc w:val="left"/>
+      <w:pPr>
+        <w:tabs>
+          <w:tab w:val="num" w:pos="4320"/>
+        </w:tabs>
+        <w:ind w:left="4320" w:hanging="360"/>
+      </w:pPr>
+      <w:rPr>
+        <w:rFonts w:ascii="Wingdings" w:hAnsi="Wingdings" w:hint="default"/>
+        <w:sz w:val="20"/>
+      </w:rPr>
+    </w:lvl>
+    <w:lvl w:ilvl="6" w:tentative="1">
+      <w:start w:val="1"/>
+      <w:numFmt w:val="bullet"/>
+      <w:lvlText w:val=""/>
+      <w:lvlJc w:val="left"/>
+      <w:pPr>
+        <w:tabs>
+          <w:tab w:val="num" w:pos="5040"/>
+        </w:tabs>
+        <w:ind w:left="5040" w:hanging="360"/>
+      </w:pPr>
+      <w:rPr>
+        <w:rFonts w:ascii="Wingdings" w:hAnsi="Wingdings" w:hint="default"/>
+        <w:sz w:val="20"/>
+      </w:rPr>
+    </w:lvl>
+    <w:lvl w:ilvl="7" w:tentative="1">
+      <w:start w:val="1"/>
+      <w:numFmt w:val="bullet"/>
+      <w:lvlText w:val=""/>
+      <w:lvlJc w:val="left"/>
+      <w:pPr>
+        <w:tabs>
+          <w:tab w:val="num" w:pos="5760"/>
+        </w:tabs>
+        <w:ind w:left="5760" w:hanging="360"/>
+      </w:pPr>
+      <w:rPr>
+        <w:rFonts w:ascii="Wingdings" w:hAnsi="Wingdings" w:hint="default"/>
+        <w:sz w:val="20"/>
+      </w:rPr>
+    </w:lvl>
+    <w:lvl w:ilvl="8" w:tentative="1">
+      <w:start w:val="1"/>
+      <w:numFmt w:val="bullet"/>
+      <w:lvlText w:val=""/>
+      <w:lvlJc w:val="left"/>
+      <w:pPr>
+        <w:tabs>
+          <w:tab w:val="num" w:pos="6480"/>
+        </w:tabs>
+        <w:ind w:left="6480" w:hanging="360"/>
+      </w:pPr>
+      <w:rPr>
+        <w:rFonts w:ascii="Wingdings" w:hAnsi="Wingdings" w:hint="default"/>
+        <w:sz w:val="20"/>
+      </w:rPr>
+    </w:lvl>
+  </w:abstractNum>
+  <w:abstractNum w:abstractNumId="12" w15:restartNumberingAfterBreak="0">
     <w:nsid w:val="2AFB1ED7"/>
     <w:multiLevelType w:val="hybridMultilevel"/>
     <w:tmpl w:val="A6FC946C"/>
@@ -6082,7 +7368,7 @@
       </w:rPr>
     </w:lvl>
   </w:abstractNum>
-  <w:abstractNum w:abstractNumId="10" w15:restartNumberingAfterBreak="0">
+  <w:abstractNum w:abstractNumId="13" w15:restartNumberingAfterBreak="0">
     <w:nsid w:val="30347E77"/>
     <w:multiLevelType w:val="multilevel"/>
     <w:tmpl w:val="C14C1EC2"/>
@@ -6231,7 +7517,7 @@
       </w:rPr>
     </w:lvl>
   </w:abstractNum>
-  <w:abstractNum w:abstractNumId="11" w15:restartNumberingAfterBreak="0">
+  <w:abstractNum w:abstractNumId="14" w15:restartNumberingAfterBreak="0">
     <w:nsid w:val="31DB675F"/>
     <w:multiLevelType w:val="multilevel"/>
     <w:tmpl w:val="E38AADFE"/>
@@ -6380,7 +7666,7 @@
       </w:rPr>
     </w:lvl>
   </w:abstractNum>
-  <w:abstractNum w:abstractNumId="12" w15:restartNumberingAfterBreak="0">
+  <w:abstractNum w:abstractNumId="15" w15:restartNumberingAfterBreak="0">
     <w:nsid w:val="371B3583"/>
     <w:multiLevelType w:val="hybridMultilevel"/>
     <w:tmpl w:val="D422DB18"/>
@@ -6494,7 +7780,7 @@
       </w:rPr>
     </w:lvl>
   </w:abstractNum>
-  <w:abstractNum w:abstractNumId="13" w15:restartNumberingAfterBreak="0">
+  <w:abstractNum w:abstractNumId="16" w15:restartNumberingAfterBreak="0">
     <w:nsid w:val="3A1A4517"/>
     <w:multiLevelType w:val="multilevel"/>
     <w:tmpl w:val="8E304F4E"/>
@@ -6643,7 +7929,7 @@
       </w:rPr>
     </w:lvl>
   </w:abstractNum>
-  <w:abstractNum w:abstractNumId="14" w15:restartNumberingAfterBreak="0">
+  <w:abstractNum w:abstractNumId="17" w15:restartNumberingAfterBreak="0">
     <w:nsid w:val="3C55417B"/>
     <w:multiLevelType w:val="hybridMultilevel"/>
     <w:tmpl w:val="6E22A10A"/>
@@ -6756,7 +8042,7 @@
       </w:rPr>
     </w:lvl>
   </w:abstractNum>
-  <w:abstractNum w:abstractNumId="15" w15:restartNumberingAfterBreak="0">
+  <w:abstractNum w:abstractNumId="18" w15:restartNumberingAfterBreak="0">
     <w:nsid w:val="3CFE0B88"/>
     <w:multiLevelType w:val="hybridMultilevel"/>
     <w:tmpl w:val="9486812E"/>
@@ -6870,7 +8156,155 @@
       </w:rPr>
     </w:lvl>
   </w:abstractNum>
-  <w:abstractNum w:abstractNumId="16" w15:restartNumberingAfterBreak="0">
+  <w:abstractNum w:abstractNumId="19" w15:restartNumberingAfterBreak="0">
+    <w:nsid w:val="3D7D2B33"/>
+    <w:multiLevelType w:val="multilevel"/>
+    <w:tmpl w:val="8EC2142A"/>
+    <w:lvl w:ilvl="0">
+      <w:start w:val="1"/>
+      <w:numFmt w:val="bullet"/>
+      <w:lvlText w:val=""/>
+      <w:lvlJc w:val="left"/>
+      <w:pPr>
+        <w:tabs>
+          <w:tab w:val="num" w:pos="720"/>
+        </w:tabs>
+        <w:ind w:left="720" w:hanging="360"/>
+      </w:pPr>
+      <w:rPr>
+        <w:rFonts w:ascii="Symbol" w:hAnsi="Symbol" w:hint="default"/>
+        <w:sz w:val="20"/>
+      </w:rPr>
+    </w:lvl>
+    <w:lvl w:ilvl="1">
+      <w:start w:val="1"/>
+      <w:numFmt w:val="decimal"/>
+      <w:lvlText w:val="%2."/>
+      <w:lvlJc w:val="left"/>
+      <w:pPr>
+        <w:ind w:left="1440" w:hanging="360"/>
+      </w:pPr>
+      <w:rPr>
+        <w:b w:val="0"/>
+        <w:bCs w:val="0"/>
+        <w:sz w:val="28"/>
+        <w:szCs w:val="40"/>
+      </w:rPr>
+    </w:lvl>
+    <w:lvl w:ilvl="2">
+      <w:start w:val="1"/>
+      <w:numFmt w:val="bullet"/>
+      <w:lvlText w:val=""/>
+      <w:lvlJc w:val="left"/>
+      <w:pPr>
+        <w:tabs>
+          <w:tab w:val="num" w:pos="2160"/>
+        </w:tabs>
+        <w:ind w:left="2160" w:hanging="360"/>
+      </w:pPr>
+      <w:rPr>
+        <w:rFonts w:ascii="Wingdings" w:hAnsi="Wingdings" w:hint="default"/>
+        <w:sz w:val="20"/>
+      </w:rPr>
+    </w:lvl>
+    <w:lvl w:ilvl="3" w:tentative="1">
+      <w:start w:val="1"/>
+      <w:numFmt w:val="bullet"/>
+      <w:lvlText w:val=""/>
+      <w:lvlJc w:val="left"/>
+      <w:pPr>
+        <w:tabs>
+          <w:tab w:val="num" w:pos="2880"/>
+        </w:tabs>
+        <w:ind w:left="2880" w:hanging="360"/>
+      </w:pPr>
+      <w:rPr>
+        <w:rFonts w:ascii="Wingdings" w:hAnsi="Wingdings" w:hint="default"/>
+        <w:sz w:val="20"/>
+      </w:rPr>
+    </w:lvl>
+    <w:lvl w:ilvl="4" w:tentative="1">
+      <w:start w:val="1"/>
+      <w:numFmt w:val="bullet"/>
+      <w:lvlText w:val=""/>
+      <w:lvlJc w:val="left"/>
+      <w:pPr>
+        <w:tabs>
+          <w:tab w:val="num" w:pos="3600"/>
+        </w:tabs>
+        <w:ind w:left="3600" w:hanging="360"/>
+      </w:pPr>
+      <w:rPr>
+        <w:rFonts w:ascii="Wingdings" w:hAnsi="Wingdings" w:hint="default"/>
+        <w:sz w:val="20"/>
+      </w:rPr>
+    </w:lvl>
+    <w:lvl w:ilvl="5" w:tentative="1">
+      <w:start w:val="1"/>
+      <w:numFmt w:val="bullet"/>
+      <w:lvlText w:val=""/>
+      <w:lvlJc w:val="left"/>
+      <w:pPr>
+        <w:tabs>
+          <w:tab w:val="num" w:pos="4320"/>
+        </w:tabs>
+        <w:ind w:left="4320" w:hanging="360"/>
+      </w:pPr>
+      <w:rPr>
+        <w:rFonts w:ascii="Wingdings" w:hAnsi="Wingdings" w:hint="default"/>
+        <w:sz w:val="20"/>
+      </w:rPr>
+    </w:lvl>
+    <w:lvl w:ilvl="6" w:tentative="1">
+      <w:start w:val="1"/>
+      <w:numFmt w:val="bullet"/>
+      <w:lvlText w:val=""/>
+      <w:lvlJc w:val="left"/>
+      <w:pPr>
+        <w:tabs>
+          <w:tab w:val="num" w:pos="5040"/>
+        </w:tabs>
+        <w:ind w:left="5040" w:hanging="360"/>
+      </w:pPr>
+      <w:rPr>
+        <w:rFonts w:ascii="Wingdings" w:hAnsi="Wingdings" w:hint="default"/>
+        <w:sz w:val="20"/>
+      </w:rPr>
+    </w:lvl>
+    <w:lvl w:ilvl="7" w:tentative="1">
+      <w:start w:val="1"/>
+      <w:numFmt w:val="bullet"/>
+      <w:lvlText w:val=""/>
+      <w:lvlJc w:val="left"/>
+      <w:pPr>
+        <w:tabs>
+          <w:tab w:val="num" w:pos="5760"/>
+        </w:tabs>
+        <w:ind w:left="5760" w:hanging="360"/>
+      </w:pPr>
+      <w:rPr>
+        <w:rFonts w:ascii="Wingdings" w:hAnsi="Wingdings" w:hint="default"/>
+        <w:sz w:val="20"/>
+      </w:rPr>
+    </w:lvl>
+    <w:lvl w:ilvl="8" w:tentative="1">
+      <w:start w:val="1"/>
+      <w:numFmt w:val="bullet"/>
+      <w:lvlText w:val=""/>
+      <w:lvlJc w:val="left"/>
+      <w:pPr>
+        <w:tabs>
+          <w:tab w:val="num" w:pos="6480"/>
+        </w:tabs>
+        <w:ind w:left="6480" w:hanging="360"/>
+      </w:pPr>
+      <w:rPr>
+        <w:rFonts w:ascii="Wingdings" w:hAnsi="Wingdings" w:hint="default"/>
+        <w:sz w:val="20"/>
+      </w:rPr>
+    </w:lvl>
+  </w:abstractNum>
+  <w:abstractNum w:abstractNumId="20" w15:restartNumberingAfterBreak="0">
     <w:nsid w:val="412F674E"/>
     <w:multiLevelType w:val="multilevel"/>
     <w:tmpl w:val="BFA2592E"/>
@@ -7019,7 +8453,7 @@
       </w:rPr>
     </w:lvl>
   </w:abstractNum>
-  <w:abstractNum w:abstractNumId="17" w15:restartNumberingAfterBreak="0">
+  <w:abstractNum w:abstractNumId="21" w15:restartNumberingAfterBreak="0">
     <w:nsid w:val="41D83186"/>
     <w:multiLevelType w:val="hybridMultilevel"/>
     <w:tmpl w:val="6D5CFCD6"/>
@@ -7135,7 +8569,7 @@
       </w:rPr>
     </w:lvl>
   </w:abstractNum>
-  <w:abstractNum w:abstractNumId="18" w15:restartNumberingAfterBreak="0">
+  <w:abstractNum w:abstractNumId="22" w15:restartNumberingAfterBreak="0">
     <w:nsid w:val="434B4BE0"/>
     <w:multiLevelType w:val="multilevel"/>
     <w:tmpl w:val="44502222"/>
@@ -7284,7 +8718,7 @@
       </w:rPr>
     </w:lvl>
   </w:abstractNum>
-  <w:abstractNum w:abstractNumId="19" w15:restartNumberingAfterBreak="0">
+  <w:abstractNum w:abstractNumId="23" w15:restartNumberingAfterBreak="0">
     <w:nsid w:val="43FA14D9"/>
     <w:multiLevelType w:val="hybridMultilevel"/>
     <w:tmpl w:val="DDF004E2"/>
@@ -7397,7 +8831,7 @@
       </w:rPr>
     </w:lvl>
   </w:abstractNum>
-  <w:abstractNum w:abstractNumId="20" w15:restartNumberingAfterBreak="0">
+  <w:abstractNum w:abstractNumId="24" w15:restartNumberingAfterBreak="0">
     <w:nsid w:val="49FB6A80"/>
     <w:multiLevelType w:val="multilevel"/>
     <w:tmpl w:val="F5460D92"/>
@@ -7546,7 +8980,7 @@
       </w:rPr>
     </w:lvl>
   </w:abstractNum>
-  <w:abstractNum w:abstractNumId="21" w15:restartNumberingAfterBreak="0">
+  <w:abstractNum w:abstractNumId="25" w15:restartNumberingAfterBreak="0">
     <w:nsid w:val="4E7F2D8B"/>
     <w:multiLevelType w:val="hybridMultilevel"/>
     <w:tmpl w:val="D422DB18"/>
@@ -7660,7 +9094,7 @@
       </w:rPr>
     </w:lvl>
   </w:abstractNum>
-  <w:abstractNum w:abstractNumId="22" w15:restartNumberingAfterBreak="0">
+  <w:abstractNum w:abstractNumId="26" w15:restartNumberingAfterBreak="0">
     <w:nsid w:val="522B1483"/>
     <w:multiLevelType w:val="hybridMultilevel"/>
     <w:tmpl w:val="2AD0CF84"/>
@@ -7774,7 +9208,7 @@
       </w:rPr>
     </w:lvl>
   </w:abstractNum>
-  <w:abstractNum w:abstractNumId="23" w15:restartNumberingAfterBreak="0">
+  <w:abstractNum w:abstractNumId="27" w15:restartNumberingAfterBreak="0">
     <w:nsid w:val="5C1F67EF"/>
     <w:multiLevelType w:val="hybridMultilevel"/>
     <w:tmpl w:val="1696E91E"/>
@@ -7887,7 +9321,7 @@
       </w:rPr>
     </w:lvl>
   </w:abstractNum>
-  <w:abstractNum w:abstractNumId="24" w15:restartNumberingAfterBreak="0">
+  <w:abstractNum w:abstractNumId="28" w15:restartNumberingAfterBreak="0">
     <w:nsid w:val="5CE22449"/>
     <w:multiLevelType w:val="hybridMultilevel"/>
     <w:tmpl w:val="7F101FD8"/>
@@ -8000,7 +9434,7 @@
       </w:rPr>
     </w:lvl>
   </w:abstractNum>
-  <w:abstractNum w:abstractNumId="25" w15:restartNumberingAfterBreak="0">
+  <w:abstractNum w:abstractNumId="29" w15:restartNumberingAfterBreak="0">
     <w:nsid w:val="5FDF3541"/>
     <w:multiLevelType w:val="multilevel"/>
     <w:tmpl w:val="9C9EF3F0"/>
@@ -8117,7 +9551,7 @@
       </w:pPr>
     </w:lvl>
   </w:abstractNum>
-  <w:abstractNum w:abstractNumId="26" w15:restartNumberingAfterBreak="0">
+  <w:abstractNum w:abstractNumId="30" w15:restartNumberingAfterBreak="0">
     <w:nsid w:val="64184381"/>
     <w:multiLevelType w:val="hybridMultilevel"/>
     <w:tmpl w:val="DC8ED6BA"/>
@@ -8231,7 +9665,7 @@
       </w:rPr>
     </w:lvl>
   </w:abstractNum>
-  <w:abstractNum w:abstractNumId="27" w15:restartNumberingAfterBreak="0">
+  <w:abstractNum w:abstractNumId="31" w15:restartNumberingAfterBreak="0">
     <w:nsid w:val="688921BC"/>
     <w:multiLevelType w:val="hybridMultilevel"/>
     <w:tmpl w:val="5DA4F6B2"/>
@@ -8347,7 +9781,7 @@
       </w:rPr>
     </w:lvl>
   </w:abstractNum>
-  <w:abstractNum w:abstractNumId="28" w15:restartNumberingAfterBreak="0">
+  <w:abstractNum w:abstractNumId="32" w15:restartNumberingAfterBreak="0">
     <w:nsid w:val="69AE0258"/>
     <w:multiLevelType w:val="hybridMultilevel"/>
     <w:tmpl w:val="1AC45990"/>
@@ -8462,7 +9896,451 @@
       </w:rPr>
     </w:lvl>
   </w:abstractNum>
-  <w:abstractNum w:abstractNumId="29" w15:restartNumberingAfterBreak="0">
+  <w:abstractNum w:abstractNumId="33" w15:restartNumberingAfterBreak="0">
+    <w:nsid w:val="6B950A9B"/>
+    <w:multiLevelType w:val="multilevel"/>
+    <w:tmpl w:val="8EC2142A"/>
+    <w:lvl w:ilvl="0">
+      <w:start w:val="1"/>
+      <w:numFmt w:val="bullet"/>
+      <w:lvlText w:val=""/>
+      <w:lvlJc w:val="left"/>
+      <w:pPr>
+        <w:tabs>
+          <w:tab w:val="num" w:pos="720"/>
+        </w:tabs>
+        <w:ind w:left="720" w:hanging="360"/>
+      </w:pPr>
+      <w:rPr>
+        <w:rFonts w:ascii="Symbol" w:hAnsi="Symbol" w:hint="default"/>
+        <w:sz w:val="20"/>
+      </w:rPr>
+    </w:lvl>
+    <w:lvl w:ilvl="1">
+      <w:start w:val="1"/>
+      <w:numFmt w:val="decimal"/>
+      <w:lvlText w:val="%2."/>
+      <w:lvlJc w:val="left"/>
+      <w:pPr>
+        <w:ind w:left="1440" w:hanging="360"/>
+      </w:pPr>
+      <w:rPr>
+        <w:b w:val="0"/>
+        <w:bCs w:val="0"/>
+        <w:sz w:val="28"/>
+        <w:szCs w:val="40"/>
+      </w:rPr>
+    </w:lvl>
+    <w:lvl w:ilvl="2" w:tentative="1">
+      <w:start w:val="1"/>
+      <w:numFmt w:val="bullet"/>
+      <w:lvlText w:val=""/>
+      <w:lvlJc w:val="left"/>
+      <w:pPr>
+        <w:tabs>
+          <w:tab w:val="num" w:pos="2160"/>
+        </w:tabs>
+        <w:ind w:left="2160" w:hanging="360"/>
+      </w:pPr>
+      <w:rPr>
+        <w:rFonts w:ascii="Wingdings" w:hAnsi="Wingdings" w:hint="default"/>
+        <w:sz w:val="20"/>
+      </w:rPr>
+    </w:lvl>
+    <w:lvl w:ilvl="3" w:tentative="1">
+      <w:start w:val="1"/>
+      <w:numFmt w:val="bullet"/>
+      <w:lvlText w:val=""/>
+      <w:lvlJc w:val="left"/>
+      <w:pPr>
+        <w:tabs>
+          <w:tab w:val="num" w:pos="2880"/>
+        </w:tabs>
+        <w:ind w:left="2880" w:hanging="360"/>
+      </w:pPr>
+      <w:rPr>
+        <w:rFonts w:ascii="Wingdings" w:hAnsi="Wingdings" w:hint="default"/>
+        <w:sz w:val="20"/>
+      </w:rPr>
+    </w:lvl>
+    <w:lvl w:ilvl="4" w:tentative="1">
+      <w:start w:val="1"/>
+      <w:numFmt w:val="bullet"/>
+      <w:lvlText w:val=""/>
+      <w:lvlJc w:val="left"/>
+      <w:pPr>
+        <w:tabs>
+          <w:tab w:val="num" w:pos="3600"/>
+        </w:tabs>
+        <w:ind w:left="3600" w:hanging="360"/>
+      </w:pPr>
+      <w:rPr>
+        <w:rFonts w:ascii="Wingdings" w:hAnsi="Wingdings" w:hint="default"/>
+        <w:sz w:val="20"/>
+      </w:rPr>
+    </w:lvl>
+    <w:lvl w:ilvl="5" w:tentative="1">
+      <w:start w:val="1"/>
+      <w:numFmt w:val="bullet"/>
+      <w:lvlText w:val=""/>
+      <w:lvlJc w:val="left"/>
+      <w:pPr>
+        <w:tabs>
+          <w:tab w:val="num" w:pos="4320"/>
+        </w:tabs>
+        <w:ind w:left="4320" w:hanging="360"/>
+      </w:pPr>
+      <w:rPr>
+        <w:rFonts w:ascii="Wingdings" w:hAnsi="Wingdings" w:hint="default"/>
+        <w:sz w:val="20"/>
+      </w:rPr>
+    </w:lvl>
+    <w:lvl w:ilvl="6" w:tentative="1">
+      <w:start w:val="1"/>
+      <w:numFmt w:val="bullet"/>
+      <w:lvlText w:val=""/>
+      <w:lvlJc w:val="left"/>
+      <w:pPr>
+        <w:tabs>
+          <w:tab w:val="num" w:pos="5040"/>
+        </w:tabs>
+        <w:ind w:left="5040" w:hanging="360"/>
+      </w:pPr>
+      <w:rPr>
+        <w:rFonts w:ascii="Wingdings" w:hAnsi="Wingdings" w:hint="default"/>
+        <w:sz w:val="20"/>
+      </w:rPr>
+    </w:lvl>
+    <w:lvl w:ilvl="7" w:tentative="1">
+      <w:start w:val="1"/>
+      <w:numFmt w:val="bullet"/>
+      <w:lvlText w:val=""/>
+      <w:lvlJc w:val="left"/>
+      <w:pPr>
+        <w:tabs>
+          <w:tab w:val="num" w:pos="5760"/>
+        </w:tabs>
+        <w:ind w:left="5760" w:hanging="360"/>
+      </w:pPr>
+      <w:rPr>
+        <w:rFonts w:ascii="Wingdings" w:hAnsi="Wingdings" w:hint="default"/>
+        <w:sz w:val="20"/>
+      </w:rPr>
+    </w:lvl>
+    <w:lvl w:ilvl="8" w:tentative="1">
+      <w:start w:val="1"/>
+      <w:numFmt w:val="bullet"/>
+      <w:lvlText w:val=""/>
+      <w:lvlJc w:val="left"/>
+      <w:pPr>
+        <w:tabs>
+          <w:tab w:val="num" w:pos="6480"/>
+        </w:tabs>
+        <w:ind w:left="6480" w:hanging="360"/>
+      </w:pPr>
+      <w:rPr>
+        <w:rFonts w:ascii="Wingdings" w:hAnsi="Wingdings" w:hint="default"/>
+        <w:sz w:val="20"/>
+      </w:rPr>
+    </w:lvl>
+  </w:abstractNum>
+  <w:abstractNum w:abstractNumId="34" w15:restartNumberingAfterBreak="0">
+    <w:nsid w:val="6C9148E9"/>
+    <w:multiLevelType w:val="multilevel"/>
+    <w:tmpl w:val="8EC2142A"/>
+    <w:lvl w:ilvl="0">
+      <w:start w:val="1"/>
+      <w:numFmt w:val="bullet"/>
+      <w:lvlText w:val=""/>
+      <w:lvlJc w:val="left"/>
+      <w:pPr>
+        <w:tabs>
+          <w:tab w:val="num" w:pos="720"/>
+        </w:tabs>
+        <w:ind w:left="720" w:hanging="360"/>
+      </w:pPr>
+      <w:rPr>
+        <w:rFonts w:ascii="Symbol" w:hAnsi="Symbol" w:hint="default"/>
+        <w:sz w:val="20"/>
+      </w:rPr>
+    </w:lvl>
+    <w:lvl w:ilvl="1">
+      <w:start w:val="1"/>
+      <w:numFmt w:val="decimal"/>
+      <w:lvlText w:val="%2."/>
+      <w:lvlJc w:val="left"/>
+      <w:pPr>
+        <w:ind w:left="1440" w:hanging="360"/>
+      </w:pPr>
+      <w:rPr>
+        <w:b w:val="0"/>
+        <w:bCs w:val="0"/>
+        <w:sz w:val="28"/>
+        <w:szCs w:val="40"/>
+      </w:rPr>
+    </w:lvl>
+    <w:lvl w:ilvl="2" w:tentative="1">
+      <w:start w:val="1"/>
+      <w:numFmt w:val="bullet"/>
+      <w:lvlText w:val=""/>
+      <w:lvlJc w:val="left"/>
+      <w:pPr>
+        <w:tabs>
+          <w:tab w:val="num" w:pos="2160"/>
+        </w:tabs>
+        <w:ind w:left="2160" w:hanging="360"/>
+      </w:pPr>
+      <w:rPr>
+        <w:rFonts w:ascii="Wingdings" w:hAnsi="Wingdings" w:hint="default"/>
+        <w:sz w:val="20"/>
+      </w:rPr>
+    </w:lvl>
+    <w:lvl w:ilvl="3" w:tentative="1">
+      <w:start w:val="1"/>
+      <w:numFmt w:val="bullet"/>
+      <w:lvlText w:val=""/>
+      <w:lvlJc w:val="left"/>
+      <w:pPr>
+        <w:tabs>
+          <w:tab w:val="num" w:pos="2880"/>
+        </w:tabs>
+        <w:ind w:left="2880" w:hanging="360"/>
+      </w:pPr>
+      <w:rPr>
+        <w:rFonts w:ascii="Wingdings" w:hAnsi="Wingdings" w:hint="default"/>
+        <w:sz w:val="20"/>
+      </w:rPr>
+    </w:lvl>
+    <w:lvl w:ilvl="4" w:tentative="1">
+      <w:start w:val="1"/>
+      <w:numFmt w:val="bullet"/>
+      <w:lvlText w:val=""/>
+      <w:lvlJc w:val="left"/>
+      <w:pPr>
+        <w:tabs>
+          <w:tab w:val="num" w:pos="3600"/>
+        </w:tabs>
+        <w:ind w:left="3600" w:hanging="360"/>
+      </w:pPr>
+      <w:rPr>
+        <w:rFonts w:ascii="Wingdings" w:hAnsi="Wingdings" w:hint="default"/>
+        <w:sz w:val="20"/>
+      </w:rPr>
+    </w:lvl>
+    <w:lvl w:ilvl="5" w:tentative="1">
+      <w:start w:val="1"/>
+      <w:numFmt w:val="bullet"/>
+      <w:lvlText w:val=""/>
+      <w:lvlJc w:val="left"/>
+      <w:pPr>
+        <w:tabs>
+          <w:tab w:val="num" w:pos="4320"/>
+        </w:tabs>
+        <w:ind w:left="4320" w:hanging="360"/>
+      </w:pPr>
+      <w:rPr>
+        <w:rFonts w:ascii="Wingdings" w:hAnsi="Wingdings" w:hint="default"/>
+        <w:sz w:val="20"/>
+      </w:rPr>
+    </w:lvl>
+    <w:lvl w:ilvl="6" w:tentative="1">
+      <w:start w:val="1"/>
+      <w:numFmt w:val="bullet"/>
+      <w:lvlText w:val=""/>
+      <w:lvlJc w:val="left"/>
+      <w:pPr>
+        <w:tabs>
+          <w:tab w:val="num" w:pos="5040"/>
+        </w:tabs>
+        <w:ind w:left="5040" w:hanging="360"/>
+      </w:pPr>
+      <w:rPr>
+        <w:rFonts w:ascii="Wingdings" w:hAnsi="Wingdings" w:hint="default"/>
+        <w:sz w:val="20"/>
+      </w:rPr>
+    </w:lvl>
+    <w:lvl w:ilvl="7" w:tentative="1">
+      <w:start w:val="1"/>
+      <w:numFmt w:val="bullet"/>
+      <w:lvlText w:val=""/>
+      <w:lvlJc w:val="left"/>
+      <w:pPr>
+        <w:tabs>
+          <w:tab w:val="num" w:pos="5760"/>
+        </w:tabs>
+        <w:ind w:left="5760" w:hanging="360"/>
+      </w:pPr>
+      <w:rPr>
+        <w:rFonts w:ascii="Wingdings" w:hAnsi="Wingdings" w:hint="default"/>
+        <w:sz w:val="20"/>
+      </w:rPr>
+    </w:lvl>
+    <w:lvl w:ilvl="8" w:tentative="1">
+      <w:start w:val="1"/>
+      <w:numFmt w:val="bullet"/>
+      <w:lvlText w:val=""/>
+      <w:lvlJc w:val="left"/>
+      <w:pPr>
+        <w:tabs>
+          <w:tab w:val="num" w:pos="6480"/>
+        </w:tabs>
+        <w:ind w:left="6480" w:hanging="360"/>
+      </w:pPr>
+      <w:rPr>
+        <w:rFonts w:ascii="Wingdings" w:hAnsi="Wingdings" w:hint="default"/>
+        <w:sz w:val="20"/>
+      </w:rPr>
+    </w:lvl>
+  </w:abstractNum>
+  <w:abstractNum w:abstractNumId="35" w15:restartNumberingAfterBreak="0">
+    <w:nsid w:val="6D900E38"/>
+    <w:multiLevelType w:val="multilevel"/>
+    <w:tmpl w:val="8EC2142A"/>
+    <w:lvl w:ilvl="0">
+      <w:start w:val="1"/>
+      <w:numFmt w:val="bullet"/>
+      <w:lvlText w:val=""/>
+      <w:lvlJc w:val="left"/>
+      <w:pPr>
+        <w:tabs>
+          <w:tab w:val="num" w:pos="720"/>
+        </w:tabs>
+        <w:ind w:left="720" w:hanging="360"/>
+      </w:pPr>
+      <w:rPr>
+        <w:rFonts w:ascii="Symbol" w:hAnsi="Symbol" w:hint="default"/>
+        <w:sz w:val="20"/>
+      </w:rPr>
+    </w:lvl>
+    <w:lvl w:ilvl="1">
+      <w:start w:val="1"/>
+      <w:numFmt w:val="decimal"/>
+      <w:lvlText w:val="%2."/>
+      <w:lvlJc w:val="left"/>
+      <w:pPr>
+        <w:ind w:left="1440" w:hanging="360"/>
+      </w:pPr>
+      <w:rPr>
+        <w:b w:val="0"/>
+        <w:bCs w:val="0"/>
+        <w:sz w:val="28"/>
+        <w:szCs w:val="40"/>
+      </w:rPr>
+    </w:lvl>
+    <w:lvl w:ilvl="2" w:tentative="1">
+      <w:start w:val="1"/>
+      <w:numFmt w:val="bullet"/>
+      <w:lvlText w:val=""/>
+      <w:lvlJc w:val="left"/>
+      <w:pPr>
+        <w:tabs>
+          <w:tab w:val="num" w:pos="2160"/>
+        </w:tabs>
+        <w:ind w:left="2160" w:hanging="360"/>
+      </w:pPr>
+      <w:rPr>
+        <w:rFonts w:ascii="Wingdings" w:hAnsi="Wingdings" w:hint="default"/>
+        <w:sz w:val="20"/>
+      </w:rPr>
+    </w:lvl>
+    <w:lvl w:ilvl="3" w:tentative="1">
+      <w:start w:val="1"/>
+      <w:numFmt w:val="bullet"/>
+      <w:lvlText w:val=""/>
+      <w:lvlJc w:val="left"/>
+      <w:pPr>
+        <w:tabs>
+          <w:tab w:val="num" w:pos="2880"/>
+        </w:tabs>
+        <w:ind w:left="2880" w:hanging="360"/>
+      </w:pPr>
+      <w:rPr>
+        <w:rFonts w:ascii="Wingdings" w:hAnsi="Wingdings" w:hint="default"/>
+        <w:sz w:val="20"/>
+      </w:rPr>
+    </w:lvl>
+    <w:lvl w:ilvl="4" w:tentative="1">
+      <w:start w:val="1"/>
+      <w:numFmt w:val="bullet"/>
+      <w:lvlText w:val=""/>
+      <w:lvlJc w:val="left"/>
+      <w:pPr>
+        <w:tabs>
+          <w:tab w:val="num" w:pos="3600"/>
+        </w:tabs>
+        <w:ind w:left="3600" w:hanging="360"/>
+      </w:pPr>
+      <w:rPr>
+        <w:rFonts w:ascii="Wingdings" w:hAnsi="Wingdings" w:hint="default"/>
+        <w:sz w:val="20"/>
+      </w:rPr>
+    </w:lvl>
+    <w:lvl w:ilvl="5" w:tentative="1">
+      <w:start w:val="1"/>
+      <w:numFmt w:val="bullet"/>
+      <w:lvlText w:val=""/>
+      <w:lvlJc w:val="left"/>
+      <w:pPr>
+        <w:tabs>
+          <w:tab w:val="num" w:pos="4320"/>
+        </w:tabs>
+        <w:ind w:left="4320" w:hanging="360"/>
+      </w:pPr>
+      <w:rPr>
+        <w:rFonts w:ascii="Wingdings" w:hAnsi="Wingdings" w:hint="default"/>
+        <w:sz w:val="20"/>
+      </w:rPr>
+    </w:lvl>
+    <w:lvl w:ilvl="6" w:tentative="1">
+      <w:start w:val="1"/>
+      <w:numFmt w:val="bullet"/>
+      <w:lvlText w:val=""/>
+      <w:lvlJc w:val="left"/>
+      <w:pPr>
+        <w:tabs>
+          <w:tab w:val="num" w:pos="5040"/>
+        </w:tabs>
+        <w:ind w:left="5040" w:hanging="360"/>
+      </w:pPr>
+      <w:rPr>
+        <w:rFonts w:ascii="Wingdings" w:hAnsi="Wingdings" w:hint="default"/>
+        <w:sz w:val="20"/>
+      </w:rPr>
+    </w:lvl>
+    <w:lvl w:ilvl="7" w:tentative="1">
+      <w:start w:val="1"/>
+      <w:numFmt w:val="bullet"/>
+      <w:lvlText w:val=""/>
+      <w:lvlJc w:val="left"/>
+      <w:pPr>
+        <w:tabs>
+          <w:tab w:val="num" w:pos="5760"/>
+        </w:tabs>
+        <w:ind w:left="5760" w:hanging="360"/>
+      </w:pPr>
+      <w:rPr>
+        <w:rFonts w:ascii="Wingdings" w:hAnsi="Wingdings" w:hint="default"/>
+        <w:sz w:val="20"/>
+      </w:rPr>
+    </w:lvl>
+    <w:lvl w:ilvl="8" w:tentative="1">
+      <w:start w:val="1"/>
+      <w:numFmt w:val="bullet"/>
+      <w:lvlText w:val=""/>
+      <w:lvlJc w:val="left"/>
+      <w:pPr>
+        <w:tabs>
+          <w:tab w:val="num" w:pos="6480"/>
+        </w:tabs>
+        <w:ind w:left="6480" w:hanging="360"/>
+      </w:pPr>
+      <w:rPr>
+        <w:rFonts w:ascii="Wingdings" w:hAnsi="Wingdings" w:hint="default"/>
+        <w:sz w:val="20"/>
+      </w:rPr>
+    </w:lvl>
+  </w:abstractNum>
+  <w:abstractNum w:abstractNumId="36" w15:restartNumberingAfterBreak="0">
     <w:nsid w:val="77B77F84"/>
     <w:multiLevelType w:val="multilevel"/>
     <w:tmpl w:val="75769FA8"/>
@@ -8611,7 +10489,7 @@
       </w:rPr>
     </w:lvl>
   </w:abstractNum>
-  <w:abstractNum w:abstractNumId="30" w15:restartNumberingAfterBreak="0">
+  <w:abstractNum w:abstractNumId="37" w15:restartNumberingAfterBreak="0">
     <w:nsid w:val="78E37FC6"/>
     <w:multiLevelType w:val="hybridMultilevel"/>
     <w:tmpl w:val="520AB4B0"/>
@@ -8725,7 +10603,7 @@
       </w:rPr>
     </w:lvl>
   </w:abstractNum>
-  <w:abstractNum w:abstractNumId="31" w15:restartNumberingAfterBreak="0">
+  <w:abstractNum w:abstractNumId="38" w15:restartNumberingAfterBreak="0">
     <w:nsid w:val="7A3B0B13"/>
     <w:multiLevelType w:val="multilevel"/>
     <w:tmpl w:val="143473CE"/>
@@ -8874,7 +10752,7 @@
       </w:rPr>
     </w:lvl>
   </w:abstractNum>
-  <w:abstractNum w:abstractNumId="32" w15:restartNumberingAfterBreak="0">
+  <w:abstractNum w:abstractNumId="39" w15:restartNumberingAfterBreak="0">
     <w:nsid w:val="7B536938"/>
     <w:multiLevelType w:val="multilevel"/>
     <w:tmpl w:val="933A7CE4"/>
@@ -9023,7 +10901,7 @@
       </w:rPr>
     </w:lvl>
   </w:abstractNum>
-  <w:abstractNum w:abstractNumId="33" w15:restartNumberingAfterBreak="0">
+  <w:abstractNum w:abstractNumId="40" w15:restartNumberingAfterBreak="0">
     <w:nsid w:val="7CA34E45"/>
     <w:multiLevelType w:val="hybridMultilevel"/>
     <w:tmpl w:val="D422DB18"/>
@@ -9137,7 +11015,7 @@
       </w:rPr>
     </w:lvl>
   </w:abstractNum>
-  <w:abstractNum w:abstractNumId="34" w15:restartNumberingAfterBreak="0">
+  <w:abstractNum w:abstractNumId="41" w15:restartNumberingAfterBreak="0">
     <w:nsid w:val="7D184381"/>
     <w:multiLevelType w:val="hybridMultilevel"/>
     <w:tmpl w:val="DD76B270"/>
@@ -9250,116 +11128,137 @@
       </w:rPr>
     </w:lvl>
   </w:abstractNum>
-  <w:num w:numId="1">
+  <w:num w:numId="1" w16cid:durableId="2099595003">
+    <w:abstractNumId w:val="17"/>
+  </w:num>
+  <w:num w:numId="2" w16cid:durableId="305821887">
+    <w:abstractNumId w:val="23"/>
+  </w:num>
+  <w:num w:numId="3" w16cid:durableId="1963803945">
+    <w:abstractNumId w:val="0"/>
+  </w:num>
+  <w:num w:numId="4" w16cid:durableId="1528638677">
+    <w:abstractNumId w:val="5"/>
+  </w:num>
+  <w:num w:numId="5" w16cid:durableId="486017219">
+    <w:abstractNumId w:val="28"/>
+  </w:num>
+  <w:num w:numId="6" w16cid:durableId="1382093261">
+    <w:abstractNumId w:val="6"/>
+  </w:num>
+  <w:num w:numId="7" w16cid:durableId="1539734469">
+    <w:abstractNumId w:val="41"/>
+  </w:num>
+  <w:num w:numId="8" w16cid:durableId="1441337492">
+    <w:abstractNumId w:val="27"/>
+  </w:num>
+  <w:num w:numId="9" w16cid:durableId="500462255">
+    <w:abstractNumId w:val="39"/>
+  </w:num>
+  <w:num w:numId="10" w16cid:durableId="1823041227">
+    <w:abstractNumId w:val="16"/>
+  </w:num>
+  <w:num w:numId="11" w16cid:durableId="2035105971">
+    <w:abstractNumId w:val="29"/>
+  </w:num>
+  <w:num w:numId="12" w16cid:durableId="690180876">
+    <w:abstractNumId w:val="7"/>
+  </w:num>
+  <w:num w:numId="13" w16cid:durableId="892152471">
+    <w:abstractNumId w:val="4"/>
+  </w:num>
+  <w:num w:numId="14" w16cid:durableId="1004169750">
+    <w:abstractNumId w:val="36"/>
+  </w:num>
+  <w:num w:numId="15" w16cid:durableId="534001170">
+    <w:abstractNumId w:val="1"/>
+  </w:num>
+  <w:num w:numId="16" w16cid:durableId="588271898">
+    <w:abstractNumId w:val="12"/>
+  </w:num>
+  <w:num w:numId="17" w16cid:durableId="1161432689">
+    <w:abstractNumId w:val="40"/>
+  </w:num>
+  <w:num w:numId="18" w16cid:durableId="1921714848">
+    <w:abstractNumId w:val="3"/>
+  </w:num>
+  <w:num w:numId="19" w16cid:durableId="440808434">
+    <w:abstractNumId w:val="25"/>
+  </w:num>
+  <w:num w:numId="20" w16cid:durableId="1508715026">
+    <w:abstractNumId w:val="21"/>
+  </w:num>
+  <w:num w:numId="21" w16cid:durableId="781146325">
+    <w:abstractNumId w:val="15"/>
+  </w:num>
+  <w:num w:numId="22" w16cid:durableId="1703045343">
+    <w:abstractNumId w:val="31"/>
+  </w:num>
+  <w:num w:numId="23" w16cid:durableId="413209268">
+    <w:abstractNumId w:val="32"/>
+  </w:num>
+  <w:num w:numId="24" w16cid:durableId="400325924">
+    <w:abstractNumId w:val="18"/>
+  </w:num>
+  <w:num w:numId="25" w16cid:durableId="1263881769">
+    <w:abstractNumId w:val="26"/>
+  </w:num>
+  <w:num w:numId="26" w16cid:durableId="656570122">
+    <w:abstractNumId w:val="24"/>
+  </w:num>
+  <w:num w:numId="27" w16cid:durableId="1301426762">
+    <w:abstractNumId w:val="20"/>
+  </w:num>
+  <w:num w:numId="28" w16cid:durableId="747580939">
+    <w:abstractNumId w:val="22"/>
+  </w:num>
+  <w:num w:numId="29" w16cid:durableId="1422220945">
+    <w:abstractNumId w:val="38"/>
+  </w:num>
+  <w:num w:numId="30" w16cid:durableId="2013676641">
+    <w:abstractNumId w:val="8"/>
+  </w:num>
+  <w:num w:numId="31" w16cid:durableId="2037383575">
+    <w:abstractNumId w:val="9"/>
+  </w:num>
+  <w:num w:numId="32" w16cid:durableId="1249995947">
     <w:abstractNumId w:val="14"/>
   </w:num>
-  <w:num w:numId="2">
+  <w:num w:numId="33" w16cid:durableId="1680690069">
+    <w:abstractNumId w:val="13"/>
+  </w:num>
+  <w:num w:numId="34" w16cid:durableId="1875652981">
+    <w:abstractNumId w:val="37"/>
+  </w:num>
+  <w:num w:numId="35" w16cid:durableId="1181312598">
+    <w:abstractNumId w:val="30"/>
+  </w:num>
+  <w:num w:numId="36" w16cid:durableId="354045380">
+    <w:abstractNumId w:val="10"/>
+  </w:num>
+  <w:num w:numId="37" w16cid:durableId="331834002">
     <w:abstractNumId w:val="19"/>
   </w:num>
-  <w:num w:numId="3">
-    <w:abstractNumId w:val="0"/>
+  <w:num w:numId="38" w16cid:durableId="739055563">
+    <w:abstractNumId w:val="33"/>
   </w:num>
-  <w:num w:numId="4">
-    <w:abstractNumId w:val="4"/>
+  <w:num w:numId="39" w16cid:durableId="1968508397">
+    <w:abstractNumId w:val="35"/>
   </w:num>
-  <w:num w:numId="5">
-    <w:abstractNumId w:val="24"/>
+  <w:num w:numId="40" w16cid:durableId="101610604">
+    <w:abstractNumId w:val="11"/>
   </w:num>
-  <w:num w:numId="6">
-    <w:abstractNumId w:val="5"/>
-  </w:num>
-  <w:num w:numId="7">
+  <w:num w:numId="41" w16cid:durableId="623510049">
     <w:abstractNumId w:val="34"/>
   </w:num>
-  <w:num w:numId="8">
-    <w:abstractNumId w:val="23"/>
-  </w:num>
-  <w:num w:numId="9">
-    <w:abstractNumId w:val="32"/>
-  </w:num>
-  <w:num w:numId="10">
-    <w:abstractNumId w:val="13"/>
-  </w:num>
-  <w:num w:numId="11">
-    <w:abstractNumId w:val="25"/>
-  </w:num>
-  <w:num w:numId="12">
-    <w:abstractNumId w:val="6"/>
-  </w:num>
-  <w:num w:numId="13">
-    <w:abstractNumId w:val="3"/>
-  </w:num>
-  <w:num w:numId="14">
-    <w:abstractNumId w:val="29"/>
-  </w:num>
-  <w:num w:numId="15">
-    <w:abstractNumId w:val="1"/>
-  </w:num>
-  <w:num w:numId="16">
-    <w:abstractNumId w:val="9"/>
-  </w:num>
-  <w:num w:numId="17">
-    <w:abstractNumId w:val="33"/>
-  </w:num>
-  <w:num w:numId="18">
+  <w:num w:numId="42" w16cid:durableId="1669674410">
     <w:abstractNumId w:val="2"/>
-  </w:num>
-  <w:num w:numId="19">
-    <w:abstractNumId w:val="21"/>
-  </w:num>
-  <w:num w:numId="20">
-    <w:abstractNumId w:val="17"/>
-  </w:num>
-  <w:num w:numId="21">
-    <w:abstractNumId w:val="12"/>
-  </w:num>
-  <w:num w:numId="22">
-    <w:abstractNumId w:val="27"/>
-  </w:num>
-  <w:num w:numId="23">
-    <w:abstractNumId w:val="28"/>
-  </w:num>
-  <w:num w:numId="24">
-    <w:abstractNumId w:val="15"/>
-  </w:num>
-  <w:num w:numId="25">
-    <w:abstractNumId w:val="22"/>
-  </w:num>
-  <w:num w:numId="26">
-    <w:abstractNumId w:val="20"/>
-  </w:num>
-  <w:num w:numId="27">
-    <w:abstractNumId w:val="16"/>
-  </w:num>
-  <w:num w:numId="28">
-    <w:abstractNumId w:val="18"/>
-  </w:num>
-  <w:num w:numId="29">
-    <w:abstractNumId w:val="31"/>
-  </w:num>
-  <w:num w:numId="30">
-    <w:abstractNumId w:val="7"/>
-  </w:num>
-  <w:num w:numId="31">
-    <w:abstractNumId w:val="8"/>
-  </w:num>
-  <w:num w:numId="32">
-    <w:abstractNumId w:val="11"/>
-  </w:num>
-  <w:num w:numId="33">
-    <w:abstractNumId w:val="10"/>
-  </w:num>
-  <w:num w:numId="34">
-    <w:abstractNumId w:val="30"/>
-  </w:num>
-  <w:num w:numId="35">
-    <w:abstractNumId w:val="26"/>
   </w:num>
 </w:numbering>
 </file>
 
 <file path=word/styles.xml><?xml version="1.0" encoding="utf-8"?>
-<w:styles xmlns:mc="http://schemas.openxmlformats.org/markup-compatibility/2006" xmlns:r="http://schemas.openxmlformats.org/officeDocument/2006/relationships" xmlns:w="http://schemas.openxmlformats.org/wordprocessingml/2006/main" xmlns:w14="http://schemas.microsoft.com/office/word/2010/wordml" xmlns:w15="http://schemas.microsoft.com/office/word/2012/wordml" xmlns:w16cid="http://schemas.microsoft.com/office/word/2016/wordml/cid" xmlns:w16se="http://schemas.microsoft.com/office/word/2015/wordml/symex" mc:Ignorable="w14 w15 w16se w16cid">
+<w:styles xmlns:mc="http://schemas.openxmlformats.org/markup-compatibility/2006" xmlns:r="http://schemas.openxmlformats.org/officeDocument/2006/relationships" xmlns:w="http://schemas.openxmlformats.org/wordprocessingml/2006/main" xmlns:w14="http://schemas.microsoft.com/office/word/2010/wordml" xmlns:w15="http://schemas.microsoft.com/office/word/2012/wordml" xmlns:w16cex="http://schemas.microsoft.com/office/word/2018/wordml/cex" xmlns:w16cid="http://schemas.microsoft.com/office/word/2016/wordml/cid" xmlns:w16="http://schemas.microsoft.com/office/word/2018/wordml" xmlns:w16du="http://schemas.microsoft.com/office/word/2023/wordml/word16du" xmlns:w16sdtdh="http://schemas.microsoft.com/office/word/2020/wordml/sdtdatahash" xmlns:w16sdtfl="http://schemas.microsoft.com/office/word/2024/wordml/sdtformatlock" xmlns:w16se="http://schemas.microsoft.com/office/word/2015/wordml/symex" mc:Ignorable="w14 w15 w16se w16cid w16 w16cex w16sdtdh w16sdtfl w16du">
   <w:docDefaults>
     <w:rPrDefault>
       <w:rPr>
@@ -9375,7 +11274,7 @@
       </w:pPr>
     </w:pPrDefault>
   </w:docDefaults>
-  <w:latentStyles w:defLockedState="0" w:defUIPriority="99" w:defSemiHidden="0" w:defUnhideWhenUsed="0" w:defQFormat="0" w:count="375">
+  <w:latentStyles w:defLockedState="0" w:defUIPriority="99" w:defSemiHidden="0" w:defUnhideWhenUsed="0" w:defQFormat="0" w:count="376">
     <w:lsdException w:name="Normal" w:uiPriority="0" w:qFormat="1"/>
     <w:lsdException w:name="heading 1" w:uiPriority="9" w:qFormat="1"/>
     <w:lsdException w:name="heading 2" w:semiHidden="1" w:uiPriority="9" w:unhideWhenUsed="1" w:qFormat="1"/>
@@ -9751,6 +11650,7 @@
     <w:lsdException w:name="Smart Hyperlink" w:semiHidden="1" w:unhideWhenUsed="1"/>
     <w:lsdException w:name="Hashtag" w:semiHidden="1" w:unhideWhenUsed="1"/>
     <w:lsdException w:name="Unresolved Mention" w:semiHidden="1" w:unhideWhenUsed="1"/>
+    <w:lsdException w:name="Smart Link" w:semiHidden="1" w:unhideWhenUsed="1"/>
   </w:latentStyles>
   <w:style w:type="paragraph" w:default="1" w:styleId="Norml">
     <w:name w:val="Normal"/>
@@ -9845,6 +11745,36 @@
     <w:rsid w:val="003D7F44"/>
     <w:rPr>
       <w:rFonts w:ascii="Courier New" w:eastAsia="Times New Roman" w:hAnsi="Courier New" w:cs="Courier New"/>
+      <w:sz w:val="20"/>
+      <w:szCs w:val="20"/>
+    </w:rPr>
+  </w:style>
+  <w:style w:type="paragraph" w:styleId="HTML-kntformzott">
+    <w:name w:val="HTML Preformatted"/>
+    <w:basedOn w:val="Norml"/>
+    <w:link w:val="HTML-kntformzottChar"/>
+    <w:uiPriority w:val="99"/>
+    <w:semiHidden/>
+    <w:unhideWhenUsed/>
+    <w:rsid w:val="005C11CD"/>
+    <w:pPr>
+      <w:spacing w:after="0" w:line="240" w:lineRule="auto"/>
+    </w:pPr>
+    <w:rPr>
+      <w:rFonts w:ascii="Consolas" w:hAnsi="Consolas"/>
+      <w:sz w:val="20"/>
+      <w:szCs w:val="20"/>
+    </w:rPr>
+  </w:style>
+  <w:style w:type="character" w:customStyle="1" w:styleId="HTML-kntformzottChar">
+    <w:name w:val="HTML-ként formázott Char"/>
+    <w:basedOn w:val="Bekezdsalapbettpusa"/>
+    <w:link w:val="HTML-kntformzott"/>
+    <w:uiPriority w:val="99"/>
+    <w:semiHidden/>
+    <w:rsid w:val="005C11CD"/>
+    <w:rPr>
+      <w:rFonts w:ascii="Consolas" w:hAnsi="Consolas"/>
       <w:sz w:val="20"/>
       <w:szCs w:val="20"/>
     </w:rPr>
